--- a/docs/Pedidos_de_Compras_-_Especificacao_Tecnica_v2.docx
+++ b/docs/Pedidos_de_Compras_-_Especificacao_Tecnica_v2.docx
@@ -23,7 +23,7 @@
       </w:pPr>
       <w:r>
         <w:rPr/>
-        <w:t>Construir uma solução educacional de pedidos de compras utilizando SAP RAP, ABAP Cloud e SAP Fiori Elements, organizada em três aplicações desacopladas: Gestão de Clientes, Gestão de Estoque e Pedidos de Compras.</w:t>
+        <w:t>Construir uma solução educacional de pedidos de compras utilizando SAP RAP, ABAP Cloud e SAP Fiori Elements, organizada em quatro aplicações desacopladas: Gestão de Clientes, Gestão de Estoque, Pedidos de Compras e Gestão de Reembolsos.</w:t>
       </w:r>
     </w:p>
     <w:p>
@@ -33,7 +33,7 @@
       </w:pPr>
       <w:r>
         <w:rPr/>
-        <w:t>A solução deverá preservar o escopo funcional da especificação original, contemplando cadastro de clientes, endereços, itens de estoque, criação de pedidos em draft, confirmação com reserva, pagamento simulado, aprovação/finalização, cancelamento, liberação de reserva, baixa de estoque e snapshots históricos imutáveis.</w:t>
+        <w:t>A solução deverá preservar o escopo funcional da especificação original, contemplando cadastro de clientes, endereços, itens de estoque, criação de pedidos em draft, registro do pedido com reserva de estoque, pagamento simulado, aprovação/finalização, cancelamento (com solicitação e decisão de reembolso quando o pagamento já foi aprovado), liberação de reserva, baixa de estoque e snapshots históricos imutáveis.</w:t>
       </w:r>
     </w:p>
     <w:p>
@@ -63,7 +63,7 @@
       </w:pPr>
       <w:r>
         <w:rPr/>
-        <w:t xml:space="preserve">Esta é a versão 2.0 da especificação, revisada tecnicamente para ABAP Cloud (strict mode 2) e alinhada ao código-fonte do projeto. As correções em relação à versão anterior estão consolidadas na seção 23.</w:t>
+        <w:t>Esta é a versão 2.1 da especificação: a revisão técnica 2.0 para ABAP Cloud (strict mode 2), alinhada ao código-fonte, acrescida das alterações da seção 23 (Reembolso como aplicação própria, registro do pedido com reserva automática de estoque, SKU gerado no Save e ajustes de nomenclatura).</w:t>
       </w:r>
     </w:p>
     <w:p>
@@ -181,7 +181,7 @@
       </w:pPr>
       <w:r>
         <w:rPr/>
-        <w:t>Criação de pedidos em draft sem reserva imediata de estoque.</w:t>
+        <w:t>Criação de pedidos em draft, sem reserva de estoque enquanto for rascunho.</w:t>
       </w:r>
     </w:p>
     <w:p>
@@ -195,7 +195,7 @@
       </w:pPr>
       <w:r>
         <w:rPr/>
-        <w:t>Confirmação de pedido por action RAP, com validação, cálculo de total, fixação de preço e reserva de estoque.</w:t>
+        <w:t>Registro do pedido ao salvar o rascunho (Save), com validação, cálculo de total, fixação de preço e reserva automática de estoque dos itens — não há action de confirmação.</w:t>
       </w:r>
     </w:p>
     <w:p>
@@ -251,7 +251,7 @@
       </w:pPr>
       <w:r>
         <w:rPr/>
-        <w:t>Cancelamento de pedido com motivo obrigatório, liberação de reserva e geração de snapshots quando aplicável.</w:t>
+        <w:t>Cancelamento de pedido com motivo obrigatório, liberação de reserva e geração de snapshots; quando o pagamento já foi aprovado, o cancelamento abre uma solicitação de reembolso (status PROCESSAR_REEMBOLSO) que é decidida na aplicação Gestão de Reembolsos.</w:t>
       </w:r>
     </w:p>
     <w:p>
@@ -265,7 +265,21 @@
       </w:pPr>
       <w:r>
         <w:rPr/>
-        <w:t>Separação de serviços, bindings, catálogos e tiles para as três aplicações Fiori Elements.</w:t>
+        <w:t>Aplicação independente de Gestão de Reembolsos (List Report próprio) com as actions Aprovar reembolso (cancela o pedido) e Rejeitar reembolso (o pedido retoma o status anterior; motivo obrigatório).</w:t>
+      </w:r>
+    </w:p>
+    <w:p>
+      <w:pPr>
+        <w:pStyle w:val="ListBullet"/>
+        <w:numPr>
+          <w:ilvl w:val="0"/>
+          <w:numId w:val="1"/>
+        </w:numPr>
+        <w:rPr/>
+      </w:pPr>
+      <w:r>
+        <w:rPr/>
+        <w:t>Separação de serviços, bindings, catálogos e tiles para as quatro aplicações Fiori Elements.</w:t>
       </w:r>
     </w:p>
     <w:p>
@@ -857,7 +871,7 @@
                 <w:szCs w:val="22"/>
                 <w:lang w:val="en-US" w:eastAsia="en-US" w:bidi="ar-SA"/>
               </w:rPr>
-              <w:t xml:space="preserve">Tabelas ativas ZA_* e tabelas draft ZD_* para todas as entidades de BOs com draft (nomes de tabela com no máximo 16 caracteres).</w:t>
+              <w:t>Tabelas ativas ZTA_* e tabelas draft ZTA_*_D para todas as entidades de BOs com draft (nomes de tabela com no máximo 16 caracteres).</w:t>
             </w:r>
           </w:p>
         </w:tc>
@@ -1061,7 +1075,7 @@
                 <w:szCs w:val="22"/>
                 <w:lang w:val="en-US" w:eastAsia="en-US" w:bidi="ar-SA"/>
               </w:rPr>
-              <w:t>Três aplicações List Report/Object Page independentes.</w:t>
+              <w:t>Quatro aplicações List Report/Object Page independentes.</w:t>
             </w:r>
           </w:p>
         </w:tc>
@@ -1265,7 +1279,7 @@
                 <w:szCs w:val="22"/>
                 <w:lang w:val="en-US" w:eastAsia="en-US" w:bidi="ar-SA"/>
               </w:rPr>
-              <w:t>Exposição das três aplicações como tiles independentes.</w:t>
+              <w:t>Exposição das quatro aplicações como tiles independentes.</w:t>
             </w:r>
           </w:p>
         </w:tc>
@@ -1287,7 +1301,7 @@
       </w:pPr>
       <w:r>
         <w:rPr/>
-        <w:t>3.1 Arquitetura Desacoplada em Três Aplicações</w:t>
+        <w:t>3.1 Arquitetura Desacoplada em Quatro Aplicações</w:t>
       </w:r>
     </w:p>
     <w:p>
@@ -1297,7 +1311,7 @@
       </w:pPr>
       <w:r>
         <w:rPr/>
-        <w:t>A solução será composta por três aplicações Fiori Elements independentes, publicadas por três serviços OData V4 UI distintos. As aplicações compartilham o mesmo domínio persistente e se comunicam por CDS reutilizáveis, value helps, associações e lógica transacional RAP no backend.</w:t>
+        <w:t>A solução será composta por quatro aplicações Fiori Elements independentes, publicadas por quatro serviços OData V4 UI distintos. As aplicações compartilham o mesmo domínio persistente e se comunicam por CDS reutilizáveis, value helps, associações e lógica transacional RAP no backend.</w:t>
       </w:r>
     </w:p>
     <w:tbl>
@@ -1864,7 +1878,142 @@
                 <w:szCs w:val="22"/>
                 <w:lang w:val="en-US" w:eastAsia="en-US" w:bidi="ar-SA"/>
               </w:rPr>
-              <w:t>Ciclo de vida do pedido, pagamento simulado, reserva, baixa, cancelamento e snapshots.</w:t>
+              <w:t>Ciclo de vida do pedido: rascunho, registro com reserva de estoque, pagamento simulado, baixa, cancelamento (com abertura de reembolso) e snapshots.</w:t>
+            </w:r>
+          </w:p>
+        </w:tc>
+      </w:tr>
+      <w:tr>
+        <w:trPr/>
+        <w:tc>
+          <w:tcPr>
+            <w:tcW w:w="2052" w:type="dxa"/>
+            <w:tcBorders/>
+            <w:vAlign w:val="center"/>
+          </w:tcPr>
+          <w:p>
+            <w:pPr>
+              <w:pStyle w:val="Normal"/>
+              <w:widowControl/>
+              <w:suppressAutoHyphens w:val="true"/>
+              <w:spacing w:lineRule="auto" w:line="240" w:before="0" w:after="0"/>
+              <w:jc w:val="left"/>
+              <w:rPr>
+                <w:rFonts w:cs=""/>
+                <w:kern w:val="0"/>
+                <w:szCs w:val="22"/>
+                <w:lang w:val="en-US" w:eastAsia="en-US" w:bidi="ar-SA"/>
+              </w:rPr>
+            </w:pPr>
+            <w:r>
+              <w:rPr>
+                <w:rFonts w:cs=""/>
+                <w:b/>
+                <w:kern w:val="0"/>
+                <w:sz w:val="17"/>
+                <w:szCs w:val="22"/>
+                <w:lang w:val="en-US" w:eastAsia="en-US" w:bidi="ar-SA"/>
+              </w:rPr>
+              <w:t>Gestão de Reembolsos</w:t>
+            </w:r>
+          </w:p>
+        </w:tc>
+        <w:tc>
+          <w:tcPr>
+            <w:tcW w:w="2643" w:type="dxa"/>
+            <w:tcBorders/>
+            <w:vAlign w:val="center"/>
+          </w:tcPr>
+          <w:p>
+            <w:pPr>
+              <w:pStyle w:val="Normal"/>
+              <w:widowControl/>
+              <w:suppressAutoHyphens w:val="true"/>
+              <w:spacing w:lineRule="auto" w:line="240" w:before="0" w:after="0"/>
+              <w:jc w:val="left"/>
+              <w:rPr>
+                <w:rFonts w:cs=""/>
+                <w:kern w:val="0"/>
+                <w:szCs w:val="22"/>
+                <w:lang w:val="en-US" w:eastAsia="en-US" w:bidi="ar-SA"/>
+              </w:rPr>
+            </w:pPr>
+            <w:r>
+              <w:rPr>
+                <w:rFonts w:cs=""/>
+                <w:b/>
+                <w:kern w:val="0"/>
+                <w:sz w:val="17"/>
+                <w:szCs w:val="22"/>
+                <w:lang w:val="en-US" w:eastAsia="en-US" w:bidi="ar-SA"/>
+              </w:rPr>
+              <w:t>ZUI_PC_REEMBOLSOS</w:t>
+            </w:r>
+          </w:p>
+        </w:tc>
+        <w:tc>
+          <w:tcPr>
+            <w:tcW w:w="2967" w:type="dxa"/>
+            <w:tcBorders/>
+            <w:vAlign w:val="center"/>
+          </w:tcPr>
+          <w:p>
+            <w:pPr>
+              <w:pStyle w:val="Normal"/>
+              <w:widowControl/>
+              <w:suppressAutoHyphens w:val="true"/>
+              <w:spacing w:lineRule="auto" w:line="240" w:before="0" w:after="0"/>
+              <w:jc w:val="left"/>
+              <w:rPr>
+                <w:rFonts w:cs=""/>
+                <w:kern w:val="0"/>
+                <w:szCs w:val="22"/>
+                <w:lang w:val="en-US" w:eastAsia="en-US" w:bidi="ar-SA"/>
+              </w:rPr>
+            </w:pPr>
+            <w:r>
+              <w:rPr>
+                <w:rFonts w:cs=""/>
+                <w:b/>
+                <w:kern w:val="0"/>
+                <w:sz w:val="17"/>
+                <w:szCs w:val="22"/>
+                <w:lang w:val="en-US" w:eastAsia="en-US" w:bidi="ar-SA"/>
+              </w:rPr>
+              <w:t>ZUI_PC_REEMBOLSOS_O4</w:t>
+            </w:r>
+          </w:p>
+        </w:tc>
+        <w:tc>
+          <w:tcPr>
+            <w:tcW w:w="2263" w:type="dxa"/>
+            <w:tcBorders/>
+            <w:vAlign w:val="center"/>
+          </w:tcPr>
+          <w:p>
+            <w:pPr>
+              <w:pStyle w:val="Normal"/>
+              <w:widowControl/>
+              <w:suppressAutoHyphens w:val="true"/>
+              <w:spacing w:lineRule="auto" w:line="240" w:before="0" w:after="0"/>
+              <w:jc w:val="left"/>
+              <w:rPr>
+                <w:rFonts w:cs=""/>
+                <w:kern w:val="0"/>
+                <w:szCs w:val="22"/>
+                <w:lang w:val="en-US" w:eastAsia="en-US" w:bidi="ar-SA"/>
+              </w:rPr>
+            </w:pPr>
+            <w:r>
+              <w:rPr>
+                <w:rFonts w:cs=""/>
+                <w:b/>
+                <w:kern w:val="0"/>
+                <w:sz w:val="17"/>
+                <w:szCs w:val="22"/>
+                <w:lang w:val="en-US" w:eastAsia="en-US" w:bidi="ar-SA"/>
+              </w:rPr>
+              <w:t>Aprovação e rejeição das solicitações de reembolso de pedidos cancelados com pagamento aprovado.</w:t>
             </w:r>
           </w:p>
         </w:tc>
@@ -2081,7 +2230,7 @@
                 <w:szCs w:val="22"/>
                 <w:lang w:val="en-US" w:eastAsia="en-US" w:bidi="ar-SA"/>
               </w:rPr>
-              <w:t>Tabelas ZA_* / ZD_* + Root CDS ZR_*</w:t>
+              <w:t>Tabelas ZTA_* / ZTA_*_D + Root CDS ZR_*</w:t>
             </w:r>
           </w:p>
         </w:tc>
@@ -2851,7 +3000,7 @@
                 <w:szCs w:val="22"/>
                 <w:lang w:val="en-US" w:eastAsia="en-US" w:bidi="ar-SA"/>
               </w:rPr>
-              <w:t>ZA_PC_*</w:t>
+              <w:t>ZTA_PC_*</w:t>
             </w:r>
           </w:p>
         </w:tc>
@@ -2884,7 +3033,7 @@
                 <w:szCs w:val="22"/>
                 <w:lang w:val="en-US" w:eastAsia="en-US" w:bidi="ar-SA"/>
               </w:rPr>
-              <w:t xml:space="preserve">ZA_PC_CLIENTE, ZA_PC_PEDIDO, ZA_PC_ITEM_PED</w:t>
+              <w:t>ZTA_PC_CLIENTE, ZTA_PC_PEDIDO, ZTA_PC_ITEM_PED</w:t>
             </w:r>
           </w:p>
         </w:tc>
@@ -2953,7 +3102,7 @@
                 <w:szCs w:val="22"/>
                 <w:lang w:val="en-US" w:eastAsia="en-US" w:bidi="ar-SA"/>
               </w:rPr>
-              <w:t>ZD_PC_*</w:t>
+              <w:t>ZTA_PC_*_D</w:t>
             </w:r>
           </w:p>
         </w:tc>
@@ -2986,7 +3135,7 @@
                 <w:szCs w:val="22"/>
                 <w:lang w:val="en-US" w:eastAsia="en-US" w:bidi="ar-SA"/>
               </w:rPr>
-              <w:t xml:space="preserve">ZD_PC_CLIENTE, ZD_PC_PEDIDO, ZD_PC_ITEM_PED</w:t>
+              <w:t>ZTA_PC_CLIENTE_D, ZTA_PC_PEDIDO_D, ZTA_PC_ITPED_D</w:t>
             </w:r>
           </w:p>
         </w:tc>
@@ -3259,7 +3408,7 @@
                 <w:szCs w:val="22"/>
                 <w:lang w:val="en-US" w:eastAsia="en-US" w:bidi="ar-SA"/>
               </w:rPr>
-              <w:t>ZC_PC_*_VALUEHELP</w:t>
+              <w:t>ZC_PC_*_VH</w:t>
             </w:r>
           </w:p>
         </w:tc>
@@ -3292,7 +3441,7 @@
                 <w:szCs w:val="22"/>
                 <w:lang w:val="en-US" w:eastAsia="en-US" w:bidi="ar-SA"/>
               </w:rPr>
-              <w:t>ZC_PC_CLIENTE_VALUEHELP, ZC_PC_ITEM_VALUEHELP</w:t>
+              <w:t>ZC_PC_CLIENTE_VH, ZC_PC_ITEM_VH</w:t>
             </w:r>
           </w:p>
         </w:tc>
@@ -4177,7 +4326,7 @@
                 <w:szCs w:val="22"/>
                 <w:lang w:val="en-US" w:eastAsia="en-US" w:bidi="ar-SA"/>
               </w:rPr>
-              <w:t xml:space="preserve">ZA_PC_CODELIST + ZC_PC_*_VALUEHELP</w:t>
+              <w:t>ZTA_PC_CODELIST + ZC_PC_*_VH</w:t>
             </w:r>
           </w:p>
         </w:tc>
@@ -4210,7 +4359,7 @@
                 <w:szCs w:val="22"/>
                 <w:lang w:val="en-US" w:eastAsia="en-US" w:bidi="ar-SA"/>
               </w:rPr>
-              <w:t xml:space="preserve">ZC_PC_STATUSPED_VALUEHELP</w:t>
+              <w:t>ZC_PC_STATUSPED_VH</w:t>
             </w:r>
           </w:p>
         </w:tc>
@@ -4224,7 +4373,7 @@
       </w:pPr>
       <w:r>
         <w:rPr/>
-        <w:t xml:space="preserve">Limites técnicos: tabelas do ABAP Dictionary têm no máximo 16 caracteres (por isso ZA_PC_ITEM_PED, ZA_PC_SNAP_CLI e ZA_PC_SNAP_ITM); CDS e classes, 30 caracteres. Ao criar uma IAM App do tipo External App o ADT acrescenta o sufixo _EXT (ex.: ZPC_IAM_PEDIDOS_EXT).</w:t>
+        <w:t>Limites técnicos: tabelas do ABAP Dictionary têm no máximo 16 caracteres (por isso ZTA_PC_ITEM_PED, ZTA_PC_SNAP_CLI e ZTA_PC_SNAP_ITM); CDS e classes, 30 caracteres. Ao criar uma IAM App do tipo External App o ADT acrescenta o sufixo _EXT (ex.: ZPC_IAM_PEDIDOS_EXT).</w:t>
       </w:r>
     </w:p>
     <w:p>
@@ -4295,7 +4444,7 @@
       </w:pPr>
       <w:r>
         <w:rPr/>
-        <w:t xml:space="preserve">Cria pedidos e edita pedidos enquanto estiverem no status CRIADO.</w:t>
+        <w:t>Cria pedidos em rascunho (draft); depois do registro (Save) o pedido não é editado nem excluído, apenas cancelado.</w:t>
       </w:r>
     </w:p>
     <w:p>
@@ -4309,7 +4458,21 @@
       </w:pPr>
       <w:r>
         <w:rPr/>
-        <w:t>Executa ConfirmarPedido, SimularPagamento, AprovarPedido e CancelarPedido quando autorizado pelo status.</w:t>
+        <w:t>Executa SimularPagamento, AprovarPedido e CancelarPedido quando autorizado pelo status.</w:t>
+      </w:r>
+    </w:p>
+    <w:p>
+      <w:pPr>
+        <w:pStyle w:val="ListBullet"/>
+        <w:numPr>
+          <w:ilvl w:val="0"/>
+          <w:numId w:val="1"/>
+        </w:numPr>
+        <w:rPr/>
+      </w:pPr>
+      <w:r>
+        <w:rPr/>
+        <w:t>Aprova ou rejeita solicitações de reembolso na aplicação Gestão de Reembolsos (mesma autorização de execução ZPC_PEDIDO).</w:t>
       </w:r>
     </w:p>
     <w:p>
@@ -4389,7 +4552,7 @@
       </w:pPr>
       <w:r>
         <w:rPr/>
-        <w:t>Acessa as três aplicações: Clientes, Gestão de Estoque e Pedidos de Compras.</w:t>
+        <w:t>Acessa as quatro aplicações: Clientes, Gestão de Estoque, Pedidos de Compras e Gestão de Reembolsos.</w:t>
       </w:r>
     </w:p>
     <w:p>
@@ -5758,7 +5921,7 @@
                 <w:szCs w:val="22"/>
                 <w:lang w:val="en-US" w:eastAsia="en-US" w:bidi="ar-SA"/>
               </w:rPr>
-              <w:t>Criar/editar</w:t>
+              <w:t>Criar (rascunho)</w:t>
             </w:r>
           </w:p>
         </w:tc>
@@ -5857,7 +6020,7 @@
                 <w:szCs w:val="22"/>
                 <w:lang w:val="en-US" w:eastAsia="en-US" w:bidi="ar-SA"/>
               </w:rPr>
-              <w:t xml:space="preserve">Somente no status CRIADO (via draft).</w:t>
+              <w:t>Rascunho; ao salvar o pedido é registrado (CRIADO) e deixa de ser editável.</w:t>
             </w:r>
           </w:p>
         </w:tc>
@@ -5926,7 +6089,7 @@
                 <w:szCs w:val="22"/>
                 <w:lang w:val="en-US" w:eastAsia="en-US" w:bidi="ar-SA"/>
               </w:rPr>
-              <w:t>Confirmar/Pagar/Aprovar/Cancelar</w:t>
+              <w:t>Pagar/Aprovar/Cancelar</w:t>
             </w:r>
           </w:p>
         </w:tc>
@@ -6026,6 +6189,174 @@
                 <w:lang w:val="en-US" w:eastAsia="en-US" w:bidi="ar-SA"/>
               </w:rPr>
               <w:t xml:space="preserve">Disponível conforme status (feature control) e perfil (global authorization).</w:t>
+            </w:r>
+          </w:p>
+        </w:tc>
+      </w:tr>
+      <w:tr>
+        <w:trPr/>
+        <w:tc>
+          <w:tcPr>
+            <w:tcW w:w="1727" w:type="dxa"/>
+            <w:tcBorders/>
+            <w:vAlign w:val="center"/>
+          </w:tcPr>
+          <w:p>
+            <w:pPr>
+              <w:pStyle w:val="Normal"/>
+              <w:widowControl/>
+              <w:suppressAutoHyphens w:val="true"/>
+              <w:spacing w:lineRule="auto" w:line="240" w:before="0" w:after="0"/>
+              <w:jc w:val="left"/>
+              <w:rPr>
+                <w:rFonts w:cs=""/>
+                <w:kern w:val="0"/>
+                <w:szCs w:val="22"/>
+                <w:lang w:val="en-US" w:eastAsia="en-US" w:bidi="ar-SA"/>
+              </w:rPr>
+            </w:pPr>
+            <w:r>
+              <w:rPr>
+                <w:rFonts w:cs=""/>
+                <w:b/>
+                <w:kern w:val="0"/>
+                <w:sz w:val="17"/>
+                <w:szCs w:val="22"/>
+                <w:lang w:val="en-US" w:eastAsia="en-US" w:bidi="ar-SA"/>
+              </w:rPr>
+              <w:t>Reembolsos</w:t>
+            </w:r>
+          </w:p>
+        </w:tc>
+        <w:tc>
+          <w:tcPr>
+            <w:tcW w:w="3011" w:type="dxa"/>
+            <w:tcBorders/>
+            <w:vAlign w:val="center"/>
+          </w:tcPr>
+          <w:p>
+            <w:pPr>
+              <w:pStyle w:val="Normal"/>
+              <w:widowControl/>
+              <w:suppressAutoHyphens w:val="true"/>
+              <w:spacing w:lineRule="auto" w:line="240" w:before="0" w:after="0"/>
+              <w:jc w:val="left"/>
+              <w:rPr>
+                <w:rFonts w:cs=""/>
+                <w:kern w:val="0"/>
+                <w:szCs w:val="22"/>
+                <w:lang w:val="en-US" w:eastAsia="en-US" w:bidi="ar-SA"/>
+              </w:rPr>
+            </w:pPr>
+            <w:r>
+              <w:rPr>
+                <w:rFonts w:cs=""/>
+                <w:b/>
+                <w:kern w:val="0"/>
+                <w:sz w:val="17"/>
+                <w:szCs w:val="22"/>
+                <w:lang w:val="en-US" w:eastAsia="en-US" w:bidi="ar-SA"/>
+              </w:rPr>
+              <w:t>Aprovar/Rejeitar</w:t>
+            </w:r>
+          </w:p>
+        </w:tc>
+        <w:tc>
+          <w:tcPr>
+            <w:tcW w:w="1671" w:type="dxa"/>
+            <w:tcBorders/>
+            <w:vAlign w:val="center"/>
+          </w:tcPr>
+          <w:p>
+            <w:pPr>
+              <w:pStyle w:val="Normal"/>
+              <w:widowControl/>
+              <w:suppressAutoHyphens w:val="true"/>
+              <w:spacing w:lineRule="auto" w:line="240" w:before="0" w:after="0"/>
+              <w:jc w:val="left"/>
+              <w:rPr>
+                <w:rFonts w:cs=""/>
+                <w:kern w:val="0"/>
+                <w:szCs w:val="22"/>
+                <w:lang w:val="en-US" w:eastAsia="en-US" w:bidi="ar-SA"/>
+              </w:rPr>
+            </w:pPr>
+            <w:r>
+              <w:rPr>
+                <w:rFonts w:cs=""/>
+                <w:b/>
+                <w:kern w:val="0"/>
+                <w:sz w:val="17"/>
+                <w:szCs w:val="22"/>
+                <w:lang w:val="en-US" w:eastAsia="en-US" w:bidi="ar-SA"/>
+              </w:rPr>
+              <w:t>Sim</w:t>
+            </w:r>
+          </w:p>
+        </w:tc>
+        <w:tc>
+          <w:tcPr>
+            <w:tcW w:w="1637" w:type="dxa"/>
+            <w:tcBorders/>
+            <w:vAlign w:val="center"/>
+          </w:tcPr>
+          <w:p>
+            <w:pPr>
+              <w:pStyle w:val="Normal"/>
+              <w:widowControl/>
+              <w:suppressAutoHyphens w:val="true"/>
+              <w:spacing w:lineRule="auto" w:line="240" w:before="0" w:after="0"/>
+              <w:jc w:val="left"/>
+              <w:rPr>
+                <w:rFonts w:cs=""/>
+                <w:kern w:val="0"/>
+                <w:szCs w:val="22"/>
+                <w:lang w:val="en-US" w:eastAsia="en-US" w:bidi="ar-SA"/>
+              </w:rPr>
+            </w:pPr>
+            <w:r>
+              <w:rPr>
+                <w:rFonts w:cs=""/>
+                <w:b/>
+                <w:kern w:val="0"/>
+                <w:sz w:val="17"/>
+                <w:szCs w:val="22"/>
+                <w:lang w:val="en-US" w:eastAsia="en-US" w:bidi="ar-SA"/>
+              </w:rPr>
+              <w:t>Sim</w:t>
+            </w:r>
+          </w:p>
+        </w:tc>
+        <w:tc>
+          <w:tcPr>
+            <w:tcW w:w="1880" w:type="dxa"/>
+            <w:tcBorders/>
+            <w:vAlign w:val="center"/>
+          </w:tcPr>
+          <w:p>
+            <w:pPr>
+              <w:pStyle w:val="Normal"/>
+              <w:widowControl/>
+              <w:suppressAutoHyphens w:val="true"/>
+              <w:spacing w:lineRule="auto" w:line="240" w:before="0" w:after="0"/>
+              <w:jc w:val="left"/>
+              <w:rPr>
+                <w:rFonts w:cs=""/>
+                <w:kern w:val="0"/>
+                <w:szCs w:val="22"/>
+                <w:lang w:val="en-US" w:eastAsia="en-US" w:bidi="ar-SA"/>
+              </w:rPr>
+            </w:pPr>
+            <w:r>
+              <w:rPr>
+                <w:rFonts w:cs=""/>
+                <w:b/>
+                <w:kern w:val="0"/>
+                <w:sz w:val="17"/>
+                <w:szCs w:val="22"/>
+                <w:lang w:val="en-US" w:eastAsia="en-US" w:bidi="ar-SA"/>
+              </w:rPr>
+              <w:t>Somente solicitações PENDENTES (feature control) e perfil (global authorization); rejeitar exige motivo.</w:t>
             </w:r>
           </w:p>
         </w:tc>
@@ -6951,7 +7282,18 @@
       </w:pPr>
       <w:r>
         <w:rPr/>
-        <w:t xml:space="preserve">Objetos de autorização (campo ACTVT) atribuídos às IAM Apps: ZPC_ADMIN (manutenção de clientes e estoque) e ZPC_PEDIDO (criação/edição de pedidos e execução das actions). A verificação é centralizada na classe ZCL_PC_AUTH.</w:t>
+        <w:t>Gestão de Reembolsos: IAM App ZPC_IAM_REEMBOLSOS e Business Catalog ZPC_BC_REEMBOLSOS, incluídos nas Business Roles ZPC_BR_ADMIN e ZPC_BR_COMUM (a criar no ADT junto com o Service Binding ZUI_PC_REEMBOLSOS_O4).</w:t>
+      </w:r>
+    </w:p>
+    <w:p>
+      <w:pPr>
+        <w:pStyle w:val="Normal"/>
+        <w:spacing w:before="160"/>
+        <w:rPr/>
+      </w:pPr>
+      <w:r>
+        <w:rPr/>
+        <w:t>Objetos de autorização (campo ACTVT) atribuídos às IAM Apps: ZPC_ADMIN (manutenção de clientes e estoque) e ZPC_PEDIDO (criação de pedidos, execução das actions e decisão de reembolso). A verificação é centralizada na classe ZCL_PC_AUTH.</w:t>
       </w:r>
     </w:p>
     <w:p>
@@ -6994,7 +7336,7 @@
       </w:pPr>
       <w:r>
         <w:rPr/>
-        <w:t xml:space="preserve">Utilizar authorization master ( global ) nos três BOs: o perfil (administrador ou comum) é verificado em get_global_authorizations por meio de ZCL_PC_AUTH.</w:t>
+        <w:t>Utilizar authorization master ( global ) nos quatro BOs: o perfil (administrador ou comum) é verificado em get_global_authorizations por meio de ZCL_PC_AUTH.</w:t>
       </w:r>
     </w:p>
     <w:p>
@@ -7008,7 +7350,7 @@
       </w:pPr>
       <w:r>
         <w:rPr/>
-        <w:t xml:space="preserve">Controlar a disponibilidade de Edit, delete, inclusão de itens e actions conforme o status do pedido com feature control dinâmico (features : instance / get_instance_features). Status não é critério de autorização.</w:t>
+        <w:t>Controlar a disponibilidade de Edit, delete, inclusão de itens e actions conforme o estado da instância (rascunho ou ativa, status do pedido, status do reembolso) com feature control dinâmico (features : instance / get_instance_features). Status não é critério de autorização.</w:t>
       </w:r>
     </w:p>
     <w:p>
@@ -7064,7 +7406,7 @@
       </w:pPr>
       <w:r>
         <w:rPr/>
-        <w:t xml:space="preserve">As actions internas de estoque (ReservarEstoque, LiberarReserva, BaixarEstoque) usam authorization : none e não são expostas na projection; o usuário comum só movimenta estoque por meio das actions do pedido.</w:t>
+        <w:t>As actions internas de estoque (ReservarEstoque, LiberarReserva, BaixarEstoque) e as actions internas do pedido chamadas pelo BO Reembolso (CancelarPorReembolso, RetomarPedido) usam authorization : none e não são expostas na projection; o usuário só movimenta estoque por meio das ações do pedido e da decisão de reembolso.</w:t>
       </w:r>
     </w:p>
     <w:p>
@@ -7371,7 +7713,7 @@
                 <w:szCs w:val="22"/>
                 <w:lang w:val="en-US" w:eastAsia="en-US" w:bidi="ar-SA"/>
               </w:rPr>
-              <w:t>ZA_PC_CLIENTE</w:t>
+              <w:t>ZTA_PC_CLIENTE</w:t>
             </w:r>
           </w:p>
         </w:tc>
@@ -7404,7 +7746,7 @@
                 <w:szCs w:val="22"/>
                 <w:lang w:val="en-US" w:eastAsia="en-US" w:bidi="ar-SA"/>
               </w:rPr>
-              <w:t>ZD_PC_CLIENTE</w:t>
+              <w:t>ZTA_PC_CLIENTE_D</w:t>
             </w:r>
           </w:p>
         </w:tc>
@@ -7539,7 +7881,7 @@
                 <w:szCs w:val="22"/>
                 <w:lang w:val="en-US" w:eastAsia="en-US" w:bidi="ar-SA"/>
               </w:rPr>
-              <w:t>ZA_PC_ENDERECO</w:t>
+              <w:t>ZTA_PC_ENDERECO</w:t>
             </w:r>
           </w:p>
         </w:tc>
@@ -7572,7 +7914,7 @@
                 <w:szCs w:val="22"/>
                 <w:lang w:val="en-US" w:eastAsia="en-US" w:bidi="ar-SA"/>
               </w:rPr>
-              <w:t>ZD_PC_ENDERECO</w:t>
+              <w:t>ZTA_PC_ENDEREC_D</w:t>
             </w:r>
           </w:p>
         </w:tc>
@@ -7707,7 +8049,7 @@
                 <w:szCs w:val="22"/>
                 <w:lang w:val="en-US" w:eastAsia="en-US" w:bidi="ar-SA"/>
               </w:rPr>
-              <w:t>ZA_PC_ITEM</w:t>
+              <w:t>ZTA_PC_ITEM</w:t>
             </w:r>
           </w:p>
         </w:tc>
@@ -7740,7 +8082,7 @@
                 <w:szCs w:val="22"/>
                 <w:lang w:val="en-US" w:eastAsia="en-US" w:bidi="ar-SA"/>
               </w:rPr>
-              <w:t>ZD_PC_ITEM</w:t>
+              <w:t>ZTA_PC_ITEM_D</w:t>
             </w:r>
           </w:p>
         </w:tc>
@@ -7875,7 +8217,7 @@
                 <w:szCs w:val="22"/>
                 <w:lang w:val="en-US" w:eastAsia="en-US" w:bidi="ar-SA"/>
               </w:rPr>
-              <w:t>ZA_PC_PEDIDO</w:t>
+              <w:t>ZTA_PC_PEDIDO</w:t>
             </w:r>
           </w:p>
         </w:tc>
@@ -7908,7 +8250,7 @@
                 <w:szCs w:val="22"/>
                 <w:lang w:val="en-US" w:eastAsia="en-US" w:bidi="ar-SA"/>
               </w:rPr>
-              <w:t>ZD_PC_PEDIDO</w:t>
+              <w:t>ZTA_PC_PEDIDO_D</w:t>
             </w:r>
           </w:p>
         </w:tc>
@@ -8043,7 +8385,7 @@
                 <w:szCs w:val="22"/>
                 <w:lang w:val="en-US" w:eastAsia="en-US" w:bidi="ar-SA"/>
               </w:rPr>
-              <w:t xml:space="preserve">ZA_PC_ITEM_PED</w:t>
+              <w:t>ZTA_PC_ITEM_PED</w:t>
             </w:r>
           </w:p>
         </w:tc>
@@ -8076,7 +8418,7 @@
                 <w:szCs w:val="22"/>
                 <w:lang w:val="en-US" w:eastAsia="en-US" w:bidi="ar-SA"/>
               </w:rPr>
-              <w:t xml:space="preserve">ZD_PC_ITEM_PED</w:t>
+              <w:t>ZTA_PC_ITPED_D</w:t>
             </w:r>
           </w:p>
         </w:tc>
@@ -8211,7 +8553,7 @@
                 <w:szCs w:val="22"/>
                 <w:lang w:val="en-US" w:eastAsia="en-US" w:bidi="ar-SA"/>
               </w:rPr>
-              <w:t>ZA_PC_PAGAMENTO</w:t>
+              <w:t>ZTA_PC_PAGAMENTO</w:t>
             </w:r>
           </w:p>
         </w:tc>
@@ -8244,7 +8586,7 @@
                 <w:szCs w:val="22"/>
                 <w:lang w:val="en-US" w:eastAsia="en-US" w:bidi="ar-SA"/>
               </w:rPr>
-              <w:t>ZD_PC_PAGAMENTO</w:t>
+              <w:t>ZTA_PC_PAGTO_D</w:t>
             </w:r>
           </w:p>
         </w:tc>
@@ -8379,7 +8721,7 @@
                 <w:szCs w:val="22"/>
                 <w:lang w:val="en-US" w:eastAsia="en-US" w:bidi="ar-SA"/>
               </w:rPr>
-              <w:t xml:space="preserve">ZA_PC_SNAP_CLI</w:t>
+              <w:t>ZTA_PC_SNAP_CLI</w:t>
             </w:r>
           </w:p>
         </w:tc>
@@ -8412,7 +8754,7 @@
                 <w:szCs w:val="22"/>
                 <w:lang w:val="en-US" w:eastAsia="en-US" w:bidi="ar-SA"/>
               </w:rPr>
-              <w:t xml:space="preserve">ZD_PC_SNAP_CLI (técnica)</w:t>
+              <w:t>ZTA_PC_SNPCLI_D (técnica)</w:t>
             </w:r>
           </w:p>
         </w:tc>
@@ -8547,7 +8889,7 @@
                 <w:szCs w:val="22"/>
                 <w:lang w:val="en-US" w:eastAsia="en-US" w:bidi="ar-SA"/>
               </w:rPr>
-              <w:t xml:space="preserve">ZA_PC_SNAP_ITM</w:t>
+              <w:t>ZTA_PC_SNAP_ITM</w:t>
             </w:r>
           </w:p>
         </w:tc>
@@ -8580,7 +8922,7 @@
                 <w:szCs w:val="22"/>
                 <w:lang w:val="en-US" w:eastAsia="en-US" w:bidi="ar-SA"/>
               </w:rPr>
-              <w:t xml:space="preserve">ZD_PC_SNAP_ITM (técnica)</w:t>
+              <w:t>ZTA_PC_SNPITM_D (técnica)</w:t>
             </w:r>
           </w:p>
         </w:tc>
@@ -8682,6 +9024,174 @@
                 <w:szCs w:val="22"/>
                 <w:lang w:val="en-US" w:eastAsia="en-US" w:bidi="ar-SA"/>
               </w:rPr>
+              <w:t>Reembolsos</w:t>
+            </w:r>
+          </w:p>
+        </w:tc>
+        <w:tc>
+          <w:tcPr>
+            <w:tcW w:w="1948" w:type="dxa"/>
+            <w:tcBorders/>
+            <w:vAlign w:val="center"/>
+          </w:tcPr>
+          <w:p>
+            <w:pPr>
+              <w:pStyle w:val="Normal"/>
+              <w:widowControl/>
+              <w:suppressAutoHyphens w:val="true"/>
+              <w:spacing w:lineRule="auto" w:line="240" w:before="0" w:after="0"/>
+              <w:jc w:val="left"/>
+              <w:rPr>
+                <w:rFonts w:cs=""/>
+                <w:kern w:val="0"/>
+                <w:szCs w:val="22"/>
+                <w:lang w:val="en-US" w:eastAsia="en-US" w:bidi="ar-SA"/>
+              </w:rPr>
+            </w:pPr>
+            <w:r>
+              <w:rPr>
+                <w:rFonts w:cs=""/>
+                <w:b/>
+                <w:kern w:val="0"/>
+                <w:sz w:val="17"/>
+                <w:szCs w:val="22"/>
+                <w:lang w:val="en-US" w:eastAsia="en-US" w:bidi="ar-SA"/>
+              </w:rPr>
+              <w:t>ZTA_PC_REEMBOLSO</w:t>
+            </w:r>
+          </w:p>
+        </w:tc>
+        <w:tc>
+          <w:tcPr>
+            <w:tcW w:w="1729" w:type="dxa"/>
+            <w:tcBorders/>
+            <w:vAlign w:val="center"/>
+          </w:tcPr>
+          <w:p>
+            <w:pPr>
+              <w:pStyle w:val="Normal"/>
+              <w:widowControl/>
+              <w:suppressAutoHyphens w:val="true"/>
+              <w:spacing w:lineRule="auto" w:line="240" w:before="0" w:after="0"/>
+              <w:jc w:val="left"/>
+              <w:rPr>
+                <w:rFonts w:cs=""/>
+                <w:kern w:val="0"/>
+                <w:szCs w:val="22"/>
+                <w:lang w:val="en-US" w:eastAsia="en-US" w:bidi="ar-SA"/>
+              </w:rPr>
+            </w:pPr>
+            <w:r>
+              <w:rPr>
+                <w:rFonts w:cs=""/>
+                <w:b/>
+                <w:kern w:val="0"/>
+                <w:sz w:val="17"/>
+                <w:szCs w:val="22"/>
+                <w:lang w:val="en-US" w:eastAsia="en-US" w:bidi="ar-SA"/>
+              </w:rPr>
+              <w:t>Não aplicável (BO sem draft)</w:t>
+            </w:r>
+          </w:p>
+        </w:tc>
+        <w:tc>
+          <w:tcPr>
+            <w:tcW w:w="1952" w:type="dxa"/>
+            <w:tcBorders/>
+            <w:vAlign w:val="center"/>
+          </w:tcPr>
+          <w:p>
+            <w:pPr>
+              <w:pStyle w:val="Normal"/>
+              <w:widowControl/>
+              <w:suppressAutoHyphens w:val="true"/>
+              <w:spacing w:lineRule="auto" w:line="240" w:before="0" w:after="0"/>
+              <w:jc w:val="left"/>
+              <w:rPr>
+                <w:rFonts w:cs=""/>
+                <w:kern w:val="0"/>
+                <w:szCs w:val="22"/>
+                <w:lang w:val="en-US" w:eastAsia="en-US" w:bidi="ar-SA"/>
+              </w:rPr>
+            </w:pPr>
+            <w:r>
+              <w:rPr>
+                <w:rFonts w:cs=""/>
+                <w:b/>
+                <w:kern w:val="0"/>
+                <w:sz w:val="17"/>
+                <w:szCs w:val="22"/>
+                <w:lang w:val="en-US" w:eastAsia="en-US" w:bidi="ar-SA"/>
+              </w:rPr>
+              <w:t>ZR_PC_REEMBOLSO</w:t>
+            </w:r>
+          </w:p>
+        </w:tc>
+        <w:tc>
+          <w:tcPr>
+            <w:tcW w:w="2322" w:type="dxa"/>
+            <w:tcBorders/>
+            <w:vAlign w:val="center"/>
+          </w:tcPr>
+          <w:p>
+            <w:pPr>
+              <w:pStyle w:val="Normal"/>
+              <w:widowControl/>
+              <w:suppressAutoHyphens w:val="true"/>
+              <w:spacing w:lineRule="auto" w:line="240" w:before="0" w:after="0"/>
+              <w:jc w:val="left"/>
+              <w:rPr>
+                <w:rFonts w:cs=""/>
+                <w:kern w:val="0"/>
+                <w:szCs w:val="22"/>
+                <w:lang w:val="en-US" w:eastAsia="en-US" w:bidi="ar-SA"/>
+              </w:rPr>
+            </w:pPr>
+            <w:r>
+              <w:rPr>
+                <w:rFonts w:cs=""/>
+                <w:b/>
+                <w:kern w:val="0"/>
+                <w:sz w:val="17"/>
+                <w:szCs w:val="22"/>
+                <w:lang w:val="en-US" w:eastAsia="en-US" w:bidi="ar-SA"/>
+              </w:rPr>
+              <w:t>ZC_PC_REEMBOLSO_APP</w:t>
+            </w:r>
+          </w:p>
+        </w:tc>
+      </w:tr>
+      <w:tr>
+        <w:trPr/>
+        <w:tc>
+          <w:tcPr>
+            <w:tcW w:w="1975" w:type="dxa"/>
+            <w:tcBorders/>
+            <w:vAlign w:val="center"/>
+          </w:tcPr>
+          <w:p>
+            <w:pPr>
+              <w:pStyle w:val="Normal"/>
+              <w:widowControl/>
+              <w:suppressAutoHyphens w:val="true"/>
+              <w:spacing w:lineRule="auto" w:line="240" w:before="0" w:after="0"/>
+              <w:jc w:val="left"/>
+              <w:rPr>
+                <w:rFonts w:cs=""/>
+                <w:kern w:val="0"/>
+                <w:szCs w:val="22"/>
+                <w:lang w:val="en-US" w:eastAsia="en-US" w:bidi="ar-SA"/>
+              </w:rPr>
+            </w:pPr>
+            <w:r>
+              <w:rPr>
+                <w:rFonts w:cs=""/>
+                <w:b/>
+                <w:kern w:val="0"/>
+                <w:sz w:val="17"/>
+                <w:szCs w:val="22"/>
+                <w:lang w:val="en-US" w:eastAsia="en-US" w:bidi="ar-SA"/>
+              </w:rPr>
               <w:t>CodeLists</w:t>
             </w:r>
           </w:p>
@@ -8715,7 +9225,7 @@
                 <w:szCs w:val="22"/>
                 <w:lang w:val="en-US" w:eastAsia="en-US" w:bidi="ar-SA"/>
               </w:rPr>
-              <w:t xml:space="preserve">ZA_PC_CODELIST</w:t>
+              <w:t>ZTA_PC_CODELIST</w:t>
             </w:r>
           </w:p>
         </w:tc>
@@ -8814,7 +9324,7 @@
                 <w:szCs w:val="22"/>
                 <w:lang w:val="en-US" w:eastAsia="en-US" w:bidi="ar-SA"/>
               </w:rPr>
-              <w:t xml:space="preserve">ZC_PC_*_VALUEHELP</w:t>
+              <w:t>ZC_PC_*_VH</w:t>
             </w:r>
           </w:p>
         </w:tc>
@@ -13416,7 +13926,7 @@
                 <w:szCs w:val="22"/>
                 <w:lang w:val="en-US" w:eastAsia="en-US" w:bidi="ar-SA"/>
               </w:rPr>
-              <w:t xml:space="preserve">Código único gerado no backend na ativação: SKU-&lt;3 letras da categoria&gt;-&lt;10 dígitos&gt; (ex.: SKU-INF-0000000001), sequencial do intervalo 02 do objeto de numeração ZPC_NR.</w:t>
+              <w:t>Código único gerado no backend no Save do rascunho (determination GerarSku on save, também executada no Prepare): SKU-&lt;3 primeiras letras da categoria em maiúsculas, completadas com X se faltarem&gt;-&lt;10 dígitos&gt; (ex.: SKU-INF-0000000001), sequencial do intervalo 02 do objeto de numeração ZPC_NR. Se a categoria mudar antes de um novo Save, o SKU é regenerado com o novo prefixo.</w:t>
             </w:r>
           </w:p>
         </w:tc>
@@ -14091,7 +14601,7 @@
                 <w:szCs w:val="22"/>
                 <w:lang w:val="en-US" w:eastAsia="en-US" w:bidi="ar-SA"/>
               </w:rPr>
-              <w:t xml:space="preserve">Quantidade reservada em pedidos confirmados e ainda não finalizados/cancelados. Somente leitura (alterada apenas pelas actions internas de estoque).</w:t>
+              <w:t>Quantidade reservada em pedidos registrados e ainda não finalizados/cancelados. Somente leitura (alterada apenas pelas actions internas de estoque).</w:t>
             </w:r>
           </w:p>
         </w:tc>
@@ -14632,141 +15142,6 @@
                 <w:lang w:val="en-US" w:eastAsia="en-US" w:bidi="ar-SA"/>
               </w:rPr>
               <w:t xml:space="preserve">Preço atual do item (referência Currency).</w:t>
-            </w:r>
-          </w:p>
-        </w:tc>
-      </w:tr>
-      <w:tr>
-        <w:trPr/>
-        <w:tc>
-          <w:tcPr>
-            <w:tcW w:w="2983" w:type="dxa"/>
-            <w:tcBorders/>
-            <w:vAlign w:val="center"/>
-          </w:tcPr>
-          <w:p>
-            <w:pPr>
-              <w:pStyle w:val="Normal"/>
-              <w:widowControl/>
-              <w:suppressAutoHyphens w:val="true"/>
-              <w:spacing w:lineRule="auto" w:line="240" w:before="0" w:after="0"/>
-              <w:jc w:val="left"/>
-              <w:rPr>
-                <w:rFonts w:cs=""/>
-                <w:kern w:val="0"/>
-                <w:szCs w:val="22"/>
-                <w:lang w:val="en-US" w:eastAsia="en-US" w:bidi="ar-SA"/>
-              </w:rPr>
-            </w:pPr>
-            <w:r>
-              <w:rPr>
-                <w:rFonts w:cs=""/>
-                <w:b/>
-                <w:kern w:val="0"/>
-                <w:sz w:val="17"/>
-                <w:szCs w:val="22"/>
-                <w:lang w:val="en-US" w:eastAsia="en-US" w:bidi="ar-SA"/>
-              </w:rPr>
-              <w:t>Peso/Altura/Largura/Profundidade</w:t>
-            </w:r>
-          </w:p>
-        </w:tc>
-        <w:tc>
-          <w:tcPr>
-            <w:tcW w:w="2301" w:type="dxa"/>
-            <w:tcBorders/>
-            <w:vAlign w:val="center"/>
-          </w:tcPr>
-          <w:p>
-            <w:pPr>
-              <w:pStyle w:val="Normal"/>
-              <w:widowControl/>
-              <w:suppressAutoHyphens w:val="true"/>
-              <w:spacing w:lineRule="auto" w:line="240" w:before="0" w:after="0"/>
-              <w:jc w:val="left"/>
-              <w:rPr>
-                <w:rFonts w:cs=""/>
-                <w:kern w:val="0"/>
-                <w:szCs w:val="22"/>
-                <w:lang w:val="en-US" w:eastAsia="en-US" w:bidi="ar-SA"/>
-              </w:rPr>
-            </w:pPr>
-            <w:r>
-              <w:rPr>
-                <w:rFonts w:cs=""/>
-                <w:b/>
-                <w:kern w:val="0"/>
-                <w:sz w:val="17"/>
-                <w:szCs w:val="22"/>
-                <w:lang w:val="en-US" w:eastAsia="en-US" w:bidi="ar-SA"/>
-              </w:rPr>
-              <w:t>DEC(15,3)</w:t>
-            </w:r>
-          </w:p>
-        </w:tc>
-        <w:tc>
-          <w:tcPr>
-            <w:tcW w:w="2230" w:type="dxa"/>
-            <w:tcBorders/>
-            <w:vAlign w:val="center"/>
-          </w:tcPr>
-          <w:p>
-            <w:pPr>
-              <w:pStyle w:val="Normal"/>
-              <w:widowControl/>
-              <w:suppressAutoHyphens w:val="true"/>
-              <w:spacing w:lineRule="auto" w:line="240" w:before="0" w:after="0"/>
-              <w:jc w:val="left"/>
-              <w:rPr>
-                <w:rFonts w:cs=""/>
-                <w:kern w:val="0"/>
-                <w:szCs w:val="22"/>
-                <w:lang w:val="en-US" w:eastAsia="en-US" w:bidi="ar-SA"/>
-              </w:rPr>
-            </w:pPr>
-            <w:r>
-              <w:rPr>
-                <w:rFonts w:cs=""/>
-                <w:b/>
-                <w:kern w:val="0"/>
-                <w:sz w:val="17"/>
-                <w:szCs w:val="22"/>
-                <w:lang w:val="en-US" w:eastAsia="en-US" w:bidi="ar-SA"/>
-              </w:rPr>
-              <w:t>Não</w:t>
-            </w:r>
-          </w:p>
-        </w:tc>
-        <w:tc>
-          <w:tcPr>
-            <w:tcW w:w="2411" w:type="dxa"/>
-            <w:tcBorders/>
-            <w:vAlign w:val="center"/>
-          </w:tcPr>
-          <w:p>
-            <w:pPr>
-              <w:pStyle w:val="Normal"/>
-              <w:widowControl/>
-              <w:suppressAutoHyphens w:val="true"/>
-              <w:spacing w:lineRule="auto" w:line="240" w:before="0" w:after="0"/>
-              <w:jc w:val="left"/>
-              <w:rPr>
-                <w:rFonts w:cs=""/>
-                <w:kern w:val="0"/>
-                <w:szCs w:val="22"/>
-                <w:lang w:val="en-US" w:eastAsia="en-US" w:bidi="ar-SA"/>
-              </w:rPr>
-            </w:pPr>
-            <w:r>
-              <w:rPr>
-                <w:rFonts w:cs=""/>
-                <w:b/>
-                <w:kern w:val="0"/>
-                <w:sz w:val="17"/>
-                <w:szCs w:val="22"/>
-                <w:lang w:val="en-US" w:eastAsia="en-US" w:bidi="ar-SA"/>
-              </w:rPr>
-              <w:t>Dimensões do item.</w:t>
             </w:r>
           </w:p>
         </w:tc>
@@ -17969,7 +18344,7 @@
                 <w:szCs w:val="22"/>
                 <w:lang w:val="en-US" w:eastAsia="en-US" w:bidi="ar-SA"/>
               </w:rPr>
-              <w:t xml:space="preserve">Preço provisório copiado do item durante o draft; fixado definitivamente em ConfirmarPedido.</w:t>
+              <w:t>Preço provisório copiado do item durante o draft; fixado definitivamente no registro do pedido (Save).</w:t>
             </w:r>
           </w:p>
         </w:tc>
@@ -19951,7 +20326,7 @@
       </w:pPr>
       <w:r>
         <w:rPr/>
-        <w:t xml:space="preserve">Snapshots são criados no encerramento do pedido (finalização ou cancelamento), uma única vez, e exibidos somente para leitura na aplicação Pedidos de Compras. Como são filhos de composição de um BO com draft, o RAP exige tabelas draft (ZD_PC_SNAP_CLI e ZD_PC_SNAP_ITM): elas são apenas técnicas e permanecem vazias, pois os snapshots só são criados por internal create sobre a instância ativa e não possuem update nem delete.</w:t>
+        <w:t>Snapshots são criados no encerramento do pedido (finalização ou cancelamento), uma única vez, e exibidos somente para leitura na aplicação Pedidos de Compras. Como são filhos de composição de um BO com draft, o RAP exige tabelas draft (ZTA_PC_SNPCLI_D e ZTA_PC_SNPITM_D): elas são apenas técnicas e permanecem vazias, pois os snapshots só são criados por internal create sobre a instância ativa e não possuem update nem delete.</w:t>
       </w:r>
     </w:p>
     <w:tbl>
@@ -20182,7 +20557,7 @@
                 <w:szCs w:val="22"/>
                 <w:lang w:val="en-US" w:eastAsia="en-US" w:bidi="ar-SA"/>
               </w:rPr>
-              <w:t xml:space="preserve">ZA_PC_SNAP_CLI</w:t>
+              <w:t>ZTA_PC_SNAP_CLI</w:t>
             </w:r>
           </w:p>
         </w:tc>
@@ -20317,7 +20692,7 @@
                 <w:szCs w:val="22"/>
                 <w:lang w:val="en-US" w:eastAsia="en-US" w:bidi="ar-SA"/>
               </w:rPr>
-              <w:t xml:space="preserve">ZA_PC_SNAP_ITM</w:t>
+              <w:t>ZTA_PC_SNAP_ITM</w:t>
             </w:r>
           </w:p>
         </w:tc>
@@ -20350,7 +20725,7 @@
                 <w:szCs w:val="22"/>
                 <w:lang w:val="en-US" w:eastAsia="en-US" w:bidi="ar-SA"/>
               </w:rPr>
-              <w:t>SKU, nome, descrição, categoria, quantidade, preço, total, peso e dimensões.</w:t>
+              <w:t>SKU, nome, descrição, categoria, quantidade, preço e total.</w:t>
             </w:r>
           </w:p>
         </w:tc>
@@ -20384,6 +20759,1820 @@
                 <w:lang w:val="en-US" w:eastAsia="en-US" w:bidi="ar-SA"/>
               </w:rPr>
               <w:t>Congela dados dos itens no encerramento.</w:t>
+            </w:r>
+          </w:p>
+        </w:tc>
+      </w:tr>
+    </w:tbl>
+    <w:p>
+      <w:pPr>
+        <w:pStyle w:val="Normal"/>
+        <w:rPr/>
+      </w:pPr>
+      <w:r>
+        <w:rPr/>
+      </w:r>
+    </w:p>
+    <w:p>
+      <w:pPr>
+        <w:pStyle w:val="Heading2"/>
+        <w:rPr/>
+      </w:pPr>
+      <w:r>
+        <w:rPr/>
+        <w:t>7.9 Reembolsos</w:t>
+      </w:r>
+    </w:p>
+    <w:p>
+      <w:pPr>
+        <w:pStyle w:val="Normal"/>
+        <w:rPr/>
+      </w:pPr>
+      <w:r>
+        <w:rPr/>
+        <w:t>Solicitação de reembolso criada quando um pedido com pagamento aprovado é cancelado (EML do BO Pedido para o BO Reembolso) e decidida na aplicação Gestão de Reembolsos. O Reembolso é root de um BO próprio, sem draft; não é filho do Pedido.</w:t>
+      </w:r>
+    </w:p>
+    <w:tbl>
+      <w:tblPr>
+        <w:tblStyle w:val="Tabelacomgrade"/>
+        <w:tblW w:w="9926" w:type="dxa"/>
+        <w:jc w:val="center"/>
+        <w:tblInd w:w="0" w:type="dxa"/>
+        <w:tblLayout w:type="fixed"/>
+        <w:tblCellMar>
+          <w:top w:w="0" w:type="dxa"/>
+          <w:left w:w="108" w:type="dxa"/>
+          <w:bottom w:w="0" w:type="dxa"/>
+          <w:right w:w="108" w:type="dxa"/>
+        </w:tblCellMar>
+        <w:tblLook w:val="04a0" w:noHBand="0" w:noVBand="1" w:firstColumn="1" w:lastRow="0" w:lastColumn="0" w:firstRow="1"/>
+      </w:tblPr>
+      <w:tblGrid>
+        <w:gridCol w:w="2482"/>
+        <w:gridCol w:w="2481"/>
+        <w:gridCol w:w="2479"/>
+        <w:gridCol w:w="2483"/>
+      </w:tblGrid>
+      <w:tr>
+        <w:trPr/>
+        <w:tc>
+          <w:tcPr>
+            <w:tcW w:w="2482" w:type="dxa"/>
+            <w:tcBorders/>
+            <w:shd w:color="auto" w:fill="0070F2" w:val="clear"/>
+            <w:vAlign w:val="center"/>
+          </w:tcPr>
+          <w:p>
+            <w:pPr>
+              <w:pStyle w:val="Normal"/>
+              <w:widowControl/>
+              <w:suppressAutoHyphens w:val="true"/>
+              <w:spacing w:lineRule="auto" w:line="240" w:before="0" w:after="0"/>
+              <w:jc w:val="left"/>
+              <w:rPr>
+                <w:rFonts w:cs=""/>
+                <w:kern w:val="0"/>
+                <w:szCs w:val="22"/>
+                <w:lang w:val="en-US" w:eastAsia="en-US" w:bidi="ar-SA"/>
+              </w:rPr>
+            </w:pPr>
+            <w:r>
+              <w:rPr>
+                <w:rFonts w:cs=""/>
+                <w:b/>
+                <w:color w:val="FFFFFF"/>
+                <w:kern w:val="0"/>
+                <w:sz w:val="18"/>
+                <w:szCs w:val="22"/>
+                <w:lang w:val="en-US" w:eastAsia="en-US" w:bidi="ar-SA"/>
+              </w:rPr>
+              <w:t>Campo</w:t>
+            </w:r>
+          </w:p>
+        </w:tc>
+        <w:tc>
+          <w:tcPr>
+            <w:tcW w:w="2481" w:type="dxa"/>
+            <w:tcBorders/>
+            <w:shd w:color="auto" w:fill="0070F2" w:val="clear"/>
+            <w:vAlign w:val="center"/>
+          </w:tcPr>
+          <w:p>
+            <w:pPr>
+              <w:pStyle w:val="Normal"/>
+              <w:widowControl/>
+              <w:suppressAutoHyphens w:val="true"/>
+              <w:spacing w:lineRule="auto" w:line="240" w:before="0" w:after="0"/>
+              <w:jc w:val="left"/>
+              <w:rPr>
+                <w:rFonts w:cs=""/>
+                <w:kern w:val="0"/>
+                <w:szCs w:val="22"/>
+                <w:lang w:val="en-US" w:eastAsia="en-US" w:bidi="ar-SA"/>
+              </w:rPr>
+            </w:pPr>
+            <w:r>
+              <w:rPr>
+                <w:rFonts w:cs=""/>
+                <w:b/>
+                <w:color w:val="FFFFFF"/>
+                <w:kern w:val="0"/>
+                <w:sz w:val="18"/>
+                <w:szCs w:val="22"/>
+                <w:lang w:val="en-US" w:eastAsia="en-US" w:bidi="ar-SA"/>
+              </w:rPr>
+              <w:t>Tipo RAP/ABAP sugerido</w:t>
+            </w:r>
+          </w:p>
+        </w:tc>
+        <w:tc>
+          <w:tcPr>
+            <w:tcW w:w="2479" w:type="dxa"/>
+            <w:tcBorders/>
+            <w:shd w:color="auto" w:fill="0070F2" w:val="clear"/>
+            <w:vAlign w:val="center"/>
+          </w:tcPr>
+          <w:p>
+            <w:pPr>
+              <w:pStyle w:val="Normal"/>
+              <w:widowControl/>
+              <w:suppressAutoHyphens w:val="true"/>
+              <w:spacing w:lineRule="auto" w:line="240" w:before="0" w:after="0"/>
+              <w:jc w:val="left"/>
+              <w:rPr>
+                <w:rFonts w:cs=""/>
+                <w:kern w:val="0"/>
+                <w:szCs w:val="22"/>
+                <w:lang w:val="en-US" w:eastAsia="en-US" w:bidi="ar-SA"/>
+              </w:rPr>
+            </w:pPr>
+            <w:r>
+              <w:rPr>
+                <w:rFonts w:cs=""/>
+                <w:b/>
+                <w:color w:val="FFFFFF"/>
+                <w:kern w:val="0"/>
+                <w:sz w:val="18"/>
+                <w:szCs w:val="22"/>
+                <w:lang w:val="en-US" w:eastAsia="en-US" w:bidi="ar-SA"/>
+              </w:rPr>
+              <w:t>Obrigatório</w:t>
+            </w:r>
+          </w:p>
+        </w:tc>
+        <w:tc>
+          <w:tcPr>
+            <w:tcW w:w="2483" w:type="dxa"/>
+            <w:tcBorders/>
+            <w:shd w:color="auto" w:fill="0070F2" w:val="clear"/>
+            <w:vAlign w:val="center"/>
+          </w:tcPr>
+          <w:p>
+            <w:pPr>
+              <w:pStyle w:val="Normal"/>
+              <w:widowControl/>
+              <w:suppressAutoHyphens w:val="true"/>
+              <w:spacing w:lineRule="auto" w:line="240" w:before="0" w:after="0"/>
+              <w:jc w:val="left"/>
+              <w:rPr>
+                <w:rFonts w:cs=""/>
+                <w:kern w:val="0"/>
+                <w:szCs w:val="22"/>
+                <w:lang w:val="en-US" w:eastAsia="en-US" w:bidi="ar-SA"/>
+              </w:rPr>
+            </w:pPr>
+            <w:r>
+              <w:rPr>
+                <w:rFonts w:cs=""/>
+                <w:b/>
+                <w:color w:val="FFFFFF"/>
+                <w:kern w:val="0"/>
+                <w:sz w:val="18"/>
+                <w:szCs w:val="22"/>
+                <w:lang w:val="en-US" w:eastAsia="en-US" w:bidi="ar-SA"/>
+              </w:rPr>
+              <w:t>Descrição/Regras</w:t>
+            </w:r>
+          </w:p>
+        </w:tc>
+      </w:tr>
+      <w:tr>
+        <w:trPr/>
+        <w:tc>
+          <w:tcPr>
+            <w:tcW w:w="2482" w:type="dxa"/>
+            <w:tcBorders/>
+            <w:vAlign w:val="center"/>
+          </w:tcPr>
+          <w:p>
+            <w:pPr>
+              <w:pStyle w:val="Normal"/>
+              <w:widowControl/>
+              <w:suppressAutoHyphens w:val="true"/>
+              <w:spacing w:lineRule="auto" w:line="240" w:before="0" w:after="0"/>
+              <w:jc w:val="left"/>
+              <w:rPr>
+                <w:rFonts w:cs=""/>
+                <w:kern w:val="0"/>
+                <w:szCs w:val="22"/>
+                <w:lang w:val="en-US" w:eastAsia="en-US" w:bidi="ar-SA"/>
+              </w:rPr>
+            </w:pPr>
+            <w:r>
+              <w:rPr>
+                <w:rFonts w:cs=""/>
+                <w:b/>
+                <w:kern w:val="0"/>
+                <w:sz w:val="17"/>
+                <w:szCs w:val="22"/>
+                <w:lang w:val="en-US" w:eastAsia="en-US" w:bidi="ar-SA"/>
+              </w:rPr>
+              <w:t>ReembolsoUUID</w:t>
+            </w:r>
+          </w:p>
+        </w:tc>
+        <w:tc>
+          <w:tcPr>
+            <w:tcW w:w="2481" w:type="dxa"/>
+            <w:tcBorders/>
+            <w:vAlign w:val="center"/>
+          </w:tcPr>
+          <w:p>
+            <w:pPr>
+              <w:pStyle w:val="Normal"/>
+              <w:widowControl/>
+              <w:suppressAutoHyphens w:val="true"/>
+              <w:spacing w:lineRule="auto" w:line="240" w:before="0" w:after="0"/>
+              <w:jc w:val="left"/>
+              <w:rPr>
+                <w:rFonts w:cs=""/>
+                <w:kern w:val="0"/>
+                <w:szCs w:val="22"/>
+                <w:lang w:val="en-US" w:eastAsia="en-US" w:bidi="ar-SA"/>
+              </w:rPr>
+            </w:pPr>
+            <w:r>
+              <w:rPr>
+                <w:rFonts w:cs=""/>
+                <w:b/>
+                <w:kern w:val="0"/>
+                <w:sz w:val="17"/>
+                <w:szCs w:val="22"/>
+                <w:lang w:val="en-US" w:eastAsia="en-US" w:bidi="ar-SA"/>
+              </w:rPr>
+              <w:t>SYSUUID_X16</w:t>
+            </w:r>
+          </w:p>
+        </w:tc>
+        <w:tc>
+          <w:tcPr>
+            <w:tcW w:w="2479" w:type="dxa"/>
+            <w:tcBorders/>
+            <w:vAlign w:val="center"/>
+          </w:tcPr>
+          <w:p>
+            <w:pPr>
+              <w:pStyle w:val="Normal"/>
+              <w:widowControl/>
+              <w:suppressAutoHyphens w:val="true"/>
+              <w:spacing w:lineRule="auto" w:line="240" w:before="0" w:after="0"/>
+              <w:jc w:val="left"/>
+              <w:rPr>
+                <w:rFonts w:cs=""/>
+                <w:kern w:val="0"/>
+                <w:szCs w:val="22"/>
+                <w:lang w:val="en-US" w:eastAsia="en-US" w:bidi="ar-SA"/>
+              </w:rPr>
+            </w:pPr>
+            <w:r>
+              <w:rPr>
+                <w:rFonts w:cs=""/>
+                <w:b/>
+                <w:kern w:val="0"/>
+                <w:sz w:val="17"/>
+                <w:szCs w:val="22"/>
+                <w:lang w:val="en-US" w:eastAsia="en-US" w:bidi="ar-SA"/>
+              </w:rPr>
+              <w:t>Sim</w:t>
+            </w:r>
+          </w:p>
+        </w:tc>
+        <w:tc>
+          <w:tcPr>
+            <w:tcW w:w="2483" w:type="dxa"/>
+            <w:tcBorders/>
+            <w:vAlign w:val="center"/>
+          </w:tcPr>
+          <w:p>
+            <w:pPr>
+              <w:pStyle w:val="Normal"/>
+              <w:widowControl/>
+              <w:suppressAutoHyphens w:val="true"/>
+              <w:spacing w:lineRule="auto" w:line="240" w:before="0" w:after="0"/>
+              <w:jc w:val="left"/>
+              <w:rPr>
+                <w:rFonts w:cs=""/>
+                <w:kern w:val="0"/>
+                <w:szCs w:val="22"/>
+                <w:lang w:val="en-US" w:eastAsia="en-US" w:bidi="ar-SA"/>
+              </w:rPr>
+            </w:pPr>
+            <w:r>
+              <w:rPr>
+                <w:rFonts w:cs=""/>
+                <w:b/>
+                <w:kern w:val="0"/>
+                <w:sz w:val="17"/>
+                <w:szCs w:val="22"/>
+                <w:lang w:val="en-US" w:eastAsia="en-US" w:bidi="ar-SA"/>
+              </w:rPr>
+              <w:t>Chave primária (numbering : managed).</w:t>
+            </w:r>
+          </w:p>
+        </w:tc>
+      </w:tr>
+      <w:tr>
+        <w:trPr/>
+        <w:tc>
+          <w:tcPr>
+            <w:tcW w:w="2482" w:type="dxa"/>
+            <w:tcBorders/>
+            <w:vAlign w:val="center"/>
+          </w:tcPr>
+          <w:p>
+            <w:pPr>
+              <w:pStyle w:val="Normal"/>
+              <w:widowControl/>
+              <w:suppressAutoHyphens w:val="true"/>
+              <w:spacing w:lineRule="auto" w:line="240" w:before="0" w:after="0"/>
+              <w:jc w:val="left"/>
+              <w:rPr>
+                <w:rFonts w:cs=""/>
+                <w:kern w:val="0"/>
+                <w:szCs w:val="22"/>
+                <w:lang w:val="en-US" w:eastAsia="en-US" w:bidi="ar-SA"/>
+              </w:rPr>
+            </w:pPr>
+            <w:r>
+              <w:rPr>
+                <w:rFonts w:cs=""/>
+                <w:b/>
+                <w:kern w:val="0"/>
+                <w:sz w:val="17"/>
+                <w:szCs w:val="22"/>
+                <w:lang w:val="en-US" w:eastAsia="en-US" w:bidi="ar-SA"/>
+              </w:rPr>
+              <w:t>PedidoUUID</w:t>
+            </w:r>
+          </w:p>
+        </w:tc>
+        <w:tc>
+          <w:tcPr>
+            <w:tcW w:w="2481" w:type="dxa"/>
+            <w:tcBorders/>
+            <w:vAlign w:val="center"/>
+          </w:tcPr>
+          <w:p>
+            <w:pPr>
+              <w:pStyle w:val="Normal"/>
+              <w:widowControl/>
+              <w:suppressAutoHyphens w:val="true"/>
+              <w:spacing w:lineRule="auto" w:line="240" w:before="0" w:after="0"/>
+              <w:jc w:val="left"/>
+              <w:rPr>
+                <w:rFonts w:cs=""/>
+                <w:kern w:val="0"/>
+                <w:szCs w:val="22"/>
+                <w:lang w:val="en-US" w:eastAsia="en-US" w:bidi="ar-SA"/>
+              </w:rPr>
+            </w:pPr>
+            <w:r>
+              <w:rPr>
+                <w:rFonts w:cs=""/>
+                <w:b/>
+                <w:kern w:val="0"/>
+                <w:sz w:val="17"/>
+                <w:szCs w:val="22"/>
+                <w:lang w:val="en-US" w:eastAsia="en-US" w:bidi="ar-SA"/>
+              </w:rPr>
+              <w:t>SYSUUID_X16</w:t>
+            </w:r>
+          </w:p>
+        </w:tc>
+        <w:tc>
+          <w:tcPr>
+            <w:tcW w:w="2479" w:type="dxa"/>
+            <w:tcBorders/>
+            <w:vAlign w:val="center"/>
+          </w:tcPr>
+          <w:p>
+            <w:pPr>
+              <w:pStyle w:val="Normal"/>
+              <w:widowControl/>
+              <w:suppressAutoHyphens w:val="true"/>
+              <w:spacing w:lineRule="auto" w:line="240" w:before="0" w:after="0"/>
+              <w:jc w:val="left"/>
+              <w:rPr>
+                <w:rFonts w:cs=""/>
+                <w:kern w:val="0"/>
+                <w:szCs w:val="22"/>
+                <w:lang w:val="en-US" w:eastAsia="en-US" w:bidi="ar-SA"/>
+              </w:rPr>
+            </w:pPr>
+            <w:r>
+              <w:rPr>
+                <w:rFonts w:cs=""/>
+                <w:b/>
+                <w:kern w:val="0"/>
+                <w:sz w:val="17"/>
+                <w:szCs w:val="22"/>
+                <w:lang w:val="en-US" w:eastAsia="en-US" w:bidi="ar-SA"/>
+              </w:rPr>
+              <w:t>Sim</w:t>
+            </w:r>
+          </w:p>
+        </w:tc>
+        <w:tc>
+          <w:tcPr>
+            <w:tcW w:w="2483" w:type="dxa"/>
+            <w:tcBorders/>
+            <w:vAlign w:val="center"/>
+          </w:tcPr>
+          <w:p>
+            <w:pPr>
+              <w:pStyle w:val="Normal"/>
+              <w:widowControl/>
+              <w:suppressAutoHyphens w:val="true"/>
+              <w:spacing w:lineRule="auto" w:line="240" w:before="0" w:after="0"/>
+              <w:jc w:val="left"/>
+              <w:rPr>
+                <w:rFonts w:cs=""/>
+                <w:kern w:val="0"/>
+                <w:szCs w:val="22"/>
+                <w:lang w:val="en-US" w:eastAsia="en-US" w:bidi="ar-SA"/>
+              </w:rPr>
+            </w:pPr>
+            <w:r>
+              <w:rPr>
+                <w:rFonts w:cs=""/>
+                <w:b/>
+                <w:kern w:val="0"/>
+                <w:sz w:val="17"/>
+                <w:szCs w:val="22"/>
+                <w:lang w:val="en-US" w:eastAsia="en-US" w:bidi="ar-SA"/>
+              </w:rPr>
+              <w:t>Pedido a que a solicitação se refere (imutável).</w:t>
+            </w:r>
+          </w:p>
+        </w:tc>
+      </w:tr>
+      <w:tr>
+        <w:trPr/>
+        <w:tc>
+          <w:tcPr>
+            <w:tcW w:w="2482" w:type="dxa"/>
+            <w:tcBorders/>
+            <w:vAlign w:val="center"/>
+          </w:tcPr>
+          <w:p>
+            <w:pPr>
+              <w:pStyle w:val="Normal"/>
+              <w:widowControl/>
+              <w:suppressAutoHyphens w:val="true"/>
+              <w:spacing w:lineRule="auto" w:line="240" w:before="0" w:after="0"/>
+              <w:jc w:val="left"/>
+              <w:rPr>
+                <w:rFonts w:cs=""/>
+                <w:kern w:val="0"/>
+                <w:szCs w:val="22"/>
+                <w:lang w:val="en-US" w:eastAsia="en-US" w:bidi="ar-SA"/>
+              </w:rPr>
+            </w:pPr>
+            <w:r>
+              <w:rPr>
+                <w:rFonts w:cs=""/>
+                <w:b/>
+                <w:kern w:val="0"/>
+                <w:sz w:val="17"/>
+                <w:szCs w:val="22"/>
+                <w:lang w:val="en-US" w:eastAsia="en-US" w:bidi="ar-SA"/>
+              </w:rPr>
+              <w:t>NumeroPedido</w:t>
+            </w:r>
+          </w:p>
+        </w:tc>
+        <w:tc>
+          <w:tcPr>
+            <w:tcW w:w="2481" w:type="dxa"/>
+            <w:tcBorders/>
+            <w:vAlign w:val="center"/>
+          </w:tcPr>
+          <w:p>
+            <w:pPr>
+              <w:pStyle w:val="Normal"/>
+              <w:widowControl/>
+              <w:suppressAutoHyphens w:val="true"/>
+              <w:spacing w:lineRule="auto" w:line="240" w:before="0" w:after="0"/>
+              <w:jc w:val="left"/>
+              <w:rPr>
+                <w:rFonts w:cs=""/>
+                <w:kern w:val="0"/>
+                <w:szCs w:val="22"/>
+                <w:lang w:val="en-US" w:eastAsia="en-US" w:bidi="ar-SA"/>
+              </w:rPr>
+            </w:pPr>
+            <w:r>
+              <w:rPr>
+                <w:rFonts w:cs=""/>
+                <w:b/>
+                <w:kern w:val="0"/>
+                <w:sz w:val="17"/>
+                <w:szCs w:val="22"/>
+                <w:lang w:val="en-US" w:eastAsia="en-US" w:bidi="ar-SA"/>
+              </w:rPr>
+              <w:t>CHAR(10)</w:t>
+            </w:r>
+          </w:p>
+        </w:tc>
+        <w:tc>
+          <w:tcPr>
+            <w:tcW w:w="2479" w:type="dxa"/>
+            <w:tcBorders/>
+            <w:vAlign w:val="center"/>
+          </w:tcPr>
+          <w:p>
+            <w:pPr>
+              <w:pStyle w:val="Normal"/>
+              <w:widowControl/>
+              <w:suppressAutoHyphens w:val="true"/>
+              <w:spacing w:lineRule="auto" w:line="240" w:before="0" w:after="0"/>
+              <w:jc w:val="left"/>
+              <w:rPr>
+                <w:rFonts w:cs=""/>
+                <w:kern w:val="0"/>
+                <w:szCs w:val="22"/>
+                <w:lang w:val="en-US" w:eastAsia="en-US" w:bidi="ar-SA"/>
+              </w:rPr>
+            </w:pPr>
+            <w:r>
+              <w:rPr>
+                <w:rFonts w:cs=""/>
+                <w:b/>
+                <w:kern w:val="0"/>
+                <w:sz w:val="17"/>
+                <w:szCs w:val="22"/>
+                <w:lang w:val="en-US" w:eastAsia="en-US" w:bidi="ar-SA"/>
+              </w:rPr>
+              <w:t>Sim</w:t>
+            </w:r>
+          </w:p>
+        </w:tc>
+        <w:tc>
+          <w:tcPr>
+            <w:tcW w:w="2483" w:type="dxa"/>
+            <w:tcBorders/>
+            <w:vAlign w:val="center"/>
+          </w:tcPr>
+          <w:p>
+            <w:pPr>
+              <w:pStyle w:val="Normal"/>
+              <w:widowControl/>
+              <w:suppressAutoHyphens w:val="true"/>
+              <w:spacing w:lineRule="auto" w:line="240" w:before="0" w:after="0"/>
+              <w:jc w:val="left"/>
+              <w:rPr>
+                <w:rFonts w:cs=""/>
+                <w:kern w:val="0"/>
+                <w:szCs w:val="22"/>
+                <w:lang w:val="en-US" w:eastAsia="en-US" w:bidi="ar-SA"/>
+              </w:rPr>
+            </w:pPr>
+            <w:r>
+              <w:rPr>
+                <w:rFonts w:cs=""/>
+                <w:b/>
+                <w:kern w:val="0"/>
+                <w:sz w:val="17"/>
+                <w:szCs w:val="22"/>
+                <w:lang w:val="en-US" w:eastAsia="en-US" w:bidi="ar-SA"/>
+              </w:rPr>
+              <w:t>Número do pedido, copiado para a lista de reembolsos.</w:t>
+            </w:r>
+          </w:p>
+        </w:tc>
+      </w:tr>
+      <w:tr>
+        <w:trPr/>
+        <w:tc>
+          <w:tcPr>
+            <w:tcW w:w="2482" w:type="dxa"/>
+            <w:tcBorders/>
+            <w:vAlign w:val="center"/>
+          </w:tcPr>
+          <w:p>
+            <w:pPr>
+              <w:pStyle w:val="Normal"/>
+              <w:widowControl/>
+              <w:suppressAutoHyphens w:val="true"/>
+              <w:spacing w:lineRule="auto" w:line="240" w:before="0" w:after="0"/>
+              <w:jc w:val="left"/>
+              <w:rPr>
+                <w:rFonts w:cs=""/>
+                <w:kern w:val="0"/>
+                <w:szCs w:val="22"/>
+                <w:lang w:val="en-US" w:eastAsia="en-US" w:bidi="ar-SA"/>
+              </w:rPr>
+            </w:pPr>
+            <w:r>
+              <w:rPr>
+                <w:rFonts w:cs=""/>
+                <w:b/>
+                <w:kern w:val="0"/>
+                <w:sz w:val="17"/>
+                <w:szCs w:val="22"/>
+                <w:lang w:val="en-US" w:eastAsia="en-US" w:bidi="ar-SA"/>
+              </w:rPr>
+              <w:t>ClienteUUID</w:t>
+            </w:r>
+          </w:p>
+        </w:tc>
+        <w:tc>
+          <w:tcPr>
+            <w:tcW w:w="2481" w:type="dxa"/>
+            <w:tcBorders/>
+            <w:vAlign w:val="center"/>
+          </w:tcPr>
+          <w:p>
+            <w:pPr>
+              <w:pStyle w:val="Normal"/>
+              <w:widowControl/>
+              <w:suppressAutoHyphens w:val="true"/>
+              <w:spacing w:lineRule="auto" w:line="240" w:before="0" w:after="0"/>
+              <w:jc w:val="left"/>
+              <w:rPr>
+                <w:rFonts w:cs=""/>
+                <w:kern w:val="0"/>
+                <w:szCs w:val="22"/>
+                <w:lang w:val="en-US" w:eastAsia="en-US" w:bidi="ar-SA"/>
+              </w:rPr>
+            </w:pPr>
+            <w:r>
+              <w:rPr>
+                <w:rFonts w:cs=""/>
+                <w:b/>
+                <w:kern w:val="0"/>
+                <w:sz w:val="17"/>
+                <w:szCs w:val="22"/>
+                <w:lang w:val="en-US" w:eastAsia="en-US" w:bidi="ar-SA"/>
+              </w:rPr>
+              <w:t>SYSUUID_X16</w:t>
+            </w:r>
+          </w:p>
+        </w:tc>
+        <w:tc>
+          <w:tcPr>
+            <w:tcW w:w="2479" w:type="dxa"/>
+            <w:tcBorders/>
+            <w:vAlign w:val="center"/>
+          </w:tcPr>
+          <w:p>
+            <w:pPr>
+              <w:pStyle w:val="Normal"/>
+              <w:widowControl/>
+              <w:suppressAutoHyphens w:val="true"/>
+              <w:spacing w:lineRule="auto" w:line="240" w:before="0" w:after="0"/>
+              <w:jc w:val="left"/>
+              <w:rPr>
+                <w:rFonts w:cs=""/>
+                <w:kern w:val="0"/>
+                <w:szCs w:val="22"/>
+                <w:lang w:val="en-US" w:eastAsia="en-US" w:bidi="ar-SA"/>
+              </w:rPr>
+            </w:pPr>
+            <w:r>
+              <w:rPr>
+                <w:rFonts w:cs=""/>
+                <w:b/>
+                <w:kern w:val="0"/>
+                <w:sz w:val="17"/>
+                <w:szCs w:val="22"/>
+                <w:lang w:val="en-US" w:eastAsia="en-US" w:bidi="ar-SA"/>
+              </w:rPr>
+              <w:t>Sim</w:t>
+            </w:r>
+          </w:p>
+        </w:tc>
+        <w:tc>
+          <w:tcPr>
+            <w:tcW w:w="2483" w:type="dxa"/>
+            <w:tcBorders/>
+            <w:vAlign w:val="center"/>
+          </w:tcPr>
+          <w:p>
+            <w:pPr>
+              <w:pStyle w:val="Normal"/>
+              <w:widowControl/>
+              <w:suppressAutoHyphens w:val="true"/>
+              <w:spacing w:lineRule="auto" w:line="240" w:before="0" w:after="0"/>
+              <w:jc w:val="left"/>
+              <w:rPr>
+                <w:rFonts w:cs=""/>
+                <w:kern w:val="0"/>
+                <w:szCs w:val="22"/>
+                <w:lang w:val="en-US" w:eastAsia="en-US" w:bidi="ar-SA"/>
+              </w:rPr>
+            </w:pPr>
+            <w:r>
+              <w:rPr>
+                <w:rFonts w:cs=""/>
+                <w:b/>
+                <w:kern w:val="0"/>
+                <w:sz w:val="17"/>
+                <w:szCs w:val="22"/>
+                <w:lang w:val="en-US" w:eastAsia="en-US" w:bidi="ar-SA"/>
+              </w:rPr>
+              <w:t>Cliente do pedido (exibido como nome na lista).</w:t>
+            </w:r>
+          </w:p>
+        </w:tc>
+      </w:tr>
+      <w:tr>
+        <w:trPr/>
+        <w:tc>
+          <w:tcPr>
+            <w:tcW w:w="2482" w:type="dxa"/>
+            <w:tcBorders/>
+            <w:vAlign w:val="center"/>
+          </w:tcPr>
+          <w:p>
+            <w:pPr>
+              <w:pStyle w:val="Normal"/>
+              <w:widowControl/>
+              <w:suppressAutoHyphens w:val="true"/>
+              <w:spacing w:lineRule="auto" w:line="240" w:before="0" w:after="0"/>
+              <w:jc w:val="left"/>
+              <w:rPr>
+                <w:rFonts w:cs=""/>
+                <w:kern w:val="0"/>
+                <w:szCs w:val="22"/>
+                <w:lang w:val="en-US" w:eastAsia="en-US" w:bidi="ar-SA"/>
+              </w:rPr>
+            </w:pPr>
+            <w:r>
+              <w:rPr>
+                <w:rFonts w:cs=""/>
+                <w:b/>
+                <w:kern w:val="0"/>
+                <w:sz w:val="17"/>
+                <w:szCs w:val="22"/>
+                <w:lang w:val="en-US" w:eastAsia="en-US" w:bidi="ar-SA"/>
+              </w:rPr>
+              <w:t>StatusReembolso</w:t>
+            </w:r>
+          </w:p>
+        </w:tc>
+        <w:tc>
+          <w:tcPr>
+            <w:tcW w:w="2481" w:type="dxa"/>
+            <w:tcBorders/>
+            <w:vAlign w:val="center"/>
+          </w:tcPr>
+          <w:p>
+            <w:pPr>
+              <w:pStyle w:val="Normal"/>
+              <w:widowControl/>
+              <w:suppressAutoHyphens w:val="true"/>
+              <w:spacing w:lineRule="auto" w:line="240" w:before="0" w:after="0"/>
+              <w:jc w:val="left"/>
+              <w:rPr>
+                <w:rFonts w:cs=""/>
+                <w:kern w:val="0"/>
+                <w:szCs w:val="22"/>
+                <w:lang w:val="en-US" w:eastAsia="en-US" w:bidi="ar-SA"/>
+              </w:rPr>
+            </w:pPr>
+            <w:r>
+              <w:rPr>
+                <w:rFonts w:cs=""/>
+                <w:b/>
+                <w:kern w:val="0"/>
+                <w:sz w:val="17"/>
+                <w:szCs w:val="22"/>
+                <w:lang w:val="en-US" w:eastAsia="en-US" w:bidi="ar-SA"/>
+              </w:rPr>
+              <w:t>CHAR(20)</w:t>
+            </w:r>
+          </w:p>
+        </w:tc>
+        <w:tc>
+          <w:tcPr>
+            <w:tcW w:w="2479" w:type="dxa"/>
+            <w:tcBorders/>
+            <w:vAlign w:val="center"/>
+          </w:tcPr>
+          <w:p>
+            <w:pPr>
+              <w:pStyle w:val="Normal"/>
+              <w:widowControl/>
+              <w:suppressAutoHyphens w:val="true"/>
+              <w:spacing w:lineRule="auto" w:line="240" w:before="0" w:after="0"/>
+              <w:jc w:val="left"/>
+              <w:rPr>
+                <w:rFonts w:cs=""/>
+                <w:kern w:val="0"/>
+                <w:szCs w:val="22"/>
+                <w:lang w:val="en-US" w:eastAsia="en-US" w:bidi="ar-SA"/>
+              </w:rPr>
+            </w:pPr>
+            <w:r>
+              <w:rPr>
+                <w:rFonts w:cs=""/>
+                <w:b/>
+                <w:kern w:val="0"/>
+                <w:sz w:val="17"/>
+                <w:szCs w:val="22"/>
+                <w:lang w:val="en-US" w:eastAsia="en-US" w:bidi="ar-SA"/>
+              </w:rPr>
+              <w:t>Sim</w:t>
+            </w:r>
+          </w:p>
+        </w:tc>
+        <w:tc>
+          <w:tcPr>
+            <w:tcW w:w="2483" w:type="dxa"/>
+            <w:tcBorders/>
+            <w:vAlign w:val="center"/>
+          </w:tcPr>
+          <w:p>
+            <w:pPr>
+              <w:pStyle w:val="Normal"/>
+              <w:widowControl/>
+              <w:suppressAutoHyphens w:val="true"/>
+              <w:spacing w:lineRule="auto" w:line="240" w:before="0" w:after="0"/>
+              <w:jc w:val="left"/>
+              <w:rPr>
+                <w:rFonts w:cs=""/>
+                <w:kern w:val="0"/>
+                <w:szCs w:val="22"/>
+                <w:lang w:val="en-US" w:eastAsia="en-US" w:bidi="ar-SA"/>
+              </w:rPr>
+            </w:pPr>
+            <w:r>
+              <w:rPr>
+                <w:rFonts w:cs=""/>
+                <w:b/>
+                <w:kern w:val="0"/>
+                <w:sz w:val="17"/>
+                <w:szCs w:val="22"/>
+                <w:lang w:val="en-US" w:eastAsia="en-US" w:bidi="ar-SA"/>
+              </w:rPr>
+              <w:t>PENDENTE, APROVADO ou REJEITADO (CodeList STATUS_REEMBOLSO).</w:t>
+            </w:r>
+          </w:p>
+        </w:tc>
+      </w:tr>
+      <w:tr>
+        <w:trPr/>
+        <w:tc>
+          <w:tcPr>
+            <w:tcW w:w="2482" w:type="dxa"/>
+            <w:tcBorders/>
+            <w:vAlign w:val="center"/>
+          </w:tcPr>
+          <w:p>
+            <w:pPr>
+              <w:pStyle w:val="Normal"/>
+              <w:widowControl/>
+              <w:suppressAutoHyphens w:val="true"/>
+              <w:spacing w:lineRule="auto" w:line="240" w:before="0" w:after="0"/>
+              <w:jc w:val="left"/>
+              <w:rPr>
+                <w:rFonts w:cs=""/>
+                <w:kern w:val="0"/>
+                <w:szCs w:val="22"/>
+                <w:lang w:val="en-US" w:eastAsia="en-US" w:bidi="ar-SA"/>
+              </w:rPr>
+            </w:pPr>
+            <w:r>
+              <w:rPr>
+                <w:rFonts w:cs=""/>
+                <w:b/>
+                <w:kern w:val="0"/>
+                <w:sz w:val="17"/>
+                <w:szCs w:val="22"/>
+                <w:lang w:val="en-US" w:eastAsia="en-US" w:bidi="ar-SA"/>
+              </w:rPr>
+              <w:t>StatusPedidoAnterior</w:t>
+            </w:r>
+          </w:p>
+        </w:tc>
+        <w:tc>
+          <w:tcPr>
+            <w:tcW w:w="2481" w:type="dxa"/>
+            <w:tcBorders/>
+            <w:vAlign w:val="center"/>
+          </w:tcPr>
+          <w:p>
+            <w:pPr>
+              <w:pStyle w:val="Normal"/>
+              <w:widowControl/>
+              <w:suppressAutoHyphens w:val="true"/>
+              <w:spacing w:lineRule="auto" w:line="240" w:before="0" w:after="0"/>
+              <w:jc w:val="left"/>
+              <w:rPr>
+                <w:rFonts w:cs=""/>
+                <w:kern w:val="0"/>
+                <w:szCs w:val="22"/>
+                <w:lang w:val="en-US" w:eastAsia="en-US" w:bidi="ar-SA"/>
+              </w:rPr>
+            </w:pPr>
+            <w:r>
+              <w:rPr>
+                <w:rFonts w:cs=""/>
+                <w:b/>
+                <w:kern w:val="0"/>
+                <w:sz w:val="17"/>
+                <w:szCs w:val="22"/>
+                <w:lang w:val="en-US" w:eastAsia="en-US" w:bidi="ar-SA"/>
+              </w:rPr>
+              <w:t>CHAR(40)</w:t>
+            </w:r>
+          </w:p>
+        </w:tc>
+        <w:tc>
+          <w:tcPr>
+            <w:tcW w:w="2479" w:type="dxa"/>
+            <w:tcBorders/>
+            <w:vAlign w:val="center"/>
+          </w:tcPr>
+          <w:p>
+            <w:pPr>
+              <w:pStyle w:val="Normal"/>
+              <w:widowControl/>
+              <w:suppressAutoHyphens w:val="true"/>
+              <w:spacing w:lineRule="auto" w:line="240" w:before="0" w:after="0"/>
+              <w:jc w:val="left"/>
+              <w:rPr>
+                <w:rFonts w:cs=""/>
+                <w:kern w:val="0"/>
+                <w:szCs w:val="22"/>
+                <w:lang w:val="en-US" w:eastAsia="en-US" w:bidi="ar-SA"/>
+              </w:rPr>
+            </w:pPr>
+            <w:r>
+              <w:rPr>
+                <w:rFonts w:cs=""/>
+                <w:b/>
+                <w:kern w:val="0"/>
+                <w:sz w:val="17"/>
+                <w:szCs w:val="22"/>
+                <w:lang w:val="en-US" w:eastAsia="en-US" w:bidi="ar-SA"/>
+              </w:rPr>
+              <w:t>Sim</w:t>
+            </w:r>
+          </w:p>
+        </w:tc>
+        <w:tc>
+          <w:tcPr>
+            <w:tcW w:w="2483" w:type="dxa"/>
+            <w:tcBorders/>
+            <w:vAlign w:val="center"/>
+          </w:tcPr>
+          <w:p>
+            <w:pPr>
+              <w:pStyle w:val="Normal"/>
+              <w:widowControl/>
+              <w:suppressAutoHyphens w:val="true"/>
+              <w:spacing w:lineRule="auto" w:line="240" w:before="0" w:after="0"/>
+              <w:jc w:val="left"/>
+              <w:rPr>
+                <w:rFonts w:cs=""/>
+                <w:kern w:val="0"/>
+                <w:szCs w:val="22"/>
+                <w:lang w:val="en-US" w:eastAsia="en-US" w:bidi="ar-SA"/>
+              </w:rPr>
+            </w:pPr>
+            <w:r>
+              <w:rPr>
+                <w:rFonts w:cs=""/>
+                <w:b/>
+                <w:kern w:val="0"/>
+                <w:sz w:val="17"/>
+                <w:szCs w:val="22"/>
+                <w:lang w:val="en-US" w:eastAsia="en-US" w:bidi="ar-SA"/>
+              </w:rPr>
+              <w:t>Status do pedido antes da solicitação; restaurado se o reembolso for rejeitado.</w:t>
+            </w:r>
+          </w:p>
+        </w:tc>
+      </w:tr>
+      <w:tr>
+        <w:trPr/>
+        <w:tc>
+          <w:tcPr>
+            <w:tcW w:w="2482" w:type="dxa"/>
+            <w:tcBorders/>
+            <w:vAlign w:val="center"/>
+          </w:tcPr>
+          <w:p>
+            <w:pPr>
+              <w:pStyle w:val="Normal"/>
+              <w:widowControl/>
+              <w:suppressAutoHyphens w:val="true"/>
+              <w:spacing w:lineRule="auto" w:line="240" w:before="0" w:after="0"/>
+              <w:jc w:val="left"/>
+              <w:rPr>
+                <w:rFonts w:cs=""/>
+                <w:kern w:val="0"/>
+                <w:szCs w:val="22"/>
+                <w:lang w:val="en-US" w:eastAsia="en-US" w:bidi="ar-SA"/>
+              </w:rPr>
+            </w:pPr>
+            <w:r>
+              <w:rPr>
+                <w:rFonts w:cs=""/>
+                <w:b/>
+                <w:kern w:val="0"/>
+                <w:sz w:val="17"/>
+                <w:szCs w:val="22"/>
+                <w:lang w:val="en-US" w:eastAsia="en-US" w:bidi="ar-SA"/>
+              </w:rPr>
+              <w:t>Currency / ValorReembolso</w:t>
+            </w:r>
+          </w:p>
+        </w:tc>
+        <w:tc>
+          <w:tcPr>
+            <w:tcW w:w="2481" w:type="dxa"/>
+            <w:tcBorders/>
+            <w:vAlign w:val="center"/>
+          </w:tcPr>
+          <w:p>
+            <w:pPr>
+              <w:pStyle w:val="Normal"/>
+              <w:widowControl/>
+              <w:suppressAutoHyphens w:val="true"/>
+              <w:spacing w:lineRule="auto" w:line="240" w:before="0" w:after="0"/>
+              <w:jc w:val="left"/>
+              <w:rPr>
+                <w:rFonts w:cs=""/>
+                <w:kern w:val="0"/>
+                <w:szCs w:val="22"/>
+                <w:lang w:val="en-US" w:eastAsia="en-US" w:bidi="ar-SA"/>
+              </w:rPr>
+            </w:pPr>
+            <w:r>
+              <w:rPr>
+                <w:rFonts w:cs=""/>
+                <w:b/>
+                <w:kern w:val="0"/>
+                <w:sz w:val="17"/>
+                <w:szCs w:val="22"/>
+                <w:lang w:val="en-US" w:eastAsia="en-US" w:bidi="ar-SA"/>
+              </w:rPr>
+              <w:t>CUKY / CURR(15,2)</w:t>
+            </w:r>
+          </w:p>
+        </w:tc>
+        <w:tc>
+          <w:tcPr>
+            <w:tcW w:w="2479" w:type="dxa"/>
+            <w:tcBorders/>
+            <w:vAlign w:val="center"/>
+          </w:tcPr>
+          <w:p>
+            <w:pPr>
+              <w:pStyle w:val="Normal"/>
+              <w:widowControl/>
+              <w:suppressAutoHyphens w:val="true"/>
+              <w:spacing w:lineRule="auto" w:line="240" w:before="0" w:after="0"/>
+              <w:jc w:val="left"/>
+              <w:rPr>
+                <w:rFonts w:cs=""/>
+                <w:kern w:val="0"/>
+                <w:szCs w:val="22"/>
+                <w:lang w:val="en-US" w:eastAsia="en-US" w:bidi="ar-SA"/>
+              </w:rPr>
+            </w:pPr>
+            <w:r>
+              <w:rPr>
+                <w:rFonts w:cs=""/>
+                <w:b/>
+                <w:kern w:val="0"/>
+                <w:sz w:val="17"/>
+                <w:szCs w:val="22"/>
+                <w:lang w:val="en-US" w:eastAsia="en-US" w:bidi="ar-SA"/>
+              </w:rPr>
+              <w:t>Sim</w:t>
+            </w:r>
+          </w:p>
+        </w:tc>
+        <w:tc>
+          <w:tcPr>
+            <w:tcW w:w="2483" w:type="dxa"/>
+            <w:tcBorders/>
+            <w:vAlign w:val="center"/>
+          </w:tcPr>
+          <w:p>
+            <w:pPr>
+              <w:pStyle w:val="Normal"/>
+              <w:widowControl/>
+              <w:suppressAutoHyphens w:val="true"/>
+              <w:spacing w:lineRule="auto" w:line="240" w:before="0" w:after="0"/>
+              <w:jc w:val="left"/>
+              <w:rPr>
+                <w:rFonts w:cs=""/>
+                <w:kern w:val="0"/>
+                <w:szCs w:val="22"/>
+                <w:lang w:val="en-US" w:eastAsia="en-US" w:bidi="ar-SA"/>
+              </w:rPr>
+            </w:pPr>
+            <w:r>
+              <w:rPr>
+                <w:rFonts w:cs=""/>
+                <w:b/>
+                <w:kern w:val="0"/>
+                <w:sz w:val="17"/>
+                <w:szCs w:val="22"/>
+                <w:lang w:val="en-US" w:eastAsia="en-US" w:bidi="ar-SA"/>
+              </w:rPr>
+              <w:t>Valor total do pedido no momento da solicitação.</w:t>
+            </w:r>
+          </w:p>
+        </w:tc>
+      </w:tr>
+      <w:tr>
+        <w:trPr/>
+        <w:tc>
+          <w:tcPr>
+            <w:tcW w:w="2482" w:type="dxa"/>
+            <w:tcBorders/>
+            <w:vAlign w:val="center"/>
+          </w:tcPr>
+          <w:p>
+            <w:pPr>
+              <w:pStyle w:val="Normal"/>
+              <w:widowControl/>
+              <w:suppressAutoHyphens w:val="true"/>
+              <w:spacing w:lineRule="auto" w:line="240" w:before="0" w:after="0"/>
+              <w:jc w:val="left"/>
+              <w:rPr>
+                <w:rFonts w:cs=""/>
+                <w:kern w:val="0"/>
+                <w:szCs w:val="22"/>
+                <w:lang w:val="en-US" w:eastAsia="en-US" w:bidi="ar-SA"/>
+              </w:rPr>
+            </w:pPr>
+            <w:r>
+              <w:rPr>
+                <w:rFonts w:cs=""/>
+                <w:b/>
+                <w:kern w:val="0"/>
+                <w:sz w:val="17"/>
+                <w:szCs w:val="22"/>
+                <w:lang w:val="en-US" w:eastAsia="en-US" w:bidi="ar-SA"/>
+              </w:rPr>
+              <w:t>MotivoSolicitacao</w:t>
+            </w:r>
+          </w:p>
+        </w:tc>
+        <w:tc>
+          <w:tcPr>
+            <w:tcW w:w="2481" w:type="dxa"/>
+            <w:tcBorders/>
+            <w:vAlign w:val="center"/>
+          </w:tcPr>
+          <w:p>
+            <w:pPr>
+              <w:pStyle w:val="Normal"/>
+              <w:widowControl/>
+              <w:suppressAutoHyphens w:val="true"/>
+              <w:spacing w:lineRule="auto" w:line="240" w:before="0" w:after="0"/>
+              <w:jc w:val="left"/>
+              <w:rPr>
+                <w:rFonts w:cs=""/>
+                <w:kern w:val="0"/>
+                <w:szCs w:val="22"/>
+                <w:lang w:val="en-US" w:eastAsia="en-US" w:bidi="ar-SA"/>
+              </w:rPr>
+            </w:pPr>
+            <w:r>
+              <w:rPr>
+                <w:rFonts w:cs=""/>
+                <w:b/>
+                <w:kern w:val="0"/>
+                <w:sz w:val="17"/>
+                <w:szCs w:val="22"/>
+                <w:lang w:val="en-US" w:eastAsia="en-US" w:bidi="ar-SA"/>
+              </w:rPr>
+              <w:t>CHAR(500)</w:t>
+            </w:r>
+          </w:p>
+        </w:tc>
+        <w:tc>
+          <w:tcPr>
+            <w:tcW w:w="2479" w:type="dxa"/>
+            <w:tcBorders/>
+            <w:vAlign w:val="center"/>
+          </w:tcPr>
+          <w:p>
+            <w:pPr>
+              <w:pStyle w:val="Normal"/>
+              <w:widowControl/>
+              <w:suppressAutoHyphens w:val="true"/>
+              <w:spacing w:lineRule="auto" w:line="240" w:before="0" w:after="0"/>
+              <w:jc w:val="left"/>
+              <w:rPr>
+                <w:rFonts w:cs=""/>
+                <w:kern w:val="0"/>
+                <w:szCs w:val="22"/>
+                <w:lang w:val="en-US" w:eastAsia="en-US" w:bidi="ar-SA"/>
+              </w:rPr>
+            </w:pPr>
+            <w:r>
+              <w:rPr>
+                <w:rFonts w:cs=""/>
+                <w:b/>
+                <w:kern w:val="0"/>
+                <w:sz w:val="17"/>
+                <w:szCs w:val="22"/>
+                <w:lang w:val="en-US" w:eastAsia="en-US" w:bidi="ar-SA"/>
+              </w:rPr>
+              <w:t>Sim</w:t>
+            </w:r>
+          </w:p>
+        </w:tc>
+        <w:tc>
+          <w:tcPr>
+            <w:tcW w:w="2483" w:type="dxa"/>
+            <w:tcBorders/>
+            <w:vAlign w:val="center"/>
+          </w:tcPr>
+          <w:p>
+            <w:pPr>
+              <w:pStyle w:val="Normal"/>
+              <w:widowControl/>
+              <w:suppressAutoHyphens w:val="true"/>
+              <w:spacing w:lineRule="auto" w:line="240" w:before="0" w:after="0"/>
+              <w:jc w:val="left"/>
+              <w:rPr>
+                <w:rFonts w:cs=""/>
+                <w:kern w:val="0"/>
+                <w:szCs w:val="22"/>
+                <w:lang w:val="en-US" w:eastAsia="en-US" w:bidi="ar-SA"/>
+              </w:rPr>
+            </w:pPr>
+            <w:r>
+              <w:rPr>
+                <w:rFonts w:cs=""/>
+                <w:b/>
+                <w:kern w:val="0"/>
+                <w:sz w:val="17"/>
+                <w:szCs w:val="22"/>
+                <w:lang w:val="en-US" w:eastAsia="en-US" w:bidi="ar-SA"/>
+              </w:rPr>
+              <w:t>Motivo do cancelamento informado pelo usuário.</w:t>
+            </w:r>
+          </w:p>
+        </w:tc>
+      </w:tr>
+      <w:tr>
+        <w:trPr/>
+        <w:tc>
+          <w:tcPr>
+            <w:tcW w:w="2482" w:type="dxa"/>
+            <w:tcBorders/>
+            <w:vAlign w:val="center"/>
+          </w:tcPr>
+          <w:p>
+            <w:pPr>
+              <w:pStyle w:val="Normal"/>
+              <w:widowControl/>
+              <w:suppressAutoHyphens w:val="true"/>
+              <w:spacing w:lineRule="auto" w:line="240" w:before="0" w:after="0"/>
+              <w:jc w:val="left"/>
+              <w:rPr>
+                <w:rFonts w:cs=""/>
+                <w:kern w:val="0"/>
+                <w:szCs w:val="22"/>
+                <w:lang w:val="en-US" w:eastAsia="en-US" w:bidi="ar-SA"/>
+              </w:rPr>
+            </w:pPr>
+            <w:r>
+              <w:rPr>
+                <w:rFonts w:cs=""/>
+                <w:b/>
+                <w:kern w:val="0"/>
+                <w:sz w:val="17"/>
+                <w:szCs w:val="22"/>
+                <w:lang w:val="en-US" w:eastAsia="en-US" w:bidi="ar-SA"/>
+              </w:rPr>
+              <w:t>DataSolicitacao / SolicitadoPor</w:t>
+            </w:r>
+          </w:p>
+        </w:tc>
+        <w:tc>
+          <w:tcPr>
+            <w:tcW w:w="2481" w:type="dxa"/>
+            <w:tcBorders/>
+            <w:vAlign w:val="center"/>
+          </w:tcPr>
+          <w:p>
+            <w:pPr>
+              <w:pStyle w:val="Normal"/>
+              <w:widowControl/>
+              <w:suppressAutoHyphens w:val="true"/>
+              <w:spacing w:lineRule="auto" w:line="240" w:before="0" w:after="0"/>
+              <w:jc w:val="left"/>
+              <w:rPr>
+                <w:rFonts w:cs=""/>
+                <w:kern w:val="0"/>
+                <w:szCs w:val="22"/>
+                <w:lang w:val="en-US" w:eastAsia="en-US" w:bidi="ar-SA"/>
+              </w:rPr>
+            </w:pPr>
+            <w:r>
+              <w:rPr>
+                <w:rFonts w:cs=""/>
+                <w:b/>
+                <w:kern w:val="0"/>
+                <w:sz w:val="17"/>
+                <w:szCs w:val="22"/>
+                <w:lang w:val="en-US" w:eastAsia="en-US" w:bidi="ar-SA"/>
+              </w:rPr>
+              <w:t>TIMESTAMPL / usuário</w:t>
+            </w:r>
+          </w:p>
+        </w:tc>
+        <w:tc>
+          <w:tcPr>
+            <w:tcW w:w="2479" w:type="dxa"/>
+            <w:tcBorders/>
+            <w:vAlign w:val="center"/>
+          </w:tcPr>
+          <w:p>
+            <w:pPr>
+              <w:pStyle w:val="Normal"/>
+              <w:widowControl/>
+              <w:suppressAutoHyphens w:val="true"/>
+              <w:spacing w:lineRule="auto" w:line="240" w:before="0" w:after="0"/>
+              <w:jc w:val="left"/>
+              <w:rPr>
+                <w:rFonts w:cs=""/>
+                <w:kern w:val="0"/>
+                <w:szCs w:val="22"/>
+                <w:lang w:val="en-US" w:eastAsia="en-US" w:bidi="ar-SA"/>
+              </w:rPr>
+            </w:pPr>
+            <w:r>
+              <w:rPr>
+                <w:rFonts w:cs=""/>
+                <w:b/>
+                <w:kern w:val="0"/>
+                <w:sz w:val="17"/>
+                <w:szCs w:val="22"/>
+                <w:lang w:val="en-US" w:eastAsia="en-US" w:bidi="ar-SA"/>
+              </w:rPr>
+              <w:t>Sim</w:t>
+            </w:r>
+          </w:p>
+        </w:tc>
+        <w:tc>
+          <w:tcPr>
+            <w:tcW w:w="2483" w:type="dxa"/>
+            <w:tcBorders/>
+            <w:vAlign w:val="center"/>
+          </w:tcPr>
+          <w:p>
+            <w:pPr>
+              <w:pStyle w:val="Normal"/>
+              <w:widowControl/>
+              <w:suppressAutoHyphens w:val="true"/>
+              <w:spacing w:lineRule="auto" w:line="240" w:before="0" w:after="0"/>
+              <w:jc w:val="left"/>
+              <w:rPr>
+                <w:rFonts w:cs=""/>
+                <w:kern w:val="0"/>
+                <w:szCs w:val="22"/>
+                <w:lang w:val="en-US" w:eastAsia="en-US" w:bidi="ar-SA"/>
+              </w:rPr>
+            </w:pPr>
+            <w:r>
+              <w:rPr>
+                <w:rFonts w:cs=""/>
+                <w:b/>
+                <w:kern w:val="0"/>
+                <w:sz w:val="17"/>
+                <w:szCs w:val="22"/>
+                <w:lang w:val="en-US" w:eastAsia="en-US" w:bidi="ar-SA"/>
+              </w:rPr>
+              <w:t>Quando e por quem o cancelamento foi solicitado.</w:t>
+            </w:r>
+          </w:p>
+        </w:tc>
+      </w:tr>
+      <w:tr>
+        <w:trPr/>
+        <w:tc>
+          <w:tcPr>
+            <w:tcW w:w="2482" w:type="dxa"/>
+            <w:tcBorders/>
+            <w:vAlign w:val="center"/>
+          </w:tcPr>
+          <w:p>
+            <w:pPr>
+              <w:pStyle w:val="Normal"/>
+              <w:widowControl/>
+              <w:suppressAutoHyphens w:val="true"/>
+              <w:spacing w:lineRule="auto" w:line="240" w:before="0" w:after="0"/>
+              <w:jc w:val="left"/>
+              <w:rPr>
+                <w:rFonts w:cs=""/>
+                <w:kern w:val="0"/>
+                <w:szCs w:val="22"/>
+                <w:lang w:val="en-US" w:eastAsia="en-US" w:bidi="ar-SA"/>
+              </w:rPr>
+            </w:pPr>
+            <w:r>
+              <w:rPr>
+                <w:rFonts w:cs=""/>
+                <w:b/>
+                <w:kern w:val="0"/>
+                <w:sz w:val="17"/>
+                <w:szCs w:val="22"/>
+                <w:lang w:val="en-US" w:eastAsia="en-US" w:bidi="ar-SA"/>
+              </w:rPr>
+              <w:t>MotivoDecisao</w:t>
+            </w:r>
+          </w:p>
+        </w:tc>
+        <w:tc>
+          <w:tcPr>
+            <w:tcW w:w="2481" w:type="dxa"/>
+            <w:tcBorders/>
+            <w:vAlign w:val="center"/>
+          </w:tcPr>
+          <w:p>
+            <w:pPr>
+              <w:pStyle w:val="Normal"/>
+              <w:widowControl/>
+              <w:suppressAutoHyphens w:val="true"/>
+              <w:spacing w:lineRule="auto" w:line="240" w:before="0" w:after="0"/>
+              <w:jc w:val="left"/>
+              <w:rPr>
+                <w:rFonts w:cs=""/>
+                <w:kern w:val="0"/>
+                <w:szCs w:val="22"/>
+                <w:lang w:val="en-US" w:eastAsia="en-US" w:bidi="ar-SA"/>
+              </w:rPr>
+            </w:pPr>
+            <w:r>
+              <w:rPr>
+                <w:rFonts w:cs=""/>
+                <w:b/>
+                <w:kern w:val="0"/>
+                <w:sz w:val="17"/>
+                <w:szCs w:val="22"/>
+                <w:lang w:val="en-US" w:eastAsia="en-US" w:bidi="ar-SA"/>
+              </w:rPr>
+              <w:t>CHAR(500)</w:t>
+            </w:r>
+          </w:p>
+        </w:tc>
+        <w:tc>
+          <w:tcPr>
+            <w:tcW w:w="2479" w:type="dxa"/>
+            <w:tcBorders/>
+            <w:vAlign w:val="center"/>
+          </w:tcPr>
+          <w:p>
+            <w:pPr>
+              <w:pStyle w:val="Normal"/>
+              <w:widowControl/>
+              <w:suppressAutoHyphens w:val="true"/>
+              <w:spacing w:lineRule="auto" w:line="240" w:before="0" w:after="0"/>
+              <w:jc w:val="left"/>
+              <w:rPr>
+                <w:rFonts w:cs=""/>
+                <w:kern w:val="0"/>
+                <w:szCs w:val="22"/>
+                <w:lang w:val="en-US" w:eastAsia="en-US" w:bidi="ar-SA"/>
+              </w:rPr>
+            </w:pPr>
+            <w:r>
+              <w:rPr>
+                <w:rFonts w:cs=""/>
+                <w:b/>
+                <w:kern w:val="0"/>
+                <w:sz w:val="17"/>
+                <w:szCs w:val="22"/>
+                <w:lang w:val="en-US" w:eastAsia="en-US" w:bidi="ar-SA"/>
+              </w:rPr>
+              <w:t>Não</w:t>
+            </w:r>
+          </w:p>
+        </w:tc>
+        <w:tc>
+          <w:tcPr>
+            <w:tcW w:w="2483" w:type="dxa"/>
+            <w:tcBorders/>
+            <w:vAlign w:val="center"/>
+          </w:tcPr>
+          <w:p>
+            <w:pPr>
+              <w:pStyle w:val="Normal"/>
+              <w:widowControl/>
+              <w:suppressAutoHyphens w:val="true"/>
+              <w:spacing w:lineRule="auto" w:line="240" w:before="0" w:after="0"/>
+              <w:jc w:val="left"/>
+              <w:rPr>
+                <w:rFonts w:cs=""/>
+                <w:kern w:val="0"/>
+                <w:szCs w:val="22"/>
+                <w:lang w:val="en-US" w:eastAsia="en-US" w:bidi="ar-SA"/>
+              </w:rPr>
+            </w:pPr>
+            <w:r>
+              <w:rPr>
+                <w:rFonts w:cs=""/>
+                <w:b/>
+                <w:kern w:val="0"/>
+                <w:sz w:val="17"/>
+                <w:szCs w:val="22"/>
+                <w:lang w:val="en-US" w:eastAsia="en-US" w:bidi="ar-SA"/>
+              </w:rPr>
+              <w:t>Obrigatório ao rejeitar; opcional ao aprovar.</w:t>
+            </w:r>
+          </w:p>
+        </w:tc>
+      </w:tr>
+      <w:tr>
+        <w:trPr/>
+        <w:tc>
+          <w:tcPr>
+            <w:tcW w:w="2482" w:type="dxa"/>
+            <w:tcBorders/>
+            <w:vAlign w:val="center"/>
+          </w:tcPr>
+          <w:p>
+            <w:pPr>
+              <w:pStyle w:val="Normal"/>
+              <w:widowControl/>
+              <w:suppressAutoHyphens w:val="true"/>
+              <w:spacing w:lineRule="auto" w:line="240" w:before="0" w:after="0"/>
+              <w:jc w:val="left"/>
+              <w:rPr>
+                <w:rFonts w:cs=""/>
+                <w:kern w:val="0"/>
+                <w:szCs w:val="22"/>
+                <w:lang w:val="en-US" w:eastAsia="en-US" w:bidi="ar-SA"/>
+              </w:rPr>
+            </w:pPr>
+            <w:r>
+              <w:rPr>
+                <w:rFonts w:cs=""/>
+                <w:b/>
+                <w:kern w:val="0"/>
+                <w:sz w:val="17"/>
+                <w:szCs w:val="22"/>
+                <w:lang w:val="en-US" w:eastAsia="en-US" w:bidi="ar-SA"/>
+              </w:rPr>
+              <w:t>DataDecisao / DecididoPor</w:t>
+            </w:r>
+          </w:p>
+        </w:tc>
+        <w:tc>
+          <w:tcPr>
+            <w:tcW w:w="2481" w:type="dxa"/>
+            <w:tcBorders/>
+            <w:vAlign w:val="center"/>
+          </w:tcPr>
+          <w:p>
+            <w:pPr>
+              <w:pStyle w:val="Normal"/>
+              <w:widowControl/>
+              <w:suppressAutoHyphens w:val="true"/>
+              <w:spacing w:lineRule="auto" w:line="240" w:before="0" w:after="0"/>
+              <w:jc w:val="left"/>
+              <w:rPr>
+                <w:rFonts w:cs=""/>
+                <w:kern w:val="0"/>
+                <w:szCs w:val="22"/>
+                <w:lang w:val="en-US" w:eastAsia="en-US" w:bidi="ar-SA"/>
+              </w:rPr>
+            </w:pPr>
+            <w:r>
+              <w:rPr>
+                <w:rFonts w:cs=""/>
+                <w:b/>
+                <w:kern w:val="0"/>
+                <w:sz w:val="17"/>
+                <w:szCs w:val="22"/>
+                <w:lang w:val="en-US" w:eastAsia="en-US" w:bidi="ar-SA"/>
+              </w:rPr>
+              <w:t>TIMESTAMPL / usuário</w:t>
+            </w:r>
+          </w:p>
+        </w:tc>
+        <w:tc>
+          <w:tcPr>
+            <w:tcW w:w="2479" w:type="dxa"/>
+            <w:tcBorders/>
+            <w:vAlign w:val="center"/>
+          </w:tcPr>
+          <w:p>
+            <w:pPr>
+              <w:pStyle w:val="Normal"/>
+              <w:widowControl/>
+              <w:suppressAutoHyphens w:val="true"/>
+              <w:spacing w:lineRule="auto" w:line="240" w:before="0" w:after="0"/>
+              <w:jc w:val="left"/>
+              <w:rPr>
+                <w:rFonts w:cs=""/>
+                <w:kern w:val="0"/>
+                <w:szCs w:val="22"/>
+                <w:lang w:val="en-US" w:eastAsia="en-US" w:bidi="ar-SA"/>
+              </w:rPr>
+            </w:pPr>
+            <w:r>
+              <w:rPr>
+                <w:rFonts w:cs=""/>
+                <w:b/>
+                <w:kern w:val="0"/>
+                <w:sz w:val="17"/>
+                <w:szCs w:val="22"/>
+                <w:lang w:val="en-US" w:eastAsia="en-US" w:bidi="ar-SA"/>
+              </w:rPr>
+              <w:t>Não</w:t>
+            </w:r>
+          </w:p>
+        </w:tc>
+        <w:tc>
+          <w:tcPr>
+            <w:tcW w:w="2483" w:type="dxa"/>
+            <w:tcBorders/>
+            <w:vAlign w:val="center"/>
+          </w:tcPr>
+          <w:p>
+            <w:pPr>
+              <w:pStyle w:val="Normal"/>
+              <w:widowControl/>
+              <w:suppressAutoHyphens w:val="true"/>
+              <w:spacing w:lineRule="auto" w:line="240" w:before="0" w:after="0"/>
+              <w:jc w:val="left"/>
+              <w:rPr>
+                <w:rFonts w:cs=""/>
+                <w:kern w:val="0"/>
+                <w:szCs w:val="22"/>
+                <w:lang w:val="en-US" w:eastAsia="en-US" w:bidi="ar-SA"/>
+              </w:rPr>
+            </w:pPr>
+            <w:r>
+              <w:rPr>
+                <w:rFonts w:cs=""/>
+                <w:b/>
+                <w:kern w:val="0"/>
+                <w:sz w:val="17"/>
+                <w:szCs w:val="22"/>
+                <w:lang w:val="en-US" w:eastAsia="en-US" w:bidi="ar-SA"/>
+              </w:rPr>
+              <w:t>Preenchidos pela decisão (Aprovar ou Rejeitar).</w:t>
+            </w:r>
+          </w:p>
+        </w:tc>
+      </w:tr>
+      <w:tr>
+        <w:trPr/>
+        <w:tc>
+          <w:tcPr>
+            <w:tcW w:w="2482" w:type="dxa"/>
+            <w:tcBorders/>
+            <w:vAlign w:val="center"/>
+          </w:tcPr>
+          <w:p>
+            <w:pPr>
+              <w:pStyle w:val="Normal"/>
+              <w:widowControl/>
+              <w:suppressAutoHyphens w:val="true"/>
+              <w:spacing w:lineRule="auto" w:line="240" w:before="0" w:after="0"/>
+              <w:jc w:val="left"/>
+              <w:rPr>
+                <w:rFonts w:cs=""/>
+                <w:kern w:val="0"/>
+                <w:szCs w:val="22"/>
+                <w:lang w:val="en-US" w:eastAsia="en-US" w:bidi="ar-SA"/>
+              </w:rPr>
+            </w:pPr>
+            <w:r>
+              <w:rPr>
+                <w:rFonts w:cs=""/>
+                <w:b/>
+                <w:kern w:val="0"/>
+                <w:sz w:val="17"/>
+                <w:szCs w:val="22"/>
+                <w:lang w:val="en-US" w:eastAsia="en-US" w:bidi="ar-SA"/>
+              </w:rPr>
+              <w:t>Campos administrativos</w:t>
+            </w:r>
+          </w:p>
+        </w:tc>
+        <w:tc>
+          <w:tcPr>
+            <w:tcW w:w="2481" w:type="dxa"/>
+            <w:tcBorders/>
+            <w:vAlign w:val="center"/>
+          </w:tcPr>
+          <w:p>
+            <w:pPr>
+              <w:pStyle w:val="Normal"/>
+              <w:widowControl/>
+              <w:suppressAutoHyphens w:val="true"/>
+              <w:spacing w:lineRule="auto" w:line="240" w:before="0" w:after="0"/>
+              <w:jc w:val="left"/>
+              <w:rPr>
+                <w:rFonts w:cs=""/>
+                <w:kern w:val="0"/>
+                <w:szCs w:val="22"/>
+                <w:lang w:val="en-US" w:eastAsia="en-US" w:bidi="ar-SA"/>
+              </w:rPr>
+            </w:pPr>
+            <w:r>
+              <w:rPr>
+                <w:rFonts w:cs=""/>
+                <w:b/>
+                <w:kern w:val="0"/>
+                <w:sz w:val="17"/>
+                <w:szCs w:val="22"/>
+                <w:lang w:val="en-US" w:eastAsia="en-US" w:bidi="ar-SA"/>
+              </w:rPr>
+              <w:t>created/changed fields</w:t>
+            </w:r>
+          </w:p>
+        </w:tc>
+        <w:tc>
+          <w:tcPr>
+            <w:tcW w:w="2479" w:type="dxa"/>
+            <w:tcBorders/>
+            <w:vAlign w:val="center"/>
+          </w:tcPr>
+          <w:p>
+            <w:pPr>
+              <w:pStyle w:val="Normal"/>
+              <w:widowControl/>
+              <w:suppressAutoHyphens w:val="true"/>
+              <w:spacing w:lineRule="auto" w:line="240" w:before="0" w:after="0"/>
+              <w:jc w:val="left"/>
+              <w:rPr>
+                <w:rFonts w:cs=""/>
+                <w:kern w:val="0"/>
+                <w:szCs w:val="22"/>
+                <w:lang w:val="en-US" w:eastAsia="en-US" w:bidi="ar-SA"/>
+              </w:rPr>
+            </w:pPr>
+            <w:r>
+              <w:rPr>
+                <w:rFonts w:cs=""/>
+                <w:b/>
+                <w:kern w:val="0"/>
+                <w:sz w:val="17"/>
+                <w:szCs w:val="22"/>
+                <w:lang w:val="en-US" w:eastAsia="en-US" w:bidi="ar-SA"/>
+              </w:rPr>
+              <w:t>Sim</w:t>
+            </w:r>
+          </w:p>
+        </w:tc>
+        <w:tc>
+          <w:tcPr>
+            <w:tcW w:w="2483" w:type="dxa"/>
+            <w:tcBorders/>
+            <w:vAlign w:val="center"/>
+          </w:tcPr>
+          <w:p>
+            <w:pPr>
+              <w:pStyle w:val="Normal"/>
+              <w:widowControl/>
+              <w:suppressAutoHyphens w:val="true"/>
+              <w:spacing w:lineRule="auto" w:line="240" w:before="0" w:after="0"/>
+              <w:jc w:val="left"/>
+              <w:rPr>
+                <w:rFonts w:cs=""/>
+                <w:kern w:val="0"/>
+                <w:szCs w:val="22"/>
+                <w:lang w:val="en-US" w:eastAsia="en-US" w:bidi="ar-SA"/>
+              </w:rPr>
+            </w:pPr>
+            <w:r>
+              <w:rPr>
+                <w:rFonts w:cs=""/>
+                <w:b/>
+                <w:kern w:val="0"/>
+                <w:sz w:val="17"/>
+                <w:szCs w:val="22"/>
+                <w:lang w:val="en-US" w:eastAsia="en-US" w:bidi="ar-SA"/>
+              </w:rPr>
+              <w:t>Campos managed: CreatedBy, CreatedAt, LastChangedBy, LastChangedAt, LocalLastChangedAt (ETag).</w:t>
             </w:r>
           </w:p>
         </w:tc>
@@ -20649,7 +22838,7 @@
       </w:pPr>
       <w:r>
         <w:rPr/>
-        <w:t xml:space="preserve">Determinations: DefinirValoresIniciais, RecalcularStatusEstoque (on modify) e GerarSku (on save).</w:t>
+        <w:t>Determinations: DefinirValoresIniciais, RecalcularStatusEstoque (on modify) e GerarSku (on save, executada também no Prepare do rascunho: o SKU nasce no Save e usa as 3 primeiras letras da categoria).</w:t>
       </w:r>
     </w:p>
     <w:p>
@@ -20771,7 +22960,7 @@
       </w:pPr>
       <w:r>
         <w:rPr/>
-        <w:t xml:space="preserve">Draft habilitado para criação e edição do pedido somente no status CRIADO. As actions do ciclo de vida são executadas apenas sobre a instância ativa.</w:t>
+        <w:t>Draft habilitado para a criação do pedido. Ao salvar (Prepare + Activate) o pedido é registrado como instância ativa em CRIADO e o estoque dos itens é reservado; o pedido ativo não é editado nem excluído e itens só entram no rascunho. As actions do ciclo de vida são executadas apenas sobre a instância ativa.</w:t>
       </w:r>
     </w:p>
     <w:p>
@@ -20785,7 +22974,7 @@
       </w:pPr>
       <w:r>
         <w:rPr/>
-        <w:t xml:space="preserve">Actions públicas: ConfirmarPedido, SimularPagamento (parâmetro ZPC_A_PAGAMENTO_INPUT), AprovarPedido e CancelarPedido (parâmetro ZPC_A_CANCELAMENTO_INPUT). Internal action: RecalcularTotal.</w:t>
+        <w:t>Actions públicas: SimularPagamento (parâmetro ZPC_A_PAGAMENTO_INPUT), AprovarPedido e CancelarPedido (parâmetro ZPC_A_CANCELAMENTO_INPUT). Actions internas: RecalcularTotal e, chamadas pelo BO Reembolso via EML (authorization : none), CancelarPorReembolso e RetomarPedido (parâmetro ZPC_A_RETOMADA_INPUT).</w:t>
       </w:r>
     </w:p>
     <w:p>
@@ -20799,7 +22988,7 @@
       </w:pPr>
       <w:r>
         <w:rPr/>
-        <w:t>Validações: cliente ativo, endereço principal, itens ativos, disponibilidade, status, pagamento aprovado, pedido editável e cancelável.</w:t>
+        <w:t>Validações: ValidarCliente, ValidarItemPedido e ValidarRegistro (Save do rascunho: endereço principal do cliente, ao menos um item e disponibilidade de estoque); determination ReservarEstoqueRegistro (reserva ao registrar o pedido); regras de status, pagamento aprovado e cancelamento nas actions.</w:t>
       </w:r>
     </w:p>
     <w:p>
@@ -20814,6 +23003,100 @@
       <w:r>
         <w:rPr/>
         <w:t xml:space="preserve">Pagamento e snapshots são criados somente por internal create; não possuem create, update ou delete externos.</w:t>
+      </w:r>
+    </w:p>
+    <w:p>
+      <w:pPr>
+        <w:pStyle w:val="Heading2"/>
+        <w:rPr/>
+      </w:pPr>
+      <w:r>
+        <w:rPr/>
+        <w:t>8.4 BO Reembolso</w:t>
+      </w:r>
+    </w:p>
+    <w:p>
+      <w:pPr>
+        <w:pStyle w:val="ListBullet"/>
+        <w:numPr>
+          <w:ilvl w:val="0"/>
+          <w:numId w:val="1"/>
+        </w:numPr>
+        <w:rPr/>
+      </w:pPr>
+      <w:r>
+        <w:rPr/>
+        <w:t>Root: ZR_PC_REEMBOLSO (tabela ZTA_PC_REEMBOLSO), sem draft e sem filhos.</w:t>
+      </w:r>
+    </w:p>
+    <w:p>
+      <w:pPr>
+        <w:pStyle w:val="ListBullet"/>
+        <w:numPr>
+          <w:ilvl w:val="0"/>
+          <w:numId w:val="1"/>
+        </w:numPr>
+        <w:rPr/>
+      </w:pPr>
+      <w:r>
+        <w:rPr/>
+        <w:t>Behavior Pool: ZBP_R_PC_REEMBOLSO. Projection App: ZC_PC_REEMBOLSO_APP (root, somente leitura). Serviço: ZUI_PC_REEMBOLSOS.</w:t>
+      </w:r>
+    </w:p>
+    <w:p>
+      <w:pPr>
+        <w:pStyle w:val="ListBullet"/>
+        <w:numPr>
+          <w:ilvl w:val="0"/>
+          <w:numId w:val="1"/>
+        </w:numPr>
+        <w:rPr/>
+      </w:pPr>
+      <w:r>
+        <w:rPr/>
+        <w:t>create apenas interno (feito pelo BO Pedido via EML ao cancelar pedido com pagamento aprovado); internal update; sem delete.</w:t>
+      </w:r>
+    </w:p>
+    <w:p>
+      <w:pPr>
+        <w:pStyle w:val="ListBullet"/>
+        <w:numPr>
+          <w:ilvl w:val="0"/>
+          <w:numId w:val="1"/>
+        </w:numPr>
+        <w:rPr/>
+      </w:pPr>
+      <w:r>
+        <w:rPr/>
+        <w:t>Actions públicas com feature control (somente solicitações PENDENTES): AprovarReembolso e RejeitarReembolso (parâmetro ZPC_A_REEMB_DECISAO_INPUT, motivo da decisão).</w:t>
+      </w:r>
+    </w:p>
+    <w:p>
+      <w:pPr>
+        <w:pStyle w:val="ListBullet"/>
+        <w:numPr>
+          <w:ilvl w:val="0"/>
+          <w:numId w:val="1"/>
+        </w:numPr>
+        <w:rPr/>
+      </w:pPr>
+      <w:r>
+        <w:rPr/>
+        <w:t>AprovarReembolso executa CancelarPorReembolso no BO Pedido (libera a reserva, gera os snapshots e cancela o pedido) e grava APROVADO, motivo, data e usuário da decisão na mesma LUW.</w:t>
+      </w:r>
+    </w:p>
+    <w:p>
+      <w:pPr>
+        <w:pStyle w:val="ListBullet"/>
+        <w:numPr>
+          <w:ilvl w:val="0"/>
+          <w:numId w:val="1"/>
+        </w:numPr>
+        <w:rPr/>
+      </w:pPr>
+      <w:r>
+        <w:rPr/>
+        <w:t>RejeitarReembolso (motivo obrigatório) executa RetomarPedido no BO Pedido (volta ao StatusPedidoAnterior) e grava REJEITADO.</w:t>
       </w:r>
     </w:p>
     <w:p>
@@ -21074,7 +23357,7 @@
                 <w:szCs w:val="22"/>
                 <w:lang w:val="en-US" w:eastAsia="en-US" w:bidi="ar-SA"/>
               </w:rPr>
-              <w:t>ZC_PC_CLIENTE_VALUEHELP</w:t>
+              <w:t>ZC_PC_CLIENTE_VH</w:t>
             </w:r>
           </w:p>
         </w:tc>
@@ -21209,7 +23492,7 @@
                 <w:szCs w:val="22"/>
                 <w:lang w:val="en-US" w:eastAsia="en-US" w:bidi="ar-SA"/>
               </w:rPr>
-              <w:t>ZC_PC_ENDERECO_VALUEHELP</w:t>
+              <w:t>ZC_PC_ENDERECO_VH</w:t>
             </w:r>
           </w:p>
         </w:tc>
@@ -21344,7 +23627,7 @@
                 <w:szCs w:val="22"/>
                 <w:lang w:val="en-US" w:eastAsia="en-US" w:bidi="ar-SA"/>
               </w:rPr>
-              <w:t>ZC_PC_ITEM_VALUEHELP</w:t>
+              <w:t>ZC_PC_ITEM_VH</w:t>
             </w:r>
           </w:p>
         </w:tc>
@@ -21442,7 +23725,7 @@
       </w:pPr>
       <w:r>
         <w:rPr/>
-        <w:t xml:space="preserve">A aplicação Pedidos de Compras não atualiza estoque pela UI da aplicação de estoque. Reserva, baixa e liberação são executadas dentro das actions do BO Pedido, na mesma LUW, por EML entre BOs: o BO Pedido executa as actions internas ReservarEstoque, LiberarReserva e BaixarEstoque do BO Item. O framework bloqueia o item (lock master) antes de cada action e o saldo é relido sob esse lock.</w:t>
+        <w:t>A aplicação Pedidos de Compras não atualiza estoque pela UI da aplicação de estoque. Reserva, baixa e liberação são executadas dentro do BO Pedido, na mesma LUW, por EML entre BOs: o BO Pedido executa as actions internas ReservarEstoque, LiberarReserva e BaixarEstoque do BO Item. O framework bloqueia o item (lock master) antes de cada action e o saldo é relido sob esse lock.</w:t>
       </w:r>
     </w:p>
     <w:p>
@@ -21456,7 +23739,7 @@
       </w:pPr>
       <w:r>
         <w:rPr/>
-        <w:t>ConfirmarPedido valida e incrementa QtdeReservada do item.</w:t>
+        <w:t>O registro do pedido (determination ReservarEstoqueRegistro, ao ativar o rascunho) valida e incrementa QtdeReservada do item.</w:t>
       </w:r>
     </w:p>
     <w:p>
@@ -21484,7 +23767,7 @@
       </w:pPr>
       <w:r>
         <w:rPr/>
-        <w:t>CancelarPedido libera QtdeReservada quando houver reserva.</w:t>
+        <w:t>CancelarPedido libera QtdeReservada quando houver reserva; com pagamento aprovado a reserva é mantida até a decisão do reembolso (AprovarReembolso libera; RejeitarReembolso mantém).</w:t>
       </w:r>
     </w:p>
     <w:p>
@@ -21526,6 +23809,20 @@
       </w:pPr>
       <w:r>
         <w:rPr/>
+        <w:t>O BO Reembolso (aplicação Gestão de Reembolsos) executa por EML as actions internas CancelarPorReembolso e RetomarPedido do BO Pedido; o BO Pedido cria a solicitação no BO Reembolso por EML ao cancelar um pedido com pagamento aprovado. Tudo na mesma LUW.</w:t>
+      </w:r>
+    </w:p>
+    <w:p>
+      <w:pPr>
+        <w:pStyle w:val="ListBullet"/>
+        <w:numPr>
+          <w:ilvl w:val="0"/>
+          <w:numId w:val="1"/>
+        </w:numPr>
+        <w:rPr/>
+      </w:pPr>
+      <w:r>
+        <w:rPr/>
         <w:t>A UI e os value helps não substituem validações definitivas no backend.</w:t>
       </w:r>
     </w:p>
@@ -21918,7 +24215,7 @@
       </w:pPr>
       <w:r>
         <w:rPr/>
-        <w:t>Reserva de estoque ocorre apenas na action ConfirmarPedido.</w:t>
+        <w:t>A reserva de estoque ocorre no registro do pedido (Save do rascunho, quando o pedido passa a existir como CRIADO); não há action de confirmação.</w:t>
       </w:r>
     </w:p>
     <w:p>
@@ -22002,7 +24299,7 @@
       </w:pPr>
       <w:r>
         <w:rPr/>
-        <w:t xml:space="preserve">Pedido só pode ser editado, excluído ou receber itens no status CRIADO. Após a confirmação, alterações exigem cancelamento e novo pedido.</w:t>
+        <w:t>O pedido registrado (instância ativa) não pode ser editado nem excluído, e itens só podem ser incluídos no rascunho; alterações exigem cancelamento e novo pedido.</w:t>
       </w:r>
     </w:p>
     <w:p>
@@ -22021,6 +24318,48 @@
     </w:p>
     <w:p>
       <w:pPr>
+        <w:pStyle w:val="ListBullet"/>
+        <w:numPr>
+          <w:ilvl w:val="0"/>
+          <w:numId w:val="1"/>
+        </w:numPr>
+        <w:rPr/>
+      </w:pPr>
+      <w:r>
+        <w:rPr/>
+        <w:t>Cancelar um pedido com pagamento aprovado não o cancela diretamente: cria uma solicitação de reembolso PENDENTE e leva o pedido a PROCESSAR_REEMBOLSO, mantendo a reserva de estoque até a decisão.</w:t>
+      </w:r>
+    </w:p>
+    <w:p>
+      <w:pPr>
+        <w:pStyle w:val="ListBullet"/>
+        <w:numPr>
+          <w:ilvl w:val="0"/>
+          <w:numId w:val="1"/>
+        </w:numPr>
+        <w:rPr/>
+      </w:pPr>
+      <w:r>
+        <w:rPr/>
+        <w:t>Reembolso aprovado: libera a reserva, gera os snapshots e cancela o pedido. Reembolso rejeitado (motivo obrigatório): o pedido retoma o status anterior à solicitação.</w:t>
+      </w:r>
+    </w:p>
+    <w:p>
+      <w:pPr>
+        <w:pStyle w:val="ListBullet"/>
+        <w:numPr>
+          <w:ilvl w:val="0"/>
+          <w:numId w:val="1"/>
+        </w:numPr>
+        <w:rPr/>
+      </w:pPr>
+      <w:r>
+        <w:rPr/>
+        <w:t>Item sem estoque disponível (QtdeDisponivel = 0) não pode ser adicionado ao rascunho do pedido (precheck de inclusão de item).</w:t>
+      </w:r>
+    </w:p>
+    <w:p>
+      <w:pPr>
         <w:pStyle w:val="Heading1"/>
         <w:rPr/>
       </w:pPr>
@@ -22036,7 +24375,7 @@
       </w:pPr>
       <w:r>
         <w:rPr/>
-        <w:t>O fluxo principal será CRIADO → AGUARDANDO_PAGAMENTO → AGUARDANDO_APROVACAO → FINALIZADO. Cancelamentos serão permitidos em CRIADO, AGUARDANDO_PAGAMENTO e AGUARDANDO_APROVACAO.</w:t>
+        <w:t>O fluxo principal é CRIADO (registro do pedido, com reserva de estoque) → AGUARDANDO_APROVACAO (pagamento aprovado) → FINALIZADO. Pagamento recusado leva ou mantém o pedido em AGUARDANDO_PAGAMENTO, com nova tentativa permitida. Cancelamentos são permitidos em CRIADO, AGUARDANDO_PAGAMENTO e AGUARDANDO_APROVACAO; com pagamento aprovado o cancelamento passa por PROCESSAR_REEMBOLSO.</w:t>
       </w:r>
     </w:p>
     <w:tbl>
@@ -22333,7 +24672,7 @@
                 <w:szCs w:val="22"/>
                 <w:lang w:val="en-US" w:eastAsia="en-US" w:bidi="ar-SA"/>
               </w:rPr>
-              <w:t>Action ConfirmarPedido executada com sucesso.</w:t>
+              <w:t>Pagamento simulado recusado; nova tentativa permitida.</w:t>
             </w:r>
           </w:p>
         </w:tc>
@@ -22369,7 +24708,7 @@
                 <w:szCs w:val="22"/>
                 <w:lang w:val="en-US" w:eastAsia="en-US" w:bidi="ar-SA"/>
               </w:rPr>
-              <w:t>AGUARDANDO_PAGAMENTO</w:t>
+              <w:t>CRIADO / AGUARDANDO_PAGAMENTO</w:t>
             </w:r>
           </w:p>
         </w:tc>
@@ -23077,6 +25416,141 @@
                 <w:szCs w:val="22"/>
                 <w:lang w:val="en-US" w:eastAsia="en-US" w:bidi="ar-SA"/>
               </w:rPr>
+              <w:t>PROCESSAR_REEMBOLSO</w:t>
+            </w:r>
+          </w:p>
+        </w:tc>
+        <w:tc>
+          <w:tcPr>
+            <w:tcW w:w="2264" w:type="dxa"/>
+            <w:tcBorders/>
+            <w:vAlign w:val="center"/>
+          </w:tcPr>
+          <w:p>
+            <w:pPr>
+              <w:pStyle w:val="Normal"/>
+              <w:widowControl/>
+              <w:suppressAutoHyphens w:val="true"/>
+              <w:spacing w:lineRule="auto" w:line="240" w:before="0" w:after="0"/>
+              <w:jc w:val="left"/>
+              <w:rPr>
+                <w:rFonts w:cs=""/>
+                <w:kern w:val="0"/>
+                <w:szCs w:val="22"/>
+                <w:lang w:val="en-US" w:eastAsia="en-US" w:bidi="ar-SA"/>
+              </w:rPr>
+            </w:pPr>
+            <w:r>
+              <w:rPr>
+                <w:rFonts w:cs=""/>
+                <w:b/>
+                <w:kern w:val="0"/>
+                <w:sz w:val="17"/>
+                <w:szCs w:val="22"/>
+                <w:lang w:val="en-US" w:eastAsia="en-US" w:bidi="ar-SA"/>
+              </w:rPr>
+              <w:t>Sim</w:t>
+            </w:r>
+          </w:p>
+        </w:tc>
+        <w:tc>
+          <w:tcPr>
+            <w:tcW w:w="2335" w:type="dxa"/>
+            <w:tcBorders/>
+            <w:vAlign w:val="center"/>
+          </w:tcPr>
+          <w:p>
+            <w:pPr>
+              <w:pStyle w:val="Normal"/>
+              <w:widowControl/>
+              <w:suppressAutoHyphens w:val="true"/>
+              <w:spacing w:lineRule="auto" w:line="240" w:before="0" w:after="0"/>
+              <w:jc w:val="left"/>
+              <w:rPr>
+                <w:rFonts w:cs=""/>
+                <w:kern w:val="0"/>
+                <w:szCs w:val="22"/>
+                <w:lang w:val="en-US" w:eastAsia="en-US" w:bidi="ar-SA"/>
+              </w:rPr>
+            </w:pPr>
+            <w:r>
+              <w:rPr>
+                <w:rFonts w:cs=""/>
+                <w:b/>
+                <w:kern w:val="0"/>
+                <w:sz w:val="17"/>
+                <w:szCs w:val="22"/>
+                <w:lang w:val="en-US" w:eastAsia="en-US" w:bidi="ar-SA"/>
+              </w:rPr>
+              <w:t>CancelarPedido com pagamento aprovado: cria a solicitação de reembolso (PENDENTE); a reserva é mantida.</w:t>
+            </w:r>
+          </w:p>
+        </w:tc>
+      </w:tr>
+      <w:tr>
+        <w:trPr/>
+        <w:tc>
+          <w:tcPr>
+            <w:tcW w:w="2663" w:type="dxa"/>
+            <w:tcBorders/>
+            <w:vAlign w:val="center"/>
+          </w:tcPr>
+          <w:p>
+            <w:pPr>
+              <w:pStyle w:val="Normal"/>
+              <w:widowControl/>
+              <w:suppressAutoHyphens w:val="true"/>
+              <w:spacing w:lineRule="auto" w:line="240" w:before="0" w:after="0"/>
+              <w:jc w:val="left"/>
+              <w:rPr>
+                <w:rFonts w:cs=""/>
+                <w:kern w:val="0"/>
+                <w:szCs w:val="22"/>
+                <w:lang w:val="en-US" w:eastAsia="en-US" w:bidi="ar-SA"/>
+              </w:rPr>
+            </w:pPr>
+            <w:r>
+              <w:rPr>
+                <w:rFonts w:cs=""/>
+                <w:b/>
+                <w:kern w:val="0"/>
+                <w:sz w:val="17"/>
+                <w:szCs w:val="22"/>
+                <w:lang w:val="en-US" w:eastAsia="en-US" w:bidi="ar-SA"/>
+              </w:rPr>
+              <w:t>PROCESSAR_REEMBOLSO</w:t>
+            </w:r>
+          </w:p>
+        </w:tc>
+        <w:tc>
+          <w:tcPr>
+            <w:tcW w:w="2663" w:type="dxa"/>
+            <w:tcBorders/>
+            <w:vAlign w:val="center"/>
+          </w:tcPr>
+          <w:p>
+            <w:pPr>
+              <w:pStyle w:val="Normal"/>
+              <w:widowControl/>
+              <w:suppressAutoHyphens w:val="true"/>
+              <w:spacing w:lineRule="auto" w:line="240" w:before="0" w:after="0"/>
+              <w:jc w:val="left"/>
+              <w:rPr>
+                <w:rFonts w:cs=""/>
+                <w:kern w:val="0"/>
+                <w:szCs w:val="22"/>
+                <w:lang w:val="en-US" w:eastAsia="en-US" w:bidi="ar-SA"/>
+              </w:rPr>
+            </w:pPr>
+            <w:r>
+              <w:rPr>
+                <w:rFonts w:cs=""/>
+                <w:b/>
+                <w:kern w:val="0"/>
+                <w:sz w:val="17"/>
+                <w:szCs w:val="22"/>
+                <w:lang w:val="en-US" w:eastAsia="en-US" w:bidi="ar-SA"/>
+              </w:rPr>
               <w:t>CANCELADO</w:t>
             </w:r>
           </w:p>
@@ -23143,7 +25617,142 @@
                 <w:szCs w:val="22"/>
                 <w:lang w:val="en-US" w:eastAsia="en-US" w:bidi="ar-SA"/>
               </w:rPr>
-              <w:t xml:space="preserve">Libera reserva e gera snapshot. Pagamento aprovado permanece registrado (estorno fora do escopo).</w:t>
+              <w:t>Action AprovarReembolso: libera a reserva e gera os snapshots.</w:t>
+            </w:r>
+          </w:p>
+        </w:tc>
+      </w:tr>
+      <w:tr>
+        <w:trPr/>
+        <w:tc>
+          <w:tcPr>
+            <w:tcW w:w="2663" w:type="dxa"/>
+            <w:tcBorders/>
+            <w:vAlign w:val="center"/>
+          </w:tcPr>
+          <w:p>
+            <w:pPr>
+              <w:pStyle w:val="Normal"/>
+              <w:widowControl/>
+              <w:suppressAutoHyphens w:val="true"/>
+              <w:spacing w:lineRule="auto" w:line="240" w:before="0" w:after="0"/>
+              <w:jc w:val="left"/>
+              <w:rPr>
+                <w:rFonts w:cs=""/>
+                <w:kern w:val="0"/>
+                <w:szCs w:val="22"/>
+                <w:lang w:val="en-US" w:eastAsia="en-US" w:bidi="ar-SA"/>
+              </w:rPr>
+            </w:pPr>
+            <w:r>
+              <w:rPr>
+                <w:rFonts w:cs=""/>
+                <w:b/>
+                <w:kern w:val="0"/>
+                <w:sz w:val="17"/>
+                <w:szCs w:val="22"/>
+                <w:lang w:val="en-US" w:eastAsia="en-US" w:bidi="ar-SA"/>
+              </w:rPr>
+              <w:t>PROCESSAR_REEMBOLSO</w:t>
+            </w:r>
+          </w:p>
+        </w:tc>
+        <w:tc>
+          <w:tcPr>
+            <w:tcW w:w="2663" w:type="dxa"/>
+            <w:tcBorders/>
+            <w:vAlign w:val="center"/>
+          </w:tcPr>
+          <w:p>
+            <w:pPr>
+              <w:pStyle w:val="Normal"/>
+              <w:widowControl/>
+              <w:suppressAutoHyphens w:val="true"/>
+              <w:spacing w:lineRule="auto" w:line="240" w:before="0" w:after="0"/>
+              <w:jc w:val="left"/>
+              <w:rPr>
+                <w:rFonts w:cs=""/>
+                <w:kern w:val="0"/>
+                <w:szCs w:val="22"/>
+                <w:lang w:val="en-US" w:eastAsia="en-US" w:bidi="ar-SA"/>
+              </w:rPr>
+            </w:pPr>
+            <w:r>
+              <w:rPr>
+                <w:rFonts w:cs=""/>
+                <w:b/>
+                <w:kern w:val="0"/>
+                <w:sz w:val="17"/>
+                <w:szCs w:val="22"/>
+                <w:lang w:val="en-US" w:eastAsia="en-US" w:bidi="ar-SA"/>
+              </w:rPr>
+              <w:t>Status anterior (AGUARDANDO_APROVACAO)</w:t>
+            </w:r>
+          </w:p>
+        </w:tc>
+        <w:tc>
+          <w:tcPr>
+            <w:tcW w:w="2264" w:type="dxa"/>
+            <w:tcBorders/>
+            <w:vAlign w:val="center"/>
+          </w:tcPr>
+          <w:p>
+            <w:pPr>
+              <w:pStyle w:val="Normal"/>
+              <w:widowControl/>
+              <w:suppressAutoHyphens w:val="true"/>
+              <w:spacing w:lineRule="auto" w:line="240" w:before="0" w:after="0"/>
+              <w:jc w:val="left"/>
+              <w:rPr>
+                <w:rFonts w:cs=""/>
+                <w:kern w:val="0"/>
+                <w:szCs w:val="22"/>
+                <w:lang w:val="en-US" w:eastAsia="en-US" w:bidi="ar-SA"/>
+              </w:rPr>
+            </w:pPr>
+            <w:r>
+              <w:rPr>
+                <w:rFonts w:cs=""/>
+                <w:b/>
+                <w:kern w:val="0"/>
+                <w:sz w:val="17"/>
+                <w:szCs w:val="22"/>
+                <w:lang w:val="en-US" w:eastAsia="en-US" w:bidi="ar-SA"/>
+              </w:rPr>
+              <w:t>Sim</w:t>
+            </w:r>
+          </w:p>
+        </w:tc>
+        <w:tc>
+          <w:tcPr>
+            <w:tcW w:w="2335" w:type="dxa"/>
+            <w:tcBorders/>
+            <w:vAlign w:val="center"/>
+          </w:tcPr>
+          <w:p>
+            <w:pPr>
+              <w:pStyle w:val="Normal"/>
+              <w:widowControl/>
+              <w:suppressAutoHyphens w:val="true"/>
+              <w:spacing w:lineRule="auto" w:line="240" w:before="0" w:after="0"/>
+              <w:jc w:val="left"/>
+              <w:rPr>
+                <w:rFonts w:cs=""/>
+                <w:kern w:val="0"/>
+                <w:szCs w:val="22"/>
+                <w:lang w:val="en-US" w:eastAsia="en-US" w:bidi="ar-SA"/>
+              </w:rPr>
+            </w:pPr>
+            <w:r>
+              <w:rPr>
+                <w:rFonts w:cs=""/>
+                <w:b/>
+                <w:kern w:val="0"/>
+                <w:sz w:val="17"/>
+                <w:szCs w:val="22"/>
+                <w:lang w:val="en-US" w:eastAsia="en-US" w:bidi="ar-SA"/>
+              </w:rPr>
+              <w:t>Action RejeitarReembolso (motivo obrigatório): o pedido retoma o status anterior à solicitação.</w:t>
             </w:r>
           </w:p>
         </w:tc>
@@ -23445,7 +26054,7 @@
       </w:pPr>
       <w:r>
         <w:rPr/>
-        <w:t>12.1 Confirmação do Pedido</w:t>
+        <w:t>12.1 Registro do Pedido e Reserva (Save do rascunho)</w:t>
       </w:r>
     </w:p>
     <w:p>
@@ -23459,7 +26068,7 @@
       </w:pPr>
       <w:r>
         <w:rPr/>
-        <w:t>Validar que o pedido está em CRIADO.</w:t>
+        <w:t>Validar cliente ativo (ValidarCliente).</w:t>
       </w:r>
     </w:p>
     <w:p>
@@ -23473,7 +26082,7 @@
       </w:pPr>
       <w:r>
         <w:rPr/>
-        <w:t>Validar cliente ativo.</w:t>
+        <w:t>Validar que o cliente possui endereço principal (ValidarRegistro, no Prepare).</w:t>
       </w:r>
     </w:p>
     <w:p>
@@ -23487,21 +26096,7 @@
       </w:pPr>
       <w:r>
         <w:rPr/>
-        <w:t>Validar endereço pertencente ao cliente e marcado como principal.</w:t>
-      </w:r>
-    </w:p>
-    <w:p>
-      <w:pPr>
-        <w:pStyle w:val="ListNumber"/>
-        <w:numPr>
-          <w:ilvl w:val="0"/>
-          <w:numId w:val="4"/>
-        </w:numPr>
-        <w:rPr/>
-      </w:pPr>
-      <w:r>
-        <w:rPr/>
-        <w:t>Validar itens ativos e quantidades maiores que zero.</w:t>
+        <w:t>Validar itens ativos, quantidades maiores que zero e ao menos um item.</w:t>
       </w:r>
     </w:p>
     <w:p>
@@ -23529,7 +26124,21 @@
       </w:pPr>
       <w:r>
         <w:rPr/>
-        <w:t>Validar disponibilidade atual.</w:t>
+        <w:t>Validar disponibilidade atual (pré-validação no Prepare; a definitiva ocorre sob lock no BO Item).</w:t>
+      </w:r>
+    </w:p>
+    <w:p>
+      <w:pPr>
+        <w:pStyle w:val="ListNumber"/>
+        <w:numPr>
+          <w:ilvl w:val="0"/>
+          <w:numId w:val="4"/>
+        </w:numPr>
+        <w:rPr/>
+      </w:pPr>
+      <w:r>
+        <w:rPr/>
+        <w:t>Ativar o rascunho: o pedido passa a existir como instância ativa em CRIADO, com NumeroPedido.</w:t>
       </w:r>
     </w:p>
     <w:p>
@@ -23571,7 +26180,7 @@
       </w:pPr>
       <w:r>
         <w:rPr/>
-        <w:t xml:space="preserve">Incrementar QtdeReservada dos itens (action ReservarEstoque do BO Item, sob lock).</w:t>
+        <w:t>Incrementar QtdeReservada dos itens (action ReservarEstoque do BO Item, sob lock) — determination ReservarEstoqueRegistro.</w:t>
       </w:r>
     </w:p>
     <w:p>
@@ -23599,7 +26208,7 @@
       </w:pPr>
       <w:r>
         <w:rPr/>
-        <w:t>Alterar StatusPedido para AGUARDANDO_PAGAMENTO.</w:t>
+        <w:t>Em falha na reserva, o Save é reprovado (a validation ValidarRegistro devolve as mensagens) e nenhuma alteração é gravada.</w:t>
       </w:r>
     </w:p>
     <w:p>
@@ -23787,6 +26396,20 @@
       </w:pPr>
       <w:r>
         <w:rPr/>
+        <w:t>Se StatusPagamento = APROVADO: criar a solicitação de Reembolso (PENDENTE), mover o pedido para PROCESSAR_REEMBOLSO e manter a reserva; os passos seguintes só são executados na aprovação do reembolso (seção 12.4).</w:t>
+      </w:r>
+    </w:p>
+    <w:p>
+      <w:pPr>
+        <w:pStyle w:val="ListNumber"/>
+        <w:numPr>
+          <w:ilvl w:val="0"/>
+          <w:numId w:val="9"/>
+        </w:numPr>
+        <w:rPr/>
+      </w:pPr>
+      <w:r>
+        <w:rPr/>
         <w:t xml:space="preserve">Gerar snapshots caso ainda não existam (snapshot existente não é recriado).</w:t>
       </w:r>
     </w:p>
@@ -23801,7 +26424,7 @@
       </w:pPr>
       <w:r>
         <w:rPr/>
-        <w:t xml:space="preserve">Liberar reserva de estoque se houver (pedido já confirmado — action LiberarReserva).</w:t>
+        <w:t>Liberar reserva de estoque (pedido registrado — action LiberarReserva).</w:t>
       </w:r>
     </w:p>
     <w:p>
@@ -23853,7 +26476,87 @@
       </w:pPr>
       <w:r>
         <w:rPr/>
-        <w:t>12.4 Status de Estoque</w:t>
+        <w:t>12.4 Reembolso</w:t>
+      </w:r>
+    </w:p>
+    <w:p>
+      <w:pPr>
+        <w:pStyle w:val="ListBullet"/>
+        <w:numPr>
+          <w:ilvl w:val="0"/>
+          <w:numId w:val="1"/>
+        </w:numPr>
+        <w:rPr/>
+      </w:pPr>
+      <w:r>
+        <w:rPr/>
+        <w:t>Solicitação: CancelarPedido com StatusPagamento = APROVADO cria o Reembolso (PENDENTE, com StatusPedidoAnterior e motivo) e move o pedido para PROCESSAR_REEMBOLSO.</w:t>
+      </w:r>
+    </w:p>
+    <w:p>
+      <w:pPr>
+        <w:pStyle w:val="ListBullet"/>
+        <w:numPr>
+          <w:ilvl w:val="0"/>
+          <w:numId w:val="1"/>
+        </w:numPr>
+        <w:rPr/>
+      </w:pPr>
+      <w:r>
+        <w:rPr/>
+        <w:t>Na aplicação Gestão de Reembolsos, validar que a solicitação continua PENDENTE.</w:t>
+      </w:r>
+    </w:p>
+    <w:p>
+      <w:pPr>
+        <w:pStyle w:val="ListBullet"/>
+        <w:numPr>
+          <w:ilvl w:val="0"/>
+          <w:numId w:val="1"/>
+        </w:numPr>
+        <w:rPr/>
+      </w:pPr>
+      <w:r>
+        <w:rPr/>
+        <w:t>Aprovar: executar CancelarPorReembolso no BO Pedido (liberar a reserva, gerar snapshots, preencher motivo/data/usuário de cancelamento, status CANCELADO) e gravar APROVADO.</w:t>
+      </w:r>
+    </w:p>
+    <w:p>
+      <w:pPr>
+        <w:pStyle w:val="ListBullet"/>
+        <w:numPr>
+          <w:ilvl w:val="0"/>
+          <w:numId w:val="1"/>
+        </w:numPr>
+        <w:rPr/>
+      </w:pPr>
+      <w:r>
+        <w:rPr/>
+        <w:t>Rejeitar: exigir MotivoDecisao, executar RetomarPedido (o pedido volta ao StatusPedidoAnterior e o motivo de cancelamento é limpo) e gravar REJEITADO.</w:t>
+      </w:r>
+    </w:p>
+    <w:p>
+      <w:pPr>
+        <w:pStyle w:val="ListBullet"/>
+        <w:numPr>
+          <w:ilvl w:val="0"/>
+          <w:numId w:val="1"/>
+        </w:numPr>
+        <w:rPr/>
+      </w:pPr>
+      <w:r>
+        <w:rPr/>
+        <w:t>A decisão de um reembolso não pendente é bloqueada (mensagem REEMBOLSO_STATUS_INVALIDO).</w:t>
+      </w:r>
+    </w:p>
+    <w:p>
+      <w:pPr>
+        <w:pStyle w:val="Heading2"/>
+        <w:rPr/>
+      </w:pPr>
+      <w:r>
+        <w:rPr/>
+        <w:t>12.5 Status de Estoque</w:t>
       </w:r>
     </w:p>
     <w:tbl>
@@ -24307,7 +27010,7 @@
       </w:pPr>
       <w:r>
         <w:rPr/>
-        <w:t>12.5 Controle de Concorrência</w:t>
+        <w:t>12.6 Controle de Concorrência</w:t>
       </w:r>
     </w:p>
     <w:p>
@@ -24363,7 +27066,7 @@
       </w:pPr>
       <w:r>
         <w:rPr/>
-        <w:t>Quando duas confirmações simultâneas competirem pelo mesmo item, apenas a primeira com disponibilidade suficiente deve prosseguir.</w:t>
+        <w:t>Quando dois registros de pedido simultâneos competirem pelo mesmo item, apenas o primeiro com disponibilidade suficiente deve prosseguir.</w:t>
       </w:r>
     </w:p>
     <w:p>
@@ -24391,7 +27094,7 @@
       </w:pPr>
       <w:r>
         <w:rPr/>
-        <w:t>As actions ConfirmarPedido, AprovarPedido e CancelarPedido devem evitar dupla reserva, dupla baixa e dupla liberação.</w:t>
+        <w:t>O registro do pedido, AprovarPedido, CancelarPedido e a decisão de reembolso devem evitar dupla reserva, dupla baixa e dupla liberação.</w:t>
       </w:r>
     </w:p>
     <w:p>
@@ -24569,7 +27272,7 @@
       </w:pPr>
       <w:r>
         <w:rPr/>
-        <w:t>Pagamento recusado mantém o pedido em AGUARDANDO_PAGAMENTO e permite nova tentativa.</w:t>
+        <w:t>Pagamento recusado leva (ou mantém) o pedido em AGUARDANDO_PAGAMENTO e permite nova tentativa.</w:t>
       </w:r>
     </w:p>
     <w:p>
@@ -24739,7 +27442,7 @@
       </w:pPr>
       <w:r>
         <w:rPr/>
-        <w:t>A solução terá três aplicações independentes em Fiori Elements, usando List Report/Object Page. Cada aplicação será exposta por seu próprio Service Binding OData V4 UI.</w:t>
+        <w:t>A solução terá quatro aplicações independentes em Fiori Elements, usando List Report/Object Page. Cada aplicação será exposta por seu próprio Service Binding OData V4 UI.</w:t>
       </w:r>
     </w:p>
     <w:p>
@@ -25186,6 +27889,108 @@
           </w:p>
         </w:tc>
       </w:tr>
+      <w:tr>
+        <w:trPr/>
+        <w:tc>
+          <w:tcPr>
+            <w:tcW w:w="3308" w:type="dxa"/>
+            <w:tcBorders/>
+            <w:vAlign w:val="center"/>
+          </w:tcPr>
+          <w:p>
+            <w:pPr>
+              <w:pStyle w:val="Normal"/>
+              <w:widowControl/>
+              <w:suppressAutoHyphens w:val="true"/>
+              <w:spacing w:lineRule="auto" w:line="240" w:before="0" w:after="0"/>
+              <w:jc w:val="left"/>
+              <w:rPr>
+                <w:rFonts w:cs=""/>
+                <w:kern w:val="0"/>
+                <w:szCs w:val="22"/>
+                <w:lang w:val="en-US" w:eastAsia="en-US" w:bidi="ar-SA"/>
+              </w:rPr>
+            </w:pPr>
+            <w:r>
+              <w:rPr>
+                <w:rFonts w:cs=""/>
+                <w:b/>
+                <w:kern w:val="0"/>
+                <w:sz w:val="17"/>
+                <w:szCs w:val="22"/>
+                <w:lang w:val="en-US" w:eastAsia="en-US" w:bidi="ar-SA"/>
+              </w:rPr>
+              <w:t>Gestão de Reembolsos</w:t>
+            </w:r>
+          </w:p>
+        </w:tc>
+        <w:tc>
+          <w:tcPr>
+            <w:tcW w:w="3309" w:type="dxa"/>
+            <w:tcBorders/>
+            <w:vAlign w:val="center"/>
+          </w:tcPr>
+          <w:p>
+            <w:pPr>
+              <w:pStyle w:val="Normal"/>
+              <w:widowControl/>
+              <w:suppressAutoHyphens w:val="true"/>
+              <w:spacing w:lineRule="auto" w:line="240" w:before="0" w:after="0"/>
+              <w:jc w:val="left"/>
+              <w:rPr>
+                <w:rFonts w:cs=""/>
+                <w:kern w:val="0"/>
+                <w:szCs w:val="22"/>
+                <w:lang w:val="en-US" w:eastAsia="en-US" w:bidi="ar-SA"/>
+              </w:rPr>
+            </w:pPr>
+            <w:r>
+              <w:rPr>
+                <w:rFonts w:cs=""/>
+                <w:b/>
+                <w:kern w:val="0"/>
+                <w:sz w:val="17"/>
+                <w:szCs w:val="22"/>
+                <w:lang w:val="en-US" w:eastAsia="en-US" w:bidi="ar-SA"/>
+              </w:rPr>
+              <w:t>Pedido, Cliente, Status, Valor, Motivo da solicitação, Solicitado em, Motivo da decisão</w:t>
+            </w:r>
+          </w:p>
+        </w:tc>
+        <w:tc>
+          <w:tcPr>
+            <w:tcW w:w="3309" w:type="dxa"/>
+            <w:tcBorders/>
+            <w:vAlign w:val="center"/>
+          </w:tcPr>
+          <w:p>
+            <w:pPr>
+              <w:pStyle w:val="Normal"/>
+              <w:widowControl/>
+              <w:suppressAutoHyphens w:val="true"/>
+              <w:spacing w:lineRule="auto" w:line="240" w:before="0" w:after="0"/>
+              <w:jc w:val="left"/>
+              <w:rPr>
+                <w:rFonts w:cs=""/>
+                <w:kern w:val="0"/>
+                <w:szCs w:val="22"/>
+                <w:lang w:val="en-US" w:eastAsia="en-US" w:bidi="ar-SA"/>
+              </w:rPr>
+            </w:pPr>
+            <w:r>
+              <w:rPr>
+                <w:rFonts w:cs=""/>
+                <w:b/>
+                <w:kern w:val="0"/>
+                <w:sz w:val="17"/>
+                <w:szCs w:val="22"/>
+                <w:lang w:val="en-US" w:eastAsia="en-US" w:bidi="ar-SA"/>
+              </w:rPr>
+              <w:t>Pedido, Cliente, Status do reembolso</w:t>
+            </w:r>
+          </w:p>
+        </w:tc>
+      </w:tr>
     </w:tbl>
     <w:p>
       <w:pPr>
@@ -25602,7 +28407,7 @@
                 <w:szCs w:val="22"/>
                 <w:lang w:val="en-US" w:eastAsia="en-US" w:bidi="ar-SA"/>
               </w:rPr>
-              <w:t>ConfirmarPedido, SimularPagamento, AprovarPedido, CancelarPedido</w:t>
+              <w:t>SimularPagamento, AprovarPedido, CancelarPedido</w:t>
             </w:r>
           </w:p>
         </w:tc>
@@ -25635,7 +28440,109 @@
                 <w:szCs w:val="22"/>
                 <w:lang w:val="en-US" w:eastAsia="en-US" w:bidi="ar-SA"/>
               </w:rPr>
-              <w:t xml:space="preserve">Ações disponíveis por status (feature control) e perfil (global authorization), somente na instância ativa.</w:t>
+              <w:t>Ações disponíveis por status (feature control) e perfil (global authorization), somente na instância ativa. O pedido ativo não oferece Editar nem Excluir.</w:t>
+            </w:r>
+          </w:p>
+        </w:tc>
+      </w:tr>
+      <w:tr>
+        <w:trPr/>
+        <w:tc>
+          <w:tcPr>
+            <w:tcW w:w="3308" w:type="dxa"/>
+            <w:tcBorders/>
+            <w:vAlign w:val="center"/>
+          </w:tcPr>
+          <w:p>
+            <w:pPr>
+              <w:pStyle w:val="Normal"/>
+              <w:widowControl/>
+              <w:suppressAutoHyphens w:val="true"/>
+              <w:spacing w:lineRule="auto" w:line="240" w:before="0" w:after="0"/>
+              <w:jc w:val="left"/>
+              <w:rPr>
+                <w:rFonts w:cs=""/>
+                <w:kern w:val="0"/>
+                <w:szCs w:val="22"/>
+                <w:lang w:val="en-US" w:eastAsia="en-US" w:bidi="ar-SA"/>
+              </w:rPr>
+            </w:pPr>
+            <w:r>
+              <w:rPr>
+                <w:rFonts w:cs=""/>
+                <w:b/>
+                <w:kern w:val="0"/>
+                <w:sz w:val="17"/>
+                <w:szCs w:val="22"/>
+                <w:lang w:val="en-US" w:eastAsia="en-US" w:bidi="ar-SA"/>
+              </w:rPr>
+              <w:t>Reembolso</w:t>
+            </w:r>
+          </w:p>
+        </w:tc>
+        <w:tc>
+          <w:tcPr>
+            <w:tcW w:w="3309" w:type="dxa"/>
+            <w:tcBorders/>
+            <w:vAlign w:val="center"/>
+          </w:tcPr>
+          <w:p>
+            <w:pPr>
+              <w:pStyle w:val="Normal"/>
+              <w:widowControl/>
+              <w:suppressAutoHyphens w:val="true"/>
+              <w:spacing w:lineRule="auto" w:line="240" w:before="0" w:after="0"/>
+              <w:jc w:val="left"/>
+              <w:rPr>
+                <w:rFonts w:cs=""/>
+                <w:kern w:val="0"/>
+                <w:szCs w:val="22"/>
+                <w:lang w:val="en-US" w:eastAsia="en-US" w:bidi="ar-SA"/>
+              </w:rPr>
+            </w:pPr>
+            <w:r>
+              <w:rPr>
+                <w:rFonts w:cs=""/>
+                <w:b/>
+                <w:kern w:val="0"/>
+                <w:sz w:val="17"/>
+                <w:szCs w:val="22"/>
+                <w:lang w:val="en-US" w:eastAsia="en-US" w:bidi="ar-SA"/>
+              </w:rPr>
+              <w:t>Aprovar reembolso, Rejeitar reembolso</w:t>
+            </w:r>
+          </w:p>
+        </w:tc>
+        <w:tc>
+          <w:tcPr>
+            <w:tcW w:w="3309" w:type="dxa"/>
+            <w:tcBorders/>
+            <w:vAlign w:val="center"/>
+          </w:tcPr>
+          <w:p>
+            <w:pPr>
+              <w:pStyle w:val="Normal"/>
+              <w:widowControl/>
+              <w:suppressAutoHyphens w:val="true"/>
+              <w:spacing w:lineRule="auto" w:line="240" w:before="0" w:after="0"/>
+              <w:jc w:val="left"/>
+              <w:rPr>
+                <w:rFonts w:cs=""/>
+                <w:kern w:val="0"/>
+                <w:szCs w:val="22"/>
+                <w:lang w:val="en-US" w:eastAsia="en-US" w:bidi="ar-SA"/>
+              </w:rPr>
+            </w:pPr>
+            <w:r>
+              <w:rPr>
+                <w:rFonts w:cs=""/>
+                <w:b/>
+                <w:kern w:val="0"/>
+                <w:sz w:val="17"/>
+                <w:szCs w:val="22"/>
+                <w:lang w:val="en-US" w:eastAsia="en-US" w:bidi="ar-SA"/>
+              </w:rPr>
+              <w:t>Somente solicitações PENDENTES (feature control) e perfil (global authorization). Sem criar, editar ou excluir na UI; rejeitar exige motivo.</w:t>
             </w:r>
           </w:p>
         </w:tc>
@@ -25741,7 +28648,7 @@
       </w:pPr>
       <w:r>
         <w:rPr/>
-        <w:t>Bloquear confirmação se o cliente não possuir endereço principal válido.</w:t>
+        <w:t>Bloquear o Save (registro do pedido) se o cliente não possuir endereço principal válido.</w:t>
       </w:r>
     </w:p>
     <w:p>
@@ -26489,7 +29396,7 @@
                 <w:szCs w:val="22"/>
                 <w:lang w:val="en-US" w:eastAsia="en-US" w:bidi="ar-SA"/>
               </w:rPr>
-              <w:t>Gera SKU único no backend antes da persistência definitiva.</w:t>
+              <w:t>Gera o SKU único no Save do rascunho (on save, também no Prepare), com as 3 primeiras letras da categoria; regenera se a categoria mudar.</w:t>
             </w:r>
           </w:p>
         </w:tc>
@@ -26864,7 +29771,7 @@
                 <w:szCs w:val="22"/>
                 <w:lang w:val="en-US" w:eastAsia="en-US" w:bidi="ar-SA"/>
               </w:rPr>
-              <w:t>Action ConfirmarPedido</w:t>
+              <w:t>Determination ReservarEstoqueRegistro + Validation ValidarRegistro</w:t>
             </w:r>
           </w:p>
         </w:tc>
@@ -26897,7 +29804,7 @@
                 <w:szCs w:val="22"/>
                 <w:lang w:val="en-US" w:eastAsia="en-US" w:bidi="ar-SA"/>
               </w:rPr>
-              <w:t>Valida pedido, calcula total, reserva estoque e muda status.</w:t>
+              <w:t>No Save do rascunho: ValidarRegistro checa endereço principal, itens e disponibilidade; ao ativar, a determination reserva o estoque, fixa preços e total.</w:t>
             </w:r>
           </w:p>
         </w:tc>
@@ -27203,7 +30110,7 @@
                 <w:szCs w:val="22"/>
                 <w:lang w:val="en-US" w:eastAsia="en-US" w:bidi="ar-SA"/>
               </w:rPr>
-              <w:t>Cancela pedido, libera reserva, registra motivo e gera snapshot.</w:t>
+              <w:t>Cancela o pedido, libera a reserva, registra o motivo e gera snapshot; com pagamento aprovado abre a solicitação de reembolso (PROCESSAR_REEMBOLSO).</w:t>
             </w:r>
           </w:p>
         </w:tc>
@@ -27272,7 +30179,7 @@
                 <w:szCs w:val="22"/>
                 <w:lang w:val="en-US" w:eastAsia="en-US" w:bidi="ar-SA"/>
               </w:rPr>
-              <w:t>Determination DefinirStatusInicial</w:t>
+              <w:t>Actions internas CancelarPorReembolso / RetomarPedido</w:t>
             </w:r>
           </w:p>
         </w:tc>
@@ -27305,7 +30212,7 @@
                 <w:szCs w:val="22"/>
                 <w:lang w:val="en-US" w:eastAsia="en-US" w:bidi="ar-SA"/>
               </w:rPr>
-              <w:t xml:space="preserve">Define CRIADO/PENDENTE/BRL na criação (on modify, já no draft).</w:t>
+              <w:t>Chamadas pelo BO Reembolso (authorization : none): cancelar com liberação de reserva e snapshots, ou retomar o status anterior.</w:t>
             </w:r>
           </w:p>
         </w:tc>
@@ -27374,7 +30281,7 @@
                 <w:szCs w:val="22"/>
                 <w:lang w:val="en-US" w:eastAsia="en-US" w:bidi="ar-SA"/>
               </w:rPr>
-              <w:t xml:space="preserve">Determination CalcularTotalPedido + internal action RecalcularTotal</w:t>
+              <w:t>Determination DefinirStatusInicial</w:t>
             </w:r>
           </w:p>
         </w:tc>
@@ -27407,7 +30314,7 @@
                 <w:szCs w:val="22"/>
                 <w:lang w:val="en-US" w:eastAsia="en-US" w:bidi="ar-SA"/>
               </w:rPr>
-              <w:t xml:space="preserve">Calcula o total no backend (provisório no draft; definitivo em ConfirmarPedido).</w:t>
+              <w:t xml:space="preserve">Define CRIADO/PENDENTE/BRL na criação (on modify, já no draft).</w:t>
             </w:r>
           </w:p>
         </w:tc>
@@ -27443,7 +30350,7 @@
                 <w:szCs w:val="22"/>
                 <w:lang w:val="en-US" w:eastAsia="en-US" w:bidi="ar-SA"/>
               </w:rPr>
-              <w:t xml:space="preserve">Pedidos</w:t>
+              <w:t>Pedidos</w:t>
             </w:r>
           </w:p>
         </w:tc>
@@ -27476,7 +30383,7 @@
                 <w:szCs w:val="22"/>
                 <w:lang w:val="en-US" w:eastAsia="en-US" w:bidi="ar-SA"/>
               </w:rPr>
-              <w:t xml:space="preserve">Determination AtualizarEndereco</w:t>
+              <w:t xml:space="preserve">Determination CalcularTotalPedido + internal action RecalcularTotal</w:t>
             </w:r>
           </w:p>
         </w:tc>
@@ -27509,7 +30416,7 @@
                 <w:szCs w:val="22"/>
                 <w:lang w:val="en-US" w:eastAsia="en-US" w:bidi="ar-SA"/>
               </w:rPr>
-              <w:t xml:space="preserve">Ao trocar o cliente, usa o endereço principal atual (side effect).</w:t>
+              <w:t>Calcula o total no backend (provisório no draft; definitivo no registro do pedido).</w:t>
             </w:r>
           </w:p>
         </w:tc>
@@ -27578,7 +30485,7 @@
                 <w:szCs w:val="22"/>
                 <w:lang w:val="en-US" w:eastAsia="en-US" w:bidi="ar-SA"/>
               </w:rPr>
-              <w:t xml:space="preserve">Determination GerarNumeroPedido</w:t>
+              <w:t xml:space="preserve">Determination AtualizarEndereco</w:t>
             </w:r>
           </w:p>
         </w:tc>
@@ -27611,7 +30518,7 @@
                 <w:szCs w:val="22"/>
                 <w:lang w:val="en-US" w:eastAsia="en-US" w:bidi="ar-SA"/>
               </w:rPr>
-              <w:t xml:space="preserve">Gera o número do pedido na ativação.</w:t>
+              <w:t xml:space="preserve">Ao trocar o cliente, usa o endereço principal atual (side effect).</w:t>
             </w:r>
           </w:p>
         </w:tc>
@@ -27680,6 +30587,108 @@
                 <w:szCs w:val="22"/>
                 <w:lang w:val="en-US" w:eastAsia="en-US" w:bidi="ar-SA"/>
               </w:rPr>
+              <w:t xml:space="preserve">Determination GerarNumeroPedido</w:t>
+            </w:r>
+          </w:p>
+        </w:tc>
+        <w:tc>
+          <w:tcPr>
+            <w:tcW w:w="3309" w:type="dxa"/>
+            <w:tcBorders/>
+            <w:vAlign w:val="center"/>
+          </w:tcPr>
+          <w:p>
+            <w:pPr>
+              <w:pStyle w:val="Normal"/>
+              <w:widowControl/>
+              <w:suppressAutoHyphens w:val="true"/>
+              <w:spacing w:lineRule="auto" w:line="240" w:before="0" w:after="0"/>
+              <w:jc w:val="left"/>
+              <w:rPr>
+                <w:rFonts w:cs=""/>
+                <w:kern w:val="0"/>
+                <w:szCs w:val="22"/>
+                <w:lang w:val="en-US" w:eastAsia="en-US" w:bidi="ar-SA"/>
+              </w:rPr>
+            </w:pPr>
+            <w:r>
+              <w:rPr>
+                <w:rFonts w:cs=""/>
+                <w:b/>
+                <w:kern w:val="0"/>
+                <w:sz w:val="17"/>
+                <w:szCs w:val="22"/>
+                <w:lang w:val="en-US" w:eastAsia="en-US" w:bidi="ar-SA"/>
+              </w:rPr>
+              <w:t xml:space="preserve">Gera o número do pedido na ativação.</w:t>
+            </w:r>
+          </w:p>
+        </w:tc>
+      </w:tr>
+      <w:tr>
+        <w:trPr/>
+        <w:tc>
+          <w:tcPr>
+            <w:tcW w:w="3308" w:type="dxa"/>
+            <w:tcBorders/>
+            <w:vAlign w:val="center"/>
+          </w:tcPr>
+          <w:p>
+            <w:pPr>
+              <w:pStyle w:val="Normal"/>
+              <w:widowControl/>
+              <w:suppressAutoHyphens w:val="true"/>
+              <w:spacing w:lineRule="auto" w:line="240" w:before="0" w:after="0"/>
+              <w:jc w:val="left"/>
+              <w:rPr>
+                <w:rFonts w:cs=""/>
+                <w:kern w:val="0"/>
+                <w:szCs w:val="22"/>
+                <w:lang w:val="en-US" w:eastAsia="en-US" w:bidi="ar-SA"/>
+              </w:rPr>
+            </w:pPr>
+            <w:r>
+              <w:rPr>
+                <w:rFonts w:cs=""/>
+                <w:b/>
+                <w:kern w:val="0"/>
+                <w:sz w:val="17"/>
+                <w:szCs w:val="22"/>
+                <w:lang w:val="en-US" w:eastAsia="en-US" w:bidi="ar-SA"/>
+              </w:rPr>
+              <w:t xml:space="preserve">Pedidos</w:t>
+            </w:r>
+          </w:p>
+        </w:tc>
+        <w:tc>
+          <w:tcPr>
+            <w:tcW w:w="3309" w:type="dxa"/>
+            <w:tcBorders/>
+            <w:vAlign w:val="center"/>
+          </w:tcPr>
+          <w:p>
+            <w:pPr>
+              <w:pStyle w:val="Normal"/>
+              <w:widowControl/>
+              <w:suppressAutoHyphens w:val="true"/>
+              <w:spacing w:lineRule="auto" w:line="240" w:before="0" w:after="0"/>
+              <w:jc w:val="left"/>
+              <w:rPr>
+                <w:rFonts w:cs=""/>
+                <w:kern w:val="0"/>
+                <w:szCs w:val="22"/>
+                <w:lang w:val="en-US" w:eastAsia="en-US" w:bidi="ar-SA"/>
+              </w:rPr>
+            </w:pPr>
+            <w:r>
+              <w:rPr>
+                <w:rFonts w:cs=""/>
+                <w:b/>
+                <w:kern w:val="0"/>
+                <w:sz w:val="17"/>
+                <w:szCs w:val="22"/>
+                <w:lang w:val="en-US" w:eastAsia="en-US" w:bidi="ar-SA"/>
+              </w:rPr>
               <w:t xml:space="preserve">Validations ValidarCliente / ValidarItemPedido</w:t>
             </w:r>
           </w:p>
@@ -27714,6 +30723,108 @@
                 <w:lang w:val="en-US" w:eastAsia="en-US" w:bidi="ar-SA"/>
               </w:rPr>
               <w:t xml:space="preserve">Cliente ativo; item informado, ativo e quantidade maior que zero.</w:t>
+            </w:r>
+          </w:p>
+        </w:tc>
+      </w:tr>
+      <w:tr>
+        <w:trPr/>
+        <w:tc>
+          <w:tcPr>
+            <w:tcW w:w="3308" w:type="dxa"/>
+            <w:tcBorders/>
+            <w:vAlign w:val="center"/>
+          </w:tcPr>
+          <w:p>
+            <w:pPr>
+              <w:pStyle w:val="Normal"/>
+              <w:widowControl/>
+              <w:suppressAutoHyphens w:val="true"/>
+              <w:spacing w:lineRule="auto" w:line="240" w:before="0" w:after="0"/>
+              <w:jc w:val="left"/>
+              <w:rPr>
+                <w:rFonts w:cs=""/>
+                <w:kern w:val="0"/>
+                <w:szCs w:val="22"/>
+                <w:lang w:val="en-US" w:eastAsia="en-US" w:bidi="ar-SA"/>
+              </w:rPr>
+            </w:pPr>
+            <w:r>
+              <w:rPr>
+                <w:rFonts w:cs=""/>
+                <w:b/>
+                <w:kern w:val="0"/>
+                <w:sz w:val="17"/>
+                <w:szCs w:val="22"/>
+                <w:lang w:val="en-US" w:eastAsia="en-US" w:bidi="ar-SA"/>
+              </w:rPr>
+              <w:t>Reembolsos</w:t>
+            </w:r>
+          </w:p>
+        </w:tc>
+        <w:tc>
+          <w:tcPr>
+            <w:tcW w:w="3309" w:type="dxa"/>
+            <w:tcBorders/>
+            <w:vAlign w:val="center"/>
+          </w:tcPr>
+          <w:p>
+            <w:pPr>
+              <w:pStyle w:val="Normal"/>
+              <w:widowControl/>
+              <w:suppressAutoHyphens w:val="true"/>
+              <w:spacing w:lineRule="auto" w:line="240" w:before="0" w:after="0"/>
+              <w:jc w:val="left"/>
+              <w:rPr>
+                <w:rFonts w:cs=""/>
+                <w:kern w:val="0"/>
+                <w:szCs w:val="22"/>
+                <w:lang w:val="en-US" w:eastAsia="en-US" w:bidi="ar-SA"/>
+              </w:rPr>
+            </w:pPr>
+            <w:r>
+              <w:rPr>
+                <w:rFonts w:cs=""/>
+                <w:b/>
+                <w:kern w:val="0"/>
+                <w:sz w:val="17"/>
+                <w:szCs w:val="22"/>
+                <w:lang w:val="en-US" w:eastAsia="en-US" w:bidi="ar-SA"/>
+              </w:rPr>
+              <w:t>Actions AprovarReembolso / RejeitarReembolso</w:t>
+            </w:r>
+          </w:p>
+        </w:tc>
+        <w:tc>
+          <w:tcPr>
+            <w:tcW w:w="3309" w:type="dxa"/>
+            <w:tcBorders/>
+            <w:vAlign w:val="center"/>
+          </w:tcPr>
+          <w:p>
+            <w:pPr>
+              <w:pStyle w:val="Normal"/>
+              <w:widowControl/>
+              <w:suppressAutoHyphens w:val="true"/>
+              <w:spacing w:lineRule="auto" w:line="240" w:before="0" w:after="0"/>
+              <w:jc w:val="left"/>
+              <w:rPr>
+                <w:rFonts w:cs=""/>
+                <w:kern w:val="0"/>
+                <w:szCs w:val="22"/>
+                <w:lang w:val="en-US" w:eastAsia="en-US" w:bidi="ar-SA"/>
+              </w:rPr>
+            </w:pPr>
+            <w:r>
+              <w:rPr>
+                <w:rFonts w:cs=""/>
+                <w:b/>
+                <w:kern w:val="0"/>
+                <w:sz w:val="17"/>
+                <w:szCs w:val="22"/>
+                <w:lang w:val="en-US" w:eastAsia="en-US" w:bidi="ar-SA"/>
+              </w:rPr>
+              <w:t>Decidem a solicitação PENDENTE (feature control) e executam as actions internas do BO Pedido via EML na mesma LUW; rejeitar exige motivo.</w:t>
             </w:r>
           </w:p>
         </w:tc>
@@ -27749,26 +30860,26 @@
           <w:rFonts w:eastAsia="Consolas" w:ascii="Consolas" w:hAnsi="Consolas"/>
           <w:sz w:val="17"/>
         </w:rPr>
-        <w:t xml:space="preserve">managed implementation in class zbp_r_pc_pedido unique;</w:t>
+        <w:t>managed implementation in class zbp_r_pc_pedido unique;</w:t>
         <w:br/>
-        <w:t xml:space="preserve">strict ( 2 );</w:t>
+        <w:t>strict ( 2 );</w:t>
         <w:br/>
-        <w:t xml:space="preserve">with draft;</w:t>
+        <w:t>with draft;</w:t>
         <w:br/>
         <w:br/>
-        <w:t xml:space="preserve">define behavior for ZR_PC_PEDIDO alias Pedido</w:t>
+        <w:t>define behavior for ZR_PC_PEDIDO alias Pedido</w:t>
         <w:br/>
-        <w:t xml:space="preserve">persistent table za_pc_pedido</w:t>
+        <w:t>persistent table zta_pc_pedido</w:t>
         <w:br/>
-        <w:t xml:space="preserve">draft table zd_pc_pedido</w:t>
+        <w:t>draft table zta_pc_pedido_d</w:t>
         <w:br/>
-        <w:t xml:space="preserve">etag master LocalLastChangedAt</w:t>
+        <w:t>etag master LocalLastChangedAt</w:t>
         <w:br/>
-        <w:t xml:space="preserve">lock master total etag LastChangedAt</w:t>
+        <w:t>lock master total etag LastChangedAt</w:t>
         <w:br/>
-        <w:t xml:space="preserve">authorization master ( global )</w:t>
+        <w:t>authorization master ( global )</w:t>
         <w:br/>
-        <w:t xml:space="preserve">{</w:t>
+        <w:t>{</w:t>
         <w:br/>
         <w:t xml:space="preserve">  create;</w:t>
         <w:br/>
@@ -27777,7 +30888,7 @@
         <w:t xml:space="preserve">  delete ( features : instance );</w:t>
         <w:br/>
         <w:br/>
-        <w:t xml:space="preserve">  association _Itens           { create ( features : instance ); with draft; }</w:t>
+        <w:t xml:space="preserve">  association _Itens           { create ( features : instance, precheck ); with draft; }</w:t>
         <w:br/>
         <w:t xml:space="preserve">  association _Pagamento       { internal create; with draft; }</w:t>
         <w:br/>
@@ -27803,8 +30914,6 @@
         <w:t xml:space="preserve">  field ( mandatory ) ClienteUUID;</w:t>
         <w:br/>
         <w:br/>
-        <w:t xml:space="preserve">  action ( features : instance ) ConfirmarPedido result [1] $self;</w:t>
-        <w:br/>
         <w:t xml:space="preserve">  action ( features : instance ) SimularPagamento</w:t>
         <w:br/>
         <w:t xml:space="preserve">      parameter ZPC_A_PAGAMENTO_INPUT result [1] $self;</w:t>
@@ -27816,6 +30925,15 @@
         <w:t xml:space="preserve">      parameter ZPC_A_CANCELAMENTO_INPUT result [1] $self;</w:t>
         <w:br/>
         <w:br/>
+        <w:t xml:space="preserve">  // chamadas somente pelo BO Reembolso, via EML</w:t>
+        <w:br/>
+        <w:t xml:space="preserve">  action ( authorization : none ) CancelarPorReembolso result [1] $self;</w:t>
+        <w:br/>
+        <w:t xml:space="preserve">  action ( authorization : none ) RetomarPedido</w:t>
+        <w:br/>
+        <w:t xml:space="preserve">      parameter ZPC_A_RETOMADA_INPUT result [1] $self;</w:t>
+        <w:br/>
+        <w:br/>
         <w:t xml:space="preserve">  internal action RecalcularTotal;</w:t>
         <w:br/>
         <w:br/>
@@ -27823,17 +30941,23 @@
         <w:br/>
         <w:t xml:space="preserve">  determination AtualizarEndereco on modify { field ClienteUUID; }</w:t>
         <w:br/>
-        <w:t xml:space="preserve">  determination GerarNumeroPedido on save { create; }</w:t>
+        <w:t xml:space="preserve">  determination GerarNumeroPedido on modify { create; }</w:t>
         <w:br/>
         <w:t xml:space="preserve">  determination CalcularTotalPedido on save { create; update; }</w:t>
+        <w:br/>
+        <w:t xml:space="preserve">  determination AtualizarFlagsStatus on modify { create; field StatusPedido; }</w:t>
+        <w:br/>
+        <w:t xml:space="preserve">  determination ReservarEstoqueRegistro on modify { create; }  // reserva ao registrar</w:t>
         <w:br/>
         <w:br/>
         <w:t xml:space="preserve">  validation ValidarCliente on save { create; field ClienteUUID; }</w:t>
         <w:br/>
+        <w:t xml:space="preserve">  validation ValidarRegistro on save { create; }  // endereço, itens, disponibilidade</w:t>
+        <w:br/>
         <w:br/>
         <w:t xml:space="preserve">  draft action ( features : instance ) Edit;</w:t>
         <w:br/>
-        <w:t xml:space="preserve">  draft action Activate optimized;</w:t>
+        <w:t xml:space="preserve">  draft action Activate;  // não otimizada: dispara ReservarEstoqueRegistro</w:t>
         <w:br/>
         <w:t xml:space="preserve">  draft action Discard;</w:t>
         <w:br/>
@@ -27847,6 +30971,8 @@
         <w:br/>
         <w:t xml:space="preserve">    validation ItemPedido~ValidarItemPedido;</w:t>
         <w:br/>
+        <w:t xml:space="preserve">    validation ValidarRegistro;</w:t>
+        <w:br/>
         <w:t xml:space="preserve">  }</w:t>
         <w:br/>
         <w:br/>
@@ -27855,8 +30981,6 @@
         <w:t xml:space="preserve">  {</w:t>
         <w:br/>
         <w:t xml:space="preserve">    field ClienteUUID affects field EnderecoUUID, field EnderecoPrincipalCompleto;</w:t>
-        <w:br/>
-        <w:t xml:space="preserve">    action ConfirmarPedido affects entity _Itens;</w:t>
         <w:br/>
         <w:t xml:space="preserve">    action SimularPagamento affects entity _Pagamento;</w:t>
         <w:br/>
@@ -27867,9 +30991,9 @@
         <w:t xml:space="preserve">  }</w:t>
         <w:br/>
         <w:br/>
-        <w:t xml:space="preserve">  mapping for za_pc_pedido { PedidoUUID = pedido_uuid; ... }  // ver código-fonte</w:t>
+        <w:t xml:space="preserve">  mapping for zta_pc_pedido { PedidoUUID = pedido_uuid; ... }  // ver código-fonte</w:t>
         <w:br/>
-        <w:t xml:space="preserve">}</w:t>
+        <w:t>}</w:t>
       </w:r>
     </w:p>
     <w:p>
@@ -27879,7 +31003,80 @@
       </w:pPr>
       <w:r>
         <w:rPr/>
-        <w:t xml:space="preserve">As entidades filhas (ItemPedido, Pagamento, ClienteSnapshot, ItemSnapshot) usam lock dependent by _Pedido, authorization dependent by _Pedido e etag master LocalLastChangedAt. ItemPedido possui update/delete, a determination CalcularValorItem e a validation ValidarItemPedido; Pagamento possui apenas internal update; os snapshots não possuem operações de modificação.</w:t>
+        <w:t>As entidades filhas (ItemPedido, Pagamento, ClienteSnapshot, ItemSnapshot) usam lock dependent by _Pedido, authorization dependent by _Pedido e etag master LocalLastChangedAt. ItemPedido possui update/delete, a determination CalcularValorItem e a validation ValidarItemPedido; Pagamento possui apenas internal update; os snapshots não possuem operações de modificação. O Reembolso deixou de ser filho do Pedido e tem BO próprio (seção 16.2).</w:t>
+      </w:r>
+    </w:p>
+    <w:p>
+      <w:pPr>
+        <w:pStyle w:val="Heading2"/>
+        <w:rPr/>
+      </w:pPr>
+      <w:r>
+        <w:rPr/>
+        <w:t>16.2 Behavior Definition — Reembolso (root próprio, sem draft)</w:t>
+      </w:r>
+    </w:p>
+    <w:p>
+      <w:pPr>
+        <w:pStyle w:val="Normal"/>
+        <w:ind w:left="360"/>
+        <w:rPr/>
+      </w:pPr>
+      <w:r>
+        <w:rPr>
+          <w:rFonts w:eastAsia="Consolas" w:ascii="Consolas" w:hAnsi="Consolas"/>
+          <w:sz w:val="17"/>
+        </w:rPr>
+        <w:t>managed implementation in class zbp_r_pc_reembolso unique;</w:t>
+        <w:br/>
+        <w:t>strict ( 2 );</w:t>
+        <w:br/>
+        <w:br/>
+        <w:t>define behavior for ZR_PC_REEMBOLSO alias Reembolso</w:t>
+        <w:br/>
+        <w:t>persistent table zta_pc_reembolso</w:t>
+        <w:br/>
+        <w:t>etag master LocalLastChangedAt</w:t>
+        <w:br/>
+        <w:t>lock master</w:t>
+        <w:br/>
+        <w:t>authorization master ( global )</w:t>
+        <w:br/>
+        <w:t>{</w:t>
+        <w:br/>
+        <w:t xml:space="preserve">  create;           // somente via EML do BO Pedido (não exposto na projection)</w:t>
+        <w:br/>
+        <w:t xml:space="preserve">  internal update;</w:t>
+        <w:br/>
+        <w:br/>
+        <w:t xml:space="preserve">  field ( numbering : managed, readonly ) ReembolsoUUID;</w:t>
+        <w:br/>
+        <w:t xml:space="preserve">  field ( readonly : update ) PedidoUUID, NumeroPedido, ClienteUUID, StatusReembolso,</w:t>
+        <w:br/>
+        <w:t xml:space="preserve">                              StatusPedidoAnterior, Currency, ValorReembolso,</w:t>
+        <w:br/>
+        <w:t xml:space="preserve">                              MotivoSolicitacao, DataSolicitacao, SolicitadoPor;</w:t>
+        <w:br/>
+        <w:t xml:space="preserve">  field ( readonly ) MotivoDecisao, DataDecisao, DecididoPor,</w:t>
+        <w:br/>
+        <w:t xml:space="preserve">                     CreatedBy, CreatedAt, LastChangedBy, LastChangedAt, LocalLastChangedAt;</w:t>
+        <w:br/>
+        <w:br/>
+        <w:t xml:space="preserve">  action ( features : instance ) AprovarReembolso</w:t>
+        <w:br/>
+        <w:t xml:space="preserve">      parameter ZPC_A_REEMB_DECISAO_INPUT result [1] $self;</w:t>
+        <w:br/>
+        <w:t xml:space="preserve">  action ( features : instance ) RejeitarReembolso</w:t>
+        <w:br/>
+        <w:t xml:space="preserve">      parameter ZPC_A_REEMB_DECISAO_INPUT result [1] $self;</w:t>
+        <w:br/>
+        <w:br/>
+        <w:t xml:space="preserve">  mapping for zta_pc_reembolso { ReembolsoUUID = reembolso_uuid; ... }  // ver código-fonte</w:t>
+        <w:br/>
+        <w:t>}</w:t>
+        <w:br/>
+        <w:br/>
+        <w:t>// ZC_PC_REEMBOLSO_APP (projection): use etag; use action AprovarReembolso; use action RejeitarReembolso;</w:t>
       </w:r>
     </w:p>
     <w:p>
@@ -30256,7 +33453,7 @@
                 <w:szCs w:val="22"/>
                 <w:lang w:val="en-US" w:eastAsia="en-US" w:bidi="ar-SA"/>
               </w:rPr>
-              <w:t xml:space="preserve">Pedido &amp;1 confirmado. Estoque reservado.</w:t>
+              <w:t>Pedido &amp;1 registrado. Estoque reservado.</w:t>
             </w:r>
           </w:p>
         </w:tc>
@@ -30809,6 +34006,489 @@
                 <w:lang w:val="en-US" w:eastAsia="en-US" w:bidi="ar-SA"/>
               </w:rPr>
               <w:t xml:space="preserve">Valor inválido para o campo &amp;1.</w:t>
+            </w:r>
+          </w:p>
+        </w:tc>
+      </w:tr>
+      <w:tr>
+        <w:trPr/>
+        <w:tc>
+          <w:tcPr>
+            <w:tcW w:w="4966" w:type="dxa"/>
+            <w:tcBorders/>
+            <w:vAlign w:val="center"/>
+          </w:tcPr>
+          <w:p>
+            <w:pPr>
+              <w:pStyle w:val="Normal"/>
+              <w:widowControl/>
+              <w:suppressAutoHyphens w:val="true"/>
+              <w:spacing w:lineRule="auto" w:line="240" w:before="0" w:after="0"/>
+              <w:jc w:val="left"/>
+              <w:rPr>
+                <w:rFonts w:cs=""/>
+                <w:kern w:val="0"/>
+                <w:szCs w:val="22"/>
+                <w:lang w:val="en-US" w:eastAsia="en-US" w:bidi="ar-SA"/>
+              </w:rPr>
+            </w:pPr>
+            <w:r>
+              <w:rPr>
+                <w:rFonts w:cs=""/>
+                <w:b/>
+                <w:kern w:val="0"/>
+                <w:sz w:val="17"/>
+                <w:szCs w:val="22"/>
+                <w:lang w:val="en-US" w:eastAsia="en-US" w:bidi="ar-SA"/>
+              </w:rPr>
+              <w:t>PEDIDO_REEMBOLSO_SOLICITADO</w:t>
+            </w:r>
+          </w:p>
+        </w:tc>
+        <w:tc>
+          <w:tcPr>
+            <w:tcW w:w="4959" w:type="dxa"/>
+            <w:tcBorders/>
+            <w:vAlign w:val="center"/>
+          </w:tcPr>
+          <w:p>
+            <w:pPr>
+              <w:pStyle w:val="Normal"/>
+              <w:widowControl/>
+              <w:suppressAutoHyphens w:val="true"/>
+              <w:spacing w:lineRule="auto" w:line="240" w:before="0" w:after="0"/>
+              <w:jc w:val="left"/>
+              <w:rPr>
+                <w:rFonts w:cs=""/>
+                <w:kern w:val="0"/>
+                <w:szCs w:val="22"/>
+                <w:lang w:val="en-US" w:eastAsia="en-US" w:bidi="ar-SA"/>
+              </w:rPr>
+            </w:pPr>
+            <w:r>
+              <w:rPr>
+                <w:rFonts w:cs=""/>
+                <w:b/>
+                <w:kern w:val="0"/>
+                <w:sz w:val="17"/>
+                <w:szCs w:val="22"/>
+                <w:lang w:val="en-US" w:eastAsia="en-US" w:bidi="ar-SA"/>
+              </w:rPr>
+              <w:t>Pedido &amp;1 enviado para processamento de reembolso.</w:t>
+            </w:r>
+          </w:p>
+        </w:tc>
+      </w:tr>
+      <w:tr>
+        <w:trPr/>
+        <w:tc>
+          <w:tcPr>
+            <w:tcW w:w="4966" w:type="dxa"/>
+            <w:tcBorders/>
+            <w:vAlign w:val="center"/>
+          </w:tcPr>
+          <w:p>
+            <w:pPr>
+              <w:pStyle w:val="Normal"/>
+              <w:widowControl/>
+              <w:suppressAutoHyphens w:val="true"/>
+              <w:spacing w:lineRule="auto" w:line="240" w:before="0" w:after="0"/>
+              <w:jc w:val="left"/>
+              <w:rPr>
+                <w:rFonts w:cs=""/>
+                <w:kern w:val="0"/>
+                <w:szCs w:val="22"/>
+                <w:lang w:val="en-US" w:eastAsia="en-US" w:bidi="ar-SA"/>
+              </w:rPr>
+            </w:pPr>
+            <w:r>
+              <w:rPr>
+                <w:rFonts w:cs=""/>
+                <w:b/>
+                <w:kern w:val="0"/>
+                <w:sz w:val="17"/>
+                <w:szCs w:val="22"/>
+                <w:lang w:val="en-US" w:eastAsia="en-US" w:bidi="ar-SA"/>
+              </w:rPr>
+              <w:t>REEMBOLSO_MOTIVO_DECISAO_OBRIG</w:t>
+            </w:r>
+          </w:p>
+        </w:tc>
+        <w:tc>
+          <w:tcPr>
+            <w:tcW w:w="4959" w:type="dxa"/>
+            <w:tcBorders/>
+            <w:vAlign w:val="center"/>
+          </w:tcPr>
+          <w:p>
+            <w:pPr>
+              <w:pStyle w:val="Normal"/>
+              <w:widowControl/>
+              <w:suppressAutoHyphens w:val="true"/>
+              <w:spacing w:lineRule="auto" w:line="240" w:before="0" w:after="0"/>
+              <w:jc w:val="left"/>
+              <w:rPr>
+                <w:rFonts w:cs=""/>
+                <w:kern w:val="0"/>
+                <w:szCs w:val="22"/>
+                <w:lang w:val="en-US" w:eastAsia="en-US" w:bidi="ar-SA"/>
+              </w:rPr>
+            </w:pPr>
+            <w:r>
+              <w:rPr>
+                <w:rFonts w:cs=""/>
+                <w:b/>
+                <w:kern w:val="0"/>
+                <w:sz w:val="17"/>
+                <w:szCs w:val="22"/>
+                <w:lang w:val="en-US" w:eastAsia="en-US" w:bidi="ar-SA"/>
+              </w:rPr>
+              <w:t>Informe o motivo da decisão sobre o reembolso.</w:t>
+            </w:r>
+          </w:p>
+        </w:tc>
+      </w:tr>
+      <w:tr>
+        <w:trPr/>
+        <w:tc>
+          <w:tcPr>
+            <w:tcW w:w="4966" w:type="dxa"/>
+            <w:tcBorders/>
+            <w:vAlign w:val="center"/>
+          </w:tcPr>
+          <w:p>
+            <w:pPr>
+              <w:pStyle w:val="Normal"/>
+              <w:widowControl/>
+              <w:suppressAutoHyphens w:val="true"/>
+              <w:spacing w:lineRule="auto" w:line="240" w:before="0" w:after="0"/>
+              <w:jc w:val="left"/>
+              <w:rPr>
+                <w:rFonts w:cs=""/>
+                <w:kern w:val="0"/>
+                <w:szCs w:val="22"/>
+                <w:lang w:val="en-US" w:eastAsia="en-US" w:bidi="ar-SA"/>
+              </w:rPr>
+            </w:pPr>
+            <w:r>
+              <w:rPr>
+                <w:rFonts w:cs=""/>
+                <w:b/>
+                <w:kern w:val="0"/>
+                <w:sz w:val="17"/>
+                <w:szCs w:val="22"/>
+                <w:lang w:val="en-US" w:eastAsia="en-US" w:bidi="ar-SA"/>
+              </w:rPr>
+              <w:t>REEMBOLSO_APROVADO</w:t>
+            </w:r>
+          </w:p>
+        </w:tc>
+        <w:tc>
+          <w:tcPr>
+            <w:tcW w:w="4959" w:type="dxa"/>
+            <w:tcBorders/>
+            <w:vAlign w:val="center"/>
+          </w:tcPr>
+          <w:p>
+            <w:pPr>
+              <w:pStyle w:val="Normal"/>
+              <w:widowControl/>
+              <w:suppressAutoHyphens w:val="true"/>
+              <w:spacing w:lineRule="auto" w:line="240" w:before="0" w:after="0"/>
+              <w:jc w:val="left"/>
+              <w:rPr>
+                <w:rFonts w:cs=""/>
+                <w:kern w:val="0"/>
+                <w:szCs w:val="22"/>
+                <w:lang w:val="en-US" w:eastAsia="en-US" w:bidi="ar-SA"/>
+              </w:rPr>
+            </w:pPr>
+            <w:r>
+              <w:rPr>
+                <w:rFonts w:cs=""/>
+                <w:b/>
+                <w:kern w:val="0"/>
+                <w:sz w:val="17"/>
+                <w:szCs w:val="22"/>
+                <w:lang w:val="en-US" w:eastAsia="en-US" w:bidi="ar-SA"/>
+              </w:rPr>
+              <w:t>Reembolso do pedido &amp;1 aprovado. Pedido cancelado.</w:t>
+            </w:r>
+          </w:p>
+        </w:tc>
+      </w:tr>
+      <w:tr>
+        <w:trPr/>
+        <w:tc>
+          <w:tcPr>
+            <w:tcW w:w="4966" w:type="dxa"/>
+            <w:tcBorders/>
+            <w:vAlign w:val="center"/>
+          </w:tcPr>
+          <w:p>
+            <w:pPr>
+              <w:pStyle w:val="Normal"/>
+              <w:widowControl/>
+              <w:suppressAutoHyphens w:val="true"/>
+              <w:spacing w:lineRule="auto" w:line="240" w:before="0" w:after="0"/>
+              <w:jc w:val="left"/>
+              <w:rPr>
+                <w:rFonts w:cs=""/>
+                <w:kern w:val="0"/>
+                <w:szCs w:val="22"/>
+                <w:lang w:val="en-US" w:eastAsia="en-US" w:bidi="ar-SA"/>
+              </w:rPr>
+            </w:pPr>
+            <w:r>
+              <w:rPr>
+                <w:rFonts w:cs=""/>
+                <w:b/>
+                <w:kern w:val="0"/>
+                <w:sz w:val="17"/>
+                <w:szCs w:val="22"/>
+                <w:lang w:val="en-US" w:eastAsia="en-US" w:bidi="ar-SA"/>
+              </w:rPr>
+              <w:t>REEMBOLSO_REJEITADO</w:t>
+            </w:r>
+          </w:p>
+        </w:tc>
+        <w:tc>
+          <w:tcPr>
+            <w:tcW w:w="4959" w:type="dxa"/>
+            <w:tcBorders/>
+            <w:vAlign w:val="center"/>
+          </w:tcPr>
+          <w:p>
+            <w:pPr>
+              <w:pStyle w:val="Normal"/>
+              <w:widowControl/>
+              <w:suppressAutoHyphens w:val="true"/>
+              <w:spacing w:lineRule="auto" w:line="240" w:before="0" w:after="0"/>
+              <w:jc w:val="left"/>
+              <w:rPr>
+                <w:rFonts w:cs=""/>
+                <w:kern w:val="0"/>
+                <w:szCs w:val="22"/>
+                <w:lang w:val="en-US" w:eastAsia="en-US" w:bidi="ar-SA"/>
+              </w:rPr>
+            </w:pPr>
+            <w:r>
+              <w:rPr>
+                <w:rFonts w:cs=""/>
+                <w:b/>
+                <w:kern w:val="0"/>
+                <w:sz w:val="17"/>
+                <w:szCs w:val="22"/>
+                <w:lang w:val="en-US" w:eastAsia="en-US" w:bidi="ar-SA"/>
+              </w:rPr>
+              <w:t>Reembolso do pedido &amp;1 rejeitado. Pedido retomado.</w:t>
+            </w:r>
+          </w:p>
+        </w:tc>
+      </w:tr>
+      <w:tr>
+        <w:trPr/>
+        <w:tc>
+          <w:tcPr>
+            <w:tcW w:w="4966" w:type="dxa"/>
+            <w:tcBorders/>
+            <w:vAlign w:val="center"/>
+          </w:tcPr>
+          <w:p>
+            <w:pPr>
+              <w:pStyle w:val="Normal"/>
+              <w:widowControl/>
+              <w:suppressAutoHyphens w:val="true"/>
+              <w:spacing w:lineRule="auto" w:line="240" w:before="0" w:after="0"/>
+              <w:jc w:val="left"/>
+              <w:rPr>
+                <w:rFonts w:cs=""/>
+                <w:kern w:val="0"/>
+                <w:szCs w:val="22"/>
+                <w:lang w:val="en-US" w:eastAsia="en-US" w:bidi="ar-SA"/>
+              </w:rPr>
+            </w:pPr>
+            <w:r>
+              <w:rPr>
+                <w:rFonts w:cs=""/>
+                <w:b/>
+                <w:kern w:val="0"/>
+                <w:sz w:val="17"/>
+                <w:szCs w:val="22"/>
+                <w:lang w:val="en-US" w:eastAsia="en-US" w:bidi="ar-SA"/>
+              </w:rPr>
+              <w:t>REEMBOLSO_STATUS_INVALIDO</w:t>
+            </w:r>
+          </w:p>
+        </w:tc>
+        <w:tc>
+          <w:tcPr>
+            <w:tcW w:w="4959" w:type="dxa"/>
+            <w:tcBorders/>
+            <w:vAlign w:val="center"/>
+          </w:tcPr>
+          <w:p>
+            <w:pPr>
+              <w:pStyle w:val="Normal"/>
+              <w:widowControl/>
+              <w:suppressAutoHyphens w:val="true"/>
+              <w:spacing w:lineRule="auto" w:line="240" w:before="0" w:after="0"/>
+              <w:jc w:val="left"/>
+              <w:rPr>
+                <w:rFonts w:cs=""/>
+                <w:kern w:val="0"/>
+                <w:szCs w:val="22"/>
+                <w:lang w:val="en-US" w:eastAsia="en-US" w:bidi="ar-SA"/>
+              </w:rPr>
+            </w:pPr>
+            <w:r>
+              <w:rPr>
+                <w:rFonts w:cs=""/>
+                <w:b/>
+                <w:kern w:val="0"/>
+                <w:sz w:val="17"/>
+                <w:szCs w:val="22"/>
+                <w:lang w:val="en-US" w:eastAsia="en-US" w:bidi="ar-SA"/>
+              </w:rPr>
+              <w:t>Solicitação de reembolso não está mais pendente.</w:t>
+            </w:r>
+          </w:p>
+        </w:tc>
+      </w:tr>
+      <w:tr>
+        <w:trPr/>
+        <w:tc>
+          <w:tcPr>
+            <w:tcW w:w="4966" w:type="dxa"/>
+            <w:tcBorders/>
+            <w:vAlign w:val="center"/>
+          </w:tcPr>
+          <w:p>
+            <w:pPr>
+              <w:pStyle w:val="Normal"/>
+              <w:widowControl/>
+              <w:suppressAutoHyphens w:val="true"/>
+              <w:spacing w:lineRule="auto" w:line="240" w:before="0" w:after="0"/>
+              <w:jc w:val="left"/>
+              <w:rPr>
+                <w:rFonts w:cs=""/>
+                <w:kern w:val="0"/>
+                <w:szCs w:val="22"/>
+                <w:lang w:val="en-US" w:eastAsia="en-US" w:bidi="ar-SA"/>
+              </w:rPr>
+            </w:pPr>
+            <w:r>
+              <w:rPr>
+                <w:rFonts w:cs=""/>
+                <w:b/>
+                <w:kern w:val="0"/>
+                <w:sz w:val="17"/>
+                <w:szCs w:val="22"/>
+                <w:lang w:val="en-US" w:eastAsia="en-US" w:bidi="ar-SA"/>
+              </w:rPr>
+              <w:t>CEP_DUPLICADO_CLIENTE</w:t>
+            </w:r>
+          </w:p>
+        </w:tc>
+        <w:tc>
+          <w:tcPr>
+            <w:tcW w:w="4959" w:type="dxa"/>
+            <w:tcBorders/>
+            <w:vAlign w:val="center"/>
+          </w:tcPr>
+          <w:p>
+            <w:pPr>
+              <w:pStyle w:val="Normal"/>
+              <w:widowControl/>
+              <w:suppressAutoHyphens w:val="true"/>
+              <w:spacing w:lineRule="auto" w:line="240" w:before="0" w:after="0"/>
+              <w:jc w:val="left"/>
+              <w:rPr>
+                <w:rFonts w:cs=""/>
+                <w:kern w:val="0"/>
+                <w:szCs w:val="22"/>
+                <w:lang w:val="en-US" w:eastAsia="en-US" w:bidi="ar-SA"/>
+              </w:rPr>
+            </w:pPr>
+            <w:r>
+              <w:rPr>
+                <w:rFonts w:cs=""/>
+                <w:b/>
+                <w:kern w:val="0"/>
+                <w:sz w:val="17"/>
+                <w:szCs w:val="22"/>
+                <w:lang w:val="en-US" w:eastAsia="en-US" w:bidi="ar-SA"/>
+              </w:rPr>
+              <w:t>Já existe um endereço cadastrado com este CEP para este cliente.</w:t>
+            </w:r>
+          </w:p>
+        </w:tc>
+      </w:tr>
+      <w:tr>
+        <w:trPr/>
+        <w:tc>
+          <w:tcPr>
+            <w:tcW w:w="4966" w:type="dxa"/>
+            <w:tcBorders/>
+            <w:vAlign w:val="center"/>
+          </w:tcPr>
+          <w:p>
+            <w:pPr>
+              <w:pStyle w:val="Normal"/>
+              <w:widowControl/>
+              <w:suppressAutoHyphens w:val="true"/>
+              <w:spacing w:lineRule="auto" w:line="240" w:before="0" w:after="0"/>
+              <w:jc w:val="left"/>
+              <w:rPr>
+                <w:rFonts w:cs=""/>
+                <w:kern w:val="0"/>
+                <w:szCs w:val="22"/>
+                <w:lang w:val="en-US" w:eastAsia="en-US" w:bidi="ar-SA"/>
+              </w:rPr>
+            </w:pPr>
+            <w:r>
+              <w:rPr>
+                <w:rFonts w:cs=""/>
+                <w:b/>
+                <w:kern w:val="0"/>
+                <w:sz w:val="17"/>
+                <w:szCs w:val="22"/>
+                <w:lang w:val="en-US" w:eastAsia="en-US" w:bidi="ar-SA"/>
+              </w:rPr>
+              <w:t>ITEM_SEM_ESTOQUE</w:t>
+            </w:r>
+          </w:p>
+        </w:tc>
+        <w:tc>
+          <w:tcPr>
+            <w:tcW w:w="4959" w:type="dxa"/>
+            <w:tcBorders/>
+            <w:vAlign w:val="center"/>
+          </w:tcPr>
+          <w:p>
+            <w:pPr>
+              <w:pStyle w:val="Normal"/>
+              <w:widowControl/>
+              <w:suppressAutoHyphens w:val="true"/>
+              <w:spacing w:lineRule="auto" w:line="240" w:before="0" w:after="0"/>
+              <w:jc w:val="left"/>
+              <w:rPr>
+                <w:rFonts w:cs=""/>
+                <w:kern w:val="0"/>
+                <w:szCs w:val="22"/>
+                <w:lang w:val="en-US" w:eastAsia="en-US" w:bidi="ar-SA"/>
+              </w:rPr>
+            </w:pPr>
+            <w:r>
+              <w:rPr>
+                <w:rFonts w:cs=""/>
+                <w:b/>
+                <w:kern w:val="0"/>
+                <w:sz w:val="17"/>
+                <w:szCs w:val="22"/>
+                <w:lang w:val="en-US" w:eastAsia="en-US" w:bidi="ar-SA"/>
+              </w:rPr>
+              <w:t>Item &amp;1 está sem estoque disponível e não pode ser adicionado ao pedido.</w:t>
             </w:r>
           </w:p>
         </w:tc>
@@ -30822,7 +34502,7 @@
       </w:pPr>
       <w:r>
         <w:rPr/>
-        <w:t xml:space="preserve">As mensagens ficam na Message Class ZPC_MSG (textos com no máximo 73 caracteres, limite T100; &amp;1/&amp;2 são parâmetros) e são expostas pela classe de exceção ZCX_PC_MSG (IF_ABAP_BEHV_MESSAGE), cujas constantes têm no máximo 30 caracteres. A numeração 001–041 está no arquivo zpc_msg.msag.csv do código-fonte.</w:t>
+        <w:t>As mensagens ficam na Message Class ZPC_MSG (textos com no máximo 73 caracteres, limite T100; &amp;1/&amp;2 são parâmetros) e são expostas pela classe de exceção ZCX_PC_MSG (IF_ABAP_BEHV_MESSAGE), cujas constantes têm no máximo 30 caracteres. A numeração 001–048 é mantida na Message Class ZPC_MSG (código-fonte).</w:t>
       </w:r>
     </w:p>
     <w:p>
@@ -30907,7 +34587,7 @@
       </w:pPr>
       <w:r>
         <w:rPr/>
-        <w:t>Dado um cliente inativo, quando ele for selecionado em novo pedido, então o sistema deve bloquear a confirmação do pedido.</w:t>
+        <w:t>Dado um cliente inativo, quando ele for selecionado em novo pedido, então o sistema deve bloquear o registro (Save) do pedido.</w:t>
       </w:r>
     </w:p>
     <w:p>
@@ -30945,7 +34625,7 @@
       </w:pPr>
       <w:r>
         <w:rPr/>
-        <w:t>Dado um usuário admin, quando cadastrar um item válido, então o sistema deve gerar SKU único automaticamente.</w:t>
+        <w:t>Dado um usuário admin, quando salvar um item com categoria selecionada, então o sistema deve gerar o SKU único automaticamente no Save, com as 3 primeiras letras da categoria (ex.: SKU-ELE-0000000001).</w:t>
       </w:r>
     </w:p>
     <w:p>
@@ -31015,7 +34695,7 @@
       </w:pPr>
       <w:r>
         <w:rPr/>
-        <w:t>Dado duas confirmações simultâneas para o mesmo item, quando a primeira consumir a disponibilidade, então a segunda deve ser bloqueada caso não haja estoque suficiente.</w:t>
+        <w:t>Dado dois registros de pedido simultâneos para o mesmo item, quando o primeiro consumir a disponibilidade, então o segundo deve ser bloqueado caso não haja estoque suficiente.</w:t>
       </w:r>
     </w:p>
     <w:p>
@@ -31039,7 +34719,7 @@
       </w:pPr>
       <w:r>
         <w:rPr/>
-        <w:t>Dado um pedido em draft, quando ele for salvo como rascunho, então nenhuma reserva de estoque deve ser realizada.</w:t>
+        <w:t>Dado um pedido em rascunho (draft), então nenhuma reserva de estoque deve ser realizada.</w:t>
       </w:r>
     </w:p>
     <w:p>
@@ -31053,7 +34733,7 @@
       </w:pPr>
       <w:r>
         <w:rPr/>
-        <w:t>Dado um pedido em CRIADO com cliente ativo, endereço principal e itens válidos, quando o usuário executar ConfirmarPedido, então o sistema deve reservar estoque e alterar status para AGUARDANDO_PAGAMENTO.</w:t>
+        <w:t>Dado um rascunho com cliente ativo, endereço principal e itens com estoque disponível, quando o usuário salvar, então o pedido deve ser registrado como CRIADO e o estoque dos itens reservado.</w:t>
       </w:r>
     </w:p>
     <w:p>
@@ -31067,7 +34747,35 @@
       </w:pPr>
       <w:r>
         <w:rPr/>
-        <w:t>Dado um pedido em AGUARDANDO_PAGAMENTO, quando o pagamento simulado for aprovado, então StatusPagamento deve ser APROVADO e StatusPedido deve ser AGUARDANDO_APROVACAO.</w:t>
+        <w:t>Dado um rascunho cujo estoque não cobre a quantidade de algum item (ou sem itens, ou sem endereço principal), quando o usuário salvar, então o registro deve ser bloqueado com a mensagem correspondente e nenhuma reserva gravada.</w:t>
+      </w:r>
+    </w:p>
+    <w:p>
+      <w:pPr>
+        <w:pStyle w:val="ListBullet"/>
+        <w:numPr>
+          <w:ilvl w:val="0"/>
+          <w:numId w:val="1"/>
+        </w:numPr>
+        <w:rPr/>
+      </w:pPr>
+      <w:r>
+        <w:rPr/>
+        <w:t>Dado um pedido registrado (CRIADO), então ele não oferece Editar nem Excluir; só Simular pagamento e Cancelar.</w:t>
+      </w:r>
+    </w:p>
+    <w:p>
+      <w:pPr>
+        <w:pStyle w:val="ListBullet"/>
+        <w:numPr>
+          <w:ilvl w:val="0"/>
+          <w:numId w:val="1"/>
+        </w:numPr>
+        <w:rPr/>
+      </w:pPr>
+      <w:r>
+        <w:rPr/>
+        <w:t>Dado um pedido em CRIADO ou AGUARDANDO_PAGAMENTO, quando o pagamento simulado for aprovado, então StatusPagamento deve ser APROVADO e StatusPedido deve ser AGUARDANDO_APROVACAO.</w:t>
       </w:r>
     </w:p>
     <w:p>
@@ -31109,7 +34817,7 @@
       </w:pPr>
       <w:r>
         <w:rPr/>
-        <w:t>Dado um pedido cancelável, quando executar CancelarPedido com motivo, então o sistema deve liberar reserva, gerar snapshots e alterar status para CANCELADO.</w:t>
+        <w:t>Dado um pedido cancelável sem pagamento aprovado, quando executar CancelarPedido com motivo, então o sistema deve liberar reserva, gerar snapshots e alterar status para CANCELADO.</w:t>
       </w:r>
     </w:p>
     <w:p>
@@ -31123,17 +34831,7 @@
       </w:pPr>
       <w:r>
         <w:rPr/>
-        <w:t>Dado um pedido FINALIZADO ou CANCELADO, quando qualquer usuário tentar editá-lo, excluí-lo ou reabri-lo, então o sistema deve bloquear a operação.</w:t>
-      </w:r>
-    </w:p>
-    <w:p>
-      <w:pPr>
-        <w:pStyle w:val="Heading2"/>
-        <w:rPr/>
-      </w:pPr>
-      <w:r>
-        <w:rPr/>
-        <w:t>18.4 Aplicações Desacopladas</w:t>
+        <w:t>Dado um pedido com pagamento aprovado, quando executar CancelarPedido com motivo, então o sistema deve criar uma solicitação de reembolso PENDENTE e alterar o status para PROCESSAR_REEMBOLSO, mantendo a reserva.</w:t>
       </w:r>
     </w:p>
     <w:p>
@@ -31147,7 +34845,83 @@
       </w:pPr>
       <w:r>
         <w:rPr/>
-        <w:t>Dado um usuário admin, quando acessar o Launchpad, então deve visualizar tiles para Clientes, Estoque e Pedidos.</w:t>
+        <w:t>Dado um pedido FINALIZADO ou CANCELADO, quando qualquer usuário tentar editá-lo, excluí-lo ou reabri-lo, então o sistema deve bloquear a operação.</w:t>
+      </w:r>
+    </w:p>
+    <w:p>
+      <w:pPr>
+        <w:pStyle w:val="Heading2"/>
+        <w:rPr/>
+      </w:pPr>
+      <w:r>
+        <w:rPr/>
+        <w:t>18.4 Reembolsos</w:t>
+      </w:r>
+    </w:p>
+    <w:p>
+      <w:pPr>
+        <w:pStyle w:val="ListBullet"/>
+        <w:numPr>
+          <w:ilvl w:val="0"/>
+          <w:numId w:val="1"/>
+        </w:numPr>
+        <w:rPr/>
+      </w:pPr>
+      <w:r>
+        <w:rPr/>
+        <w:t>Dada uma solicitação PENDENTE, quando o usuário executar Aprovar reembolso na aplicação Gestão de Reembolsos, então o reembolso deve ficar APROVADO, a reserva ser liberada, os snapshots gerados e o pedido CANCELADO.</w:t>
+      </w:r>
+    </w:p>
+    <w:p>
+      <w:pPr>
+        <w:pStyle w:val="ListBullet"/>
+        <w:numPr>
+          <w:ilvl w:val="0"/>
+          <w:numId w:val="1"/>
+        </w:numPr>
+        <w:rPr/>
+      </w:pPr>
+      <w:r>
+        <w:rPr/>
+        <w:t>Dada uma solicitação PENDENTE, quando o usuário executar Rejeitar reembolso sem informar o motivo, então a ação deve ser bloqueada; com motivo, o reembolso fica REJEITADO e o pedido retoma o status anterior à solicitação.</w:t>
+      </w:r>
+    </w:p>
+    <w:p>
+      <w:pPr>
+        <w:pStyle w:val="ListBullet"/>
+        <w:numPr>
+          <w:ilvl w:val="0"/>
+          <w:numId w:val="1"/>
+        </w:numPr>
+        <w:rPr/>
+      </w:pPr>
+      <w:r>
+        <w:rPr/>
+        <w:t>Dada uma solicitação já decidida (APROVADO ou REJEITADO), então Aprovar e Rejeitar não devem estar disponíveis.</w:t>
+      </w:r>
+    </w:p>
+    <w:p>
+      <w:pPr>
+        <w:pStyle w:val="Heading2"/>
+        <w:rPr/>
+      </w:pPr>
+      <w:r>
+        <w:rPr/>
+        <w:t>18.5 Aplicações Desacopladas</w:t>
+      </w:r>
+    </w:p>
+    <w:p>
+      <w:pPr>
+        <w:pStyle w:val="ListBullet"/>
+        <w:numPr>
+          <w:ilvl w:val="0"/>
+          <w:numId w:val="1"/>
+        </w:numPr>
+        <w:rPr/>
+      </w:pPr>
+      <w:r>
+        <w:rPr/>
+        <w:t>Dado um usuário admin, quando acessar o Launchpad, então deve visualizar tiles para Clientes, Estoque, Pedidos e Reembolsos.</w:t>
       </w:r>
     </w:p>
     <w:p>
@@ -31213,63 +34987,63 @@
           <w:rFonts w:eastAsia="Consolas" w:ascii="Consolas" w:hAnsi="Consolas"/>
           <w:sz w:val="17"/>
         </w:rPr>
-        <w:t xml:space="preserve">ZPK_PC_PEDIDOS_COMPRAS</w:t>
+        <w:t>ZAVBS_PC</w:t>
         <w:br/>
-        <w:t xml:space="preserve">|</w:t>
+        <w:t>|</w:t>
         <w:br/>
-        <w:t xml:space="preserve">+-- ZPK_PC_COMMON</w:t>
+        <w:t>+-- ZAVBS_PC_COMMON</w:t>
         <w:br/>
-        <w:t xml:space="preserve">|   +-- ZIF_PC_CONSTANTS, ZCX_PC_MSG (+ Message Class ZPC_MSG)</w:t>
+        <w:t>|   +-- ZIF_PC_CONSTANTS, ZCX_PC_MSG (+ Message Class ZPC_MSG)</w:t>
         <w:br/>
-        <w:t xml:space="preserve">|   +-- ZCL_PC_UTIL, ZCL_PC_VIACEP, ZCL_PC_AUTH, ZCL_PC_NUMERACAO, ZCL_PC_SETUP</w:t>
+        <w:t>|   +-- ZCL_PC_UTIL, ZCL_PC_VIACEP, ZCL_PC_AUTH, ZCL_PC_NUMERACAO, ZCL_PC_SETUP</w:t>
         <w:br/>
-        <w:t xml:space="preserve">|   +-- ZA_PC_CODELIST / ZR_PC_CODELIST / ZC_PC_*_VALUEHELP (6 CodeLists)</w:t>
+        <w:t>|   +-- ZTA_PC_CODELIST / ZR_PC_CODELIST / ZC_PC_*_VH (CodeLists)</w:t>
         <w:br/>
-        <w:t xml:space="preserve">|   +-- Number Range Object ZPC_NR, Authorization Objects ZPC_ADMIN / ZPC_PEDIDO</w:t>
+        <w:t>|   +-- Number Range Object ZPC_NR, Authorization Objects ZPC_ADMIN / ZPC_PEDIDO</w:t>
         <w:br/>
-        <w:t xml:space="preserve">|</w:t>
+        <w:t>|</w:t>
         <w:br/>
-        <w:t xml:space="preserve">+-- ZPK_PC_CLIENTES</w:t>
+        <w:t>+-- ZAVBS_PC_CLIENTES</w:t>
         <w:br/>
-        <w:t xml:space="preserve">|   +-- ZA_PC_CLIENTE / ZD_PC_CLIENTE, ZA_PC_ENDERECO / ZD_PC_ENDERECO</w:t>
+        <w:t>|   +-- ZTA_PC_CLIENTE / ZTA_PC_CLIENTE_D, ZTA_PC_ENDERECO / ZTA_PC_ENDEREC_D</w:t>
         <w:br/>
-        <w:t xml:space="preserve">|   +-- ZR_PC_CLIENTE / ZR_PC_ENDERECO</w:t>
+        <w:t>|   +-- ZR_PC_CLIENTE / ZR_PC_ENDERECO</w:t>
         <w:br/>
-        <w:t xml:space="preserve">|   +-- ZC_PC_CLIENTE_APP / ZC_PC_ENDERECO_APP (+ Metadata Extensions)</w:t>
+        <w:t>|   +-- ZC_PC_CLIENTE_APP / ZC_PC_ENDERECO_APP (+ Metadata Extensions)</w:t>
         <w:br/>
-        <w:t xml:space="preserve">|   +-- ZC_PC_CLIENTE_VALUEHELP / ZC_PC_ENDERECO_VALUEHELP</w:t>
+        <w:t>|   +-- ZC_PC_CLIENTE_VH / ZC_PC_ENDERECO_VH / ZC_PC_CEP_VH</w:t>
         <w:br/>
-        <w:t xml:space="preserve">|   +-- Behavior Definition ZR_PC_CLIENTE / Projection ZC_PC_CLIENTE_APP</w:t>
+        <w:t>|   +-- Behavior Definition ZR_PC_CLIENTE / Projection ZC_PC_CLIENTE_APP</w:t>
         <w:br/>
-        <w:t xml:space="preserve">|   +-- Behavior Pool ZBP_R_PC_CLIENTE, Virtual Elements ZCL_PC_VE_CLIENTE</w:t>
+        <w:t>|   +-- Behavior Pool ZBP_R_PC_CLIENTE, Virtual Elements ZCL_PC_VE_CLIENTE</w:t>
         <w:br/>
-        <w:t xml:space="preserve">|   +-- Service Definition ZUI_PC_CLIENTES / Binding ZUI_PC_CLIENTES_O4</w:t>
+        <w:t>|   +-- Service Definition ZUI_PC_CLIENTES / Binding ZUI_PC_CLIENTES_O4</w:t>
         <w:br/>
-        <w:t xml:space="preserve">|   +-- IAM App ZPC_IAM_CLIENTES / Business Catalog ZPC_BC_CLIENTES</w:t>
+        <w:t>|   +-- IAM App ZPC_IAM_CLIENTES / Business Catalog ZPC_BC_CLIENTES</w:t>
         <w:br/>
-        <w:t xml:space="preserve">|</w:t>
+        <w:t>|</w:t>
         <w:br/>
-        <w:t xml:space="preserve">+-- ZPK_PC_ESTOQUE</w:t>
+        <w:t>+-- ZAVBS_PC_ESTOQUE</w:t>
         <w:br/>
-        <w:t xml:space="preserve">|   +-- ZA_PC_ITEM / ZD_PC_ITEM, ZR_PC_ITEM, ZC_PC_ITEM_APP, ZC_PC_ITEM_VALUEHELP</w:t>
+        <w:t>|   +-- ZTA_PC_ITEM / ZTA_PC_ITEM_D, ZR_PC_ITEM, ZC_PC_ITEM_APP, ZC_PC_ITEM_VH</w:t>
         <w:br/>
-        <w:t xml:space="preserve">|   +-- Abstract Entity ZPC_A_QTDE_INPUT</w:t>
+        <w:t>|   +-- Abstract Entity ZPC_A_QTDE_INPUT</w:t>
         <w:br/>
-        <w:t xml:space="preserve">|   +-- Behavior Definition ZR_PC_ITEM / Projection ZC_PC_ITEM_APP, Behavior Pool ZBP_R_PC_ITEM</w:t>
+        <w:t>|   +-- Behavior Definition ZR_PC_ITEM / Projection ZC_PC_ITEM_APP, Behavior Pool ZBP_R_PC_ITEM</w:t>
         <w:br/>
-        <w:t xml:space="preserve">|   +-- Service Definition ZUI_PC_ESTOQUE / Binding ZUI_PC_ESTOQUE_O4</w:t>
+        <w:t>|   +-- Service Definition ZUI_PC_ESTOQUE / Binding ZUI_PC_ESTOQUE_O4</w:t>
         <w:br/>
-        <w:t xml:space="preserve">|   +-- IAM App ZPC_IAM_ESTOQUE / Business Catalog ZPC_BC_ESTOQUE</w:t>
+        <w:t>|   +-- IAM App ZPC_IAM_ESTOQUE / Business Catalog ZPC_BC_ESTOQUE</w:t>
         <w:br/>
-        <w:t xml:space="preserve">|</w:t>
+        <w:t>|</w:t>
         <w:br/>
-        <w:t xml:space="preserve">+-- ZPK_PC_PEDIDOS</w:t>
+        <w:t>+-- ZAVBS_PC_PEDIDOS</w:t>
         <w:br/>
-        <w:t xml:space="preserve">    +-- ZA_PC_PEDIDO / ZD_PC_PEDIDO, ZA_PC_ITEM_PED / ZD_PC_ITEM_PED</w:t>
+        <w:t xml:space="preserve">    +-- ZTA_PC_PEDIDO / ZTA_PC_PEDIDO_D, ZTA_PC_ITEM_PED / ZTA_PC_ITPED_D</w:t>
         <w:br/>
-        <w:t xml:space="preserve">    +-- ZA_PC_PAGAMENTO / ZD_PC_PAGAMENTO</w:t>
+        <w:t xml:space="preserve">    +-- ZTA_PC_PAGAMENTO / ZTA_PC_PAGTO_D</w:t>
         <w:br/>
-        <w:t xml:space="preserve">    +-- ZA_PC_SNAP_CLI / ZD_PC_SNAP_CLI, ZA_PC_SNAP_ITM / ZD_PC_SNAP_ITM</w:t>
+        <w:t xml:space="preserve">    +-- ZTA_PC_SNAP_CLI / ZTA_PC_SNPCLI_D, ZTA_PC_SNAP_ITM / ZTA_PC_SNPITM_D</w:t>
         <w:br/>
         <w:t xml:space="preserve">    +-- ZR_PC_PEDIDO / ZR_PC_ITEM_PEDIDO / ZR_PC_PAGAMENTO</w:t>
         <w:br/>
@@ -31277,7 +35051,7 @@
         <w:br/>
         <w:t xml:space="preserve">    +-- ZC_PC_PEDIDO_APP e projections filhas (+ Metadata Extensions)</w:t>
         <w:br/>
-        <w:t xml:space="preserve">    +-- Abstract Entities ZPC_A_PAGAMENTO_INPUT / ZPC_A_CANCELAMENTO_INPUT</w:t>
+        <w:t xml:space="preserve">    +-- Abstract Entities ZPC_A_PAGAMENTO_INPUT / ZPC_A_CANCELAMENTO_INPUT / ZPC_A_RETOMADA_INPUT</w:t>
         <w:br/>
         <w:t xml:space="preserve">    +-- Behavior Definition ZR_PC_PEDIDO / Projection ZC_PC_PEDIDO_APP</w:t>
         <w:br/>
@@ -31286,6 +35060,27 @@
         <w:t xml:space="preserve">    +-- Service Definition ZUI_PC_PEDIDOS_COMPRAS / Binding ZUI_PC_PEDIDOS_COMPRAS_O4</w:t>
         <w:br/>
         <w:t xml:space="preserve">    +-- IAM App ZPC_IAM_PEDIDOS / Business Catalog ZPC_BC_PEDIDOS</w:t>
+        <w:br/>
+        <w:t xml:space="preserve">    +-- Reembolso: ZTA_PC_REEMBOLSO, ZR_PC_REEMBOLSO (root, sem draft),</w:t>
+        <w:br/>
+        <w:t xml:space="preserve">    |   ZC_PC_REEMBOLSO_APP (+ Metadata Extension), ZC_PC_STATUSREEMB_VH,</w:t>
+        <w:br/>
+        <w:t xml:space="preserve">    |   Abstract Entity ZPC_A_REEMB_DECISAO_INPUT,</w:t>
+        <w:br/>
+        <w:t xml:space="preserve">    |   Behavior Definition ZR_PC_REEMBOLSO / Projection ZC_PC_REEMBOLSO_APP,</w:t>
+        <w:br/>
+        <w:t xml:space="preserve">    |   Behavior Pool ZBP_R_PC_REEMBOLSO,</w:t>
+        <w:br/>
+        <w:t xml:space="preserve">    |   Service Definition ZUI_PC_REEMBOLSOS / Binding ZUI_PC_REEMBOLSOS_O4</w:t>
+        <w:br/>
+        <w:t xml:space="preserve">    |   IAM App ZPC_IAM_REEMBOLSOS / Business Catalog ZPC_BC_REEMBOLSOS (a criar no ADT)</w:t>
+        <w:br/>
+        <w:t xml:space="preserve">    +-- Obsoleta: tabela draft ZTA_PC_REEMB_D (antigo filho do Pedido) — pode ser excluída</w:t>
+        <w:br/>
+        <w:br/>
+        <w:t>ui5/  (quatro aplicações Fiori Elements V4 / BSP: ZPC_CLIENTES, ZPC_ESTOQUE, ZPC_PEDIDOS, ZPC_REEMBOLSOS)</w:t>
+        <w:br/>
+        <w:t>+-- gestao-clientes, gestao-estoque, pedidos-compras, gestao-reembolsos</w:t>
       </w:r>
     </w:p>
     <w:p>
@@ -31337,7 +35132,7 @@
       </w:pPr>
       <w:r>
         <w:rPr/>
-        <w:t xml:space="preserve">Ativação na ordem: tabelas ZA_* → CDS base ZR_* e CodeLists → value helps e abstract entities → tabelas draft ZD_* → projections e metadata extensions → behavior definitions → behavior pools → service definitions.</w:t>
+        <w:t>Ativação na ordem: tabelas ZTA_* → CDS base ZR_* e CodeLists → value helps e abstract entities → tabelas draft ZTA_*_D → projections e metadata extensions → behavior definitions → behavior pools → service definitions. O BO Reembolso (ZR_PC_REEMBOLSO) depende do Pedido apenas por EML; o Pedido referencia o BO Reembolso pelo create, então ZR_PC_REEMBOLSO e sua BDEF precisam estar ativos antes da behavior pool do Pedido.</w:t>
       </w:r>
     </w:p>
     <w:p>
@@ -31365,7 +35160,7 @@
       </w:pPr>
       <w:r>
         <w:rPr/>
-        <w:t xml:space="preserve">Execução da classe ZCL_PC_SETUP (F9) para criar os intervalos de numeração 01 e 02, carregar as CodeLists e os dados de demonstração.</w:t>
+        <w:t>Execução da classe ZCL_PC_SETUP (F9) para criar os intervalos de numeração 01 (pedido) e 02 (SKU), carregar as CodeLists e os dados de demonstração. É pré-requisito para salvar o primeiro pedido ou item: sem os intervalos o Save falha com "Erro ao obter numeração".</w:t>
       </w:r>
     </w:p>
     <w:p>
@@ -31379,7 +35174,7 @@
       </w:pPr>
       <w:r>
         <w:rPr/>
-        <w:t>Publicação de três Service Bindings OData V4 UI independentes.</w:t>
+        <w:t>Publicação de quatro Service Bindings OData V4 UI independentes (ZUI_PC_CLIENTES_O4, ZUI_PC_ESTOQUE_O4, ZUI_PC_PEDIDOS_COMPRAS_O4 e ZUI_PC_REEMBOLSOS_O4); o ADT só cria bindings V4 manualmente.</w:t>
       </w:r>
     </w:p>
     <w:p>
@@ -31393,7 +35188,7 @@
       </w:pPr>
       <w:r>
         <w:rPr/>
-        <w:t>Criação de três aplicações Fiori Elements List Report/Object Page.</w:t>
+        <w:t>Quatro aplicações Fiori Elements List Report/Object Page (pasta ui5/), publicadas no ABAP Repository com npm run deploy em cada app (BSP ZPC_CLIENTES, ZPC_ESTOQUE, ZPC_PEDIDOS e ZPC_REEMBOLSOS).</w:t>
       </w:r>
     </w:p>
     <w:p>
@@ -31633,7 +35428,7 @@
       </w:pPr>
       <w:r>
         <w:rPr/>
-        <w:t>Esta especificação técnica consolida a versão SAP RAP do sistema de pedidos de compras em arquitetura desacoplada por aplicações. A solução mantém o escopo funcional original, mas reorganiza o projeto em três aplicações independentes: Gestão de Clientes, Gestão de Estoque e Pedidos de Compras.</w:t>
+        <w:t>Esta especificação técnica consolida a versão SAP RAP do sistema de pedidos de compras em arquitetura desacoplada por aplicações. A solução mantém o escopo funcional original, mas reorganiza o projeto em quatro aplicações independentes: Gestão de Clientes, Gestão de Estoque, Pedidos de Compras e Gestão de Reembolsos.</w:t>
       </w:r>
     </w:p>
     <w:p>
@@ -31643,7 +35438,7 @@
       </w:pPr>
       <w:r>
         <w:rPr/>
-        <w:t>O desenho adota nomenclatura RAP alinhada às boas práticas discutidas, usando tabelas ZA_*/ZD_*, root/base CDS view entities ZR_*, projections ZC_*, behavior pools ZBP_R_* e serviços OData V4 UI independentes.</w:t>
+        <w:t>O desenho adota nomenclatura RAP alinhada às boas práticas discutidas, usando tabelas ZTA_* (e ZTA_*_D para draft), root/base CDS view entities ZR_*, projections ZC_*, value helps ZC_*_VH, behavior pools ZBP_R_* e serviços OData V4 UI independentes.</w:t>
       </w:r>
     </w:p>
     <w:p>
@@ -31657,7 +35452,7 @@
       </w:pPr>
       <w:r>
         <w:rPr/>
-        <w:t>A aplicação Pedidos de Compras se comunica com Clientes e Estoque por CDS reutilizáveis, value helps, associações e lógica transacional RAP no backend, preservando desacoplamento de UI, consistência transacional e histórico imutável por snapshots.</w:t>
+        <w:t>A aplicação Pedidos de Compras se comunica com Clientes e Estoque por CDS reutilizáveis, value helps, associações e lógica transacional RAP no backend, e com a aplicação de Reembolsos por EML entre BOs, preservando desacoplamento de UI, consistência transacional e histórico imutável por snapshots.</w:t>
       </w:r>
     </w:p>
     <w:p>
@@ -34814,6 +38609,1805 @@
                 <w:lang w:val="en-US" w:eastAsia="en-US" w:bidi="ar-SA"/>
               </w:rPr>
               <w:t xml:space="preserve">Listas reiniciadas em 1.</w:t>
+            </w:r>
+          </w:p>
+        </w:tc>
+      </w:tr>
+    </w:tbl>
+    <w:p>
+      <w:pPr>
+        <w:pStyle w:val="Normal"/>
+        <w:widowControl/>
+        <w:bidi w:val="0"/>
+        <w:spacing w:lineRule="auto" w:line="276" w:before="0" w:after="200"/>
+        <w:jc w:val="left"/>
+        <w:rPr/>
+      </w:pPr>
+      <w:r>
+        <w:rPr/>
+        <w:t>Versão 2.1 — alterações aplicadas depois da versão 2.0: Reembolso como aplicação própria, registro do pedido com reserva automática (sem ConfirmarPedido), SKU gerado no Save e ajustes de nomenclatura/escopo já presentes no código.</w:t>
+      </w:r>
+    </w:p>
+    <w:tbl>
+      <w:tblPr>
+        <w:tblStyle w:val="Tabelacomgrade"/>
+        <w:tblW w:w="9926" w:type="dxa"/>
+        <w:jc w:val="center"/>
+        <w:tblInd w:w="0" w:type="dxa"/>
+        <w:tblLayout w:type="fixed"/>
+        <w:tblCellMar>
+          <w:top w:w="0" w:type="dxa"/>
+          <w:left w:w="108" w:type="dxa"/>
+          <w:bottom w:w="0" w:type="dxa"/>
+          <w:right w:w="108" w:type="dxa"/>
+        </w:tblCellMar>
+        <w:tblLook w:val="04a0" w:noHBand="0" w:noVBand="1" w:firstColumn="1" w:lastRow="0" w:lastColumn="0" w:firstRow="1"/>
+      </w:tblPr>
+      <w:tblGrid>
+        <w:gridCol w:w="520"/>
+        <w:gridCol w:w="1400"/>
+        <w:gridCol w:w="4000"/>
+        <w:gridCol w:w="4006"/>
+      </w:tblGrid>
+      <w:tr>
+        <w:trPr/>
+        <w:tc>
+          <w:tcPr>
+            <w:tcW w:w="520" w:type="dxa"/>
+            <w:tcBorders/>
+            <w:shd w:color="auto" w:fill="0070F2" w:val="clear"/>
+            <w:vAlign w:val="center"/>
+          </w:tcPr>
+          <w:p>
+            <w:pPr>
+              <w:pStyle w:val="Normal"/>
+              <w:widowControl/>
+              <w:suppressAutoHyphens w:val="true"/>
+              <w:spacing w:lineRule="auto" w:line="240" w:before="0" w:after="0"/>
+              <w:jc w:val="left"/>
+              <w:rPr>
+                <w:rFonts w:cs=""/>
+                <w:kern w:val="0"/>
+                <w:szCs w:val="22"/>
+                <w:lang w:val="en-US" w:eastAsia="en-US" w:bidi="ar-SA"/>
+              </w:rPr>
+            </w:pPr>
+            <w:r>
+              <w:rPr>
+                <w:rFonts w:cs=""/>
+                <w:b/>
+                <w:color w:val="FFFFFF"/>
+                <w:kern w:val="0"/>
+                <w:sz w:val="18"/>
+                <w:szCs w:val="22"/>
+                <w:lang w:val="en-US" w:eastAsia="en-US" w:bidi="ar-SA"/>
+              </w:rPr>
+              <w:t>#</w:t>
+            </w:r>
+          </w:p>
+        </w:tc>
+        <w:tc>
+          <w:tcPr>
+            <w:tcW w:w="1400" w:type="dxa"/>
+            <w:tcBorders/>
+            <w:shd w:color="auto" w:fill="0070F2" w:val="clear"/>
+            <w:vAlign w:val="center"/>
+          </w:tcPr>
+          <w:p>
+            <w:pPr>
+              <w:pStyle w:val="Normal"/>
+              <w:widowControl/>
+              <w:suppressAutoHyphens w:val="true"/>
+              <w:spacing w:lineRule="auto" w:line="240" w:before="0" w:after="0"/>
+              <w:jc w:val="left"/>
+              <w:rPr>
+                <w:rFonts w:cs=""/>
+                <w:kern w:val="0"/>
+                <w:szCs w:val="22"/>
+                <w:lang w:val="en-US" w:eastAsia="en-US" w:bidi="ar-SA"/>
+              </w:rPr>
+            </w:pPr>
+            <w:r>
+              <w:rPr>
+                <w:rFonts w:cs=""/>
+                <w:b/>
+                <w:color w:val="FFFFFF"/>
+                <w:kern w:val="0"/>
+                <w:sz w:val="18"/>
+                <w:szCs w:val="22"/>
+                <w:lang w:val="en-US" w:eastAsia="en-US" w:bidi="ar-SA"/>
+              </w:rPr>
+              <w:t>Seção</w:t>
+            </w:r>
+          </w:p>
+        </w:tc>
+        <w:tc>
+          <w:tcPr>
+            <w:tcW w:w="4000" w:type="dxa"/>
+            <w:tcBorders/>
+            <w:shd w:color="auto" w:fill="0070F2" w:val="clear"/>
+            <w:vAlign w:val="center"/>
+          </w:tcPr>
+          <w:p>
+            <w:pPr>
+              <w:pStyle w:val="Normal"/>
+              <w:widowControl/>
+              <w:suppressAutoHyphens w:val="true"/>
+              <w:spacing w:lineRule="auto" w:line="240" w:before="0" w:after="0"/>
+              <w:jc w:val="left"/>
+              <w:rPr>
+                <w:rFonts w:cs=""/>
+                <w:kern w:val="0"/>
+                <w:szCs w:val="22"/>
+                <w:lang w:val="en-US" w:eastAsia="en-US" w:bidi="ar-SA"/>
+              </w:rPr>
+            </w:pPr>
+            <w:r>
+              <w:rPr>
+                <w:rFonts w:cs=""/>
+                <w:b/>
+                <w:color w:val="FFFFFF"/>
+                <w:kern w:val="0"/>
+                <w:sz w:val="18"/>
+                <w:szCs w:val="22"/>
+                <w:lang w:val="en-US" w:eastAsia="en-US" w:bidi="ar-SA"/>
+              </w:rPr>
+              <w:t>Situação na versão 2.0</w:t>
+            </w:r>
+          </w:p>
+        </w:tc>
+        <w:tc>
+          <w:tcPr>
+            <w:tcW w:w="4006" w:type="dxa"/>
+            <w:tcBorders/>
+            <w:shd w:color="auto" w:fill="0070F2" w:val="clear"/>
+            <w:vAlign w:val="center"/>
+          </w:tcPr>
+          <w:p>
+            <w:pPr>
+              <w:pStyle w:val="Normal"/>
+              <w:widowControl/>
+              <w:suppressAutoHyphens w:val="true"/>
+              <w:spacing w:lineRule="auto" w:line="240" w:before="0" w:after="0"/>
+              <w:jc w:val="left"/>
+              <w:rPr>
+                <w:rFonts w:cs=""/>
+                <w:kern w:val="0"/>
+                <w:szCs w:val="22"/>
+                <w:lang w:val="en-US" w:eastAsia="en-US" w:bidi="ar-SA"/>
+              </w:rPr>
+            </w:pPr>
+            <w:r>
+              <w:rPr>
+                <w:rFonts w:cs=""/>
+                <w:b/>
+                <w:color w:val="FFFFFF"/>
+                <w:kern w:val="0"/>
+                <w:sz w:val="18"/>
+                <w:szCs w:val="22"/>
+                <w:lang w:val="en-US" w:eastAsia="en-US" w:bidi="ar-SA"/>
+              </w:rPr>
+              <w:t>Alteração na versão 2.1</w:t>
+            </w:r>
+          </w:p>
+        </w:tc>
+      </w:tr>
+      <w:tr>
+        <w:trPr/>
+        <w:tc>
+          <w:tcPr>
+            <w:tcW w:w="520" w:type="dxa"/>
+            <w:tcBorders/>
+            <w:vAlign w:val="center"/>
+          </w:tcPr>
+          <w:p>
+            <w:pPr>
+              <w:pStyle w:val="Normal"/>
+              <w:widowControl/>
+              <w:suppressAutoHyphens w:val="true"/>
+              <w:spacing w:lineRule="auto" w:line="240" w:before="0" w:after="0"/>
+              <w:jc w:val="left"/>
+              <w:rPr>
+                <w:rFonts w:cs=""/>
+                <w:kern w:val="0"/>
+                <w:szCs w:val="22"/>
+                <w:lang w:val="en-US" w:eastAsia="en-US" w:bidi="ar-SA"/>
+              </w:rPr>
+            </w:pPr>
+            <w:r>
+              <w:rPr>
+                <w:rFonts w:cs=""/>
+                <w:b/>
+                <w:kern w:val="0"/>
+                <w:sz w:val="17"/>
+                <w:szCs w:val="22"/>
+                <w:lang w:val="en-US" w:eastAsia="en-US" w:bidi="ar-SA"/>
+              </w:rPr>
+              <w:t>1</w:t>
+            </w:r>
+          </w:p>
+        </w:tc>
+        <w:tc>
+          <w:tcPr>
+            <w:tcW w:w="1400" w:type="dxa"/>
+            <w:tcBorders/>
+            <w:vAlign w:val="center"/>
+          </w:tcPr>
+          <w:p>
+            <w:pPr>
+              <w:pStyle w:val="Normal"/>
+              <w:widowControl/>
+              <w:suppressAutoHyphens w:val="true"/>
+              <w:spacing w:lineRule="auto" w:line="240" w:before="0" w:after="0"/>
+              <w:jc w:val="left"/>
+              <w:rPr>
+                <w:rFonts w:cs=""/>
+                <w:kern w:val="0"/>
+                <w:szCs w:val="22"/>
+                <w:lang w:val="en-US" w:eastAsia="en-US" w:bidi="ar-SA"/>
+              </w:rPr>
+            </w:pPr>
+            <w:r>
+              <w:rPr>
+                <w:rFonts w:cs=""/>
+                <w:b/>
+                <w:kern w:val="0"/>
+                <w:sz w:val="17"/>
+                <w:szCs w:val="22"/>
+                <w:lang w:val="en-US" w:eastAsia="en-US" w:bidi="ar-SA"/>
+              </w:rPr>
+              <w:t>2.1, 8.3, 10.4, 11, 12.1, 16, 17</w:t>
+            </w:r>
+          </w:p>
+        </w:tc>
+        <w:tc>
+          <w:tcPr>
+            <w:tcW w:w="4000" w:type="dxa"/>
+            <w:tcBorders/>
+            <w:vAlign w:val="center"/>
+          </w:tcPr>
+          <w:p>
+            <w:pPr>
+              <w:pStyle w:val="Normal"/>
+              <w:widowControl/>
+              <w:suppressAutoHyphens w:val="true"/>
+              <w:spacing w:lineRule="auto" w:line="240" w:before="0" w:after="0"/>
+              <w:jc w:val="left"/>
+              <w:rPr>
+                <w:rFonts w:cs=""/>
+                <w:kern w:val="0"/>
+                <w:szCs w:val="22"/>
+                <w:lang w:val="en-US" w:eastAsia="en-US" w:bidi="ar-SA"/>
+              </w:rPr>
+            </w:pPr>
+            <w:r>
+              <w:rPr>
+                <w:rFonts w:cs=""/>
+                <w:b/>
+                <w:kern w:val="0"/>
+                <w:sz w:val="17"/>
+                <w:szCs w:val="22"/>
+                <w:lang w:val="en-US" w:eastAsia="en-US" w:bidi="ar-SA"/>
+              </w:rPr>
+              <w:t>Action ConfirmarPedido validava e reservava o estoque (CRIADO → AGUARDANDO_PAGAMENTO).</w:t>
+            </w:r>
+          </w:p>
+        </w:tc>
+        <w:tc>
+          <w:tcPr>
+            <w:tcW w:w="4006" w:type="dxa"/>
+            <w:tcBorders/>
+            <w:vAlign w:val="center"/>
+          </w:tcPr>
+          <w:p>
+            <w:pPr>
+              <w:pStyle w:val="Normal"/>
+              <w:widowControl/>
+              <w:suppressAutoHyphens w:val="true"/>
+              <w:spacing w:lineRule="auto" w:line="240" w:before="0" w:after="0"/>
+              <w:jc w:val="left"/>
+              <w:rPr>
+                <w:rFonts w:cs=""/>
+                <w:kern w:val="0"/>
+                <w:szCs w:val="22"/>
+                <w:lang w:val="en-US" w:eastAsia="en-US" w:bidi="ar-SA"/>
+              </w:rPr>
+            </w:pPr>
+            <w:r>
+              <w:rPr>
+                <w:rFonts w:cs=""/>
+                <w:b/>
+                <w:kern w:val="0"/>
+                <w:sz w:val="17"/>
+                <w:szCs w:val="22"/>
+                <w:lang w:val="en-US" w:eastAsia="en-US" w:bidi="ar-SA"/>
+              </w:rPr>
+              <w:t>Action removida. O Save do rascunho registra o pedido (CRIADO) e a determination ReservarEstoqueRegistro reserva o estoque; a validation ValidarRegistro bloqueia o Save sem endereço principal, sem itens ou sem disponibilidade. Mensagem 033: "Pedido &amp;1 registrado. Estoque reservado." Activate deixa de ser "optimized" para que a determination dispare.</w:t>
+            </w:r>
+          </w:p>
+        </w:tc>
+      </w:tr>
+      <w:tr>
+        <w:trPr/>
+        <w:tc>
+          <w:tcPr>
+            <w:tcW w:w="520" w:type="dxa"/>
+            <w:tcBorders/>
+            <w:vAlign w:val="center"/>
+          </w:tcPr>
+          <w:p>
+            <w:pPr>
+              <w:pStyle w:val="Normal"/>
+              <w:widowControl/>
+              <w:suppressAutoHyphens w:val="true"/>
+              <w:spacing w:lineRule="auto" w:line="240" w:before="0" w:after="0"/>
+              <w:jc w:val="left"/>
+              <w:rPr>
+                <w:rFonts w:cs=""/>
+                <w:kern w:val="0"/>
+                <w:szCs w:val="22"/>
+                <w:lang w:val="en-US" w:eastAsia="en-US" w:bidi="ar-SA"/>
+              </w:rPr>
+            </w:pPr>
+            <w:r>
+              <w:rPr>
+                <w:rFonts w:cs=""/>
+                <w:b/>
+                <w:kern w:val="0"/>
+                <w:sz w:val="17"/>
+                <w:szCs w:val="22"/>
+                <w:lang w:val="en-US" w:eastAsia="en-US" w:bidi="ar-SA"/>
+              </w:rPr>
+              <w:t>2</w:t>
+            </w:r>
+          </w:p>
+        </w:tc>
+        <w:tc>
+          <w:tcPr>
+            <w:tcW w:w="1400" w:type="dxa"/>
+            <w:tcBorders/>
+            <w:vAlign w:val="center"/>
+          </w:tcPr>
+          <w:p>
+            <w:pPr>
+              <w:pStyle w:val="Normal"/>
+              <w:widowControl/>
+              <w:suppressAutoHyphens w:val="true"/>
+              <w:spacing w:lineRule="auto" w:line="240" w:before="0" w:after="0"/>
+              <w:jc w:val="left"/>
+              <w:rPr>
+                <w:rFonts w:cs=""/>
+                <w:kern w:val="0"/>
+                <w:szCs w:val="22"/>
+                <w:lang w:val="en-US" w:eastAsia="en-US" w:bidi="ar-SA"/>
+              </w:rPr>
+            </w:pPr>
+            <w:r>
+              <w:rPr>
+                <w:rFonts w:cs=""/>
+                <w:b/>
+                <w:kern w:val="0"/>
+                <w:sz w:val="17"/>
+                <w:szCs w:val="22"/>
+                <w:lang w:val="en-US" w:eastAsia="en-US" w:bidi="ar-SA"/>
+              </w:rPr>
+              <w:t>5, 8.3, 10.4, 15.2</w:t>
+            </w:r>
+          </w:p>
+        </w:tc>
+        <w:tc>
+          <w:tcPr>
+            <w:tcW w:w="4000" w:type="dxa"/>
+            <w:tcBorders/>
+            <w:vAlign w:val="center"/>
+          </w:tcPr>
+          <w:p>
+            <w:pPr>
+              <w:pStyle w:val="Normal"/>
+              <w:widowControl/>
+              <w:suppressAutoHyphens w:val="true"/>
+              <w:spacing w:lineRule="auto" w:line="240" w:before="0" w:after="0"/>
+              <w:jc w:val="left"/>
+              <w:rPr>
+                <w:rFonts w:cs=""/>
+                <w:kern w:val="0"/>
+                <w:szCs w:val="22"/>
+                <w:lang w:val="en-US" w:eastAsia="en-US" w:bidi="ar-SA"/>
+              </w:rPr>
+            </w:pPr>
+            <w:r>
+              <w:rPr>
+                <w:rFonts w:cs=""/>
+                <w:b/>
+                <w:kern w:val="0"/>
+                <w:sz w:val="17"/>
+                <w:szCs w:val="22"/>
+                <w:lang w:val="en-US" w:eastAsia="en-US" w:bidi="ar-SA"/>
+              </w:rPr>
+              <w:t>Pedido CRIADO podia ser editado e excluído.</w:t>
+            </w:r>
+          </w:p>
+        </w:tc>
+        <w:tc>
+          <w:tcPr>
+            <w:tcW w:w="4006" w:type="dxa"/>
+            <w:tcBorders/>
+            <w:vAlign w:val="center"/>
+          </w:tcPr>
+          <w:p>
+            <w:pPr>
+              <w:pStyle w:val="Normal"/>
+              <w:widowControl/>
+              <w:suppressAutoHyphens w:val="true"/>
+              <w:spacing w:lineRule="auto" w:line="240" w:before="0" w:after="0"/>
+              <w:jc w:val="left"/>
+              <w:rPr>
+                <w:rFonts w:cs=""/>
+                <w:kern w:val="0"/>
+                <w:szCs w:val="22"/>
+                <w:lang w:val="en-US" w:eastAsia="en-US" w:bidi="ar-SA"/>
+              </w:rPr>
+            </w:pPr>
+            <w:r>
+              <w:rPr>
+                <w:rFonts w:cs=""/>
+                <w:b/>
+                <w:kern w:val="0"/>
+                <w:sz w:val="17"/>
+                <w:szCs w:val="22"/>
+                <w:lang w:val="en-US" w:eastAsia="en-US" w:bidi="ar-SA"/>
+              </w:rPr>
+              <w:t>Pedido registrado (ativo) não oferece Edit nem Delete e não recebe itens; apenas SimularPagamento, AprovarPedido e CancelarPedido.</w:t>
+            </w:r>
+          </w:p>
+        </w:tc>
+      </w:tr>
+      <w:tr>
+        <w:trPr/>
+        <w:tc>
+          <w:tcPr>
+            <w:tcW w:w="520" w:type="dxa"/>
+            <w:tcBorders/>
+            <w:vAlign w:val="center"/>
+          </w:tcPr>
+          <w:p>
+            <w:pPr>
+              <w:pStyle w:val="Normal"/>
+              <w:widowControl/>
+              <w:suppressAutoHyphens w:val="true"/>
+              <w:spacing w:lineRule="auto" w:line="240" w:before="0" w:after="0"/>
+              <w:jc w:val="left"/>
+              <w:rPr>
+                <w:rFonts w:cs=""/>
+                <w:kern w:val="0"/>
+                <w:szCs w:val="22"/>
+                <w:lang w:val="en-US" w:eastAsia="en-US" w:bidi="ar-SA"/>
+              </w:rPr>
+            </w:pPr>
+            <w:r>
+              <w:rPr>
+                <w:rFonts w:cs=""/>
+                <w:b/>
+                <w:kern w:val="0"/>
+                <w:sz w:val="17"/>
+                <w:szCs w:val="22"/>
+                <w:lang w:val="en-US" w:eastAsia="en-US" w:bidi="ar-SA"/>
+              </w:rPr>
+              <w:t>3</w:t>
+            </w:r>
+          </w:p>
+        </w:tc>
+        <w:tc>
+          <w:tcPr>
+            <w:tcW w:w="1400" w:type="dxa"/>
+            <w:tcBorders/>
+            <w:vAlign w:val="center"/>
+          </w:tcPr>
+          <w:p>
+            <w:pPr>
+              <w:pStyle w:val="Normal"/>
+              <w:widowControl/>
+              <w:suppressAutoHyphens w:val="true"/>
+              <w:spacing w:lineRule="auto" w:line="240" w:before="0" w:after="0"/>
+              <w:jc w:val="left"/>
+              <w:rPr>
+                <w:rFonts w:cs=""/>
+                <w:kern w:val="0"/>
+                <w:szCs w:val="22"/>
+                <w:lang w:val="en-US" w:eastAsia="en-US" w:bidi="ar-SA"/>
+              </w:rPr>
+            </w:pPr>
+            <w:r>
+              <w:rPr>
+                <w:rFonts w:cs=""/>
+                <w:b/>
+                <w:kern w:val="0"/>
+                <w:sz w:val="17"/>
+                <w:szCs w:val="22"/>
+                <w:lang w:val="en-US" w:eastAsia="en-US" w:bidi="ar-SA"/>
+              </w:rPr>
+              <w:t>11</w:t>
+            </w:r>
+          </w:p>
+        </w:tc>
+        <w:tc>
+          <w:tcPr>
+            <w:tcW w:w="4000" w:type="dxa"/>
+            <w:tcBorders/>
+            <w:vAlign w:val="center"/>
+          </w:tcPr>
+          <w:p>
+            <w:pPr>
+              <w:pStyle w:val="Normal"/>
+              <w:widowControl/>
+              <w:suppressAutoHyphens w:val="true"/>
+              <w:spacing w:lineRule="auto" w:line="240" w:before="0" w:after="0"/>
+              <w:jc w:val="left"/>
+              <w:rPr>
+                <w:rFonts w:cs=""/>
+                <w:kern w:val="0"/>
+                <w:szCs w:val="22"/>
+                <w:lang w:val="en-US" w:eastAsia="en-US" w:bidi="ar-SA"/>
+              </w:rPr>
+            </w:pPr>
+            <w:r>
+              <w:rPr>
+                <w:rFonts w:cs=""/>
+                <w:b/>
+                <w:kern w:val="0"/>
+                <w:sz w:val="17"/>
+                <w:szCs w:val="22"/>
+                <w:lang w:val="en-US" w:eastAsia="en-US" w:bidi="ar-SA"/>
+              </w:rPr>
+              <w:t>SimularPagamento exigia AGUARDANDO_PAGAMENTO.</w:t>
+            </w:r>
+          </w:p>
+        </w:tc>
+        <w:tc>
+          <w:tcPr>
+            <w:tcW w:w="4006" w:type="dxa"/>
+            <w:tcBorders/>
+            <w:vAlign w:val="center"/>
+          </w:tcPr>
+          <w:p>
+            <w:pPr>
+              <w:pStyle w:val="Normal"/>
+              <w:widowControl/>
+              <w:suppressAutoHyphens w:val="true"/>
+              <w:spacing w:lineRule="auto" w:line="240" w:before="0" w:after="0"/>
+              <w:jc w:val="left"/>
+              <w:rPr>
+                <w:rFonts w:cs=""/>
+                <w:kern w:val="0"/>
+                <w:szCs w:val="22"/>
+                <w:lang w:val="en-US" w:eastAsia="en-US" w:bidi="ar-SA"/>
+              </w:rPr>
+            </w:pPr>
+            <w:r>
+              <w:rPr>
+                <w:rFonts w:cs=""/>
+                <w:b/>
+                <w:kern w:val="0"/>
+                <w:sz w:val="17"/>
+                <w:szCs w:val="22"/>
+                <w:lang w:val="en-US" w:eastAsia="en-US" w:bidi="ar-SA"/>
+              </w:rPr>
+              <w:t>Aceita CRIADO ou AGUARDANDO_PAGAMENTO; recusa leva/mantém AGUARDANDO_PAGAMENTO.</w:t>
+            </w:r>
+          </w:p>
+        </w:tc>
+      </w:tr>
+      <w:tr>
+        <w:trPr/>
+        <w:tc>
+          <w:tcPr>
+            <w:tcW w:w="520" w:type="dxa"/>
+            <w:tcBorders/>
+            <w:vAlign w:val="center"/>
+          </w:tcPr>
+          <w:p>
+            <w:pPr>
+              <w:pStyle w:val="Normal"/>
+              <w:widowControl/>
+              <w:suppressAutoHyphens w:val="true"/>
+              <w:spacing w:lineRule="auto" w:line="240" w:before="0" w:after="0"/>
+              <w:jc w:val="left"/>
+              <w:rPr>
+                <w:rFonts w:cs=""/>
+                <w:kern w:val="0"/>
+                <w:szCs w:val="22"/>
+                <w:lang w:val="en-US" w:eastAsia="en-US" w:bidi="ar-SA"/>
+              </w:rPr>
+            </w:pPr>
+            <w:r>
+              <w:rPr>
+                <w:rFonts w:cs=""/>
+                <w:b/>
+                <w:kern w:val="0"/>
+                <w:sz w:val="17"/>
+                <w:szCs w:val="22"/>
+                <w:lang w:val="en-US" w:eastAsia="en-US" w:bidi="ar-SA"/>
+              </w:rPr>
+              <w:t>4</w:t>
+            </w:r>
+          </w:p>
+        </w:tc>
+        <w:tc>
+          <w:tcPr>
+            <w:tcW w:w="1400" w:type="dxa"/>
+            <w:tcBorders/>
+            <w:vAlign w:val="center"/>
+          </w:tcPr>
+          <w:p>
+            <w:pPr>
+              <w:pStyle w:val="Normal"/>
+              <w:widowControl/>
+              <w:suppressAutoHyphens w:val="true"/>
+              <w:spacing w:lineRule="auto" w:line="240" w:before="0" w:after="0"/>
+              <w:jc w:val="left"/>
+              <w:rPr>
+                <w:rFonts w:cs=""/>
+                <w:kern w:val="0"/>
+                <w:szCs w:val="22"/>
+                <w:lang w:val="en-US" w:eastAsia="en-US" w:bidi="ar-SA"/>
+              </w:rPr>
+            </w:pPr>
+            <w:r>
+              <w:rPr>
+                <w:rFonts w:cs=""/>
+                <w:b/>
+                <w:kern w:val="0"/>
+                <w:sz w:val="17"/>
+                <w:szCs w:val="22"/>
+                <w:lang w:val="en-US" w:eastAsia="en-US" w:bidi="ar-SA"/>
+              </w:rPr>
+              <w:t>3.1, 8.4, 15, 16.2, 19</w:t>
+            </w:r>
+          </w:p>
+        </w:tc>
+        <w:tc>
+          <w:tcPr>
+            <w:tcW w:w="4000" w:type="dxa"/>
+            <w:tcBorders/>
+            <w:vAlign w:val="center"/>
+          </w:tcPr>
+          <w:p>
+            <w:pPr>
+              <w:pStyle w:val="Normal"/>
+              <w:widowControl/>
+              <w:suppressAutoHyphens w:val="true"/>
+              <w:spacing w:lineRule="auto" w:line="240" w:before="0" w:after="0"/>
+              <w:jc w:val="left"/>
+              <w:rPr>
+                <w:rFonts w:cs=""/>
+                <w:kern w:val="0"/>
+                <w:szCs w:val="22"/>
+                <w:lang w:val="en-US" w:eastAsia="en-US" w:bidi="ar-SA"/>
+              </w:rPr>
+            </w:pPr>
+            <w:r>
+              <w:rPr>
+                <w:rFonts w:cs=""/>
+                <w:b/>
+                <w:kern w:val="0"/>
+                <w:sz w:val="17"/>
+                <w:szCs w:val="22"/>
+                <w:lang w:val="en-US" w:eastAsia="en-US" w:bidi="ar-SA"/>
+              </w:rPr>
+              <w:t>Reembolso era filho do Pedido (aba "Reembolsos"; actions no Pedido) e não constava desta especificação.</w:t>
+            </w:r>
+          </w:p>
+        </w:tc>
+        <w:tc>
+          <w:tcPr>
+            <w:tcW w:w="4006" w:type="dxa"/>
+            <w:tcBorders/>
+            <w:vAlign w:val="center"/>
+          </w:tcPr>
+          <w:p>
+            <w:pPr>
+              <w:pStyle w:val="Normal"/>
+              <w:widowControl/>
+              <w:suppressAutoHyphens w:val="true"/>
+              <w:spacing w:lineRule="auto" w:line="240" w:before="0" w:after="0"/>
+              <w:jc w:val="left"/>
+              <w:rPr>
+                <w:rFonts w:cs=""/>
+                <w:kern w:val="0"/>
+                <w:szCs w:val="22"/>
+                <w:lang w:val="en-US" w:eastAsia="en-US" w:bidi="ar-SA"/>
+              </w:rPr>
+            </w:pPr>
+            <w:r>
+              <w:rPr>
+                <w:rFonts w:cs=""/>
+                <w:b/>
+                <w:kern w:val="0"/>
+                <w:sz w:val="17"/>
+                <w:szCs w:val="22"/>
+                <w:lang w:val="en-US" w:eastAsia="en-US" w:bidi="ar-SA"/>
+              </w:rPr>
+              <w:t>BO próprio ZR_PC_REEMBOLSO (root, sem draft, tabela ZTA_PC_REEMBOLSO), projection ZC_PC_REEMBOLSO_APP e quarta aplicação Gestão de Reembolsos (ZUI_PC_REEMBOLSOS / ZUI_PC_REEMBOLSOS_O4) com as actions AprovarReembolso e RejeitarReembolso.</w:t>
+            </w:r>
+          </w:p>
+        </w:tc>
+      </w:tr>
+      <w:tr>
+        <w:trPr/>
+        <w:tc>
+          <w:tcPr>
+            <w:tcW w:w="520" w:type="dxa"/>
+            <w:tcBorders/>
+            <w:vAlign w:val="center"/>
+          </w:tcPr>
+          <w:p>
+            <w:pPr>
+              <w:pStyle w:val="Normal"/>
+              <w:widowControl/>
+              <w:suppressAutoHyphens w:val="true"/>
+              <w:spacing w:lineRule="auto" w:line="240" w:before="0" w:after="0"/>
+              <w:jc w:val="left"/>
+              <w:rPr>
+                <w:rFonts w:cs=""/>
+                <w:kern w:val="0"/>
+                <w:szCs w:val="22"/>
+                <w:lang w:val="en-US" w:eastAsia="en-US" w:bidi="ar-SA"/>
+              </w:rPr>
+            </w:pPr>
+            <w:r>
+              <w:rPr>
+                <w:rFonts w:cs=""/>
+                <w:b/>
+                <w:kern w:val="0"/>
+                <w:sz w:val="17"/>
+                <w:szCs w:val="22"/>
+                <w:lang w:val="en-US" w:eastAsia="en-US" w:bidi="ar-SA"/>
+              </w:rPr>
+              <w:t>5</w:t>
+            </w:r>
+          </w:p>
+        </w:tc>
+        <w:tc>
+          <w:tcPr>
+            <w:tcW w:w="1400" w:type="dxa"/>
+            <w:tcBorders/>
+            <w:vAlign w:val="center"/>
+          </w:tcPr>
+          <w:p>
+            <w:pPr>
+              <w:pStyle w:val="Normal"/>
+              <w:widowControl/>
+              <w:suppressAutoHyphens w:val="true"/>
+              <w:spacing w:lineRule="auto" w:line="240" w:before="0" w:after="0"/>
+              <w:jc w:val="left"/>
+              <w:rPr>
+                <w:rFonts w:cs=""/>
+                <w:kern w:val="0"/>
+                <w:szCs w:val="22"/>
+                <w:lang w:val="en-US" w:eastAsia="en-US" w:bidi="ar-SA"/>
+              </w:rPr>
+            </w:pPr>
+            <w:r>
+              <w:rPr>
+                <w:rFonts w:cs=""/>
+                <w:b/>
+                <w:kern w:val="0"/>
+                <w:sz w:val="17"/>
+                <w:szCs w:val="22"/>
+                <w:lang w:val="en-US" w:eastAsia="en-US" w:bidi="ar-SA"/>
+              </w:rPr>
+              <w:t>8.3, 12.4</w:t>
+            </w:r>
+          </w:p>
+        </w:tc>
+        <w:tc>
+          <w:tcPr>
+            <w:tcW w:w="4000" w:type="dxa"/>
+            <w:tcBorders/>
+            <w:vAlign w:val="center"/>
+          </w:tcPr>
+          <w:p>
+            <w:pPr>
+              <w:pStyle w:val="Normal"/>
+              <w:widowControl/>
+              <w:suppressAutoHyphens w:val="true"/>
+              <w:spacing w:lineRule="auto" w:line="240" w:before="0" w:after="0"/>
+              <w:jc w:val="left"/>
+              <w:rPr>
+                <w:rFonts w:cs=""/>
+                <w:kern w:val="0"/>
+                <w:szCs w:val="22"/>
+                <w:lang w:val="en-US" w:eastAsia="en-US" w:bidi="ar-SA"/>
+              </w:rPr>
+            </w:pPr>
+            <w:r>
+              <w:rPr>
+                <w:rFonts w:cs=""/>
+                <w:b/>
+                <w:kern w:val="0"/>
+                <w:sz w:val="17"/>
+                <w:szCs w:val="22"/>
+                <w:lang w:val="en-US" w:eastAsia="en-US" w:bidi="ar-SA"/>
+              </w:rPr>
+              <w:t>AprovarReembolso/RejeitarReembolso eram actions do BO Pedido.</w:t>
+            </w:r>
+          </w:p>
+        </w:tc>
+        <w:tc>
+          <w:tcPr>
+            <w:tcW w:w="4006" w:type="dxa"/>
+            <w:tcBorders/>
+            <w:vAlign w:val="center"/>
+          </w:tcPr>
+          <w:p>
+            <w:pPr>
+              <w:pStyle w:val="Normal"/>
+              <w:widowControl/>
+              <w:suppressAutoHyphens w:val="true"/>
+              <w:spacing w:lineRule="auto" w:line="240" w:before="0" w:after="0"/>
+              <w:jc w:val="left"/>
+              <w:rPr>
+                <w:rFonts w:cs=""/>
+                <w:kern w:val="0"/>
+                <w:szCs w:val="22"/>
+                <w:lang w:val="en-US" w:eastAsia="en-US" w:bidi="ar-SA"/>
+              </w:rPr>
+            </w:pPr>
+            <w:r>
+              <w:rPr>
+                <w:rFonts w:cs=""/>
+                <w:b/>
+                <w:kern w:val="0"/>
+                <w:sz w:val="17"/>
+                <w:szCs w:val="22"/>
+                <w:lang w:val="en-US" w:eastAsia="en-US" w:bidi="ar-SA"/>
+              </w:rPr>
+              <w:t>O Pedido expõe apenas as actions internas CancelarPorReembolso e RetomarPedido (authorization : none); o BO Reembolso as executa por EML na mesma LUW. Nova abstract entity ZPC_A_RETOMADA_INPUT.</w:t>
+            </w:r>
+          </w:p>
+        </w:tc>
+      </w:tr>
+      <w:tr>
+        <w:trPr/>
+        <w:tc>
+          <w:tcPr>
+            <w:tcW w:w="520" w:type="dxa"/>
+            <w:tcBorders/>
+            <w:vAlign w:val="center"/>
+          </w:tcPr>
+          <w:p>
+            <w:pPr>
+              <w:pStyle w:val="Normal"/>
+              <w:widowControl/>
+              <w:suppressAutoHyphens w:val="true"/>
+              <w:spacing w:lineRule="auto" w:line="240" w:before="0" w:after="0"/>
+              <w:jc w:val="left"/>
+              <w:rPr>
+                <w:rFonts w:cs=""/>
+                <w:kern w:val="0"/>
+                <w:szCs w:val="22"/>
+                <w:lang w:val="en-US" w:eastAsia="en-US" w:bidi="ar-SA"/>
+              </w:rPr>
+            </w:pPr>
+            <w:r>
+              <w:rPr>
+                <w:rFonts w:cs=""/>
+                <w:b/>
+                <w:kern w:val="0"/>
+                <w:sz w:val="17"/>
+                <w:szCs w:val="22"/>
+                <w:lang w:val="en-US" w:eastAsia="en-US" w:bidi="ar-SA"/>
+              </w:rPr>
+              <w:t>6</w:t>
+            </w:r>
+          </w:p>
+        </w:tc>
+        <w:tc>
+          <w:tcPr>
+            <w:tcW w:w="1400" w:type="dxa"/>
+            <w:tcBorders/>
+            <w:vAlign w:val="center"/>
+          </w:tcPr>
+          <w:p>
+            <w:pPr>
+              <w:pStyle w:val="Normal"/>
+              <w:widowControl/>
+              <w:suppressAutoHyphens w:val="true"/>
+              <w:spacing w:lineRule="auto" w:line="240" w:before="0" w:after="0"/>
+              <w:jc w:val="left"/>
+              <w:rPr>
+                <w:rFonts w:cs=""/>
+                <w:kern w:val="0"/>
+                <w:szCs w:val="22"/>
+                <w:lang w:val="en-US" w:eastAsia="en-US" w:bidi="ar-SA"/>
+              </w:rPr>
+            </w:pPr>
+            <w:r>
+              <w:rPr>
+                <w:rFonts w:cs=""/>
+                <w:b/>
+                <w:kern w:val="0"/>
+                <w:sz w:val="17"/>
+                <w:szCs w:val="22"/>
+                <w:lang w:val="en-US" w:eastAsia="en-US" w:bidi="ar-SA"/>
+              </w:rPr>
+              <w:t>7.4, 8.2, 16</w:t>
+            </w:r>
+          </w:p>
+        </w:tc>
+        <w:tc>
+          <w:tcPr>
+            <w:tcW w:w="4000" w:type="dxa"/>
+            <w:tcBorders/>
+            <w:vAlign w:val="center"/>
+          </w:tcPr>
+          <w:p>
+            <w:pPr>
+              <w:pStyle w:val="Normal"/>
+              <w:widowControl/>
+              <w:suppressAutoHyphens w:val="true"/>
+              <w:spacing w:lineRule="auto" w:line="240" w:before="0" w:after="0"/>
+              <w:jc w:val="left"/>
+              <w:rPr>
+                <w:rFonts w:cs=""/>
+                <w:kern w:val="0"/>
+                <w:szCs w:val="22"/>
+                <w:lang w:val="en-US" w:eastAsia="en-US" w:bidi="ar-SA"/>
+              </w:rPr>
+            </w:pPr>
+            <w:r>
+              <w:rPr>
+                <w:rFonts w:cs=""/>
+                <w:b/>
+                <w:kern w:val="0"/>
+                <w:sz w:val="17"/>
+                <w:szCs w:val="22"/>
+                <w:lang w:val="en-US" w:eastAsia="en-US" w:bidi="ar-SA"/>
+              </w:rPr>
+              <w:t>SKU gerado na ativação; itens criados ou editados saíam com prefixo XXX.</w:t>
+            </w:r>
+          </w:p>
+        </w:tc>
+        <w:tc>
+          <w:tcPr>
+            <w:tcW w:w="4006" w:type="dxa"/>
+            <w:tcBorders/>
+            <w:vAlign w:val="center"/>
+          </w:tcPr>
+          <w:p>
+            <w:pPr>
+              <w:pStyle w:val="Normal"/>
+              <w:widowControl/>
+              <w:suppressAutoHyphens w:val="true"/>
+              <w:spacing w:lineRule="auto" w:line="240" w:before="0" w:after="0"/>
+              <w:jc w:val="left"/>
+              <w:rPr>
+                <w:rFonts w:cs=""/>
+                <w:kern w:val="0"/>
+                <w:szCs w:val="22"/>
+                <w:lang w:val="en-US" w:eastAsia="en-US" w:bidi="ar-SA"/>
+              </w:rPr>
+            </w:pPr>
+            <w:r>
+              <w:rPr>
+                <w:rFonts w:cs=""/>
+                <w:b/>
+                <w:kern w:val="0"/>
+                <w:sz w:val="17"/>
+                <w:szCs w:val="22"/>
+                <w:lang w:val="en-US" w:eastAsia="en-US" w:bidi="ar-SA"/>
+              </w:rPr>
+              <w:t>GerarSku passa a rodar no Save (on save, também no Prepare), usa as 3 primeiras letras da categoria selecionada (X se houver menos de 3) e regenera o SKU se a categoria mudar.</w:t>
+            </w:r>
+          </w:p>
+        </w:tc>
+      </w:tr>
+      <w:tr>
+        <w:trPr/>
+        <w:tc>
+          <w:tcPr>
+            <w:tcW w:w="520" w:type="dxa"/>
+            <w:tcBorders/>
+            <w:vAlign w:val="center"/>
+          </w:tcPr>
+          <w:p>
+            <w:pPr>
+              <w:pStyle w:val="Normal"/>
+              <w:widowControl/>
+              <w:suppressAutoHyphens w:val="true"/>
+              <w:spacing w:lineRule="auto" w:line="240" w:before="0" w:after="0"/>
+              <w:jc w:val="left"/>
+              <w:rPr>
+                <w:rFonts w:cs=""/>
+                <w:kern w:val="0"/>
+                <w:szCs w:val="22"/>
+                <w:lang w:val="en-US" w:eastAsia="en-US" w:bidi="ar-SA"/>
+              </w:rPr>
+            </w:pPr>
+            <w:r>
+              <w:rPr>
+                <w:rFonts w:cs=""/>
+                <w:b/>
+                <w:kern w:val="0"/>
+                <w:sz w:val="17"/>
+                <w:szCs w:val="22"/>
+                <w:lang w:val="en-US" w:eastAsia="en-US" w:bidi="ar-SA"/>
+              </w:rPr>
+              <w:t>7</w:t>
+            </w:r>
+          </w:p>
+        </w:tc>
+        <w:tc>
+          <w:tcPr>
+            <w:tcW w:w="1400" w:type="dxa"/>
+            <w:tcBorders/>
+            <w:vAlign w:val="center"/>
+          </w:tcPr>
+          <w:p>
+            <w:pPr>
+              <w:pStyle w:val="Normal"/>
+              <w:widowControl/>
+              <w:suppressAutoHyphens w:val="true"/>
+              <w:spacing w:lineRule="auto" w:line="240" w:before="0" w:after="0"/>
+              <w:jc w:val="left"/>
+              <w:rPr>
+                <w:rFonts w:cs=""/>
+                <w:kern w:val="0"/>
+                <w:szCs w:val="22"/>
+                <w:lang w:val="en-US" w:eastAsia="en-US" w:bidi="ar-SA"/>
+              </w:rPr>
+            </w:pPr>
+            <w:r>
+              <w:rPr>
+                <w:rFonts w:cs=""/>
+                <w:b/>
+                <w:kern w:val="0"/>
+                <w:sz w:val="17"/>
+                <w:szCs w:val="22"/>
+                <w:lang w:val="en-US" w:eastAsia="en-US" w:bidi="ar-SA"/>
+              </w:rPr>
+              <w:t>4, 7.1, 19, 20</w:t>
+            </w:r>
+          </w:p>
+        </w:tc>
+        <w:tc>
+          <w:tcPr>
+            <w:tcW w:w="4000" w:type="dxa"/>
+            <w:tcBorders/>
+            <w:vAlign w:val="center"/>
+          </w:tcPr>
+          <w:p>
+            <w:pPr>
+              <w:pStyle w:val="Normal"/>
+              <w:widowControl/>
+              <w:suppressAutoHyphens w:val="true"/>
+              <w:spacing w:lineRule="auto" w:line="240" w:before="0" w:after="0"/>
+              <w:jc w:val="left"/>
+              <w:rPr>
+                <w:rFonts w:cs=""/>
+                <w:kern w:val="0"/>
+                <w:szCs w:val="22"/>
+                <w:lang w:val="en-US" w:eastAsia="en-US" w:bidi="ar-SA"/>
+              </w:rPr>
+            </w:pPr>
+            <w:r>
+              <w:rPr>
+                <w:rFonts w:cs=""/>
+                <w:b/>
+                <w:kern w:val="0"/>
+                <w:sz w:val="17"/>
+                <w:szCs w:val="22"/>
+                <w:lang w:val="en-US" w:eastAsia="en-US" w:bidi="ar-SA"/>
+              </w:rPr>
+              <w:t>Nomes ZA_*/ZD_*, value helps *_VALUEHELP e pacotes ZPK_*.</w:t>
+            </w:r>
+          </w:p>
+        </w:tc>
+        <w:tc>
+          <w:tcPr>
+            <w:tcW w:w="4006" w:type="dxa"/>
+            <w:tcBorders/>
+            <w:vAlign w:val="center"/>
+          </w:tcPr>
+          <w:p>
+            <w:pPr>
+              <w:pStyle w:val="Normal"/>
+              <w:widowControl/>
+              <w:suppressAutoHyphens w:val="true"/>
+              <w:spacing w:lineRule="auto" w:line="240" w:before="0" w:after="0"/>
+              <w:jc w:val="left"/>
+              <w:rPr>
+                <w:rFonts w:cs=""/>
+                <w:kern w:val="0"/>
+                <w:szCs w:val="22"/>
+                <w:lang w:val="en-US" w:eastAsia="en-US" w:bidi="ar-SA"/>
+              </w:rPr>
+            </w:pPr>
+            <w:r>
+              <w:rPr>
+                <w:rFonts w:cs=""/>
+                <w:b/>
+                <w:kern w:val="0"/>
+                <w:sz w:val="17"/>
+                <w:szCs w:val="22"/>
+                <w:lang w:val="en-US" w:eastAsia="en-US" w:bidi="ar-SA"/>
+              </w:rPr>
+              <w:t>Nomes reais do código: tabelas ZTA_PC_* e draft ZTA_PC_*_D (abreviadas), value helps ZC_PC_*_VH e pacotes ZAVBS_PC_*.</w:t>
+            </w:r>
+          </w:p>
+        </w:tc>
+      </w:tr>
+      <w:tr>
+        <w:trPr/>
+        <w:tc>
+          <w:tcPr>
+            <w:tcW w:w="520" w:type="dxa"/>
+            <w:tcBorders/>
+            <w:vAlign w:val="center"/>
+          </w:tcPr>
+          <w:p>
+            <w:pPr>
+              <w:pStyle w:val="Normal"/>
+              <w:widowControl/>
+              <w:suppressAutoHyphens w:val="true"/>
+              <w:spacing w:lineRule="auto" w:line="240" w:before="0" w:after="0"/>
+              <w:jc w:val="left"/>
+              <w:rPr>
+                <w:rFonts w:cs=""/>
+                <w:kern w:val="0"/>
+                <w:szCs w:val="22"/>
+                <w:lang w:val="en-US" w:eastAsia="en-US" w:bidi="ar-SA"/>
+              </w:rPr>
+            </w:pPr>
+            <w:r>
+              <w:rPr>
+                <w:rFonts w:cs=""/>
+                <w:b/>
+                <w:kern w:val="0"/>
+                <w:sz w:val="17"/>
+                <w:szCs w:val="22"/>
+                <w:lang w:val="en-US" w:eastAsia="en-US" w:bidi="ar-SA"/>
+              </w:rPr>
+              <w:t>8</w:t>
+            </w:r>
+          </w:p>
+        </w:tc>
+        <w:tc>
+          <w:tcPr>
+            <w:tcW w:w="1400" w:type="dxa"/>
+            <w:tcBorders/>
+            <w:vAlign w:val="center"/>
+          </w:tcPr>
+          <w:p>
+            <w:pPr>
+              <w:pStyle w:val="Normal"/>
+              <w:widowControl/>
+              <w:suppressAutoHyphens w:val="true"/>
+              <w:spacing w:lineRule="auto" w:line="240" w:before="0" w:after="0"/>
+              <w:jc w:val="left"/>
+              <w:rPr>
+                <w:rFonts w:cs=""/>
+                <w:kern w:val="0"/>
+                <w:szCs w:val="22"/>
+                <w:lang w:val="en-US" w:eastAsia="en-US" w:bidi="ar-SA"/>
+              </w:rPr>
+            </w:pPr>
+            <w:r>
+              <w:rPr>
+                <w:rFonts w:cs=""/>
+                <w:b/>
+                <w:kern w:val="0"/>
+                <w:sz w:val="17"/>
+                <w:szCs w:val="22"/>
+                <w:lang w:val="en-US" w:eastAsia="en-US" w:bidi="ar-SA"/>
+              </w:rPr>
+              <w:t>7.4, 7.8</w:t>
+            </w:r>
+          </w:p>
+        </w:tc>
+        <w:tc>
+          <w:tcPr>
+            <w:tcW w:w="4000" w:type="dxa"/>
+            <w:tcBorders/>
+            <w:vAlign w:val="center"/>
+          </w:tcPr>
+          <w:p>
+            <w:pPr>
+              <w:pStyle w:val="Normal"/>
+              <w:widowControl/>
+              <w:suppressAutoHyphens w:val="true"/>
+              <w:spacing w:lineRule="auto" w:line="240" w:before="0" w:after="0"/>
+              <w:jc w:val="left"/>
+              <w:rPr>
+                <w:rFonts w:cs=""/>
+                <w:kern w:val="0"/>
+                <w:szCs w:val="22"/>
+                <w:lang w:val="en-US" w:eastAsia="en-US" w:bidi="ar-SA"/>
+              </w:rPr>
+            </w:pPr>
+            <w:r>
+              <w:rPr>
+                <w:rFonts w:cs=""/>
+                <w:b/>
+                <w:kern w:val="0"/>
+                <w:sz w:val="17"/>
+                <w:szCs w:val="22"/>
+                <w:lang w:val="en-US" w:eastAsia="en-US" w:bidi="ar-SA"/>
+              </w:rPr>
+              <w:t>Item e snapshots com peso, altura, largura e profundidade.</w:t>
+            </w:r>
+          </w:p>
+        </w:tc>
+        <w:tc>
+          <w:tcPr>
+            <w:tcW w:w="4006" w:type="dxa"/>
+            <w:tcBorders/>
+            <w:vAlign w:val="center"/>
+          </w:tcPr>
+          <w:p>
+            <w:pPr>
+              <w:pStyle w:val="Normal"/>
+              <w:widowControl/>
+              <w:suppressAutoHyphens w:val="true"/>
+              <w:spacing w:lineRule="auto" w:line="240" w:before="0" w:after="0"/>
+              <w:jc w:val="left"/>
+              <w:rPr>
+                <w:rFonts w:cs=""/>
+                <w:kern w:val="0"/>
+                <w:szCs w:val="22"/>
+                <w:lang w:val="en-US" w:eastAsia="en-US" w:bidi="ar-SA"/>
+              </w:rPr>
+            </w:pPr>
+            <w:r>
+              <w:rPr>
+                <w:rFonts w:cs=""/>
+                <w:b/>
+                <w:kern w:val="0"/>
+                <w:sz w:val="17"/>
+                <w:szCs w:val="22"/>
+                <w:lang w:val="en-US" w:eastAsia="en-US" w:bidi="ar-SA"/>
+              </w:rPr>
+              <w:t>Atributos removidos do modelo do item e dos snapshots.</w:t>
+            </w:r>
+          </w:p>
+        </w:tc>
+      </w:tr>
+      <w:tr>
+        <w:trPr/>
+        <w:tc>
+          <w:tcPr>
+            <w:tcW w:w="520" w:type="dxa"/>
+            <w:tcBorders/>
+            <w:vAlign w:val="center"/>
+          </w:tcPr>
+          <w:p>
+            <w:pPr>
+              <w:pStyle w:val="Normal"/>
+              <w:widowControl/>
+              <w:suppressAutoHyphens w:val="true"/>
+              <w:spacing w:lineRule="auto" w:line="240" w:before="0" w:after="0"/>
+              <w:jc w:val="left"/>
+              <w:rPr>
+                <w:rFonts w:cs=""/>
+                <w:kern w:val="0"/>
+                <w:szCs w:val="22"/>
+                <w:lang w:val="en-US" w:eastAsia="en-US" w:bidi="ar-SA"/>
+              </w:rPr>
+            </w:pPr>
+            <w:r>
+              <w:rPr>
+                <w:rFonts w:cs=""/>
+                <w:b/>
+                <w:kern w:val="0"/>
+                <w:sz w:val="17"/>
+                <w:szCs w:val="22"/>
+                <w:lang w:val="en-US" w:eastAsia="en-US" w:bidi="ar-SA"/>
+              </w:rPr>
+              <w:t>9</w:t>
+            </w:r>
+          </w:p>
+        </w:tc>
+        <w:tc>
+          <w:tcPr>
+            <w:tcW w:w="1400" w:type="dxa"/>
+            <w:tcBorders/>
+            <w:vAlign w:val="center"/>
+          </w:tcPr>
+          <w:p>
+            <w:pPr>
+              <w:pStyle w:val="Normal"/>
+              <w:widowControl/>
+              <w:suppressAutoHyphens w:val="true"/>
+              <w:spacing w:lineRule="auto" w:line="240" w:before="0" w:after="0"/>
+              <w:jc w:val="left"/>
+              <w:rPr>
+                <w:rFonts w:cs=""/>
+                <w:kern w:val="0"/>
+                <w:szCs w:val="22"/>
+                <w:lang w:val="en-US" w:eastAsia="en-US" w:bidi="ar-SA"/>
+              </w:rPr>
+            </w:pPr>
+            <w:r>
+              <w:rPr>
+                <w:rFonts w:cs=""/>
+                <w:b/>
+                <w:kern w:val="0"/>
+                <w:sz w:val="17"/>
+                <w:szCs w:val="22"/>
+                <w:lang w:val="en-US" w:eastAsia="en-US" w:bidi="ar-SA"/>
+              </w:rPr>
+              <w:t>7.3, 17</w:t>
+            </w:r>
+          </w:p>
+        </w:tc>
+        <w:tc>
+          <w:tcPr>
+            <w:tcW w:w="4000" w:type="dxa"/>
+            <w:tcBorders/>
+            <w:vAlign w:val="center"/>
+          </w:tcPr>
+          <w:p>
+            <w:pPr>
+              <w:pStyle w:val="Normal"/>
+              <w:widowControl/>
+              <w:suppressAutoHyphens w:val="true"/>
+              <w:spacing w:lineRule="auto" w:line="240" w:before="0" w:after="0"/>
+              <w:jc w:val="left"/>
+              <w:rPr>
+                <w:rFonts w:cs=""/>
+                <w:kern w:val="0"/>
+                <w:szCs w:val="22"/>
+                <w:lang w:val="en-US" w:eastAsia="en-US" w:bidi="ar-SA"/>
+              </w:rPr>
+            </w:pPr>
+            <w:r>
+              <w:rPr>
+                <w:rFonts w:cs=""/>
+                <w:b/>
+                <w:kern w:val="0"/>
+                <w:sz w:val="17"/>
+                <w:szCs w:val="22"/>
+                <w:lang w:val="en-US" w:eastAsia="en-US" w:bidi="ar-SA"/>
+              </w:rPr>
+              <w:t>CEP sem unicidade por cliente.</w:t>
+            </w:r>
+          </w:p>
+        </w:tc>
+        <w:tc>
+          <w:tcPr>
+            <w:tcW w:w="4006" w:type="dxa"/>
+            <w:tcBorders/>
+            <w:vAlign w:val="center"/>
+          </w:tcPr>
+          <w:p>
+            <w:pPr>
+              <w:pStyle w:val="Normal"/>
+              <w:widowControl/>
+              <w:suppressAutoHyphens w:val="true"/>
+              <w:spacing w:lineRule="auto" w:line="240" w:before="0" w:after="0"/>
+              <w:jc w:val="left"/>
+              <w:rPr>
+                <w:rFonts w:cs=""/>
+                <w:kern w:val="0"/>
+                <w:szCs w:val="22"/>
+                <w:lang w:val="en-US" w:eastAsia="en-US" w:bidi="ar-SA"/>
+              </w:rPr>
+            </w:pPr>
+            <w:r>
+              <w:rPr>
+                <w:rFonts w:cs=""/>
+                <w:b/>
+                <w:kern w:val="0"/>
+                <w:sz w:val="17"/>
+                <w:szCs w:val="22"/>
+                <w:lang w:val="en-US" w:eastAsia="en-US" w:bidi="ar-SA"/>
+              </w:rPr>
+              <w:t>CEP único por cliente (mensagem CEP_DUPLICADO_CLIENTE) e value help ZC_PC_CEP_VH.</w:t>
+            </w:r>
+          </w:p>
+        </w:tc>
+      </w:tr>
+      <w:tr>
+        <w:trPr/>
+        <w:tc>
+          <w:tcPr>
+            <w:tcW w:w="520" w:type="dxa"/>
+            <w:tcBorders/>
+            <w:vAlign w:val="center"/>
+          </w:tcPr>
+          <w:p>
+            <w:pPr>
+              <w:pStyle w:val="Normal"/>
+              <w:widowControl/>
+              <w:suppressAutoHyphens w:val="true"/>
+              <w:spacing w:lineRule="auto" w:line="240" w:before="0" w:after="0"/>
+              <w:jc w:val="left"/>
+              <w:rPr>
+                <w:rFonts w:cs=""/>
+                <w:kern w:val="0"/>
+                <w:szCs w:val="22"/>
+                <w:lang w:val="en-US" w:eastAsia="en-US" w:bidi="ar-SA"/>
+              </w:rPr>
+            </w:pPr>
+            <w:r>
+              <w:rPr>
+                <w:rFonts w:cs=""/>
+                <w:b/>
+                <w:kern w:val="0"/>
+                <w:sz w:val="17"/>
+                <w:szCs w:val="22"/>
+                <w:lang w:val="en-US" w:eastAsia="en-US" w:bidi="ar-SA"/>
+              </w:rPr>
+              <w:t>10</w:t>
+            </w:r>
+          </w:p>
+        </w:tc>
+        <w:tc>
+          <w:tcPr>
+            <w:tcW w:w="1400" w:type="dxa"/>
+            <w:tcBorders/>
+            <w:vAlign w:val="center"/>
+          </w:tcPr>
+          <w:p>
+            <w:pPr>
+              <w:pStyle w:val="Normal"/>
+              <w:widowControl/>
+              <w:suppressAutoHyphens w:val="true"/>
+              <w:spacing w:lineRule="auto" w:line="240" w:before="0" w:after="0"/>
+              <w:jc w:val="left"/>
+              <w:rPr>
+                <w:rFonts w:cs=""/>
+                <w:kern w:val="0"/>
+                <w:szCs w:val="22"/>
+                <w:lang w:val="en-US" w:eastAsia="en-US" w:bidi="ar-SA"/>
+              </w:rPr>
+            </w:pPr>
+            <w:r>
+              <w:rPr>
+                <w:rFonts w:cs=""/>
+                <w:b/>
+                <w:kern w:val="0"/>
+                <w:sz w:val="17"/>
+                <w:szCs w:val="22"/>
+                <w:lang w:val="en-US" w:eastAsia="en-US" w:bidi="ar-SA"/>
+              </w:rPr>
+              <w:t>10.4, 17</w:t>
+            </w:r>
+          </w:p>
+        </w:tc>
+        <w:tc>
+          <w:tcPr>
+            <w:tcW w:w="4000" w:type="dxa"/>
+            <w:tcBorders/>
+            <w:vAlign w:val="center"/>
+          </w:tcPr>
+          <w:p>
+            <w:pPr>
+              <w:pStyle w:val="Normal"/>
+              <w:widowControl/>
+              <w:suppressAutoHyphens w:val="true"/>
+              <w:spacing w:lineRule="auto" w:line="240" w:before="0" w:after="0"/>
+              <w:jc w:val="left"/>
+              <w:rPr>
+                <w:rFonts w:cs=""/>
+                <w:kern w:val="0"/>
+                <w:szCs w:val="22"/>
+                <w:lang w:val="en-US" w:eastAsia="en-US" w:bidi="ar-SA"/>
+              </w:rPr>
+            </w:pPr>
+            <w:r>
+              <w:rPr>
+                <w:rFonts w:cs=""/>
+                <w:b/>
+                <w:kern w:val="0"/>
+                <w:sz w:val="17"/>
+                <w:szCs w:val="22"/>
+                <w:lang w:val="en-US" w:eastAsia="en-US" w:bidi="ar-SA"/>
+              </w:rPr>
+              <w:t>Item sem estoque podia ser adicionado ao rascunho.</w:t>
+            </w:r>
+          </w:p>
+        </w:tc>
+        <w:tc>
+          <w:tcPr>
+            <w:tcW w:w="4006" w:type="dxa"/>
+            <w:tcBorders/>
+            <w:vAlign w:val="center"/>
+          </w:tcPr>
+          <w:p>
+            <w:pPr>
+              <w:pStyle w:val="Normal"/>
+              <w:widowControl/>
+              <w:suppressAutoHyphens w:val="true"/>
+              <w:spacing w:lineRule="auto" w:line="240" w:before="0" w:after="0"/>
+              <w:jc w:val="left"/>
+              <w:rPr>
+                <w:rFonts w:cs=""/>
+                <w:kern w:val="0"/>
+                <w:szCs w:val="22"/>
+                <w:lang w:val="en-US" w:eastAsia="en-US" w:bidi="ar-SA"/>
+              </w:rPr>
+            </w:pPr>
+            <w:r>
+              <w:rPr>
+                <w:rFonts w:cs=""/>
+                <w:b/>
+                <w:kern w:val="0"/>
+                <w:sz w:val="17"/>
+                <w:szCs w:val="22"/>
+                <w:lang w:val="en-US" w:eastAsia="en-US" w:bidi="ar-SA"/>
+              </w:rPr>
+              <w:t>Precheck da inclusão de item: QtdeDisponivel = 0 bloqueia na hora (mensagem ITEM_SEM_ESTOQUE).</w:t>
+            </w:r>
+          </w:p>
+        </w:tc>
+      </w:tr>
+      <w:tr>
+        <w:trPr/>
+        <w:tc>
+          <w:tcPr>
+            <w:tcW w:w="520" w:type="dxa"/>
+            <w:tcBorders/>
+            <w:vAlign w:val="center"/>
+          </w:tcPr>
+          <w:p>
+            <w:pPr>
+              <w:pStyle w:val="Normal"/>
+              <w:widowControl/>
+              <w:suppressAutoHyphens w:val="true"/>
+              <w:spacing w:lineRule="auto" w:line="240" w:before="0" w:after="0"/>
+              <w:jc w:val="left"/>
+              <w:rPr>
+                <w:rFonts w:cs=""/>
+                <w:kern w:val="0"/>
+                <w:szCs w:val="22"/>
+                <w:lang w:val="en-US" w:eastAsia="en-US" w:bidi="ar-SA"/>
+              </w:rPr>
+            </w:pPr>
+            <w:r>
+              <w:rPr>
+                <w:rFonts w:cs=""/>
+                <w:b/>
+                <w:kern w:val="0"/>
+                <w:sz w:val="17"/>
+                <w:szCs w:val="22"/>
+                <w:lang w:val="en-US" w:eastAsia="en-US" w:bidi="ar-SA"/>
+              </w:rPr>
+              <w:t>11</w:t>
+            </w:r>
+          </w:p>
+        </w:tc>
+        <w:tc>
+          <w:tcPr>
+            <w:tcW w:w="1400" w:type="dxa"/>
+            <w:tcBorders/>
+            <w:vAlign w:val="center"/>
+          </w:tcPr>
+          <w:p>
+            <w:pPr>
+              <w:pStyle w:val="Normal"/>
+              <w:widowControl/>
+              <w:suppressAutoHyphens w:val="true"/>
+              <w:spacing w:lineRule="auto" w:line="240" w:before="0" w:after="0"/>
+              <w:jc w:val="left"/>
+              <w:rPr>
+                <w:rFonts w:cs=""/>
+                <w:kern w:val="0"/>
+                <w:szCs w:val="22"/>
+                <w:lang w:val="en-US" w:eastAsia="en-US" w:bidi="ar-SA"/>
+              </w:rPr>
+            </w:pPr>
+            <w:r>
+              <w:rPr>
+                <w:rFonts w:cs=""/>
+                <w:b/>
+                <w:kern w:val="0"/>
+                <w:sz w:val="17"/>
+                <w:szCs w:val="22"/>
+                <w:lang w:val="en-US" w:eastAsia="en-US" w:bidi="ar-SA"/>
+              </w:rPr>
+              <w:t>15.1</w:t>
+            </w:r>
+          </w:p>
+        </w:tc>
+        <w:tc>
+          <w:tcPr>
+            <w:tcW w:w="4000" w:type="dxa"/>
+            <w:tcBorders/>
+            <w:vAlign w:val="center"/>
+          </w:tcPr>
+          <w:p>
+            <w:pPr>
+              <w:pStyle w:val="Normal"/>
+              <w:widowControl/>
+              <w:suppressAutoHyphens w:val="true"/>
+              <w:spacing w:lineRule="auto" w:line="240" w:before="0" w:after="0"/>
+              <w:jc w:val="left"/>
+              <w:rPr>
+                <w:rFonts w:cs=""/>
+                <w:kern w:val="0"/>
+                <w:szCs w:val="22"/>
+                <w:lang w:val="en-US" w:eastAsia="en-US" w:bidi="ar-SA"/>
+              </w:rPr>
+            </w:pPr>
+            <w:r>
+              <w:rPr>
+                <w:rFonts w:cs=""/>
+                <w:b/>
+                <w:kern w:val="0"/>
+                <w:sz w:val="17"/>
+                <w:szCs w:val="22"/>
+                <w:lang w:val="en-US" w:eastAsia="en-US" w:bidi="ar-SA"/>
+              </w:rPr>
+              <w:t>Score do cliente exibido como número.</w:t>
+            </w:r>
+          </w:p>
+        </w:tc>
+        <w:tc>
+          <w:tcPr>
+            <w:tcW w:w="4006" w:type="dxa"/>
+            <w:tcBorders/>
+            <w:vAlign w:val="center"/>
+          </w:tcPr>
+          <w:p>
+            <w:pPr>
+              <w:pStyle w:val="Normal"/>
+              <w:widowControl/>
+              <w:suppressAutoHyphens w:val="true"/>
+              <w:spacing w:lineRule="auto" w:line="240" w:before="0" w:after="0"/>
+              <w:jc w:val="left"/>
+              <w:rPr>
+                <w:rFonts w:cs=""/>
+                <w:kern w:val="0"/>
+                <w:szCs w:val="22"/>
+                <w:lang w:val="en-US" w:eastAsia="en-US" w:bidi="ar-SA"/>
+              </w:rPr>
+            </w:pPr>
+            <w:r>
+              <w:rPr>
+                <w:rFonts w:cs=""/>
+                <w:b/>
+                <w:kern w:val="0"/>
+                <w:sz w:val="17"/>
+                <w:szCs w:val="22"/>
+                <w:lang w:val="en-US" w:eastAsia="en-US" w:bidi="ar-SA"/>
+              </w:rPr>
+              <w:t>Score exibido como indicador de progresso (Process Indicator).</w:t>
+            </w:r>
+          </w:p>
+        </w:tc>
+      </w:tr>
+      <w:tr>
+        <w:trPr/>
+        <w:tc>
+          <w:tcPr>
+            <w:tcW w:w="520" w:type="dxa"/>
+            <w:tcBorders/>
+            <w:vAlign w:val="center"/>
+          </w:tcPr>
+          <w:p>
+            <w:pPr>
+              <w:pStyle w:val="Normal"/>
+              <w:widowControl/>
+              <w:suppressAutoHyphens w:val="true"/>
+              <w:spacing w:lineRule="auto" w:line="240" w:before="0" w:after="0"/>
+              <w:jc w:val="left"/>
+              <w:rPr>
+                <w:rFonts w:cs=""/>
+                <w:kern w:val="0"/>
+                <w:szCs w:val="22"/>
+                <w:lang w:val="en-US" w:eastAsia="en-US" w:bidi="ar-SA"/>
+              </w:rPr>
+            </w:pPr>
+            <w:r>
+              <w:rPr>
+                <w:rFonts w:cs=""/>
+                <w:b/>
+                <w:kern w:val="0"/>
+                <w:sz w:val="17"/>
+                <w:szCs w:val="22"/>
+                <w:lang w:val="en-US" w:eastAsia="en-US" w:bidi="ar-SA"/>
+              </w:rPr>
+              <w:t>12</w:t>
+            </w:r>
+          </w:p>
+        </w:tc>
+        <w:tc>
+          <w:tcPr>
+            <w:tcW w:w="1400" w:type="dxa"/>
+            <w:tcBorders/>
+            <w:vAlign w:val="center"/>
+          </w:tcPr>
+          <w:p>
+            <w:pPr>
+              <w:pStyle w:val="Normal"/>
+              <w:widowControl/>
+              <w:suppressAutoHyphens w:val="true"/>
+              <w:spacing w:lineRule="auto" w:line="240" w:before="0" w:after="0"/>
+              <w:jc w:val="left"/>
+              <w:rPr>
+                <w:rFonts w:cs=""/>
+                <w:kern w:val="0"/>
+                <w:szCs w:val="22"/>
+                <w:lang w:val="en-US" w:eastAsia="en-US" w:bidi="ar-SA"/>
+              </w:rPr>
+            </w:pPr>
+            <w:r>
+              <w:rPr>
+                <w:rFonts w:cs=""/>
+                <w:b/>
+                <w:kern w:val="0"/>
+                <w:sz w:val="17"/>
+                <w:szCs w:val="22"/>
+                <w:lang w:val="en-US" w:eastAsia="en-US" w:bidi="ar-SA"/>
+              </w:rPr>
+              <w:t>20</w:t>
+            </w:r>
+          </w:p>
+        </w:tc>
+        <w:tc>
+          <w:tcPr>
+            <w:tcW w:w="4000" w:type="dxa"/>
+            <w:tcBorders/>
+            <w:vAlign w:val="center"/>
+          </w:tcPr>
+          <w:p>
+            <w:pPr>
+              <w:pStyle w:val="Normal"/>
+              <w:widowControl/>
+              <w:suppressAutoHyphens w:val="true"/>
+              <w:spacing w:lineRule="auto" w:line="240" w:before="0" w:after="0"/>
+              <w:jc w:val="left"/>
+              <w:rPr>
+                <w:rFonts w:cs=""/>
+                <w:kern w:val="0"/>
+                <w:szCs w:val="22"/>
+                <w:lang w:val="en-US" w:eastAsia="en-US" w:bidi="ar-SA"/>
+              </w:rPr>
+            </w:pPr>
+            <w:r>
+              <w:rPr>
+                <w:rFonts w:cs=""/>
+                <w:b/>
+                <w:kern w:val="0"/>
+                <w:sz w:val="17"/>
+                <w:szCs w:val="22"/>
+                <w:lang w:val="en-US" w:eastAsia="en-US" w:bidi="ar-SA"/>
+              </w:rPr>
+              <w:t>Intervalos de ZPC_NR sem destaque como pré-requisito.</w:t>
+            </w:r>
+          </w:p>
+        </w:tc>
+        <w:tc>
+          <w:tcPr>
+            <w:tcW w:w="4006" w:type="dxa"/>
+            <w:tcBorders/>
+            <w:vAlign w:val="center"/>
+          </w:tcPr>
+          <w:p>
+            <w:pPr>
+              <w:pStyle w:val="Normal"/>
+              <w:widowControl/>
+              <w:suppressAutoHyphens w:val="true"/>
+              <w:spacing w:lineRule="auto" w:line="240" w:before="0" w:after="0"/>
+              <w:jc w:val="left"/>
+              <w:rPr>
+                <w:rFonts w:cs=""/>
+                <w:kern w:val="0"/>
+                <w:szCs w:val="22"/>
+                <w:lang w:val="en-US" w:eastAsia="en-US" w:bidi="ar-SA"/>
+              </w:rPr>
+            </w:pPr>
+            <w:r>
+              <w:rPr>
+                <w:rFonts w:cs=""/>
+                <w:b/>
+                <w:kern w:val="0"/>
+                <w:sz w:val="17"/>
+                <w:szCs w:val="22"/>
+                <w:lang w:val="en-US" w:eastAsia="en-US" w:bidi="ar-SA"/>
+              </w:rPr>
+              <w:t>ZCL_PC_SETUP (F9) é pré-requisito: sem os intervalos 01 e 02 o Save de pedido e de item falha com "Erro ao obter numeração".</w:t>
             </w:r>
           </w:p>
         </w:tc>
@@ -34951,7 +40545,7 @@
         <w:sz w:val="24"/>
         <w:lang w:val="pt-BR"/>
       </w:rPr>
-      <w:t>+ Fiori (v2.0)</w:t>
+      <w:t>+ Fiori (v2.1)</w:t>
     </w:r>
   </w:p>
 </w:hdr>
@@ -35010,7 +40604,7 @@
         <w:sz w:val="24"/>
         <w:lang w:val="pt-BR"/>
       </w:rPr>
-      <w:t>+ Fiori (v2.0)</w:t>
+      <w:t>+ Fiori (v2.1)</w:t>
     </w:r>
   </w:p>
 </w:hdr>

--- a/docs/Pedidos_de_Compras_-_Especificacao_Tecnica_v2.docx
+++ b/docs/Pedidos_de_Compras_-_Especificacao_Tecnica_v2.docx
@@ -9778,7 +9778,7 @@
                 <w:szCs w:val="22"/>
                 <w:lang w:val="en-US" w:eastAsia="en-US" w:bidi="ar-SA"/>
               </w:rPr>
-              <w:t>Imagem do cliente. Aceitar apenas JPEG ou PNG.</w:t>
+              <w:t>Imagem do cliente. Aceitar apenas JPEG, PNG ou WEBP.</w:t>
             </w:r>
           </w:p>
         </w:tc>
@@ -11128,7 +11128,7 @@
                 <w:szCs w:val="22"/>
                 <w:lang w:val="en-US" w:eastAsia="en-US" w:bidi="ar-SA"/>
               </w:rPr>
-              <w:t>Score do cliente.</w:t>
+              <w:t>Score de 0 a 100, somente leitura (sorteado na criação). Exibido em % como barra de progresso com cor dinâmica: até 40 vermelho, de 40 a 70 amarelo e a partir de 70 verde (unidade % via virtual element ScoreUnidade).</w:t>
             </w:r>
           </w:p>
         </w:tc>
@@ -13521,7 +13521,7 @@
                 <w:szCs w:val="22"/>
                 <w:lang w:val="en-US" w:eastAsia="en-US" w:bidi="ar-SA"/>
               </w:rPr>
-              <w:t>Imagem JPEG/PNG do item.</w:t>
+              <w:t>Imagem JPEG/PNG/WEBP do item.</w:t>
             </w:r>
           </w:p>
         </w:tc>
@@ -23975,7 +23975,7 @@
       </w:pPr>
       <w:r>
         <w:rPr/>
-        <w:t>Fotos devem aceitar apenas JPEG ou PNG.</w:t>
+        <w:t>Fotos devem aceitar apenas JPEG, PNG ou WEBP.</w:t>
       </w:r>
     </w:p>
     <w:p>
@@ -24163,7 +24163,7 @@
       </w:pPr>
       <w:r>
         <w:rPr/>
-        <w:t>Fotos devem aceitar apenas JPEG ou PNG.</w:t>
+        <w:t>Fotos devem aceitar apenas JPEG, PNG ou WEBP.</w:t>
       </w:r>
     </w:p>
     <w:p>
@@ -31797,7 +31797,7 @@
                 <w:szCs w:val="22"/>
                 <w:lang w:val="en-US" w:eastAsia="en-US" w:bidi="ar-SA"/>
               </w:rPr>
-              <w:t>Formato de imagem inválido. Utilize JPEG ou PNG.</w:t>
+              <w:t>Formato de imagem inválido. Utilize JPEG, PNG ou WEBP.</w:t>
             </w:r>
           </w:p>
         </w:tc>
@@ -40408,6 +40408,276 @@
                 <w:lang w:val="en-US" w:eastAsia="en-US" w:bidi="ar-SA"/>
               </w:rPr>
               <w:t>ZCL_PC_SETUP (F9) é pré-requisito: sem os intervalos 01 e 02 o Save de pedido e de item falha com "Erro ao obter numeração".</w:t>
+            </w:r>
+          </w:p>
+        </w:tc>
+      </w:tr>
+      <w:tr>
+        <w:trPr/>
+        <w:tc>
+          <w:tcPr>
+            <w:tcW w:w="520" w:type="dxa"/>
+            <w:tcBorders/>
+            <w:vAlign w:val="center"/>
+          </w:tcPr>
+          <w:p>
+            <w:pPr>
+              <w:pStyle w:val="Normal"/>
+              <w:widowControl/>
+              <w:suppressAutoHyphens w:val="true"/>
+              <w:spacing w:lineRule="auto" w:line="240" w:before="0" w:after="0"/>
+              <w:jc w:val="left"/>
+              <w:rPr>
+                <w:rFonts w:cs=""/>
+                <w:kern w:val="0"/>
+                <w:szCs w:val="22"/>
+                <w:lang w:val="en-US" w:eastAsia="en-US" w:bidi="ar-SA"/>
+              </w:rPr>
+            </w:pPr>
+            <w:r>
+              <w:rPr>
+                <w:rFonts w:cs=""/>
+                <w:b/>
+                <w:kern w:val="0"/>
+                <w:sz w:val="17"/>
+                <w:szCs w:val="22"/>
+                <w:lang w:val="en-US" w:eastAsia="en-US" w:bidi="ar-SA"/>
+              </w:rPr>
+              <w:t>13</w:t>
+            </w:r>
+          </w:p>
+        </w:tc>
+        <w:tc>
+          <w:tcPr>
+            <w:tcW w:w="1400" w:type="dxa"/>
+            <w:tcBorders/>
+            <w:vAlign w:val="center"/>
+          </w:tcPr>
+          <w:p>
+            <w:pPr>
+              <w:pStyle w:val="Normal"/>
+              <w:widowControl/>
+              <w:suppressAutoHyphens w:val="true"/>
+              <w:spacing w:lineRule="auto" w:line="240" w:before="0" w:after="0"/>
+              <w:jc w:val="left"/>
+              <w:rPr>
+                <w:rFonts w:cs=""/>
+                <w:kern w:val="0"/>
+                <w:szCs w:val="22"/>
+                <w:lang w:val="en-US" w:eastAsia="en-US" w:bidi="ar-SA"/>
+              </w:rPr>
+            </w:pPr>
+            <w:r>
+              <w:rPr>
+                <w:rFonts w:cs=""/>
+                <w:b/>
+                <w:kern w:val="0"/>
+                <w:sz w:val="17"/>
+                <w:szCs w:val="22"/>
+                <w:lang w:val="en-US" w:eastAsia="en-US" w:bidi="ar-SA"/>
+              </w:rPr>
+              <w:t>7.2, 7.4, 17</w:t>
+            </w:r>
+          </w:p>
+        </w:tc>
+        <w:tc>
+          <w:tcPr>
+            <w:tcW w:w="4000" w:type="dxa"/>
+            <w:tcBorders/>
+            <w:vAlign w:val="center"/>
+          </w:tcPr>
+          <w:p>
+            <w:pPr>
+              <w:pStyle w:val="Normal"/>
+              <w:widowControl/>
+              <w:suppressAutoHyphens w:val="true"/>
+              <w:spacing w:lineRule="auto" w:line="240" w:before="0" w:after="0"/>
+              <w:jc w:val="left"/>
+              <w:rPr>
+                <w:rFonts w:cs=""/>
+                <w:kern w:val="0"/>
+                <w:szCs w:val="22"/>
+                <w:lang w:val="en-US" w:eastAsia="en-US" w:bidi="ar-SA"/>
+              </w:rPr>
+            </w:pPr>
+            <w:r>
+              <w:rPr>
+                <w:rFonts w:cs=""/>
+                <w:b/>
+                <w:kern w:val="0"/>
+                <w:sz w:val="17"/>
+                <w:szCs w:val="22"/>
+                <w:lang w:val="en-US" w:eastAsia="en-US" w:bidi="ar-SA"/>
+              </w:rPr>
+              <w:t>Imagens de cliente e item: apenas JPEG ou PNG.</w:t>
+            </w:r>
+          </w:p>
+        </w:tc>
+        <w:tc>
+          <w:tcPr>
+            <w:tcW w:w="4006" w:type="dxa"/>
+            <w:tcBorders/>
+            <w:vAlign w:val="center"/>
+          </w:tcPr>
+          <w:p>
+            <w:pPr>
+              <w:pStyle w:val="Normal"/>
+              <w:widowControl/>
+              <w:suppressAutoHyphens w:val="true"/>
+              <w:spacing w:lineRule="auto" w:line="240" w:before="0" w:after="0"/>
+              <w:jc w:val="left"/>
+              <w:rPr>
+                <w:rFonts w:cs=""/>
+                <w:kern w:val="0"/>
+                <w:szCs w:val="22"/>
+                <w:lang w:val="en-US" w:eastAsia="en-US" w:bidi="ar-SA"/>
+              </w:rPr>
+            </w:pPr>
+            <w:r>
+              <w:rPr>
+                <w:rFonts w:cs=""/>
+                <w:b/>
+                <w:kern w:val="0"/>
+                <w:sz w:val="17"/>
+                <w:szCs w:val="22"/>
+                <w:lang w:val="en-US" w:eastAsia="en-US" w:bidi="ar-SA"/>
+              </w:rPr>
+              <w:t>WEBP passa a ser aceito (image/webp): validar_imagem confere MIME, extensão .webp e assinatura RIFF....WEBP; acceptableMimeTypes das views e mensagem 009 atualizados.</w:t>
+            </w:r>
+          </w:p>
+        </w:tc>
+      </w:tr>
+      <w:tr>
+        <w:trPr/>
+        <w:tc>
+          <w:tcPr>
+            <w:tcW w:w="520" w:type="dxa"/>
+            <w:tcBorders/>
+            <w:vAlign w:val="center"/>
+          </w:tcPr>
+          <w:p>
+            <w:pPr>
+              <w:pStyle w:val="Normal"/>
+              <w:widowControl/>
+              <w:suppressAutoHyphens w:val="true"/>
+              <w:spacing w:lineRule="auto" w:line="240" w:before="0" w:after="0"/>
+              <w:jc w:val="left"/>
+              <w:rPr>
+                <w:rFonts w:cs=""/>
+                <w:kern w:val="0"/>
+                <w:szCs w:val="22"/>
+                <w:lang w:val="en-US" w:eastAsia="en-US" w:bidi="ar-SA"/>
+              </w:rPr>
+            </w:pPr>
+            <w:r>
+              <w:rPr>
+                <w:rFonts w:cs=""/>
+                <w:b/>
+                <w:kern w:val="0"/>
+                <w:sz w:val="17"/>
+                <w:szCs w:val="22"/>
+                <w:lang w:val="en-US" w:eastAsia="en-US" w:bidi="ar-SA"/>
+              </w:rPr>
+              <w:t>14</w:t>
+            </w:r>
+          </w:p>
+        </w:tc>
+        <w:tc>
+          <w:tcPr>
+            <w:tcW w:w="1400" w:type="dxa"/>
+            <w:tcBorders/>
+            <w:vAlign w:val="center"/>
+          </w:tcPr>
+          <w:p>
+            <w:pPr>
+              <w:pStyle w:val="Normal"/>
+              <w:widowControl/>
+              <w:suppressAutoHyphens w:val="true"/>
+              <w:spacing w:lineRule="auto" w:line="240" w:before="0" w:after="0"/>
+              <w:jc w:val="left"/>
+              <w:rPr>
+                <w:rFonts w:cs=""/>
+                <w:kern w:val="0"/>
+                <w:szCs w:val="22"/>
+                <w:lang w:val="en-US" w:eastAsia="en-US" w:bidi="ar-SA"/>
+              </w:rPr>
+            </w:pPr>
+            <w:r>
+              <w:rPr>
+                <w:rFonts w:cs=""/>
+                <w:b/>
+                <w:kern w:val="0"/>
+                <w:sz w:val="17"/>
+                <w:szCs w:val="22"/>
+                <w:lang w:val="en-US" w:eastAsia="en-US" w:bidi="ar-SA"/>
+              </w:rPr>
+              <w:t>7.2</w:t>
+            </w:r>
+          </w:p>
+        </w:tc>
+        <w:tc>
+          <w:tcPr>
+            <w:tcW w:w="4000" w:type="dxa"/>
+            <w:tcBorders/>
+            <w:vAlign w:val="center"/>
+          </w:tcPr>
+          <w:p>
+            <w:pPr>
+              <w:pStyle w:val="Normal"/>
+              <w:widowControl/>
+              <w:suppressAutoHyphens w:val="true"/>
+              <w:spacing w:lineRule="auto" w:line="240" w:before="0" w:after="0"/>
+              <w:jc w:val="left"/>
+              <w:rPr>
+                <w:rFonts w:cs=""/>
+                <w:kern w:val="0"/>
+                <w:szCs w:val="22"/>
+                <w:lang w:val="en-US" w:eastAsia="en-US" w:bidi="ar-SA"/>
+              </w:rPr>
+            </w:pPr>
+            <w:r>
+              <w:rPr>
+                <w:rFonts w:cs=""/>
+                <w:b/>
+                <w:kern w:val="0"/>
+                <w:sz w:val="17"/>
+                <w:szCs w:val="22"/>
+                <w:lang w:val="en-US" w:eastAsia="en-US" w:bidi="ar-SA"/>
+              </w:rPr>
+              <w:t>Score do cliente exibido como número na barra de progresso, sem cor dinâmica.</w:t>
+            </w:r>
+          </w:p>
+        </w:tc>
+        <w:tc>
+          <w:tcPr>
+            <w:tcW w:w="4006" w:type="dxa"/>
+            <w:tcBorders/>
+            <w:vAlign w:val="center"/>
+          </w:tcPr>
+          <w:p>
+            <w:pPr>
+              <w:pStyle w:val="Normal"/>
+              <w:widowControl/>
+              <w:suppressAutoHyphens w:val="true"/>
+              <w:spacing w:lineRule="auto" w:line="240" w:before="0" w:after="0"/>
+              <w:jc w:val="left"/>
+              <w:rPr>
+                <w:rFonts w:cs=""/>
+                <w:kern w:val="0"/>
+                <w:szCs w:val="22"/>
+                <w:lang w:val="en-US" w:eastAsia="en-US" w:bidi="ar-SA"/>
+              </w:rPr>
+            </w:pPr>
+            <w:r>
+              <w:rPr>
+                <w:rFonts w:cs=""/>
+                <w:b/>
+                <w:kern w:val="0"/>
+                <w:sz w:val="17"/>
+                <w:szCs w:val="22"/>
+                <w:lang w:val="en-US" w:eastAsia="en-US" w:bidi="ar-SA"/>
+              </w:rPr>
+              <w:t>Score exibido em % (unidade % por virtual element) e barra com criticidade calculada: vermelho até 40, amarelo de 40 a 70, verde a partir de 70.</w:t>
             </w:r>
           </w:p>
         </w:tc>

--- a/docs/Pedidos_de_Compras_-_Especificacao_Tecnica_v2.docx
+++ b/docs/Pedidos_de_Compras_-_Especificacao_Tecnica_v2.docx
@@ -63,7 +63,7 @@
       </w:pPr>
       <w:r>
         <w:rPr/>
-        <w:t>Esta é a versão 2.1 da especificação: a revisão técnica 2.0 para ABAP Cloud (strict mode 2), alinhada ao código-fonte, acrescida das alterações da seção 23 (Reembolso como aplicação própria, registro do pedido com reserva automática de estoque, SKU gerado no Save e ajustes de nomenclatura).</w:t>
+        <w:t>Esta é a versão 2.2 da especificação: a revisão técnica 2.0 para ABAP Cloud (strict mode 2), alinhada ao código-fonte, acrescida das alterações das seções 23 a 25 (v2.1: Reembolso como aplicação própria, registro do pedido com reserva automática de estoque, SKU gerado no Save; v2.2: novo modelo de status do pedido, edição dos itens do pedido aberto com reserva incremental, Object Page dinâmica, camada analítica e suíte permanente de testes).</w:t>
       </w:r>
     </w:p>
     <w:p>
@@ -195,6 +195,34 @@
       </w:pPr>
       <w:r>
         <w:rPr/>
+        <w:t>Edição dos itens do pedido ABERTO (Editar + Salvar): incluir, remover ou alterar a quantidade de um item ajusta a reserva de estoque pela diferença; o cliente do pedido não pode ser trocado.</w:t>
+      </w:r>
+    </w:p>
+    <w:p>
+      <w:pPr>
+        <w:pStyle w:val="ListBullet"/>
+        <w:numPr>
+          <w:ilvl w:val="0"/>
+          <w:numId w:val="1"/>
+        </w:numPr>
+        <w:rPr/>
+      </w:pPr>
+      <w:r>
+        <w:rPr/>
+        <w:t>Object Page do pedido dinâmica: seções Dados do Cliente, Dados do Pedido, Itens, Pagamento e Finalização/Cancelamento, exibidas conforme o status; cliente e itens vêm dos snapshots quando o pedido está FINALIZADO ou CANCELADO.</w:t>
+      </w:r>
+    </w:p>
+    <w:p>
+      <w:pPr>
+        <w:pStyle w:val="ListBullet"/>
+        <w:numPr>
+          <w:ilvl w:val="0"/>
+          <w:numId w:val="1"/>
+        </w:numPr>
+        <w:rPr/>
+      </w:pPr>
+      <w:r>
+        <w:rPr/>
         <w:t>Registro do pedido ao salvar o rascunho (Save), com validação, cálculo de total, fixação de preço e reserva automática de estoque dos itens — não há action de confirmação.</w:t>
       </w:r>
     </w:p>
@@ -209,7 +237,7 @@
       </w:pPr>
       <w:r>
         <w:rPr/>
-        <w:t>Pagamento simulado com cartão de crédito ou débito, sem persistência de dados sensíveis.</w:t>
+        <w:t>Pagamento simulado com cartão de crédito ou débito (action Efetuar Pagamento), sem persistência de dados sensíveis.</w:t>
       </w:r>
     </w:p>
     <w:p>
@@ -237,7 +265,7 @@
       </w:pPr>
       <w:r>
         <w:rPr/>
-        <w:t>Aprovação/finalização do pedido com baixa de estoque, geração de snapshots e imutabilidade do histórico.</w:t>
+        <w:t>Aprovação do pedido (action Aprovar pedido) com baixa de estoque, geração de snapshots, finalização e imutabilidade do histórico.</w:t>
       </w:r>
     </w:p>
     <w:p>
@@ -251,7 +279,7 @@
       </w:pPr>
       <w:r>
         <w:rPr/>
-        <w:t>Cancelamento de pedido com motivo obrigatório, liberação de reserva e geração de snapshots; quando o pagamento já foi aprovado, o cancelamento abre uma solicitação de reembolso (status PROCESSAR_REEMBOLSO) que é decidida na aplicação Gestão de Reembolsos.</w:t>
+        <w:t>Cancelamento de pedido com motivo obrigatório, liberação de reserva e geração de snapshots; quando o pagamento já foi aprovado, o cancelamento abre uma solicitação de reembolso (status PROCESSANDO_REEMBOLSO) que é decidida na aplicação Gestão de Reembolsos.</w:t>
       </w:r>
     </w:p>
     <w:p>
@@ -312,6 +340,20 @@
     </w:p>
     <w:p>
       <w:pPr>
+        <w:pStyle w:val="ListBullet"/>
+        <w:numPr>
+          <w:ilvl w:val="0"/>
+          <w:numId w:val="1"/>
+        </w:numPr>
+        <w:rPr/>
+      </w:pPr>
+      <w:r>
+        <w:rPr/>
+        <w:t>Camada analítica somente leitura: cubos ZI_PC_*_CUBE, consultas ZC_PC_*_ANALISE, serviço ZUI_PC_ANALITICO, 20 aplicações ALP (um gráfico por cenário) e o Painel de Compras (Overview Page).</w:t>
+      </w:r>
+    </w:p>
+    <w:p>
+      <w:pPr>
         <w:pStyle w:val="Heading2"/>
         <w:rPr/>
       </w:pPr>
@@ -401,7 +443,7 @@
       </w:pPr>
       <w:r>
         <w:rPr/>
-        <w:t>Testes automatizados no escopo inicial.</w:t>
+        <w:t>Testes de interface automatizados de ponta a ponta (os testes ABAP Unit de backend são permanentes e fazem parte do escopo; ver seção 25).</w:t>
       </w:r>
     </w:p>
     <w:p>
@@ -4444,7 +4486,7 @@
       </w:pPr>
       <w:r>
         <w:rPr/>
-        <w:t>Cria pedidos em rascunho (draft); depois do registro (Save) o pedido não é editado nem excluído, apenas cancelado.</w:t>
+        <w:t>Cria pedidos em rascunho (draft); depois do registro (Save) só os itens do pedido ABERTO podem ser alterados (Editar + Salvar); o pedido não é excluído, apenas cancelado.</w:t>
       </w:r>
     </w:p>
     <w:p>
@@ -4458,7 +4500,7 @@
       </w:pPr>
       <w:r>
         <w:rPr/>
-        <w:t>Executa SimularPagamento, AprovarPedido e CancelarPedido quando autorizado pelo status.</w:t>
+        <w:t>Executa Efetuar Pagamento (SimularPagamento), Aprovar pedido (AprovarPedido) e Cancelar pedido (CancelarPedido) quando autorizado pelo status.</w:t>
       </w:r>
     </w:p>
     <w:p>
@@ -6020,7 +6062,7 @@
                 <w:szCs w:val="22"/>
                 <w:lang w:val="en-US" w:eastAsia="en-US" w:bidi="ar-SA"/>
               </w:rPr>
-              <w:t>Rascunho; ao salvar o pedido é registrado (CRIADO) e deixa de ser editável.</w:t>
+              <w:t>Rascunho; ao salvar o pedido é registrado (ABERTO); enquanto ABERTO só os itens podem ser editados.</w:t>
             </w:r>
           </w:p>
         </w:tc>
@@ -6089,7 +6131,7 @@
                 <w:szCs w:val="22"/>
                 <w:lang w:val="en-US" w:eastAsia="en-US" w:bidi="ar-SA"/>
               </w:rPr>
-              <w:t>Pagar/Aprovar/Cancelar</w:t>
+              <w:t>Efetuar Pagamento/Aprovar pedido/Cancelar</w:t>
             </w:r>
           </w:p>
         </w:tc>
@@ -11852,7 +11894,7 @@
                 <w:szCs w:val="22"/>
                 <w:lang w:val="en-US" w:eastAsia="en-US" w:bidi="ar-SA"/>
               </w:rPr>
-              <w:t>CEP salvo apenas com números e validado via ViaCEP.</w:t>
+              <w:t>CEP salvo apenas com números e validado via ViaCEP. Faz parte da chave primária da tabela ZTA_PC_ENDERECO: depois que o endereço é gravado o campo fica somente leitura (para trocar o CEP, excluir o endereço e cadastrar outro).</w:t>
             </w:r>
           </w:p>
         </w:tc>
@@ -16270,7 +16312,7 @@
                 <w:szCs w:val="22"/>
                 <w:lang w:val="en-US" w:eastAsia="en-US" w:bidi="ar-SA"/>
               </w:rPr>
-              <w:t>Status do ciclo de vida do pedido.</w:t>
+              <w:t>ABERTO, AGUARDANDO_APROVACAO, PROCESSANDO_REEMBOLSO, CANCELADO ou FINALIZADO.</w:t>
             </w:r>
           </w:p>
         </w:tc>
@@ -16405,7 +16447,7 @@
                 <w:szCs w:val="22"/>
                 <w:lang w:val="en-US" w:eastAsia="en-US" w:bidi="ar-SA"/>
               </w:rPr>
-              <w:t xml:space="preserve">Réplica do status da última tentativa de pagamento (PENDENTE, APROVADO, RECUSADO) para lista e filtros.</w:t>
+              <w:t>Réplica do status do pagamento (PENDENTE, APROVADO, RECUSADO, DEVOLVIDO) para lista e filtros.</w:t>
             </w:r>
           </w:p>
         </w:tc>
@@ -17486,6 +17528,546 @@
                 <w:lang w:val="en-US" w:eastAsia="en-US" w:bidi="ar-SA"/>
               </w:rPr>
               <w:t xml:space="preserve">Data/hora de criação; usada como "Data do pedido" na lista.</w:t>
+            </w:r>
+          </w:p>
+        </w:tc>
+      </w:tr>
+      <w:tr>
+        <w:trPr/>
+        <w:tc>
+          <w:tcPr>
+            <w:tcW w:w="2493" w:type="dxa"/>
+            <w:tcBorders/>
+            <w:vAlign w:val="center"/>
+          </w:tcPr>
+          <w:p>
+            <w:pPr>
+              <w:pStyle w:val="Normal"/>
+              <w:widowControl/>
+              <w:suppressAutoHyphens w:val="true"/>
+              <w:spacing w:lineRule="auto" w:line="240" w:before="0" w:after="0"/>
+              <w:jc w:val="left"/>
+              <w:rPr>
+                <w:rFonts w:cs=""/>
+                <w:kern w:val="0"/>
+                <w:szCs w:val="22"/>
+                <w:lang w:val="en-US" w:eastAsia="en-US" w:bidi="ar-SA"/>
+              </w:rPr>
+            </w:pPr>
+            <w:r>
+              <w:rPr>
+                <w:rFonts w:cs=""/>
+                <w:b/>
+                <w:kern w:val="0"/>
+                <w:sz w:val="17"/>
+                <w:szCs w:val="22"/>
+                <w:lang w:val="en-US" w:eastAsia="en-US" w:bidi="ar-SA"/>
+              </w:rPr>
+              <w:t>PedidoEncerrado</w:t>
+            </w:r>
+          </w:p>
+        </w:tc>
+        <w:tc>
+          <w:tcPr>
+            <w:tcW w:w="2477" w:type="dxa"/>
+            <w:tcBorders/>
+            <w:vAlign w:val="center"/>
+          </w:tcPr>
+          <w:p>
+            <w:pPr>
+              <w:pStyle w:val="Normal"/>
+              <w:widowControl/>
+              <w:suppressAutoHyphens w:val="true"/>
+              <w:spacing w:lineRule="auto" w:line="240" w:before="0" w:after="0"/>
+              <w:jc w:val="left"/>
+              <w:rPr>
+                <w:rFonts w:cs=""/>
+                <w:kern w:val="0"/>
+                <w:szCs w:val="22"/>
+                <w:lang w:val="en-US" w:eastAsia="en-US" w:bidi="ar-SA"/>
+              </w:rPr>
+            </w:pPr>
+            <w:r>
+              <w:rPr>
+                <w:rFonts w:cs=""/>
+                <w:b/>
+                <w:kern w:val="0"/>
+                <w:sz w:val="17"/>
+                <w:szCs w:val="22"/>
+                <w:lang w:val="en-US" w:eastAsia="en-US" w:bidi="ar-SA"/>
+              </w:rPr>
+              <w:t>XFELD</w:t>
+            </w:r>
+          </w:p>
+        </w:tc>
+        <w:tc>
+          <w:tcPr>
+            <w:tcW w:w="2476" w:type="dxa"/>
+            <w:tcBorders/>
+            <w:vAlign w:val="center"/>
+          </w:tcPr>
+          <w:p>
+            <w:pPr>
+              <w:pStyle w:val="Normal"/>
+              <w:widowControl/>
+              <w:suppressAutoHyphens w:val="true"/>
+              <w:spacing w:lineRule="auto" w:line="240" w:before="0" w:after="0"/>
+              <w:jc w:val="left"/>
+              <w:rPr>
+                <w:rFonts w:cs=""/>
+                <w:kern w:val="0"/>
+                <w:szCs w:val="22"/>
+                <w:lang w:val="en-US" w:eastAsia="en-US" w:bidi="ar-SA"/>
+              </w:rPr>
+            </w:pPr>
+            <w:r>
+              <w:rPr>
+                <w:rFonts w:cs=""/>
+                <w:b/>
+                <w:kern w:val="0"/>
+                <w:sz w:val="17"/>
+                <w:szCs w:val="22"/>
+                <w:lang w:val="en-US" w:eastAsia="en-US" w:bidi="ar-SA"/>
+              </w:rPr>
+              <w:t>Sim</w:t>
+            </w:r>
+          </w:p>
+        </w:tc>
+        <w:tc>
+          <w:tcPr>
+            <w:tcW w:w="2479" w:type="dxa"/>
+            <w:tcBorders/>
+            <w:vAlign w:val="center"/>
+          </w:tcPr>
+          <w:p>
+            <w:pPr>
+              <w:pStyle w:val="Normal"/>
+              <w:widowControl/>
+              <w:suppressAutoHyphens w:val="true"/>
+              <w:spacing w:lineRule="auto" w:line="240" w:before="0" w:after="0"/>
+              <w:jc w:val="left"/>
+              <w:rPr>
+                <w:rFonts w:cs=""/>
+                <w:kern w:val="0"/>
+                <w:szCs w:val="22"/>
+                <w:lang w:val="en-US" w:eastAsia="en-US" w:bidi="ar-SA"/>
+              </w:rPr>
+            </w:pPr>
+            <w:r>
+              <w:rPr>
+                <w:rFonts w:cs=""/>
+                <w:b/>
+                <w:kern w:val="0"/>
+                <w:sz w:val="17"/>
+                <w:szCs w:val="22"/>
+                <w:lang w:val="en-US" w:eastAsia="en-US" w:bidi="ar-SA"/>
+              </w:rPr>
+              <w:t>Indicador mantido por AtualizarFlagsStatus: verdadeiro em FINALIZADO e CANCELADO (cliente e itens vêm dos snapshots).</w:t>
+            </w:r>
+          </w:p>
+        </w:tc>
+      </w:tr>
+      <w:tr>
+        <w:trPr/>
+        <w:tc>
+          <w:tcPr>
+            <w:tcW w:w="2493" w:type="dxa"/>
+            <w:tcBorders/>
+            <w:vAlign w:val="center"/>
+          </w:tcPr>
+          <w:p>
+            <w:pPr>
+              <w:pStyle w:val="Normal"/>
+              <w:widowControl/>
+              <w:suppressAutoHyphens w:val="true"/>
+              <w:spacing w:lineRule="auto" w:line="240" w:before="0" w:after="0"/>
+              <w:jc w:val="left"/>
+              <w:rPr>
+                <w:rFonts w:cs=""/>
+                <w:kern w:val="0"/>
+                <w:szCs w:val="22"/>
+                <w:lang w:val="en-US" w:eastAsia="en-US" w:bidi="ar-SA"/>
+              </w:rPr>
+            </w:pPr>
+            <w:r>
+              <w:rPr>
+                <w:rFonts w:cs=""/>
+                <w:b/>
+                <w:kern w:val="0"/>
+                <w:sz w:val="17"/>
+                <w:szCs w:val="22"/>
+                <w:lang w:val="en-US" w:eastAsia="en-US" w:bidi="ar-SA"/>
+              </w:rPr>
+              <w:t>PedidoAtivoSemHistorico</w:t>
+            </w:r>
+          </w:p>
+        </w:tc>
+        <w:tc>
+          <w:tcPr>
+            <w:tcW w:w="2477" w:type="dxa"/>
+            <w:tcBorders/>
+            <w:vAlign w:val="center"/>
+          </w:tcPr>
+          <w:p>
+            <w:pPr>
+              <w:pStyle w:val="Normal"/>
+              <w:widowControl/>
+              <w:suppressAutoHyphens w:val="true"/>
+              <w:spacing w:lineRule="auto" w:line="240" w:before="0" w:after="0"/>
+              <w:jc w:val="left"/>
+              <w:rPr>
+                <w:rFonts w:cs=""/>
+                <w:kern w:val="0"/>
+                <w:szCs w:val="22"/>
+                <w:lang w:val="en-US" w:eastAsia="en-US" w:bidi="ar-SA"/>
+              </w:rPr>
+            </w:pPr>
+            <w:r>
+              <w:rPr>
+                <w:rFonts w:cs=""/>
+                <w:b/>
+                <w:kern w:val="0"/>
+                <w:sz w:val="17"/>
+                <w:szCs w:val="22"/>
+                <w:lang w:val="en-US" w:eastAsia="en-US" w:bidi="ar-SA"/>
+              </w:rPr>
+              <w:t>XFELD</w:t>
+            </w:r>
+          </w:p>
+        </w:tc>
+        <w:tc>
+          <w:tcPr>
+            <w:tcW w:w="2476" w:type="dxa"/>
+            <w:tcBorders/>
+            <w:vAlign w:val="center"/>
+          </w:tcPr>
+          <w:p>
+            <w:pPr>
+              <w:pStyle w:val="Normal"/>
+              <w:widowControl/>
+              <w:suppressAutoHyphens w:val="true"/>
+              <w:spacing w:lineRule="auto" w:line="240" w:before="0" w:after="0"/>
+              <w:jc w:val="left"/>
+              <w:rPr>
+                <w:rFonts w:cs=""/>
+                <w:kern w:val="0"/>
+                <w:szCs w:val="22"/>
+                <w:lang w:val="en-US" w:eastAsia="en-US" w:bidi="ar-SA"/>
+              </w:rPr>
+            </w:pPr>
+            <w:r>
+              <w:rPr>
+                <w:rFonts w:cs=""/>
+                <w:b/>
+                <w:kern w:val="0"/>
+                <w:sz w:val="17"/>
+                <w:szCs w:val="22"/>
+                <w:lang w:val="en-US" w:eastAsia="en-US" w:bidi="ar-SA"/>
+              </w:rPr>
+              <w:t>Sim</w:t>
+            </w:r>
+          </w:p>
+        </w:tc>
+        <w:tc>
+          <w:tcPr>
+            <w:tcW w:w="2479" w:type="dxa"/>
+            <w:tcBorders/>
+            <w:vAlign w:val="center"/>
+          </w:tcPr>
+          <w:p>
+            <w:pPr>
+              <w:pStyle w:val="Normal"/>
+              <w:widowControl/>
+              <w:suppressAutoHyphens w:val="true"/>
+              <w:spacing w:lineRule="auto" w:line="240" w:before="0" w:after="0"/>
+              <w:jc w:val="left"/>
+              <w:rPr>
+                <w:rFonts w:cs=""/>
+                <w:kern w:val="0"/>
+                <w:szCs w:val="22"/>
+                <w:lang w:val="en-US" w:eastAsia="en-US" w:bidi="ar-SA"/>
+              </w:rPr>
+            </w:pPr>
+            <w:r>
+              <w:rPr>
+                <w:rFonts w:cs=""/>
+                <w:b/>
+                <w:kern w:val="0"/>
+                <w:sz w:val="17"/>
+                <w:szCs w:val="22"/>
+                <w:lang w:val="en-US" w:eastAsia="en-US" w:bidi="ar-SA"/>
+              </w:rPr>
+              <w:t>Indicador: verdadeiro nos status que não encerram o pedido (cliente e itens vêm das tabelas principais).</w:t>
+            </w:r>
+          </w:p>
+        </w:tc>
+      </w:tr>
+      <w:tr>
+        <w:trPr/>
+        <w:tc>
+          <w:tcPr>
+            <w:tcW w:w="2493" w:type="dxa"/>
+            <w:tcBorders/>
+            <w:vAlign w:val="center"/>
+          </w:tcPr>
+          <w:p>
+            <w:pPr>
+              <w:pStyle w:val="Normal"/>
+              <w:widowControl/>
+              <w:suppressAutoHyphens w:val="true"/>
+              <w:spacing w:lineRule="auto" w:line="240" w:before="0" w:after="0"/>
+              <w:jc w:val="left"/>
+              <w:rPr>
+                <w:rFonts w:cs=""/>
+                <w:kern w:val="0"/>
+                <w:szCs w:val="22"/>
+                <w:lang w:val="en-US" w:eastAsia="en-US" w:bidi="ar-SA"/>
+              </w:rPr>
+            </w:pPr>
+            <w:r>
+              <w:rPr>
+                <w:rFonts w:cs=""/>
+                <w:b/>
+                <w:kern w:val="0"/>
+                <w:sz w:val="17"/>
+                <w:szCs w:val="22"/>
+                <w:lang w:val="en-US" w:eastAsia="en-US" w:bidi="ar-SA"/>
+              </w:rPr>
+              <w:t>PedidoNaoFinalizado</w:t>
+            </w:r>
+          </w:p>
+        </w:tc>
+        <w:tc>
+          <w:tcPr>
+            <w:tcW w:w="2477" w:type="dxa"/>
+            <w:tcBorders/>
+            <w:vAlign w:val="center"/>
+          </w:tcPr>
+          <w:p>
+            <w:pPr>
+              <w:pStyle w:val="Normal"/>
+              <w:widowControl/>
+              <w:suppressAutoHyphens w:val="true"/>
+              <w:spacing w:lineRule="auto" w:line="240" w:before="0" w:after="0"/>
+              <w:jc w:val="left"/>
+              <w:rPr>
+                <w:rFonts w:cs=""/>
+                <w:kern w:val="0"/>
+                <w:szCs w:val="22"/>
+                <w:lang w:val="en-US" w:eastAsia="en-US" w:bidi="ar-SA"/>
+              </w:rPr>
+            </w:pPr>
+            <w:r>
+              <w:rPr>
+                <w:rFonts w:cs=""/>
+                <w:b/>
+                <w:kern w:val="0"/>
+                <w:sz w:val="17"/>
+                <w:szCs w:val="22"/>
+                <w:lang w:val="en-US" w:eastAsia="en-US" w:bidi="ar-SA"/>
+              </w:rPr>
+              <w:t>XFELD</w:t>
+            </w:r>
+          </w:p>
+        </w:tc>
+        <w:tc>
+          <w:tcPr>
+            <w:tcW w:w="2476" w:type="dxa"/>
+            <w:tcBorders/>
+            <w:vAlign w:val="center"/>
+          </w:tcPr>
+          <w:p>
+            <w:pPr>
+              <w:pStyle w:val="Normal"/>
+              <w:widowControl/>
+              <w:suppressAutoHyphens w:val="true"/>
+              <w:spacing w:lineRule="auto" w:line="240" w:before="0" w:after="0"/>
+              <w:jc w:val="left"/>
+              <w:rPr>
+                <w:rFonts w:cs=""/>
+                <w:kern w:val="0"/>
+                <w:szCs w:val="22"/>
+                <w:lang w:val="en-US" w:eastAsia="en-US" w:bidi="ar-SA"/>
+              </w:rPr>
+            </w:pPr>
+            <w:r>
+              <w:rPr>
+                <w:rFonts w:cs=""/>
+                <w:b/>
+                <w:kern w:val="0"/>
+                <w:sz w:val="17"/>
+                <w:szCs w:val="22"/>
+                <w:lang w:val="en-US" w:eastAsia="en-US" w:bidi="ar-SA"/>
+              </w:rPr>
+              <w:t>Sim</w:t>
+            </w:r>
+          </w:p>
+        </w:tc>
+        <w:tc>
+          <w:tcPr>
+            <w:tcW w:w="2479" w:type="dxa"/>
+            <w:tcBorders/>
+            <w:vAlign w:val="center"/>
+          </w:tcPr>
+          <w:p>
+            <w:pPr>
+              <w:pStyle w:val="Normal"/>
+              <w:widowControl/>
+              <w:suppressAutoHyphens w:val="true"/>
+              <w:spacing w:lineRule="auto" w:line="240" w:before="0" w:after="0"/>
+              <w:jc w:val="left"/>
+              <w:rPr>
+                <w:rFonts w:cs=""/>
+                <w:kern w:val="0"/>
+                <w:szCs w:val="22"/>
+                <w:lang w:val="en-US" w:eastAsia="en-US" w:bidi="ar-SA"/>
+              </w:rPr>
+            </w:pPr>
+            <w:r>
+              <w:rPr>
+                <w:rFonts w:cs=""/>
+                <w:b/>
+                <w:kern w:val="0"/>
+                <w:sz w:val="17"/>
+                <w:szCs w:val="22"/>
+                <w:lang w:val="en-US" w:eastAsia="en-US" w:bidi="ar-SA"/>
+              </w:rPr>
+              <w:t>Indicador usado em hidden: #(PedidoNaoFinalizado) para ocultar a seção Finalização quando o pedido não está FINALIZADO.</w:t>
+            </w:r>
+          </w:p>
+        </w:tc>
+      </w:tr>
+      <w:tr>
+        <w:trPr/>
+        <w:tc>
+          <w:tcPr>
+            <w:tcW w:w="2493" w:type="dxa"/>
+            <w:tcBorders/>
+            <w:vAlign w:val="center"/>
+          </w:tcPr>
+          <w:p>
+            <w:pPr>
+              <w:pStyle w:val="Normal"/>
+              <w:widowControl/>
+              <w:suppressAutoHyphens w:val="true"/>
+              <w:spacing w:lineRule="auto" w:line="240" w:before="0" w:after="0"/>
+              <w:jc w:val="left"/>
+              <w:rPr>
+                <w:rFonts w:cs=""/>
+                <w:kern w:val="0"/>
+                <w:szCs w:val="22"/>
+                <w:lang w:val="en-US" w:eastAsia="en-US" w:bidi="ar-SA"/>
+              </w:rPr>
+            </w:pPr>
+            <w:r>
+              <w:rPr>
+                <w:rFonts w:cs=""/>
+                <w:b/>
+                <w:kern w:val="0"/>
+                <w:sz w:val="17"/>
+                <w:szCs w:val="22"/>
+                <w:lang w:val="en-US" w:eastAsia="en-US" w:bidi="ar-SA"/>
+              </w:rPr>
+              <w:t>PedidoNaoCancelado</w:t>
+            </w:r>
+          </w:p>
+        </w:tc>
+        <w:tc>
+          <w:tcPr>
+            <w:tcW w:w="2477" w:type="dxa"/>
+            <w:tcBorders/>
+            <w:vAlign w:val="center"/>
+          </w:tcPr>
+          <w:p>
+            <w:pPr>
+              <w:pStyle w:val="Normal"/>
+              <w:widowControl/>
+              <w:suppressAutoHyphens w:val="true"/>
+              <w:spacing w:lineRule="auto" w:line="240" w:before="0" w:after="0"/>
+              <w:jc w:val="left"/>
+              <w:rPr>
+                <w:rFonts w:cs=""/>
+                <w:kern w:val="0"/>
+                <w:szCs w:val="22"/>
+                <w:lang w:val="en-US" w:eastAsia="en-US" w:bidi="ar-SA"/>
+              </w:rPr>
+            </w:pPr>
+            <w:r>
+              <w:rPr>
+                <w:rFonts w:cs=""/>
+                <w:b/>
+                <w:kern w:val="0"/>
+                <w:sz w:val="17"/>
+                <w:szCs w:val="22"/>
+                <w:lang w:val="en-US" w:eastAsia="en-US" w:bidi="ar-SA"/>
+              </w:rPr>
+              <w:t>XFELD</w:t>
+            </w:r>
+          </w:p>
+        </w:tc>
+        <w:tc>
+          <w:tcPr>
+            <w:tcW w:w="2476" w:type="dxa"/>
+            <w:tcBorders/>
+            <w:vAlign w:val="center"/>
+          </w:tcPr>
+          <w:p>
+            <w:pPr>
+              <w:pStyle w:val="Normal"/>
+              <w:widowControl/>
+              <w:suppressAutoHyphens w:val="true"/>
+              <w:spacing w:lineRule="auto" w:line="240" w:before="0" w:after="0"/>
+              <w:jc w:val="left"/>
+              <w:rPr>
+                <w:rFonts w:cs=""/>
+                <w:kern w:val="0"/>
+                <w:szCs w:val="22"/>
+                <w:lang w:val="en-US" w:eastAsia="en-US" w:bidi="ar-SA"/>
+              </w:rPr>
+            </w:pPr>
+            <w:r>
+              <w:rPr>
+                <w:rFonts w:cs=""/>
+                <w:b/>
+                <w:kern w:val="0"/>
+                <w:sz w:val="17"/>
+                <w:szCs w:val="22"/>
+                <w:lang w:val="en-US" w:eastAsia="en-US" w:bidi="ar-SA"/>
+              </w:rPr>
+              <w:t>Sim</w:t>
+            </w:r>
+          </w:p>
+        </w:tc>
+        <w:tc>
+          <w:tcPr>
+            <w:tcW w:w="2479" w:type="dxa"/>
+            <w:tcBorders/>
+            <w:vAlign w:val="center"/>
+          </w:tcPr>
+          <w:p>
+            <w:pPr>
+              <w:pStyle w:val="Normal"/>
+              <w:widowControl/>
+              <w:suppressAutoHyphens w:val="true"/>
+              <w:spacing w:lineRule="auto" w:line="240" w:before="0" w:after="0"/>
+              <w:jc w:val="left"/>
+              <w:rPr>
+                <w:rFonts w:cs=""/>
+                <w:kern w:val="0"/>
+                <w:szCs w:val="22"/>
+                <w:lang w:val="en-US" w:eastAsia="en-US" w:bidi="ar-SA"/>
+              </w:rPr>
+            </w:pPr>
+            <w:r>
+              <w:rPr>
+                <w:rFonts w:cs=""/>
+                <w:b/>
+                <w:kern w:val="0"/>
+                <w:sz w:val="17"/>
+                <w:szCs w:val="22"/>
+                <w:lang w:val="en-US" w:eastAsia="en-US" w:bidi="ar-SA"/>
+              </w:rPr>
+              <w:t>Indicador usado em hidden: #(PedidoNaoCancelado) para ocultar a seção Cancelamento quando o pedido não está CANCELADO.</w:t>
             </w:r>
           </w:p>
         </w:tc>
@@ -19473,7 +20055,7 @@
                 <w:szCs w:val="22"/>
                 <w:lang w:val="en-US" w:eastAsia="en-US" w:bidi="ar-SA"/>
               </w:rPr>
-              <w:t>PENDENTE, APROVADO ou RECUSADO.</w:t>
+              <w:t>PENDENTE, APROVADO, RECUSADO ou DEVOLVIDO (quando o reembolso do pedido é aprovado).</w:t>
             </w:r>
           </w:p>
         </w:tc>
@@ -22716,7 +23298,7 @@
       </w:pPr>
       <w:r>
         <w:rPr/>
-        <w:t xml:space="preserve">Validações: CPF (dígitos e unicidade), dados obrigatórios, e-mail, telefone, gênero, foto, data de nascimento, número obrigatório e CEP.</w:t>
+        <w:t>Validações: CPF (dígitos e unicidade), dados obrigatórios, e-mail, telefone, gênero, foto, data de nascimento, número obrigatório e CEP. O CEP de endereço já gravado é somente leitura (field ( features : instance ) Cep), porque faz parte da chave primária da tabela; sem isso a alteração gerava RAISE_SHORTDUMP (UPDATE com sy-subrc 4).</w:t>
       </w:r>
     </w:p>
     <w:p>
@@ -22960,7 +23542,7 @@
       </w:pPr>
       <w:r>
         <w:rPr/>
-        <w:t>Draft habilitado para a criação do pedido. Ao salvar (Prepare + Activate) o pedido é registrado como instância ativa em CRIADO e o estoque dos itens é reservado; o pedido ativo não é editado nem excluído e itens só entram no rascunho. As actions do ciclo de vida são executadas apenas sobre a instância ativa.</w:t>
+        <w:t>Draft habilitado para a criação e para a edição dos itens do pedido ABERTO. Ao salvar (Prepare + Activate) o pedido é registrado como instância ativa em ABERTO e o estoque dos itens é reservado. Enquanto ABERTO só os itens podem ser alterados (ClienteUUID é obrigatório na criação e somente leitura na atualização) e a reserva é ajustada pela diferença (determination ReservarEstoqueRegistro on { create; update; } e implementação adicional de Activate, que cobre a remoção de itens). Nos demais status o pedido não é editado nem excluído. As actions do ciclo de vida são executadas apenas sobre a instância ativa.</w:t>
       </w:r>
     </w:p>
     <w:p>
@@ -22974,7 +23556,21 @@
       </w:pPr>
       <w:r>
         <w:rPr/>
-        <w:t>Actions públicas: SimularPagamento (parâmetro ZPC_A_PAGAMENTO_INPUT), AprovarPedido e CancelarPedido (parâmetro ZPC_A_CANCELAMENTO_INPUT). Actions internas: RecalcularTotal e, chamadas pelo BO Reembolso via EML (authorization : none), CancelarPorReembolso e RetomarPedido (parâmetro ZPC_A_RETOMADA_INPUT).</w:t>
+        <w:t>Actions públicas: SimularPagamento (rótulo Efetuar Pagamento; parâmetro ZPC_A_PAGAMENTO_INPUT), AprovarPedido (rótulo Aprovar pedido) e CancelarPedido (parâmetro ZPC_A_CANCELAMENTO_INPUT). Actions internas: RecalcularTotal e, chamadas pelo BO Reembolso via EML (authorization : none), CancelarPorReembolso e RetomarPedido (parâmetro ZPC_A_RETOMADA_INPUT).</w:t>
+      </w:r>
+    </w:p>
+    <w:p>
+      <w:pPr>
+        <w:pStyle w:val="ListBullet"/>
+        <w:numPr>
+          <w:ilvl w:val="0"/>
+          <w:numId w:val="1"/>
+        </w:numPr>
+        <w:rPr/>
+      </w:pPr>
+      <w:r>
+        <w:rPr/>
+        <w:t>Object Page dinâmica: a determination AtualizarFlagsStatus (on modify { create; field StatusPedido; }) mantém as colunas persistidas PedidoEncerrado, PedidoAtivoSemHistorico, PedidoNaoFinalizado e PedidoNaoCancelado, usadas em @UI.facet com hidden: #(Campo) no DDLX ZC_PC_PEDIDO_APP (ver seção 15.4).</w:t>
       </w:r>
     </w:p>
     <w:p>
@@ -24187,7 +24783,7 @@
       </w:pPr>
       <w:r>
         <w:rPr/>
-        <w:t>Status inicial do pedido será CRIADO.</w:t>
+        <w:t>Status inicial do pedido será ABERTO.</w:t>
       </w:r>
     </w:p>
     <w:p>
@@ -24215,7 +24811,7 @@
       </w:pPr>
       <w:r>
         <w:rPr/>
-        <w:t>A reserva de estoque ocorre no registro do pedido (Save do rascunho, quando o pedido passa a existir como CRIADO); não há action de confirmação.</w:t>
+        <w:t>A reserva de estoque ocorre no registro do pedido (Save do rascunho, quando o pedido passa a existir como ABERTO); não há action de confirmação. Enquanto o pedido está ABERTO, incluir, remover ou alterar itens ajusta a reserva pela diferença.</w:t>
       </w:r>
     </w:p>
     <w:p>
@@ -24299,7 +24895,7 @@
       </w:pPr>
       <w:r>
         <w:rPr/>
-        <w:t>O pedido registrado (instância ativa) não pode ser editado nem excluído, e itens só podem ser incluídos no rascunho; alterações exigem cancelamento e novo pedido.</w:t>
+        <w:t>Pedido ABERTO: somente os itens podem ser alterados (incluir, remover, mudar a quantidade) e o cliente não pode ser trocado. Pedidos AGUARDANDO_APROVACAO, PROCESSANDO_REEMBOLSO, FINALIZADO e CANCELADO não são editados nem excluídos.</w:t>
       </w:r>
     </w:p>
     <w:p>
@@ -24327,7 +24923,7 @@
       </w:pPr>
       <w:r>
         <w:rPr/>
-        <w:t>Cancelar um pedido com pagamento aprovado não o cancela diretamente: cria uma solicitação de reembolso PENDENTE e leva o pedido a PROCESSAR_REEMBOLSO, mantendo a reserva de estoque até a decisão.</w:t>
+        <w:t>Cancelar um pedido com pagamento aprovado não o cancela diretamente: cria uma solicitação de reembolso PENDENTE e leva o pedido a PROCESSANDO_REEMBOLSO, mantendo a reserva de estoque até a decisão.</w:t>
       </w:r>
     </w:p>
     <w:p>
@@ -24375,7 +24971,7 @@
       </w:pPr>
       <w:r>
         <w:rPr/>
-        <w:t>O fluxo principal é CRIADO (registro do pedido, com reserva de estoque) → AGUARDANDO_APROVACAO (pagamento aprovado) → FINALIZADO. Pagamento recusado leva ou mantém o pedido em AGUARDANDO_PAGAMENTO, com nova tentativa permitida. Cancelamentos são permitidos em CRIADO, AGUARDANDO_PAGAMENTO e AGUARDANDO_APROVACAO; com pagamento aprovado o cancelamento passa por PROCESSAR_REEMBOLSO.</w:t>
+        <w:t>O fluxo principal é ABERTO (registro do pedido, com reserva de estoque) → AGUARDANDO_APROVACAO (pagamento aprovado) → FINALIZADO. Pagamento recusado mantém o pedido em ABERTO, com nova tentativa permitida. O cancelamento é permitido em ABERTO e AGUARDANDO_APROVACAO; com pagamento aprovado o cancelamento passa por PROCESSANDO_REEMBOLSO. Status do pagamento: PENDENTE, APROVADO, RECUSADO e DEVOLVIDO.</w:t>
       </w:r>
     </w:p>
     <w:tbl>
@@ -24573,7 +25169,7 @@
                 <w:szCs w:val="22"/>
                 <w:lang w:val="en-US" w:eastAsia="en-US" w:bidi="ar-SA"/>
               </w:rPr>
-              <w:t>CRIADO</w:t>
+              <w:t>(início)</w:t>
             </w:r>
           </w:p>
         </w:tc>
@@ -24606,7 +25202,7 @@
                 <w:szCs w:val="22"/>
                 <w:lang w:val="en-US" w:eastAsia="en-US" w:bidi="ar-SA"/>
               </w:rPr>
-              <w:t>AGUARDANDO_PAGAMENTO</w:t>
+              <w:t>ABERTO</w:t>
             </w:r>
           </w:p>
         </w:tc>
@@ -24672,7 +25268,7 @@
                 <w:szCs w:val="22"/>
                 <w:lang w:val="en-US" w:eastAsia="en-US" w:bidi="ar-SA"/>
               </w:rPr>
-              <w:t>Pagamento simulado recusado; nova tentativa permitida.</w:t>
+              <w:t>Save do rascunho: registra o pedido, gera o número e reserva o estoque.</w:t>
             </w:r>
           </w:p>
         </w:tc>
@@ -24708,7 +25304,7 @@
                 <w:szCs w:val="22"/>
                 <w:lang w:val="en-US" w:eastAsia="en-US" w:bidi="ar-SA"/>
               </w:rPr>
-              <w:t>CRIADO / AGUARDANDO_PAGAMENTO</w:t>
+              <w:t>ABERTO</w:t>
             </w:r>
           </w:p>
         </w:tc>
@@ -24741,7 +25337,7 @@
                 <w:szCs w:val="22"/>
                 <w:lang w:val="en-US" w:eastAsia="en-US" w:bidi="ar-SA"/>
               </w:rPr>
-              <w:t>AGUARDANDO_APROVACAO</w:t>
+              <w:t>ABERTO</w:t>
             </w:r>
           </w:p>
         </w:tc>
@@ -24807,7 +25403,7 @@
                 <w:szCs w:val="22"/>
                 <w:lang w:val="en-US" w:eastAsia="en-US" w:bidi="ar-SA"/>
               </w:rPr>
-              <w:t>Pagamento simulado aprovado.</w:t>
+              <w:t>Editar itens (Editar + Salvar) ajusta a reserva pela diferença; pagamento recusado mantém o status e permite nova tentativa.</w:t>
             </w:r>
           </w:p>
         </w:tc>
@@ -24843,7 +25439,7 @@
                 <w:szCs w:val="22"/>
                 <w:lang w:val="en-US" w:eastAsia="en-US" w:bidi="ar-SA"/>
               </w:rPr>
-              <w:t>AGUARDANDO_PAGAMENTO</w:t>
+              <w:t>ABERTO</w:t>
             </w:r>
           </w:p>
         </w:tc>
@@ -24876,7 +25472,7 @@
                 <w:szCs w:val="22"/>
                 <w:lang w:val="en-US" w:eastAsia="en-US" w:bidi="ar-SA"/>
               </w:rPr>
-              <w:t>AGUARDANDO_PAGAMENTO</w:t>
+              <w:t>AGUARDANDO_APROVACAO</w:t>
             </w:r>
           </w:p>
         </w:tc>
@@ -24942,7 +25538,7 @@
                 <w:szCs w:val="22"/>
                 <w:lang w:val="en-US" w:eastAsia="en-US" w:bidi="ar-SA"/>
               </w:rPr>
-              <w:t>Pagamento recusado; nova tentativa permitida.</w:t>
+              <w:t>Efetuar Pagamento aprovado.</w:t>
             </w:r>
           </w:p>
         </w:tc>
@@ -25077,7 +25673,7 @@
                 <w:szCs w:val="22"/>
                 <w:lang w:val="en-US" w:eastAsia="en-US" w:bidi="ar-SA"/>
               </w:rPr>
-              <w:t>Action AprovarPedido executada com sucesso.</w:t>
+              <w:t>Aprovar pedido: baixa o estoque, gera snapshots e finaliza.</w:t>
             </w:r>
           </w:p>
         </w:tc>
@@ -25113,7 +25709,7 @@
                 <w:szCs w:val="22"/>
                 <w:lang w:val="en-US" w:eastAsia="en-US" w:bidi="ar-SA"/>
               </w:rPr>
-              <w:t>CRIADO</w:t>
+              <w:t>ABERTO</w:t>
             </w:r>
           </w:p>
         </w:tc>
@@ -25212,7 +25808,7 @@
                 <w:szCs w:val="22"/>
                 <w:lang w:val="en-US" w:eastAsia="en-US" w:bidi="ar-SA"/>
               </w:rPr>
-              <w:t xml:space="preserve">Cancelamento com motivo; não há reserva a liberar; gera snapshot.</w:t>
+              <w:t>Cancelamento com motivo; libera a reserva e gera snapshots.</w:t>
             </w:r>
           </w:p>
         </w:tc>
@@ -25248,7 +25844,7 @@
                 <w:szCs w:val="22"/>
                 <w:lang w:val="en-US" w:eastAsia="en-US" w:bidi="ar-SA"/>
               </w:rPr>
-              <w:t>AGUARDANDO_PAGAMENTO</w:t>
+              <w:t>AGUARDANDO_APROVACAO</w:t>
             </w:r>
           </w:p>
         </w:tc>
@@ -25281,7 +25877,7 @@
                 <w:szCs w:val="22"/>
                 <w:lang w:val="en-US" w:eastAsia="en-US" w:bidi="ar-SA"/>
               </w:rPr>
-              <w:t>CANCELADO</w:t>
+              <w:t>PROCESSANDO_REEMBOLSO</w:t>
             </w:r>
           </w:p>
         </w:tc>
@@ -25347,7 +25943,7 @@
                 <w:szCs w:val="22"/>
                 <w:lang w:val="en-US" w:eastAsia="en-US" w:bidi="ar-SA"/>
               </w:rPr>
-              <w:t>Libera reserva e gera snapshot.</w:t>
+              <w:t>CancelarPedido com pagamento aprovado: cria a solicitação de reembolso (PENDENTE); a reserva é mantida.</w:t>
             </w:r>
           </w:p>
         </w:tc>
@@ -25383,7 +25979,7 @@
                 <w:szCs w:val="22"/>
                 <w:lang w:val="en-US" w:eastAsia="en-US" w:bidi="ar-SA"/>
               </w:rPr>
-              <w:t>AGUARDANDO_APROVACAO</w:t>
+              <w:t>PROCESSANDO_REEMBOLSO</w:t>
             </w:r>
           </w:p>
         </w:tc>
@@ -25416,7 +26012,7 @@
                 <w:szCs w:val="22"/>
                 <w:lang w:val="en-US" w:eastAsia="en-US" w:bidi="ar-SA"/>
               </w:rPr>
-              <w:t>PROCESSAR_REEMBOLSO</w:t>
+              <w:t>CANCELADO</w:t>
             </w:r>
           </w:p>
         </w:tc>
@@ -25482,7 +26078,7 @@
                 <w:szCs w:val="22"/>
                 <w:lang w:val="en-US" w:eastAsia="en-US" w:bidi="ar-SA"/>
               </w:rPr>
-              <w:t>CancelarPedido com pagamento aprovado: cria a solicitação de reembolso (PENDENTE); a reserva é mantida.</w:t>
+              <w:t>Action AprovarReembolso: libera a reserva, gera os snapshots e muda o pagamento para DEVOLVIDO.</w:t>
             </w:r>
           </w:p>
         </w:tc>
@@ -25518,7 +26114,7 @@
                 <w:szCs w:val="22"/>
                 <w:lang w:val="en-US" w:eastAsia="en-US" w:bidi="ar-SA"/>
               </w:rPr>
-              <w:t>PROCESSAR_REEMBOLSO</w:t>
+              <w:t>PROCESSANDO_REEMBOLSO</w:t>
             </w:r>
           </w:p>
         </w:tc>
@@ -25551,7 +26147,7 @@
                 <w:szCs w:val="22"/>
                 <w:lang w:val="en-US" w:eastAsia="en-US" w:bidi="ar-SA"/>
               </w:rPr>
-              <w:t>CANCELADO</w:t>
+              <w:t>Status anterior (AGUARDANDO_APROVACAO)</w:t>
             </w:r>
           </w:p>
         </w:tc>
@@ -25617,7 +26213,7 @@
                 <w:szCs w:val="22"/>
                 <w:lang w:val="en-US" w:eastAsia="en-US" w:bidi="ar-SA"/>
               </w:rPr>
-              <w:t>Action AprovarReembolso: libera a reserva e gera os snapshots.</w:t>
+              <w:t>Action RejeitarReembolso (motivo obrigatório): o pedido retoma o status anterior à solicitação.</w:t>
             </w:r>
           </w:p>
         </w:tc>
@@ -25653,7 +26249,7 @@
                 <w:szCs w:val="22"/>
                 <w:lang w:val="en-US" w:eastAsia="en-US" w:bidi="ar-SA"/>
               </w:rPr>
-              <w:t>PROCESSAR_REEMBOLSO</w:t>
+              <w:t>ABERTO</w:t>
             </w:r>
           </w:p>
         </w:tc>
@@ -25686,7 +26282,7 @@
                 <w:szCs w:val="22"/>
                 <w:lang w:val="en-US" w:eastAsia="en-US" w:bidi="ar-SA"/>
               </w:rPr>
-              <w:t>Status anterior (AGUARDANDO_APROVACAO)</w:t>
+              <w:t>AGUARDANDO_APROVACAO sem pagamento</w:t>
             </w:r>
           </w:p>
         </w:tc>
@@ -25719,7 +26315,7 @@
                 <w:szCs w:val="22"/>
                 <w:lang w:val="en-US" w:eastAsia="en-US" w:bidi="ar-SA"/>
               </w:rPr>
-              <w:t>Sim</w:t>
+              <w:t>Não</w:t>
             </w:r>
           </w:p>
         </w:tc>
@@ -25752,7 +26348,7 @@
                 <w:szCs w:val="22"/>
                 <w:lang w:val="en-US" w:eastAsia="en-US" w:bidi="ar-SA"/>
               </w:rPr>
-              <w:t>Action RejeitarReembolso (motivo obrigatório): o pedido retoma o status anterior à solicitação.</w:t>
+              <w:t>Aprovar pedido exige pagamento aprovado.</w:t>
             </w:r>
           </w:p>
         </w:tc>
@@ -25821,7 +26417,7 @@
                 <w:szCs w:val="22"/>
                 <w:lang w:val="en-US" w:eastAsia="en-US" w:bidi="ar-SA"/>
               </w:rPr>
-              <w:t>CRIADO</w:t>
+              <w:t>ABERTO</w:t>
             </w:r>
           </w:p>
         </w:tc>
@@ -25956,7 +26552,7 @@
                 <w:szCs w:val="22"/>
                 <w:lang w:val="en-US" w:eastAsia="en-US" w:bidi="ar-SA"/>
               </w:rPr>
-              <w:t>CANCELADO/CRIADO</w:t>
+              <w:t>CANCELADO/ABERTO</w:t>
             </w:r>
           </w:p>
         </w:tc>
@@ -26138,7 +26734,7 @@
       </w:pPr>
       <w:r>
         <w:rPr/>
-        <w:t>Ativar o rascunho: o pedido passa a existir como instância ativa em CRIADO, com NumeroPedido.</w:t>
+        <w:t>Ativar o rascunho: o pedido passa a existir como instância ativa em ABERTO, com NumeroPedido.</w:t>
       </w:r>
     </w:p>
     <w:p>
@@ -26396,7 +26992,7 @@
       </w:pPr>
       <w:r>
         <w:rPr/>
-        <w:t>Se StatusPagamento = APROVADO: criar a solicitação de Reembolso (PENDENTE), mover o pedido para PROCESSAR_REEMBOLSO e manter a reserva; os passos seguintes só são executados na aprovação do reembolso (seção 12.4).</w:t>
+        <w:t>Se StatusPagamento = APROVADO: criar a solicitação de Reembolso (PENDENTE), mover o pedido para PROCESSANDO_REEMBOLSO e manter a reserva; os passos seguintes só são executados na aprovação do reembolso (seção 12.4).</w:t>
       </w:r>
     </w:p>
     <w:p>
@@ -26490,7 +27086,7 @@
       </w:pPr>
       <w:r>
         <w:rPr/>
-        <w:t>Solicitação: CancelarPedido com StatusPagamento = APROVADO cria o Reembolso (PENDENTE, com StatusPedidoAnterior e motivo) e move o pedido para PROCESSAR_REEMBOLSO.</w:t>
+        <w:t>Solicitação: CancelarPedido com StatusPagamento = APROVADO cria o Reembolso (PENDENTE, com StatusPedidoAnterior e motivo) e move o pedido para PROCESSANDO_REEMBOLSO.</w:t>
       </w:r>
     </w:p>
     <w:p>
@@ -27099,6 +27695,100 @@
     </w:p>
     <w:p>
       <w:pPr>
+        <w:pStyle w:val="Heading2"/>
+        <w:rPr/>
+      </w:pPr>
+      <w:r>
+        <w:rPr/>
+        <w:t>12.7 Edição dos Itens do Pedido ABERTO</w:t>
+      </w:r>
+    </w:p>
+    <w:p>
+      <w:pPr>
+        <w:pStyle w:val="ListBullet"/>
+        <w:numPr>
+          <w:ilvl w:val="0"/>
+          <w:numId w:val="1"/>
+        </w:numPr>
+        <w:rPr/>
+      </w:pPr>
+      <w:r>
+        <w:rPr/>
+        <w:t>Em pedido ABERTO a opção Editar cria um rascunho com os itens atuais; o cliente (ClienteUUID) é somente leitura.</w:t>
+      </w:r>
+    </w:p>
+    <w:p>
+      <w:pPr>
+        <w:pStyle w:val="ListBullet"/>
+        <w:numPr>
+          <w:ilvl w:val="0"/>
+          <w:numId w:val="1"/>
+        </w:numPr>
+        <w:rPr/>
+      </w:pPr>
+      <w:r>
+        <w:rPr/>
+        <w:t>Ao salvar, a reserva é recalculada pela diferença entre o que o pedido já reservou (lido do banco, na entidade de itens do pedido) e os itens do rascunho: reserva só o acréscimo e libera só o excedente (actions ReservarEstoque e LiberarReserva do BO Item, sob lock).</w:t>
+      </w:r>
+    </w:p>
+    <w:p>
+      <w:pPr>
+        <w:pStyle w:val="ListBullet"/>
+        <w:numPr>
+          <w:ilvl w:val="0"/>
+          <w:numId w:val="1"/>
+        </w:numPr>
+        <w:rPr/>
+      </w:pPr>
+      <w:r>
+        <w:rPr/>
+        <w:t>Remover um item não dispara determination: a implementação adicional de Activate (draft action Activate with additional implementation) libera a reserva do item removido.</w:t>
+      </w:r>
+    </w:p>
+    <w:p>
+      <w:pPr>
+        <w:pStyle w:val="ListBullet"/>
+        <w:numPr>
+          <w:ilvl w:val="0"/>
+          <w:numId w:val="1"/>
+        </w:numPr>
+        <w:rPr/>
+      </w:pPr>
+      <w:r>
+        <w:rPr/>
+        <w:t>O estado aplicado é registrado (gt_reserva e gt_reserva_ped) antes de qualquer MODIFY, para evitar o dump "stack of on-modify determinations being too deep".</w:t>
+      </w:r>
+    </w:p>
+    <w:p>
+      <w:pPr>
+        <w:pStyle w:val="ListBullet"/>
+        <w:numPr>
+          <w:ilvl w:val="0"/>
+          <w:numId w:val="1"/>
+        </w:numPr>
+        <w:rPr/>
+      </w:pPr>
+      <w:r>
+        <w:rPr/>
+        <w:t>Quantidade acima do disponível (considerando o que o próprio pedido já reservou) bloqueia o Save (ValidarRegistro); nunca se reserva além do estoque.</w:t>
+      </w:r>
+    </w:p>
+    <w:p>
+      <w:pPr>
+        <w:pStyle w:val="ListBullet"/>
+        <w:numPr>
+          <w:ilvl w:val="0"/>
+          <w:numId w:val="1"/>
+        </w:numPr>
+        <w:rPr/>
+      </w:pPr>
+      <w:r>
+        <w:rPr/>
+        <w:t>Cancelar o pedido ABERTO libera toda a reserva restante.</w:t>
+      </w:r>
+    </w:p>
+    <w:p>
+      <w:pPr>
         <w:pStyle w:val="Heading1"/>
         <w:rPr/>
       </w:pPr>
@@ -27132,7 +27822,7 @@
       </w:pPr>
       <w:r>
         <w:rPr/>
-        <w:t>Usar número, validade e CVV apenas em memória durante SimularPagamento.</w:t>
+        <w:t>Usar número, validade e CVV apenas em memória durante SimularPagamento (rótulo Efetuar Pagamento).</w:t>
       </w:r>
     </w:p>
     <w:p>
@@ -27272,7 +27962,21 @@
       </w:pPr>
       <w:r>
         <w:rPr/>
-        <w:t>Pagamento recusado leva (ou mantém) o pedido em AGUARDANDO_PAGAMENTO e permite nova tentativa.</w:t>
+        <w:t>Pagamento recusado mantém o pedido em ABERTO (StatusPagamento = RECUSADO) e permite nova tentativa.</w:t>
+      </w:r>
+    </w:p>
+    <w:p>
+      <w:pPr>
+        <w:pStyle w:val="ListBullet"/>
+        <w:numPr>
+          <w:ilvl w:val="0"/>
+          <w:numId w:val="1"/>
+        </w:numPr>
+        <w:rPr/>
+      </w:pPr>
+      <w:r>
+        <w:rPr/>
+        <w:t>Quando o reembolso do pedido é aprovado, o pagamento passa a DEVOLVIDO (registro do pagamento e réplica no pedido).</w:t>
       </w:r>
     </w:p>
     <w:p>
@@ -28407,7 +29111,7 @@
                 <w:szCs w:val="22"/>
                 <w:lang w:val="en-US" w:eastAsia="en-US" w:bidi="ar-SA"/>
               </w:rPr>
-              <w:t>SimularPagamento, AprovarPedido, CancelarPedido</w:t>
+              <w:t>Efetuar Pagamento (SimularPagamento), Aprovar pedido (AprovarPedido), Cancelar pedido (CancelarPedido)</w:t>
             </w:r>
           </w:p>
         </w:tc>
@@ -28440,7 +29144,7 @@
                 <w:szCs w:val="22"/>
                 <w:lang w:val="en-US" w:eastAsia="en-US" w:bidi="ar-SA"/>
               </w:rPr>
-              <w:t>Ações disponíveis por status (feature control) e perfil (global authorization), somente na instância ativa. O pedido ativo não oferece Editar nem Excluir.</w:t>
+              <w:t>Ações disponíveis por status (feature control) e perfil (global authorization), somente na instância ativa. O pedido ativo não oferece Excluir; Editar só no status ABERTO (apenas os itens).</w:t>
             </w:r>
           </w:p>
         </w:tc>
@@ -28649,6 +29353,100 @@
       <w:r>
         <w:rPr/>
         <w:t>Bloquear o Save (registro do pedido) se o cliente não possuir endereço principal válido.</w:t>
+      </w:r>
+    </w:p>
+    <w:p>
+      <w:pPr>
+        <w:pStyle w:val="Heading2"/>
+        <w:rPr/>
+      </w:pPr>
+      <w:r>
+        <w:rPr/>
+        <w:t>15.4 Object Page Dinâmica do Pedido</w:t>
+      </w:r>
+    </w:p>
+    <w:p>
+      <w:pPr>
+        <w:pStyle w:val="ListBullet"/>
+        <w:numPr>
+          <w:ilvl w:val="0"/>
+          <w:numId w:val="1"/>
+        </w:numPr>
+        <w:rPr/>
+      </w:pPr>
+      <w:r>
+        <w:rPr/>
+        <w:t>Ordem das seções: 1. Dados do Cliente, 2. Dados do Pedido (inclui os campos administrativos; não há mais seção "Dados administrativos"), 3. Itens, 4. Pagamento, 5. Finalização ou Cancelamento.</w:t>
+      </w:r>
+    </w:p>
+    <w:p>
+      <w:pPr>
+        <w:pStyle w:val="ListBullet"/>
+        <w:numPr>
+          <w:ilvl w:val="0"/>
+          <w:numId w:val="1"/>
+        </w:numPr>
+        <w:rPr/>
+      </w:pPr>
+      <w:r>
+        <w:rPr/>
+        <w:t>As seções Finalização e Cancelamento aparecem apenas nos status FINALIZADO e CANCELADO, respectivamente (hidden: #(PedidoNaoFinalizado) e hidden: #(PedidoNaoCancelado) na @UI.facet).</w:t>
+      </w:r>
+    </w:p>
+    <w:p>
+      <w:pPr>
+        <w:pStyle w:val="ListBullet"/>
+        <w:numPr>
+          <w:ilvl w:val="0"/>
+          <w:numId w:val="1"/>
+        </w:numPr>
+        <w:rPr/>
+      </w:pPr>
+      <w:r>
+        <w:rPr/>
+        <w:t>Não há seções "Histórico - cliente" e "Histórico - itens": Dados do Cliente e Itens têm a mesma estrutura em todos os status; a fonte dos dados é que muda.</w:t>
+      </w:r>
+    </w:p>
+    <w:p>
+      <w:pPr>
+        <w:pStyle w:val="ListBullet"/>
+        <w:numPr>
+          <w:ilvl w:val="0"/>
+          <w:numId w:val="1"/>
+        </w:numPr>
+        <w:rPr/>
+      </w:pPr>
+      <w:r>
+        <w:rPr/>
+        <w:t>Pedido FINALIZADO ou CANCELADO: cliente e itens vêm das tabelas de snapshot (ZTA_PC_SNAP_CLI e ZTA_PC_SNAP_ITM), imutáveis.</w:t>
+      </w:r>
+    </w:p>
+    <w:p>
+      <w:pPr>
+        <w:pStyle w:val="ListBullet"/>
+        <w:numPr>
+          <w:ilvl w:val="0"/>
+          <w:numId w:val="1"/>
+        </w:numPr>
+        <w:rPr/>
+      </w:pPr>
+      <w:r>
+        <w:rPr/>
+        <w:t>Pedido ABERTO, AGUARDANDO_APROVACAO ou PROCESSANDO_REEMBOLSO: cliente e itens vêm das tabelas principais (ativas).</w:t>
+      </w:r>
+    </w:p>
+    <w:p>
+      <w:pPr>
+        <w:pStyle w:val="ListBullet"/>
+        <w:numPr>
+          <w:ilvl w:val="0"/>
+          <w:numId w:val="1"/>
+        </w:numPr>
+        <w:rPr/>
+      </w:pPr>
+      <w:r>
+        <w:rPr/>
+        <w:t>Os indicadores (PedidoEncerrado, PedidoAtivoSemHistorico, PedidoNaoFinalizado, PedidoNaoCancelado) são colunas persistidas, pois hidden: aceita apenas expressão de anotação sobre campo da própria entidade.</w:t>
       </w:r>
     </w:p>
     <w:p>
@@ -29228,7 +30026,7 @@
                 <w:szCs w:val="22"/>
                 <w:lang w:val="en-US" w:eastAsia="en-US" w:bidi="ar-SA"/>
               </w:rPr>
-              <w:t xml:space="preserve">Endereços</w:t>
+              <w:t>Endereços</w:t>
             </w:r>
           </w:p>
         </w:tc>
@@ -29261,7 +30059,7 @@
                 <w:szCs w:val="22"/>
                 <w:lang w:val="en-US" w:eastAsia="en-US" w:bidi="ar-SA"/>
               </w:rPr>
-              <w:t xml:space="preserve">Determination PreencherEnderecoViaCep</w:t>
+              <w:t>Feature control do campo Cep (field ( features : instance ) Cep)</w:t>
             </w:r>
           </w:p>
         </w:tc>
@@ -29294,7 +30092,7 @@
                 <w:szCs w:val="22"/>
                 <w:lang w:val="en-US" w:eastAsia="en-US" w:bidi="ar-SA"/>
               </w:rPr>
-              <w:t xml:space="preserve">Preenche logradouro, bairro, cidade, UF e estado a partir do CEP.</w:t>
+              <w:t>CEP obrigatório no cadastro e somente leitura depois que o endereço é gravado (faz parte da chave da tabela).</w:t>
             </w:r>
           </w:p>
         </w:tc>
@@ -29330,7 +30128,7 @@
                 <w:szCs w:val="22"/>
                 <w:lang w:val="en-US" w:eastAsia="en-US" w:bidi="ar-SA"/>
               </w:rPr>
-              <w:t>Estoque</w:t>
+              <w:t xml:space="preserve">Endereços</w:t>
             </w:r>
           </w:p>
         </w:tc>
@@ -29363,7 +30161,7 @@
                 <w:szCs w:val="22"/>
                 <w:lang w:val="en-US" w:eastAsia="en-US" w:bidi="ar-SA"/>
               </w:rPr>
-              <w:t>Determination GerarSku</w:t>
+              <w:t xml:space="preserve">Determination PreencherEnderecoViaCep</w:t>
             </w:r>
           </w:p>
         </w:tc>
@@ -29396,7 +30194,7 @@
                 <w:szCs w:val="22"/>
                 <w:lang w:val="en-US" w:eastAsia="en-US" w:bidi="ar-SA"/>
               </w:rPr>
-              <w:t>Gera o SKU único no Save do rascunho (on save, também no Prepare), com as 3 primeiras letras da categoria; regenera se a categoria mudar.</w:t>
+              <w:t xml:space="preserve">Preenche logradouro, bairro, cidade, UF e estado a partir do CEP.</w:t>
             </w:r>
           </w:p>
         </w:tc>
@@ -29465,7 +30263,7 @@
                 <w:szCs w:val="22"/>
                 <w:lang w:val="en-US" w:eastAsia="en-US" w:bidi="ar-SA"/>
               </w:rPr>
-              <w:t>Determination RecalcularStatusEstoque</w:t>
+              <w:t>Determination GerarSku</w:t>
             </w:r>
           </w:p>
         </w:tc>
@@ -29498,7 +30296,7 @@
                 <w:szCs w:val="22"/>
                 <w:lang w:val="en-US" w:eastAsia="en-US" w:bidi="ar-SA"/>
               </w:rPr>
-              <w:t>Recalcula status conforme disponibilidade.</w:t>
+              <w:t>Gera o SKU único no Save do rascunho (on save, também no Prepare), com as 3 primeiras letras da categoria; regenera se a categoria mudar.</w:t>
             </w:r>
           </w:p>
         </w:tc>
@@ -29567,7 +30365,7 @@
                 <w:szCs w:val="22"/>
                 <w:lang w:val="en-US" w:eastAsia="en-US" w:bidi="ar-SA"/>
               </w:rPr>
-              <w:t>Validation ValidarInativacaoItem</w:t>
+              <w:t>Determination RecalcularStatusEstoque</w:t>
             </w:r>
           </w:p>
         </w:tc>
@@ -29600,7 +30398,7 @@
                 <w:szCs w:val="22"/>
                 <w:lang w:val="en-US" w:eastAsia="en-US" w:bidi="ar-SA"/>
               </w:rPr>
-              <w:t>Bloqueia inativação indevida.</w:t>
+              <w:t>Recalcula status conforme disponibilidade.</w:t>
             </w:r>
           </w:p>
         </w:tc>
@@ -29636,7 +30434,7 @@
                 <w:szCs w:val="22"/>
                 <w:lang w:val="en-US" w:eastAsia="en-US" w:bidi="ar-SA"/>
               </w:rPr>
-              <w:t xml:space="preserve">Estoque</w:t>
+              <w:t>Estoque</w:t>
             </w:r>
           </w:p>
         </w:tc>
@@ -29669,7 +30467,7 @@
                 <w:szCs w:val="22"/>
                 <w:lang w:val="en-US" w:eastAsia="en-US" w:bidi="ar-SA"/>
               </w:rPr>
-              <w:t xml:space="preserve">Actions internas ReservarEstoque / LiberarReserva / BaixarEstoque</w:t>
+              <w:t>Validation ValidarInativacaoItem</w:t>
             </w:r>
           </w:p>
         </w:tc>
@@ -29702,7 +30500,7 @@
                 <w:szCs w:val="22"/>
                 <w:lang w:val="en-US" w:eastAsia="en-US" w:bidi="ar-SA"/>
               </w:rPr>
-              <w:t xml:space="preserve">Movimentam QtdeReservada/QtdeEstoque sob lock; chamadas somente pelo BO Pedido.</w:t>
+              <w:t>Bloqueia inativação indevida.</w:t>
             </w:r>
           </w:p>
         </w:tc>
@@ -29738,7 +30536,7 @@
                 <w:szCs w:val="22"/>
                 <w:lang w:val="en-US" w:eastAsia="en-US" w:bidi="ar-SA"/>
               </w:rPr>
-              <w:t>Pedidos</w:t>
+              <w:t xml:space="preserve">Estoque</w:t>
             </w:r>
           </w:p>
         </w:tc>
@@ -29771,7 +30569,7 @@
                 <w:szCs w:val="22"/>
                 <w:lang w:val="en-US" w:eastAsia="en-US" w:bidi="ar-SA"/>
               </w:rPr>
-              <w:t>Determination ReservarEstoqueRegistro + Validation ValidarRegistro</w:t>
+              <w:t xml:space="preserve">Actions internas ReservarEstoque / LiberarReserva / BaixarEstoque</w:t>
             </w:r>
           </w:p>
         </w:tc>
@@ -29804,7 +30602,7 @@
                 <w:szCs w:val="22"/>
                 <w:lang w:val="en-US" w:eastAsia="en-US" w:bidi="ar-SA"/>
               </w:rPr>
-              <w:t>No Save do rascunho: ValidarRegistro checa endereço principal, itens e disponibilidade; ao ativar, a determination reserva o estoque, fixa preços e total.</w:t>
+              <w:t xml:space="preserve">Movimentam QtdeReservada/QtdeEstoque sob lock; chamadas somente pelo BO Pedido.</w:t>
             </w:r>
           </w:p>
         </w:tc>
@@ -29873,7 +30671,7 @@
                 <w:szCs w:val="22"/>
                 <w:lang w:val="en-US" w:eastAsia="en-US" w:bidi="ar-SA"/>
               </w:rPr>
-              <w:t>Action SimularPagamento</w:t>
+              <w:t>Determination ReservarEstoqueRegistro + Validation ValidarRegistro</w:t>
             </w:r>
           </w:p>
         </w:tc>
@@ -29906,7 +30704,7 @@
                 <w:szCs w:val="22"/>
                 <w:lang w:val="en-US" w:eastAsia="en-US" w:bidi="ar-SA"/>
               </w:rPr>
-              <w:t>Processa pagamento fictício sem persistir dados sensíveis.</w:t>
+              <w:t>No Save do rascunho: ValidarRegistro checa endereço principal, itens e disponibilidade; ao ativar (e ao salvar a edição de itens), a determination reserva só a diferença de estoque, fixa preços e total.</w:t>
             </w:r>
           </w:p>
         </w:tc>
@@ -29975,7 +30773,7 @@
                 <w:szCs w:val="22"/>
                 <w:lang w:val="en-US" w:eastAsia="en-US" w:bidi="ar-SA"/>
               </w:rPr>
-              <w:t>Action AprovarPedido</w:t>
+              <w:t>Action SimularPagamento (Efetuar Pagamento)</w:t>
             </w:r>
           </w:p>
         </w:tc>
@@ -30008,7 +30806,7 @@
                 <w:szCs w:val="22"/>
                 <w:lang w:val="en-US" w:eastAsia="en-US" w:bidi="ar-SA"/>
               </w:rPr>
-              <w:t>Valida pagamento, baixa estoque, gera snapshot e finaliza.</w:t>
+              <w:t>Processa pagamento fictício sem persistir dados sensíveis.</w:t>
             </w:r>
           </w:p>
         </w:tc>
@@ -30077,7 +30875,7 @@
                 <w:szCs w:val="22"/>
                 <w:lang w:val="en-US" w:eastAsia="en-US" w:bidi="ar-SA"/>
               </w:rPr>
-              <w:t>Action CancelarPedido</w:t>
+              <w:t>Action AprovarPedido (Aprovar pedido)</w:t>
             </w:r>
           </w:p>
         </w:tc>
@@ -30110,7 +30908,7 @@
                 <w:szCs w:val="22"/>
                 <w:lang w:val="en-US" w:eastAsia="en-US" w:bidi="ar-SA"/>
               </w:rPr>
-              <w:t>Cancela o pedido, libera a reserva, registra o motivo e gera snapshot; com pagamento aprovado abre a solicitação de reembolso (PROCESSAR_REEMBOLSO).</w:t>
+              <w:t>Valida pagamento, baixa estoque, gera snapshot e finaliza.</w:t>
             </w:r>
           </w:p>
         </w:tc>
@@ -30179,7 +30977,7 @@
                 <w:szCs w:val="22"/>
                 <w:lang w:val="en-US" w:eastAsia="en-US" w:bidi="ar-SA"/>
               </w:rPr>
-              <w:t>Actions internas CancelarPorReembolso / RetomarPedido</w:t>
+              <w:t>Action CancelarPedido</w:t>
             </w:r>
           </w:p>
         </w:tc>
@@ -30212,7 +31010,7 @@
                 <w:szCs w:val="22"/>
                 <w:lang w:val="en-US" w:eastAsia="en-US" w:bidi="ar-SA"/>
               </w:rPr>
-              <w:t>Chamadas pelo BO Reembolso (authorization : none): cancelar com liberação de reserva e snapshots, ou retomar o status anterior.</w:t>
+              <w:t>Cancela o pedido, libera a reserva, registra o motivo e gera snapshot; com pagamento aprovado abre a solicitação de reembolso (PROCESSANDO_REEMBOLSO).</w:t>
             </w:r>
           </w:p>
         </w:tc>
@@ -30281,6 +31079,108 @@
                 <w:szCs w:val="22"/>
                 <w:lang w:val="en-US" w:eastAsia="en-US" w:bidi="ar-SA"/>
               </w:rPr>
+              <w:t>Actions internas CancelarPorReembolso / RetomarPedido</w:t>
+            </w:r>
+          </w:p>
+        </w:tc>
+        <w:tc>
+          <w:tcPr>
+            <w:tcW w:w="3309" w:type="dxa"/>
+            <w:tcBorders/>
+            <w:vAlign w:val="center"/>
+          </w:tcPr>
+          <w:p>
+            <w:pPr>
+              <w:pStyle w:val="Normal"/>
+              <w:widowControl/>
+              <w:suppressAutoHyphens w:val="true"/>
+              <w:spacing w:lineRule="auto" w:line="240" w:before="0" w:after="0"/>
+              <w:jc w:val="left"/>
+              <w:rPr>
+                <w:rFonts w:cs=""/>
+                <w:kern w:val="0"/>
+                <w:szCs w:val="22"/>
+                <w:lang w:val="en-US" w:eastAsia="en-US" w:bidi="ar-SA"/>
+              </w:rPr>
+            </w:pPr>
+            <w:r>
+              <w:rPr>
+                <w:rFonts w:cs=""/>
+                <w:b/>
+                <w:kern w:val="0"/>
+                <w:sz w:val="17"/>
+                <w:szCs w:val="22"/>
+                <w:lang w:val="en-US" w:eastAsia="en-US" w:bidi="ar-SA"/>
+              </w:rPr>
+              <w:t>Chamadas pelo BO Reembolso (authorization : none): cancelar com liberação de reserva e snapshots, ou retomar o status anterior.</w:t>
+            </w:r>
+          </w:p>
+        </w:tc>
+      </w:tr>
+      <w:tr>
+        <w:trPr/>
+        <w:tc>
+          <w:tcPr>
+            <w:tcW w:w="3308" w:type="dxa"/>
+            <w:tcBorders/>
+            <w:vAlign w:val="center"/>
+          </w:tcPr>
+          <w:p>
+            <w:pPr>
+              <w:pStyle w:val="Normal"/>
+              <w:widowControl/>
+              <w:suppressAutoHyphens w:val="true"/>
+              <w:spacing w:lineRule="auto" w:line="240" w:before="0" w:after="0"/>
+              <w:jc w:val="left"/>
+              <w:rPr>
+                <w:rFonts w:cs=""/>
+                <w:kern w:val="0"/>
+                <w:szCs w:val="22"/>
+                <w:lang w:val="en-US" w:eastAsia="en-US" w:bidi="ar-SA"/>
+              </w:rPr>
+            </w:pPr>
+            <w:r>
+              <w:rPr>
+                <w:rFonts w:cs=""/>
+                <w:b/>
+                <w:kern w:val="0"/>
+                <w:sz w:val="17"/>
+                <w:szCs w:val="22"/>
+                <w:lang w:val="en-US" w:eastAsia="en-US" w:bidi="ar-SA"/>
+              </w:rPr>
+              <w:t>Pedidos</w:t>
+            </w:r>
+          </w:p>
+        </w:tc>
+        <w:tc>
+          <w:tcPr>
+            <w:tcW w:w="3309" w:type="dxa"/>
+            <w:tcBorders/>
+            <w:vAlign w:val="center"/>
+          </w:tcPr>
+          <w:p>
+            <w:pPr>
+              <w:pStyle w:val="Normal"/>
+              <w:widowControl/>
+              <w:suppressAutoHyphens w:val="true"/>
+              <w:spacing w:lineRule="auto" w:line="240" w:before="0" w:after="0"/>
+              <w:jc w:val="left"/>
+              <w:rPr>
+                <w:rFonts w:cs=""/>
+                <w:kern w:val="0"/>
+                <w:szCs w:val="22"/>
+                <w:lang w:val="en-US" w:eastAsia="en-US" w:bidi="ar-SA"/>
+              </w:rPr>
+            </w:pPr>
+            <w:r>
+              <w:rPr>
+                <w:rFonts w:cs=""/>
+                <w:b/>
+                <w:kern w:val="0"/>
+                <w:sz w:val="17"/>
+                <w:szCs w:val="22"/>
+                <w:lang w:val="en-US" w:eastAsia="en-US" w:bidi="ar-SA"/>
+              </w:rPr>
               <w:t>Determination DefinirStatusInicial</w:t>
             </w:r>
           </w:p>
@@ -30314,7 +31214,211 @@
                 <w:szCs w:val="22"/>
                 <w:lang w:val="en-US" w:eastAsia="en-US" w:bidi="ar-SA"/>
               </w:rPr>
-              <w:t xml:space="preserve">Define CRIADO/PENDENTE/BRL na criação (on modify, já no draft).</w:t>
+              <w:t>Define ABERTO/PENDENTE/BRL na criação (on modify, já no draft).</w:t>
+            </w:r>
+          </w:p>
+        </w:tc>
+      </w:tr>
+      <w:tr>
+        <w:trPr/>
+        <w:tc>
+          <w:tcPr>
+            <w:tcW w:w="3308" w:type="dxa"/>
+            <w:tcBorders/>
+            <w:vAlign w:val="center"/>
+          </w:tcPr>
+          <w:p>
+            <w:pPr>
+              <w:pStyle w:val="Normal"/>
+              <w:widowControl/>
+              <w:suppressAutoHyphens w:val="true"/>
+              <w:spacing w:lineRule="auto" w:line="240" w:before="0" w:after="0"/>
+              <w:jc w:val="left"/>
+              <w:rPr>
+                <w:rFonts w:cs=""/>
+                <w:kern w:val="0"/>
+                <w:szCs w:val="22"/>
+                <w:lang w:val="en-US" w:eastAsia="en-US" w:bidi="ar-SA"/>
+              </w:rPr>
+            </w:pPr>
+            <w:r>
+              <w:rPr>
+                <w:rFonts w:cs=""/>
+                <w:b/>
+                <w:kern w:val="0"/>
+                <w:sz w:val="17"/>
+                <w:szCs w:val="22"/>
+                <w:lang w:val="en-US" w:eastAsia="en-US" w:bidi="ar-SA"/>
+              </w:rPr>
+              <w:t>Pedidos</w:t>
+            </w:r>
+          </w:p>
+        </w:tc>
+        <w:tc>
+          <w:tcPr>
+            <w:tcW w:w="3309" w:type="dxa"/>
+            <w:tcBorders/>
+            <w:vAlign w:val="center"/>
+          </w:tcPr>
+          <w:p>
+            <w:pPr>
+              <w:pStyle w:val="Normal"/>
+              <w:widowControl/>
+              <w:suppressAutoHyphens w:val="true"/>
+              <w:spacing w:lineRule="auto" w:line="240" w:before="0" w:after="0"/>
+              <w:jc w:val="left"/>
+              <w:rPr>
+                <w:rFonts w:cs=""/>
+                <w:kern w:val="0"/>
+                <w:szCs w:val="22"/>
+                <w:lang w:val="en-US" w:eastAsia="en-US" w:bidi="ar-SA"/>
+              </w:rPr>
+            </w:pPr>
+            <w:r>
+              <w:rPr>
+                <w:rFonts w:cs=""/>
+                <w:b/>
+                <w:kern w:val="0"/>
+                <w:sz w:val="17"/>
+                <w:szCs w:val="22"/>
+                <w:lang w:val="en-US" w:eastAsia="en-US" w:bidi="ar-SA"/>
+              </w:rPr>
+              <w:t>Determination AtualizarFlagsStatus</w:t>
+            </w:r>
+          </w:p>
+        </w:tc>
+        <w:tc>
+          <w:tcPr>
+            <w:tcW w:w="3309" w:type="dxa"/>
+            <w:tcBorders/>
+            <w:vAlign w:val="center"/>
+          </w:tcPr>
+          <w:p>
+            <w:pPr>
+              <w:pStyle w:val="Normal"/>
+              <w:widowControl/>
+              <w:suppressAutoHyphens w:val="true"/>
+              <w:spacing w:lineRule="auto" w:line="240" w:before="0" w:after="0"/>
+              <w:jc w:val="left"/>
+              <w:rPr>
+                <w:rFonts w:cs=""/>
+                <w:kern w:val="0"/>
+                <w:szCs w:val="22"/>
+                <w:lang w:val="en-US" w:eastAsia="en-US" w:bidi="ar-SA"/>
+              </w:rPr>
+            </w:pPr>
+            <w:r>
+              <w:rPr>
+                <w:rFonts w:cs=""/>
+                <w:b/>
+                <w:kern w:val="0"/>
+                <w:sz w:val="17"/>
+                <w:szCs w:val="22"/>
+                <w:lang w:val="en-US" w:eastAsia="en-US" w:bidi="ar-SA"/>
+              </w:rPr>
+              <w:t>Mantém os indicadores de status usados para ocultar as seções Finalização/Cancelamento e escolher a origem (snapshot ou tabelas principais).</w:t>
+            </w:r>
+          </w:p>
+        </w:tc>
+      </w:tr>
+      <w:tr>
+        <w:trPr/>
+        <w:tc>
+          <w:tcPr>
+            <w:tcW w:w="3308" w:type="dxa"/>
+            <w:tcBorders/>
+            <w:vAlign w:val="center"/>
+          </w:tcPr>
+          <w:p>
+            <w:pPr>
+              <w:pStyle w:val="Normal"/>
+              <w:widowControl/>
+              <w:suppressAutoHyphens w:val="true"/>
+              <w:spacing w:lineRule="auto" w:line="240" w:before="0" w:after="0"/>
+              <w:jc w:val="left"/>
+              <w:rPr>
+                <w:rFonts w:cs=""/>
+                <w:kern w:val="0"/>
+                <w:szCs w:val="22"/>
+                <w:lang w:val="en-US" w:eastAsia="en-US" w:bidi="ar-SA"/>
+              </w:rPr>
+            </w:pPr>
+            <w:r>
+              <w:rPr>
+                <w:rFonts w:cs=""/>
+                <w:b/>
+                <w:kern w:val="0"/>
+                <w:sz w:val="17"/>
+                <w:szCs w:val="22"/>
+                <w:lang w:val="en-US" w:eastAsia="en-US" w:bidi="ar-SA"/>
+              </w:rPr>
+              <w:t>Pedidos</w:t>
+            </w:r>
+          </w:p>
+        </w:tc>
+        <w:tc>
+          <w:tcPr>
+            <w:tcW w:w="3309" w:type="dxa"/>
+            <w:tcBorders/>
+            <w:vAlign w:val="center"/>
+          </w:tcPr>
+          <w:p>
+            <w:pPr>
+              <w:pStyle w:val="Normal"/>
+              <w:widowControl/>
+              <w:suppressAutoHyphens w:val="true"/>
+              <w:spacing w:lineRule="auto" w:line="240" w:before="0" w:after="0"/>
+              <w:jc w:val="left"/>
+              <w:rPr>
+                <w:rFonts w:cs=""/>
+                <w:kern w:val="0"/>
+                <w:szCs w:val="22"/>
+                <w:lang w:val="en-US" w:eastAsia="en-US" w:bidi="ar-SA"/>
+              </w:rPr>
+            </w:pPr>
+            <w:r>
+              <w:rPr>
+                <w:rFonts w:cs=""/>
+                <w:b/>
+                <w:kern w:val="0"/>
+                <w:sz w:val="17"/>
+                <w:szCs w:val="22"/>
+                <w:lang w:val="en-US" w:eastAsia="en-US" w:bidi="ar-SA"/>
+              </w:rPr>
+              <w:t>Draft action Activate with additional implementation</w:t>
+            </w:r>
+          </w:p>
+        </w:tc>
+        <w:tc>
+          <w:tcPr>
+            <w:tcW w:w="3309" w:type="dxa"/>
+            <w:tcBorders/>
+            <w:vAlign w:val="center"/>
+          </w:tcPr>
+          <w:p>
+            <w:pPr>
+              <w:pStyle w:val="Normal"/>
+              <w:widowControl/>
+              <w:suppressAutoHyphens w:val="true"/>
+              <w:spacing w:lineRule="auto" w:line="240" w:before="0" w:after="0"/>
+              <w:jc w:val="left"/>
+              <w:rPr>
+                <w:rFonts w:cs=""/>
+                <w:kern w:val="0"/>
+                <w:szCs w:val="22"/>
+                <w:lang w:val="en-US" w:eastAsia="en-US" w:bidi="ar-SA"/>
+              </w:rPr>
+            </w:pPr>
+            <w:r>
+              <w:rPr>
+                <w:rFonts w:cs=""/>
+                <w:b/>
+                <w:kern w:val="0"/>
+                <w:sz w:val="17"/>
+                <w:szCs w:val="22"/>
+                <w:lang w:val="en-US" w:eastAsia="en-US" w:bidi="ar-SA"/>
+              </w:rPr>
+              <w:t>Libera a reserva de itens removidos (remoção pura de item não dispara determination).</w:t>
             </w:r>
           </w:p>
         </w:tc>
@@ -30907,18 +32011,22 @@
         <w:br/>
         <w:t xml:space="preserve">                     DataCancelamento, CanceladoPor,</w:t>
         <w:br/>
-        <w:t xml:space="preserve">                     CreatedBy, CreatedAt, LastChangedBy, LastChangedAt,</w:t>
+        <w:t xml:space="preserve">                     CreatedBy, CreatedAt, LastChangedBy, LastChangedAt, LocalLastChangedAt;</w:t>
         <w:br/>
-        <w:t xml:space="preserve">                     LocalLastChangedAt;</w:t>
+        <w:t xml:space="preserve">  field ( readonly ) PedidoEncerrado, PedidoAtivoSemHistorico,</w:t>
         <w:br/>
-        <w:t xml:space="preserve">  field ( mandatory ) ClienteUUID;</w:t>
+        <w:t xml:space="preserve">                     PedidoNaoFinalizado, PedidoNaoCancelado;</w:t>
+        <w:br/>
+        <w:t xml:space="preserve">  field ( mandatory : create ) ClienteUUID;   // cliente escolhido na criação</w:t>
+        <w:br/>
+        <w:t xml:space="preserve">  field ( readonly : update )  ClienteUUID;   // pedido ABERTO: só os itens mudam</w:t>
         <w:br/>
         <w:br/>
-        <w:t xml:space="preserve">  action ( features : instance ) SimularPagamento</w:t>
+        <w:t xml:space="preserve">  action ( features : instance ) SimularPagamento        // rótulo: Efetuar Pagamento</w:t>
         <w:br/>
         <w:t xml:space="preserve">      parameter ZPC_A_PAGAMENTO_INPUT result [1] $self;</w:t>
         <w:br/>
-        <w:t xml:space="preserve">  action ( features : instance ) AprovarPedido result [1] $self;</w:t>
+        <w:t xml:space="preserve">  action ( features : instance ) AprovarPedido result [1] $self;   // rótulo: Aprovar pedido</w:t>
         <w:br/>
         <w:t xml:space="preserve">  action ( features : instance ) CancelarPedido</w:t>
         <w:br/>
@@ -30947,17 +32055,17 @@
         <w:br/>
         <w:t xml:space="preserve">  determination AtualizarFlagsStatus on modify { create; field StatusPedido; }</w:t>
         <w:br/>
-        <w:t xml:space="preserve">  determination ReservarEstoqueRegistro on modify { create; }  // reserva ao registrar</w:t>
+        <w:t xml:space="preserve">  determination ReservarEstoqueRegistro on modify { create; update; }  // reserva a diferença</w:t>
         <w:br/>
         <w:br/>
         <w:t xml:space="preserve">  validation ValidarCliente on save { create; field ClienteUUID; }</w:t>
         <w:br/>
-        <w:t xml:space="preserve">  validation ValidarRegistro on save { create; }  // endereço, itens, disponibilidade</w:t>
+        <w:t xml:space="preserve">  validation ValidarRegistro on save { create; update; }  // endereço, itens, disponibilidade</w:t>
         <w:br/>
         <w:br/>
-        <w:t xml:space="preserve">  draft action ( features : instance ) Edit;</w:t>
+        <w:t xml:space="preserve">  draft action ( features : instance ) Edit;     // habilitada só em pedido ABERTO</w:t>
         <w:br/>
-        <w:t xml:space="preserve">  draft action Activate;  // não otimizada: dispara ReservarEstoqueRegistro</w:t>
+        <w:t xml:space="preserve">  draft action Activate with additional implementation;  // libera reserva de itens removidos</w:t>
         <w:br/>
         <w:t xml:space="preserve">  draft action Discard;</w:t>
         <w:br/>
@@ -33867,7 +34975,7 @@
                 <w:szCs w:val="22"/>
                 <w:lang w:val="en-US" w:eastAsia="en-US" w:bidi="ar-SA"/>
               </w:rPr>
-              <w:t xml:space="preserve">Pedido só pode ser editado ou excluído no status CRIADO.</w:t>
+              <w:t>Pedido só pode ser editado ou excluído no status ABERTO.</w:t>
             </w:r>
           </w:p>
         </w:tc>
@@ -34606,6 +35714,20 @@
     </w:p>
     <w:p>
       <w:pPr>
+        <w:pStyle w:val="ListBullet"/>
+        <w:numPr>
+          <w:ilvl w:val="0"/>
+          <w:numId w:val="1"/>
+        </w:numPr>
+        <w:rPr/>
+      </w:pPr>
+      <w:r>
+        <w:rPr/>
+        <w:t>Dado um endereço já gravado, quando o usuário tentar alterar o CEP, então o campo deve estar somente leitura (para trocar o CEP, excluir o endereço e cadastrar outro).</w:t>
+      </w:r>
+    </w:p>
+    <w:p>
+      <w:pPr>
         <w:pStyle w:val="Heading2"/>
         <w:rPr/>
       </w:pPr>
@@ -34733,7 +35855,7 @@
       </w:pPr>
       <w:r>
         <w:rPr/>
-        <w:t>Dado um rascunho com cliente ativo, endereço principal e itens com estoque disponível, quando o usuário salvar, então o pedido deve ser registrado como CRIADO e o estoque dos itens reservado.</w:t>
+        <w:t>Dado um rascunho com cliente ativo, endereço principal e itens com estoque disponível, quando o usuário salvar, então o pedido deve ser registrado como ABERTO e o estoque dos itens reservado.</w:t>
       </w:r>
     </w:p>
     <w:p>
@@ -34761,7 +35883,7 @@
       </w:pPr>
       <w:r>
         <w:rPr/>
-        <w:t>Dado um pedido registrado (CRIADO), então ele não oferece Editar nem Excluir; só Simular pagamento e Cancelar.</w:t>
+        <w:t>Dado um pedido registrado (ABERTO), então ele oferece Editar (somente itens), Efetuar Pagamento e Cancelar, mas não Excluir; o cliente é somente leitura.</w:t>
       </w:r>
     </w:p>
     <w:p>
@@ -34775,7 +35897,35 @@
       </w:pPr>
       <w:r>
         <w:rPr/>
-        <w:t>Dado um pedido em CRIADO ou AGUARDANDO_PAGAMENTO, quando o pagamento simulado for aprovado, então StatusPagamento deve ser APROVADO e StatusPedido deve ser AGUARDANDO_APROVACAO.</w:t>
+        <w:t>Dado um pedido ABERTO, quando o usuário editar a quantidade de um item, incluir ou remover um item e salvar, então a reserva de estoque deve refletir apenas a diferença (e a remoção de um item libera a sua reserva).</w:t>
+      </w:r>
+    </w:p>
+    <w:p>
+      <w:pPr>
+        <w:pStyle w:val="ListBullet"/>
+        <w:numPr>
+          <w:ilvl w:val="0"/>
+          <w:numId w:val="1"/>
+        </w:numPr>
+        <w:rPr/>
+      </w:pPr>
+      <w:r>
+        <w:rPr/>
+        <w:t>Dado um pedido FINALIZADO ou CANCELADO, quando abrir a Object Page, então deve ver as seções Dados do Cliente, Dados do Pedido, Itens, Pagamento e Finalização (ou Cancelamento), com cliente e itens lidos dos snapshots; nos demais status as seções Finalização e Cancelamento não aparecem e os dados vêm das tabelas principais.</w:t>
+      </w:r>
+    </w:p>
+    <w:p>
+      <w:pPr>
+        <w:pStyle w:val="ListBullet"/>
+        <w:numPr>
+          <w:ilvl w:val="0"/>
+          <w:numId w:val="1"/>
+        </w:numPr>
+        <w:rPr/>
+      </w:pPr>
+      <w:r>
+        <w:rPr/>
+        <w:t>Dado um pedido ABERTO, quando o pagamento simulado (Efetuar Pagamento) for aprovado, então StatusPagamento deve ser APROVADO e StatusPedido deve ser AGUARDANDO_APROVACAO; se for recusado, o pedido continua ABERTO e uma nova tentativa é permitida.</w:t>
       </w:r>
     </w:p>
     <w:p>
@@ -34831,7 +35981,7 @@
       </w:pPr>
       <w:r>
         <w:rPr/>
-        <w:t>Dado um pedido com pagamento aprovado, quando executar CancelarPedido com motivo, então o sistema deve criar uma solicitação de reembolso PENDENTE e alterar o status para PROCESSAR_REEMBOLSO, mantendo a reserva.</w:t>
+        <w:t>Dado um pedido com pagamento aprovado, quando executar CancelarPedido com motivo, então o sistema deve criar uma solicitação de reembolso PENDENTE e alterar o status para PROCESSANDO_REEMBOLSO, mantendo a reserva.</w:t>
       </w:r>
     </w:p>
     <w:p>
@@ -34869,7 +36019,7 @@
       </w:pPr>
       <w:r>
         <w:rPr/>
-        <w:t>Dada uma solicitação PENDENTE, quando o usuário executar Aprovar reembolso na aplicação Gestão de Reembolsos, então o reembolso deve ficar APROVADO, a reserva ser liberada, os snapshots gerados e o pedido CANCELADO.</w:t>
+        <w:t>Dada uma solicitação PENDENTE, quando o usuário executar Aprovar reembolso na aplicação Gestão de Reembolsos, então o reembolso deve ficar APROVADO, a reserva ser liberada, os snapshots gerados, o pedido CANCELADO e o pagamento DEVOLVIDO.</w:t>
       </w:r>
     </w:p>
     <w:p>
@@ -35160,7 +36310,7 @@
       </w:pPr>
       <w:r>
         <w:rPr/>
-        <w:t>Execução da classe ZCL_PC_SETUP (F9) para criar os intervalos de numeração 01 (pedido) e 02 (SKU), carregar as CodeLists e os dados de demonstração. É pré-requisito para salvar o primeiro pedido ou item: sem os intervalos o Save falha com "Erro ao obter numeração".</w:t>
+        <w:t>Execução da classe ZCL_PC_SETUP (F9) para criar os intervalos de numeração 01 (pedido) e 02 (SKU), carregar as CodeLists e os dados de demonstração. É pré-requisito para salvar o primeiro pedido ou item: sem os intervalos o Save falha com "Erro ao obter numeração". Também migra pedidos do modelo antigo de status (CRIADO/AGUARDANDO_PAGAMENTO/PROCESSANDO_REEMBOLSO) para o atual e recalcula os indicadores de status.</w:t>
       </w:r>
     </w:p>
     <w:p>
@@ -35174,7 +36324,7 @@
       </w:pPr>
       <w:r>
         <w:rPr/>
-        <w:t>Publicação de quatro Service Bindings OData V4 UI independentes (ZUI_PC_CLIENTES_O4, ZUI_PC_ESTOQUE_O4, ZUI_PC_PEDIDOS_COMPRAS_O4 e ZUI_PC_REEMBOLSOS_O4); o ADT só cria bindings V4 manualmente.</w:t>
+        <w:t>Publicação de quatro Service Bindings OData V4 UI independentes (ZUI_PC_CLIENTES_O4, ZUI_PC_ESTOQUE_O4, ZUI_PC_PEDIDOS_COMPRAS_O4 e ZUI_PC_REEMBOLSOS_O4); o ADT só cria bindings V4 manualmente; a camada analítica usa o binding ZUI_PC_ANALITICO_O4 (serviço ZUI_PC_ANALITICO).</w:t>
       </w:r>
     </w:p>
     <w:p>
@@ -35189,6 +36339,20 @@
       <w:r>
         <w:rPr/>
         <w:t>Quatro aplicações Fiori Elements List Report/Object Page (pasta ui5/), publicadas no ABAP Repository com npm run deploy em cada app (BSP ZPC_CLIENTES, ZPC_ESTOQUE, ZPC_PEDIDOS e ZPC_REEMBOLSOS).</w:t>
+      </w:r>
+    </w:p>
+    <w:p>
+      <w:pPr>
+        <w:pStyle w:val="ListBullet"/>
+        <w:numPr>
+          <w:ilvl w:val="0"/>
+          <w:numId w:val="1"/>
+        </w:numPr>
+        <w:rPr/>
+      </w:pPr>
+      <w:r>
+        <w:rPr/>
+        <w:t>Camada analítica: 20 aplicações ALP (ui5/analise-*) e o Painel de Compras (ui5/painel-compras, Overview Page), publicados como BSPs ZPC_ANL_* e ZPC_PAINEL.</w:t>
       </w:r>
     </w:p>
     <w:p>
@@ -40683,6 +41847,1636 @@
         </w:tc>
       </w:tr>
     </w:tbl>
+    <w:p>
+      <w:pPr>
+        <w:pStyle w:val="Normal"/>
+        <w:widowControl/>
+        <w:bidi w:val="0"/>
+        <w:spacing w:lineRule="auto" w:line="276" w:before="0" w:after="200"/>
+        <w:jc w:val="left"/>
+        <w:rPr/>
+      </w:pPr>
+      <w:r>
+        <w:rPr/>
+        <w:t>Versão 2.2 — novo modelo de status do pedido, edição dos itens do pedido aberto, Object Page dinâmica, correção do dump ao alterar o CEP, camada analítica e suíte permanente de testes.</w:t>
+      </w:r>
+    </w:p>
+    <w:tbl>
+      <w:tblPr>
+        <w:tblStyle w:val="Tabelacomgrade"/>
+        <w:tblW w:w="9926" w:type="dxa"/>
+        <w:jc w:val="center"/>
+        <w:tblInd w:w="0" w:type="dxa"/>
+        <w:tblLayout w:type="fixed"/>
+        <w:tblCellMar>
+          <w:top w:w="0" w:type="dxa"/>
+          <w:left w:w="108" w:type="dxa"/>
+          <w:bottom w:w="0" w:type="dxa"/>
+          <w:right w:w="108" w:type="dxa"/>
+        </w:tblCellMar>
+        <w:tblLook w:val="04a0" w:noHBand="0" w:noVBand="1" w:firstColumn="1" w:lastRow="0" w:lastColumn="0" w:firstRow="1"/>
+      </w:tblPr>
+      <w:tblGrid>
+        <w:gridCol w:w="520"/>
+        <w:gridCol w:w="1400"/>
+        <w:gridCol w:w="4000"/>
+        <w:gridCol w:w="4006"/>
+      </w:tblGrid>
+      <w:tr>
+        <w:trPr/>
+        <w:tc>
+          <w:tcPr>
+            <w:tcW w:w="520" w:type="dxa"/>
+            <w:tcBorders/>
+            <w:shd w:color="auto" w:fill="0070F2" w:val="clear"/>
+            <w:vAlign w:val="center"/>
+          </w:tcPr>
+          <w:p>
+            <w:pPr>
+              <w:pStyle w:val="Normal"/>
+              <w:widowControl/>
+              <w:suppressAutoHyphens w:val="true"/>
+              <w:spacing w:lineRule="auto" w:line="240" w:before="0" w:after="0"/>
+              <w:jc w:val="left"/>
+              <w:rPr>
+                <w:rFonts w:cs=""/>
+                <w:kern w:val="0"/>
+                <w:szCs w:val="22"/>
+                <w:lang w:val="en-US" w:eastAsia="en-US" w:bidi="ar-SA"/>
+              </w:rPr>
+            </w:pPr>
+            <w:r>
+              <w:rPr>
+                <w:rFonts w:cs=""/>
+                <w:b/>
+                <w:color w:val="FFFFFF"/>
+                <w:kern w:val="0"/>
+                <w:sz w:val="18"/>
+                <w:szCs w:val="22"/>
+                <w:lang w:val="en-US" w:eastAsia="en-US" w:bidi="ar-SA"/>
+              </w:rPr>
+              <w:t>#</w:t>
+            </w:r>
+          </w:p>
+        </w:tc>
+        <w:tc>
+          <w:tcPr>
+            <w:tcW w:w="1400" w:type="dxa"/>
+            <w:tcBorders/>
+            <w:shd w:color="auto" w:fill="0070F2" w:val="clear"/>
+            <w:vAlign w:val="center"/>
+          </w:tcPr>
+          <w:p>
+            <w:pPr>
+              <w:pStyle w:val="Normal"/>
+              <w:widowControl/>
+              <w:suppressAutoHyphens w:val="true"/>
+              <w:spacing w:lineRule="auto" w:line="240" w:before="0" w:after="0"/>
+              <w:jc w:val="left"/>
+              <w:rPr>
+                <w:rFonts w:cs=""/>
+                <w:kern w:val="0"/>
+                <w:szCs w:val="22"/>
+                <w:lang w:val="en-US" w:eastAsia="en-US" w:bidi="ar-SA"/>
+              </w:rPr>
+            </w:pPr>
+            <w:r>
+              <w:rPr>
+                <w:rFonts w:cs=""/>
+                <w:b/>
+                <w:color w:val="FFFFFF"/>
+                <w:kern w:val="0"/>
+                <w:sz w:val="18"/>
+                <w:szCs w:val="22"/>
+                <w:lang w:val="en-US" w:eastAsia="en-US" w:bidi="ar-SA"/>
+              </w:rPr>
+              <w:t>Seção</w:t>
+            </w:r>
+          </w:p>
+        </w:tc>
+        <w:tc>
+          <w:tcPr>
+            <w:tcW w:w="4000" w:type="dxa"/>
+            <w:tcBorders/>
+            <w:shd w:color="auto" w:fill="0070F2" w:val="clear"/>
+            <w:vAlign w:val="center"/>
+          </w:tcPr>
+          <w:p>
+            <w:pPr>
+              <w:pStyle w:val="Normal"/>
+              <w:widowControl/>
+              <w:suppressAutoHyphens w:val="true"/>
+              <w:spacing w:lineRule="auto" w:line="240" w:before="0" w:after="0"/>
+              <w:jc w:val="left"/>
+              <w:rPr>
+                <w:rFonts w:cs=""/>
+                <w:kern w:val="0"/>
+                <w:szCs w:val="22"/>
+                <w:lang w:val="en-US" w:eastAsia="en-US" w:bidi="ar-SA"/>
+              </w:rPr>
+            </w:pPr>
+            <w:r>
+              <w:rPr>
+                <w:rFonts w:cs=""/>
+                <w:b/>
+                <w:color w:val="FFFFFF"/>
+                <w:kern w:val="0"/>
+                <w:sz w:val="18"/>
+                <w:szCs w:val="22"/>
+                <w:lang w:val="en-US" w:eastAsia="en-US" w:bidi="ar-SA"/>
+              </w:rPr>
+              <w:t>Situação na versão 2.1</w:t>
+            </w:r>
+          </w:p>
+        </w:tc>
+        <w:tc>
+          <w:tcPr>
+            <w:tcW w:w="4006" w:type="dxa"/>
+            <w:tcBorders/>
+            <w:shd w:color="auto" w:fill="0070F2" w:val="clear"/>
+            <w:vAlign w:val="center"/>
+          </w:tcPr>
+          <w:p>
+            <w:pPr>
+              <w:pStyle w:val="Normal"/>
+              <w:widowControl/>
+              <w:suppressAutoHyphens w:val="true"/>
+              <w:spacing w:lineRule="auto" w:line="240" w:before="0" w:after="0"/>
+              <w:jc w:val="left"/>
+              <w:rPr>
+                <w:rFonts w:cs=""/>
+                <w:kern w:val="0"/>
+                <w:szCs w:val="22"/>
+                <w:lang w:val="en-US" w:eastAsia="en-US" w:bidi="ar-SA"/>
+              </w:rPr>
+            </w:pPr>
+            <w:r>
+              <w:rPr>
+                <w:rFonts w:cs=""/>
+                <w:b/>
+                <w:color w:val="FFFFFF"/>
+                <w:kern w:val="0"/>
+                <w:sz w:val="18"/>
+                <w:szCs w:val="22"/>
+                <w:lang w:val="en-US" w:eastAsia="en-US" w:bidi="ar-SA"/>
+              </w:rPr>
+              <w:t>Alteração na versão 2.2</w:t>
+            </w:r>
+          </w:p>
+        </w:tc>
+      </w:tr>
+      <w:tr>
+        <w:trPr/>
+        <w:tc>
+          <w:tcPr>
+            <w:tcW w:w="520" w:type="dxa"/>
+            <w:tcBorders/>
+            <w:vAlign w:val="center"/>
+          </w:tcPr>
+          <w:p>
+            <w:pPr>
+              <w:pStyle w:val="Normal"/>
+              <w:widowControl/>
+              <w:suppressAutoHyphens w:val="true"/>
+              <w:spacing w:lineRule="auto" w:line="240" w:before="0" w:after="0"/>
+              <w:jc w:val="left"/>
+              <w:rPr>
+                <w:rFonts w:cs=""/>
+                <w:kern w:val="0"/>
+                <w:szCs w:val="22"/>
+                <w:lang w:val="en-US" w:eastAsia="en-US" w:bidi="ar-SA"/>
+              </w:rPr>
+            </w:pPr>
+            <w:r>
+              <w:rPr>
+                <w:rFonts w:cs=""/>
+                <w:b/>
+                <w:kern w:val="0"/>
+                <w:sz w:val="17"/>
+                <w:szCs w:val="22"/>
+                <w:lang w:val="en-US" w:eastAsia="en-US" w:bidi="ar-SA"/>
+              </w:rPr>
+              <w:t>1</w:t>
+            </w:r>
+          </w:p>
+        </w:tc>
+        <w:tc>
+          <w:tcPr>
+            <w:tcW w:w="1400" w:type="dxa"/>
+            <w:tcBorders/>
+            <w:vAlign w:val="center"/>
+          </w:tcPr>
+          <w:p>
+            <w:pPr>
+              <w:pStyle w:val="Normal"/>
+              <w:widowControl/>
+              <w:suppressAutoHyphens w:val="true"/>
+              <w:spacing w:lineRule="auto" w:line="240" w:before="0" w:after="0"/>
+              <w:jc w:val="left"/>
+              <w:rPr>
+                <w:rFonts w:cs=""/>
+                <w:kern w:val="0"/>
+                <w:szCs w:val="22"/>
+                <w:lang w:val="en-US" w:eastAsia="en-US" w:bidi="ar-SA"/>
+              </w:rPr>
+            </w:pPr>
+            <w:r>
+              <w:rPr>
+                <w:rFonts w:cs=""/>
+                <w:b/>
+                <w:kern w:val="0"/>
+                <w:sz w:val="17"/>
+                <w:szCs w:val="22"/>
+                <w:lang w:val="en-US" w:eastAsia="en-US" w:bidi="ar-SA"/>
+              </w:rPr>
+              <w:t>2.1, 8.3, 10.4, 11, 16, 18.3</w:t>
+            </w:r>
+          </w:p>
+        </w:tc>
+        <w:tc>
+          <w:tcPr>
+            <w:tcW w:w="4000" w:type="dxa"/>
+            <w:tcBorders/>
+            <w:vAlign w:val="center"/>
+          </w:tcPr>
+          <w:p>
+            <w:pPr>
+              <w:pStyle w:val="Normal"/>
+              <w:widowControl/>
+              <w:suppressAutoHyphens w:val="true"/>
+              <w:spacing w:lineRule="auto" w:line="240" w:before="0" w:after="0"/>
+              <w:jc w:val="left"/>
+              <w:rPr>
+                <w:rFonts w:cs=""/>
+                <w:kern w:val="0"/>
+                <w:szCs w:val="22"/>
+                <w:lang w:val="en-US" w:eastAsia="en-US" w:bidi="ar-SA"/>
+              </w:rPr>
+            </w:pPr>
+            <w:r>
+              <w:rPr>
+                <w:rFonts w:cs=""/>
+                <w:b/>
+                <w:kern w:val="0"/>
+                <w:sz w:val="17"/>
+                <w:szCs w:val="22"/>
+                <w:lang w:val="en-US" w:eastAsia="en-US" w:bidi="ar-SA"/>
+              </w:rPr>
+              <w:t>Status CRIADO, AGUARDANDO_PAGAMENTO, AGUARDANDO_APROVACAO, FINALIZADO, PROCESSAR_REEMBOLSO e CANCELADO.</w:t>
+            </w:r>
+          </w:p>
+        </w:tc>
+        <w:tc>
+          <w:tcPr>
+            <w:tcW w:w="4006" w:type="dxa"/>
+            <w:tcBorders/>
+            <w:vAlign w:val="center"/>
+          </w:tcPr>
+          <w:p>
+            <w:pPr>
+              <w:pStyle w:val="Normal"/>
+              <w:widowControl/>
+              <w:suppressAutoHyphens w:val="true"/>
+              <w:spacing w:lineRule="auto" w:line="240" w:before="0" w:after="0"/>
+              <w:jc w:val="left"/>
+              <w:rPr>
+                <w:rFonts w:cs=""/>
+                <w:kern w:val="0"/>
+                <w:szCs w:val="22"/>
+                <w:lang w:val="en-US" w:eastAsia="en-US" w:bidi="ar-SA"/>
+              </w:rPr>
+            </w:pPr>
+            <w:r>
+              <w:rPr>
+                <w:rFonts w:cs=""/>
+                <w:b/>
+                <w:kern w:val="0"/>
+                <w:sz w:val="17"/>
+                <w:szCs w:val="22"/>
+                <w:lang w:val="en-US" w:eastAsia="en-US" w:bidi="ar-SA"/>
+              </w:rPr>
+              <w:t>Cinco status: ABERTO (renomeia CRIADO), AGUARDANDO_APROVACAO, PROCESSANDO_REEMBOLSO (renomeia PROCESSAR_REEMBOLSO), CANCELADO e FINALIZADO. AGUARDANDO_PAGAMENTO foi removido: pagamento recusado mantém o pedido ABERTO.</w:t>
+            </w:r>
+          </w:p>
+        </w:tc>
+      </w:tr>
+      <w:tr>
+        <w:trPr/>
+        <w:tc>
+          <w:tcPr>
+            <w:tcW w:w="520" w:type="dxa"/>
+            <w:tcBorders/>
+            <w:vAlign w:val="center"/>
+          </w:tcPr>
+          <w:p>
+            <w:pPr>
+              <w:pStyle w:val="Normal"/>
+              <w:widowControl/>
+              <w:suppressAutoHyphens w:val="true"/>
+              <w:spacing w:lineRule="auto" w:line="240" w:before="0" w:after="0"/>
+              <w:jc w:val="left"/>
+              <w:rPr>
+                <w:rFonts w:cs=""/>
+                <w:kern w:val="0"/>
+                <w:szCs w:val="22"/>
+                <w:lang w:val="en-US" w:eastAsia="en-US" w:bidi="ar-SA"/>
+              </w:rPr>
+            </w:pPr>
+            <w:r>
+              <w:rPr>
+                <w:rFonts w:cs=""/>
+                <w:b/>
+                <w:kern w:val="0"/>
+                <w:sz w:val="17"/>
+                <w:szCs w:val="22"/>
+                <w:lang w:val="en-US" w:eastAsia="en-US" w:bidi="ar-SA"/>
+              </w:rPr>
+              <w:t>2</w:t>
+            </w:r>
+          </w:p>
+        </w:tc>
+        <w:tc>
+          <w:tcPr>
+            <w:tcW w:w="1400" w:type="dxa"/>
+            <w:tcBorders/>
+            <w:vAlign w:val="center"/>
+          </w:tcPr>
+          <w:p>
+            <w:pPr>
+              <w:pStyle w:val="Normal"/>
+              <w:widowControl/>
+              <w:suppressAutoHyphens w:val="true"/>
+              <w:spacing w:lineRule="auto" w:line="240" w:before="0" w:after="0"/>
+              <w:jc w:val="left"/>
+              <w:rPr>
+                <w:rFonts w:cs=""/>
+                <w:kern w:val="0"/>
+                <w:szCs w:val="22"/>
+                <w:lang w:val="en-US" w:eastAsia="en-US" w:bidi="ar-SA"/>
+              </w:rPr>
+            </w:pPr>
+            <w:r>
+              <w:rPr>
+                <w:rFonts w:cs=""/>
+                <w:b/>
+                <w:kern w:val="0"/>
+                <w:sz w:val="17"/>
+                <w:szCs w:val="22"/>
+                <w:lang w:val="en-US" w:eastAsia="en-US" w:bidi="ar-SA"/>
+              </w:rPr>
+              <w:t>7.5, 7.7, 12.4, 13</w:t>
+            </w:r>
+          </w:p>
+        </w:tc>
+        <w:tc>
+          <w:tcPr>
+            <w:tcW w:w="4000" w:type="dxa"/>
+            <w:tcBorders/>
+            <w:vAlign w:val="center"/>
+          </w:tcPr>
+          <w:p>
+            <w:pPr>
+              <w:pStyle w:val="Normal"/>
+              <w:widowControl/>
+              <w:suppressAutoHyphens w:val="true"/>
+              <w:spacing w:lineRule="auto" w:line="240" w:before="0" w:after="0"/>
+              <w:jc w:val="left"/>
+              <w:rPr>
+                <w:rFonts w:cs=""/>
+                <w:kern w:val="0"/>
+                <w:szCs w:val="22"/>
+                <w:lang w:val="en-US" w:eastAsia="en-US" w:bidi="ar-SA"/>
+              </w:rPr>
+            </w:pPr>
+            <w:r>
+              <w:rPr>
+                <w:rFonts w:cs=""/>
+                <w:b/>
+                <w:kern w:val="0"/>
+                <w:sz w:val="17"/>
+                <w:szCs w:val="22"/>
+                <w:lang w:val="en-US" w:eastAsia="en-US" w:bidi="ar-SA"/>
+              </w:rPr>
+              <w:t>StatusPagamento: PENDENTE, APROVADO, RECUSADO.</w:t>
+            </w:r>
+          </w:p>
+        </w:tc>
+        <w:tc>
+          <w:tcPr>
+            <w:tcW w:w="4006" w:type="dxa"/>
+            <w:tcBorders/>
+            <w:vAlign w:val="center"/>
+          </w:tcPr>
+          <w:p>
+            <w:pPr>
+              <w:pStyle w:val="Normal"/>
+              <w:widowControl/>
+              <w:suppressAutoHyphens w:val="true"/>
+              <w:spacing w:lineRule="auto" w:line="240" w:before="0" w:after="0"/>
+              <w:jc w:val="left"/>
+              <w:rPr>
+                <w:rFonts w:cs=""/>
+                <w:kern w:val="0"/>
+                <w:szCs w:val="22"/>
+                <w:lang w:val="en-US" w:eastAsia="en-US" w:bidi="ar-SA"/>
+              </w:rPr>
+            </w:pPr>
+            <w:r>
+              <w:rPr>
+                <w:rFonts w:cs=""/>
+                <w:b/>
+                <w:kern w:val="0"/>
+                <w:sz w:val="17"/>
+                <w:szCs w:val="22"/>
+                <w:lang w:val="en-US" w:eastAsia="en-US" w:bidi="ar-SA"/>
+              </w:rPr>
+              <w:t>Novo status DEVOLVIDO, aplicado ao pagamento e ao pedido quando o reembolso é aprovado.</w:t>
+            </w:r>
+          </w:p>
+        </w:tc>
+      </w:tr>
+      <w:tr>
+        <w:trPr/>
+        <w:tc>
+          <w:tcPr>
+            <w:tcW w:w="520" w:type="dxa"/>
+            <w:tcBorders/>
+            <w:vAlign w:val="center"/>
+          </w:tcPr>
+          <w:p>
+            <w:pPr>
+              <w:pStyle w:val="Normal"/>
+              <w:widowControl/>
+              <w:suppressAutoHyphens w:val="true"/>
+              <w:spacing w:lineRule="auto" w:line="240" w:before="0" w:after="0"/>
+              <w:jc w:val="left"/>
+              <w:rPr>
+                <w:rFonts w:cs=""/>
+                <w:kern w:val="0"/>
+                <w:szCs w:val="22"/>
+                <w:lang w:val="en-US" w:eastAsia="en-US" w:bidi="ar-SA"/>
+              </w:rPr>
+            </w:pPr>
+            <w:r>
+              <w:rPr>
+                <w:rFonts w:cs=""/>
+                <w:b/>
+                <w:kern w:val="0"/>
+                <w:sz w:val="17"/>
+                <w:szCs w:val="22"/>
+                <w:lang w:val="en-US" w:eastAsia="en-US" w:bidi="ar-SA"/>
+              </w:rPr>
+              <w:t>3</w:t>
+            </w:r>
+          </w:p>
+        </w:tc>
+        <w:tc>
+          <w:tcPr>
+            <w:tcW w:w="1400" w:type="dxa"/>
+            <w:tcBorders/>
+            <w:vAlign w:val="center"/>
+          </w:tcPr>
+          <w:p>
+            <w:pPr>
+              <w:pStyle w:val="Normal"/>
+              <w:widowControl/>
+              <w:suppressAutoHyphens w:val="true"/>
+              <w:spacing w:lineRule="auto" w:line="240" w:before="0" w:after="0"/>
+              <w:jc w:val="left"/>
+              <w:rPr>
+                <w:rFonts w:cs=""/>
+                <w:kern w:val="0"/>
+                <w:szCs w:val="22"/>
+                <w:lang w:val="en-US" w:eastAsia="en-US" w:bidi="ar-SA"/>
+              </w:rPr>
+            </w:pPr>
+            <w:r>
+              <w:rPr>
+                <w:rFonts w:cs=""/>
+                <w:b/>
+                <w:kern w:val="0"/>
+                <w:sz w:val="17"/>
+                <w:szCs w:val="22"/>
+                <w:lang w:val="en-US" w:eastAsia="en-US" w:bidi="ar-SA"/>
+              </w:rPr>
+              <w:t>8.3, 10.4, 12.7</w:t>
+            </w:r>
+          </w:p>
+        </w:tc>
+        <w:tc>
+          <w:tcPr>
+            <w:tcW w:w="4000" w:type="dxa"/>
+            <w:tcBorders/>
+            <w:vAlign w:val="center"/>
+          </w:tcPr>
+          <w:p>
+            <w:pPr>
+              <w:pStyle w:val="Normal"/>
+              <w:widowControl/>
+              <w:suppressAutoHyphens w:val="true"/>
+              <w:spacing w:lineRule="auto" w:line="240" w:before="0" w:after="0"/>
+              <w:jc w:val="left"/>
+              <w:rPr>
+                <w:rFonts w:cs=""/>
+                <w:kern w:val="0"/>
+                <w:szCs w:val="22"/>
+                <w:lang w:val="en-US" w:eastAsia="en-US" w:bidi="ar-SA"/>
+              </w:rPr>
+            </w:pPr>
+            <w:r>
+              <w:rPr>
+                <w:rFonts w:cs=""/>
+                <w:b/>
+                <w:kern w:val="0"/>
+                <w:sz w:val="17"/>
+                <w:szCs w:val="22"/>
+                <w:lang w:val="en-US" w:eastAsia="en-US" w:bidi="ar-SA"/>
+              </w:rPr>
+              <w:t>Pedido registrado não podia ser editado.</w:t>
+            </w:r>
+          </w:p>
+        </w:tc>
+        <w:tc>
+          <w:tcPr>
+            <w:tcW w:w="4006" w:type="dxa"/>
+            <w:tcBorders/>
+            <w:vAlign w:val="center"/>
+          </w:tcPr>
+          <w:p>
+            <w:pPr>
+              <w:pStyle w:val="Normal"/>
+              <w:widowControl/>
+              <w:suppressAutoHyphens w:val="true"/>
+              <w:spacing w:lineRule="auto" w:line="240" w:before="0" w:after="0"/>
+              <w:jc w:val="left"/>
+              <w:rPr>
+                <w:rFonts w:cs=""/>
+                <w:kern w:val="0"/>
+                <w:szCs w:val="22"/>
+                <w:lang w:val="en-US" w:eastAsia="en-US" w:bidi="ar-SA"/>
+              </w:rPr>
+            </w:pPr>
+            <w:r>
+              <w:rPr>
+                <w:rFonts w:cs=""/>
+                <w:b/>
+                <w:kern w:val="0"/>
+                <w:sz w:val="17"/>
+                <w:szCs w:val="22"/>
+                <w:lang w:val="en-US" w:eastAsia="en-US" w:bidi="ar-SA"/>
+              </w:rPr>
+              <w:t>Pedido ABERTO permite editar só os itens (Edit + Save); ClienteUUID mandatory:create / readonly:update; reserva incremental (ReservarEstoqueRegistro on { create; update; } + Activate com implementação adicional).</w:t>
+            </w:r>
+          </w:p>
+        </w:tc>
+      </w:tr>
+      <w:tr>
+        <w:trPr/>
+        <w:tc>
+          <w:tcPr>
+            <w:tcW w:w="520" w:type="dxa"/>
+            <w:tcBorders/>
+            <w:vAlign w:val="center"/>
+          </w:tcPr>
+          <w:p>
+            <w:pPr>
+              <w:pStyle w:val="Normal"/>
+              <w:widowControl/>
+              <w:suppressAutoHyphens w:val="true"/>
+              <w:spacing w:lineRule="auto" w:line="240" w:before="0" w:after="0"/>
+              <w:jc w:val="left"/>
+              <w:rPr>
+                <w:rFonts w:cs=""/>
+                <w:kern w:val="0"/>
+                <w:szCs w:val="22"/>
+                <w:lang w:val="en-US" w:eastAsia="en-US" w:bidi="ar-SA"/>
+              </w:rPr>
+            </w:pPr>
+            <w:r>
+              <w:rPr>
+                <w:rFonts w:cs=""/>
+                <w:b/>
+                <w:kern w:val="0"/>
+                <w:sz w:val="17"/>
+                <w:szCs w:val="22"/>
+                <w:lang w:val="en-US" w:eastAsia="en-US" w:bidi="ar-SA"/>
+              </w:rPr>
+              <w:t>4</w:t>
+            </w:r>
+          </w:p>
+        </w:tc>
+        <w:tc>
+          <w:tcPr>
+            <w:tcW w:w="1400" w:type="dxa"/>
+            <w:tcBorders/>
+            <w:vAlign w:val="center"/>
+          </w:tcPr>
+          <w:p>
+            <w:pPr>
+              <w:pStyle w:val="Normal"/>
+              <w:widowControl/>
+              <w:suppressAutoHyphens w:val="true"/>
+              <w:spacing w:lineRule="auto" w:line="240" w:before="0" w:after="0"/>
+              <w:jc w:val="left"/>
+              <w:rPr>
+                <w:rFonts w:cs=""/>
+                <w:kern w:val="0"/>
+                <w:szCs w:val="22"/>
+                <w:lang w:val="en-US" w:eastAsia="en-US" w:bidi="ar-SA"/>
+              </w:rPr>
+            </w:pPr>
+            <w:r>
+              <w:rPr>
+                <w:rFonts w:cs=""/>
+                <w:b/>
+                <w:kern w:val="0"/>
+                <w:sz w:val="17"/>
+                <w:szCs w:val="22"/>
+                <w:lang w:val="en-US" w:eastAsia="en-US" w:bidi="ar-SA"/>
+              </w:rPr>
+              <w:t>15.4, 7.5</w:t>
+            </w:r>
+          </w:p>
+        </w:tc>
+        <w:tc>
+          <w:tcPr>
+            <w:tcW w:w="4000" w:type="dxa"/>
+            <w:tcBorders/>
+            <w:vAlign w:val="center"/>
+          </w:tcPr>
+          <w:p>
+            <w:pPr>
+              <w:pStyle w:val="Normal"/>
+              <w:widowControl/>
+              <w:suppressAutoHyphens w:val="true"/>
+              <w:spacing w:lineRule="auto" w:line="240" w:before="0" w:after="0"/>
+              <w:jc w:val="left"/>
+              <w:rPr>
+                <w:rFonts w:cs=""/>
+                <w:kern w:val="0"/>
+                <w:szCs w:val="22"/>
+                <w:lang w:val="en-US" w:eastAsia="en-US" w:bidi="ar-SA"/>
+              </w:rPr>
+            </w:pPr>
+            <w:r>
+              <w:rPr>
+                <w:rFonts w:cs=""/>
+                <w:b/>
+                <w:kern w:val="0"/>
+                <w:sz w:val="17"/>
+                <w:szCs w:val="22"/>
+                <w:lang w:val="en-US" w:eastAsia="en-US" w:bidi="ar-SA"/>
+              </w:rPr>
+              <w:t>Object Page com seções estáticas (Dados administrativos, Histórico - cliente, Histórico - itens).</w:t>
+            </w:r>
+          </w:p>
+        </w:tc>
+        <w:tc>
+          <w:tcPr>
+            <w:tcW w:w="4006" w:type="dxa"/>
+            <w:tcBorders/>
+            <w:vAlign w:val="center"/>
+          </w:tcPr>
+          <w:p>
+            <w:pPr>
+              <w:pStyle w:val="Normal"/>
+              <w:widowControl/>
+              <w:suppressAutoHyphens w:val="true"/>
+              <w:spacing w:lineRule="auto" w:line="240" w:before="0" w:after="0"/>
+              <w:jc w:val="left"/>
+              <w:rPr>
+                <w:rFonts w:cs=""/>
+                <w:kern w:val="0"/>
+                <w:szCs w:val="22"/>
+                <w:lang w:val="en-US" w:eastAsia="en-US" w:bidi="ar-SA"/>
+              </w:rPr>
+            </w:pPr>
+            <w:r>
+              <w:rPr>
+                <w:rFonts w:cs=""/>
+                <w:b/>
+                <w:kern w:val="0"/>
+                <w:sz w:val="17"/>
+                <w:szCs w:val="22"/>
+                <w:lang w:val="en-US" w:eastAsia="en-US" w:bidi="ar-SA"/>
+              </w:rPr>
+              <w:t>Seções dinâmicas: Dados do Cliente, Dados do Pedido (com os campos administrativos), Itens, Pagamento, Finalização/Cancelamento; origem dos dados (snapshot ou tabelas principais) conforme o status; indicadores persistidos mantidos por AtualizarFlagsStatus e hidden: #(Campo).</w:t>
+            </w:r>
+          </w:p>
+        </w:tc>
+      </w:tr>
+      <w:tr>
+        <w:trPr/>
+        <w:tc>
+          <w:tcPr>
+            <w:tcW w:w="520" w:type="dxa"/>
+            <w:tcBorders/>
+            <w:vAlign w:val="center"/>
+          </w:tcPr>
+          <w:p>
+            <w:pPr>
+              <w:pStyle w:val="Normal"/>
+              <w:widowControl/>
+              <w:suppressAutoHyphens w:val="true"/>
+              <w:spacing w:lineRule="auto" w:line="240" w:before="0" w:after="0"/>
+              <w:jc w:val="left"/>
+              <w:rPr>
+                <w:rFonts w:cs=""/>
+                <w:kern w:val="0"/>
+                <w:szCs w:val="22"/>
+                <w:lang w:val="en-US" w:eastAsia="en-US" w:bidi="ar-SA"/>
+              </w:rPr>
+            </w:pPr>
+            <w:r>
+              <w:rPr>
+                <w:rFonts w:cs=""/>
+                <w:b/>
+                <w:kern w:val="0"/>
+                <w:sz w:val="17"/>
+                <w:szCs w:val="22"/>
+                <w:lang w:val="en-US" w:eastAsia="en-US" w:bidi="ar-SA"/>
+              </w:rPr>
+              <w:t>5</w:t>
+            </w:r>
+          </w:p>
+        </w:tc>
+        <w:tc>
+          <w:tcPr>
+            <w:tcW w:w="1400" w:type="dxa"/>
+            <w:tcBorders/>
+            <w:vAlign w:val="center"/>
+          </w:tcPr>
+          <w:p>
+            <w:pPr>
+              <w:pStyle w:val="Normal"/>
+              <w:widowControl/>
+              <w:suppressAutoHyphens w:val="true"/>
+              <w:spacing w:lineRule="auto" w:line="240" w:before="0" w:after="0"/>
+              <w:jc w:val="left"/>
+              <w:rPr>
+                <w:rFonts w:cs=""/>
+                <w:kern w:val="0"/>
+                <w:szCs w:val="22"/>
+                <w:lang w:val="en-US" w:eastAsia="en-US" w:bidi="ar-SA"/>
+              </w:rPr>
+            </w:pPr>
+            <w:r>
+              <w:rPr>
+                <w:rFonts w:cs=""/>
+                <w:b/>
+                <w:kern w:val="0"/>
+                <w:sz w:val="17"/>
+                <w:szCs w:val="22"/>
+                <w:lang w:val="en-US" w:eastAsia="en-US" w:bidi="ar-SA"/>
+              </w:rPr>
+              <w:t>5, 15.2, 16, 18</w:t>
+            </w:r>
+          </w:p>
+        </w:tc>
+        <w:tc>
+          <w:tcPr>
+            <w:tcW w:w="4000" w:type="dxa"/>
+            <w:tcBorders/>
+            <w:vAlign w:val="center"/>
+          </w:tcPr>
+          <w:p>
+            <w:pPr>
+              <w:pStyle w:val="Normal"/>
+              <w:widowControl/>
+              <w:suppressAutoHyphens w:val="true"/>
+              <w:spacing w:lineRule="auto" w:line="240" w:before="0" w:after="0"/>
+              <w:jc w:val="left"/>
+              <w:rPr>
+                <w:rFonts w:cs=""/>
+                <w:kern w:val="0"/>
+                <w:szCs w:val="22"/>
+                <w:lang w:val="en-US" w:eastAsia="en-US" w:bidi="ar-SA"/>
+              </w:rPr>
+            </w:pPr>
+            <w:r>
+              <w:rPr>
+                <w:rFonts w:cs=""/>
+                <w:b/>
+                <w:kern w:val="0"/>
+                <w:sz w:val="17"/>
+                <w:szCs w:val="22"/>
+                <w:lang w:val="en-US" w:eastAsia="en-US" w:bidi="ar-SA"/>
+              </w:rPr>
+              <w:t>Ações Simular Pagamento e Aprovar / finalizar.</w:t>
+            </w:r>
+          </w:p>
+        </w:tc>
+        <w:tc>
+          <w:tcPr>
+            <w:tcW w:w="4006" w:type="dxa"/>
+            <w:tcBorders/>
+            <w:vAlign w:val="center"/>
+          </w:tcPr>
+          <w:p>
+            <w:pPr>
+              <w:pStyle w:val="Normal"/>
+              <w:widowControl/>
+              <w:suppressAutoHyphens w:val="true"/>
+              <w:spacing w:lineRule="auto" w:line="240" w:before="0" w:after="0"/>
+              <w:jc w:val="left"/>
+              <w:rPr>
+                <w:rFonts w:cs=""/>
+                <w:kern w:val="0"/>
+                <w:szCs w:val="22"/>
+                <w:lang w:val="en-US" w:eastAsia="en-US" w:bidi="ar-SA"/>
+              </w:rPr>
+            </w:pPr>
+            <w:r>
+              <w:rPr>
+                <w:rFonts w:cs=""/>
+                <w:b/>
+                <w:kern w:val="0"/>
+                <w:sz w:val="17"/>
+                <w:szCs w:val="22"/>
+                <w:lang w:val="en-US" w:eastAsia="en-US" w:bidi="ar-SA"/>
+              </w:rPr>
+              <w:t>Rótulos Efetuar Pagamento e Aprovar pedido (nomes técnicos SimularPagamento e AprovarPedido mantidos).</w:t>
+            </w:r>
+          </w:p>
+        </w:tc>
+      </w:tr>
+      <w:tr>
+        <w:trPr/>
+        <w:tc>
+          <w:tcPr>
+            <w:tcW w:w="520" w:type="dxa"/>
+            <w:tcBorders/>
+            <w:vAlign w:val="center"/>
+          </w:tcPr>
+          <w:p>
+            <w:pPr>
+              <w:pStyle w:val="Normal"/>
+              <w:widowControl/>
+              <w:suppressAutoHyphens w:val="true"/>
+              <w:spacing w:lineRule="auto" w:line="240" w:before="0" w:after="0"/>
+              <w:jc w:val="left"/>
+              <w:rPr>
+                <w:rFonts w:cs=""/>
+                <w:kern w:val="0"/>
+                <w:szCs w:val="22"/>
+                <w:lang w:val="en-US" w:eastAsia="en-US" w:bidi="ar-SA"/>
+              </w:rPr>
+            </w:pPr>
+            <w:r>
+              <w:rPr>
+                <w:rFonts w:cs=""/>
+                <w:b/>
+                <w:kern w:val="0"/>
+                <w:sz w:val="17"/>
+                <w:szCs w:val="22"/>
+                <w:lang w:val="en-US" w:eastAsia="en-US" w:bidi="ar-SA"/>
+              </w:rPr>
+              <w:t>6</w:t>
+            </w:r>
+          </w:p>
+        </w:tc>
+        <w:tc>
+          <w:tcPr>
+            <w:tcW w:w="1400" w:type="dxa"/>
+            <w:tcBorders/>
+            <w:vAlign w:val="center"/>
+          </w:tcPr>
+          <w:p>
+            <w:pPr>
+              <w:pStyle w:val="Normal"/>
+              <w:widowControl/>
+              <w:suppressAutoHyphens w:val="true"/>
+              <w:spacing w:lineRule="auto" w:line="240" w:before="0" w:after="0"/>
+              <w:jc w:val="left"/>
+              <w:rPr>
+                <w:rFonts w:cs=""/>
+                <w:kern w:val="0"/>
+                <w:szCs w:val="22"/>
+                <w:lang w:val="en-US" w:eastAsia="en-US" w:bidi="ar-SA"/>
+              </w:rPr>
+            </w:pPr>
+            <w:r>
+              <w:rPr>
+                <w:rFonts w:cs=""/>
+                <w:b/>
+                <w:kern w:val="0"/>
+                <w:sz w:val="17"/>
+                <w:szCs w:val="22"/>
+                <w:lang w:val="en-US" w:eastAsia="en-US" w:bidi="ar-SA"/>
+              </w:rPr>
+              <w:t>7.3, 8.1, 10.2, 16</w:t>
+            </w:r>
+          </w:p>
+        </w:tc>
+        <w:tc>
+          <w:tcPr>
+            <w:tcW w:w="4000" w:type="dxa"/>
+            <w:tcBorders/>
+            <w:vAlign w:val="center"/>
+          </w:tcPr>
+          <w:p>
+            <w:pPr>
+              <w:pStyle w:val="Normal"/>
+              <w:widowControl/>
+              <w:suppressAutoHyphens w:val="true"/>
+              <w:spacing w:lineRule="auto" w:line="240" w:before="0" w:after="0"/>
+              <w:jc w:val="left"/>
+              <w:rPr>
+                <w:rFonts w:cs=""/>
+                <w:kern w:val="0"/>
+                <w:szCs w:val="22"/>
+                <w:lang w:val="en-US" w:eastAsia="en-US" w:bidi="ar-SA"/>
+              </w:rPr>
+            </w:pPr>
+            <w:r>
+              <w:rPr>
+                <w:rFonts w:cs=""/>
+                <w:b/>
+                <w:kern w:val="0"/>
+                <w:sz w:val="17"/>
+                <w:szCs w:val="22"/>
+                <w:lang w:val="en-US" w:eastAsia="en-US" w:bidi="ar-SA"/>
+              </w:rPr>
+              <w:t>CEP editável em endereço gravado; a alteração gerava RAISE_SHORTDUMP (UPDATE com sy-subrc 4 em ZTA_PC_ENDERECO, pois o CEP é chave da tabela mas não da entidade).</w:t>
+            </w:r>
+          </w:p>
+        </w:tc>
+        <w:tc>
+          <w:tcPr>
+            <w:tcW w:w="4006" w:type="dxa"/>
+            <w:tcBorders/>
+            <w:vAlign w:val="center"/>
+          </w:tcPr>
+          <w:p>
+            <w:pPr>
+              <w:pStyle w:val="Normal"/>
+              <w:widowControl/>
+              <w:suppressAutoHyphens w:val="true"/>
+              <w:spacing w:lineRule="auto" w:line="240" w:before="0" w:after="0"/>
+              <w:jc w:val="left"/>
+              <w:rPr>
+                <w:rFonts w:cs=""/>
+                <w:kern w:val="0"/>
+                <w:szCs w:val="22"/>
+                <w:lang w:val="en-US" w:eastAsia="en-US" w:bidi="ar-SA"/>
+              </w:rPr>
+            </w:pPr>
+            <w:r>
+              <w:rPr>
+                <w:rFonts w:cs=""/>
+                <w:b/>
+                <w:kern w:val="0"/>
+                <w:sz w:val="17"/>
+                <w:szCs w:val="22"/>
+                <w:lang w:val="en-US" w:eastAsia="en-US" w:bidi="ar-SA"/>
+              </w:rPr>
+              <w:t>CEP somente leitura depois que o endereço é gravado (field ( features : instance ) Cep). Para trocar, excluir o endereço e cadastrar outro.</w:t>
+            </w:r>
+          </w:p>
+        </w:tc>
+      </w:tr>
+      <w:tr>
+        <w:trPr/>
+        <w:tc>
+          <w:tcPr>
+            <w:tcW w:w="520" w:type="dxa"/>
+            <w:tcBorders/>
+            <w:vAlign w:val="center"/>
+          </w:tcPr>
+          <w:p>
+            <w:pPr>
+              <w:pStyle w:val="Normal"/>
+              <w:widowControl/>
+              <w:suppressAutoHyphens w:val="true"/>
+              <w:spacing w:lineRule="auto" w:line="240" w:before="0" w:after="0"/>
+              <w:jc w:val="left"/>
+              <w:rPr>
+                <w:rFonts w:cs=""/>
+                <w:kern w:val="0"/>
+                <w:szCs w:val="22"/>
+                <w:lang w:val="en-US" w:eastAsia="en-US" w:bidi="ar-SA"/>
+              </w:rPr>
+            </w:pPr>
+            <w:r>
+              <w:rPr>
+                <w:rFonts w:cs=""/>
+                <w:b/>
+                <w:kern w:val="0"/>
+                <w:sz w:val="17"/>
+                <w:szCs w:val="22"/>
+                <w:lang w:val="en-US" w:eastAsia="en-US" w:bidi="ar-SA"/>
+              </w:rPr>
+              <w:t>7</w:t>
+            </w:r>
+          </w:p>
+        </w:tc>
+        <w:tc>
+          <w:tcPr>
+            <w:tcW w:w="1400" w:type="dxa"/>
+            <w:tcBorders/>
+            <w:vAlign w:val="center"/>
+          </w:tcPr>
+          <w:p>
+            <w:pPr>
+              <w:pStyle w:val="Normal"/>
+              <w:widowControl/>
+              <w:suppressAutoHyphens w:val="true"/>
+              <w:spacing w:lineRule="auto" w:line="240" w:before="0" w:after="0"/>
+              <w:jc w:val="left"/>
+              <w:rPr>
+                <w:rFonts w:cs=""/>
+                <w:kern w:val="0"/>
+                <w:szCs w:val="22"/>
+                <w:lang w:val="en-US" w:eastAsia="en-US" w:bidi="ar-SA"/>
+              </w:rPr>
+            </w:pPr>
+            <w:r>
+              <w:rPr>
+                <w:rFonts w:cs=""/>
+                <w:b/>
+                <w:kern w:val="0"/>
+                <w:sz w:val="17"/>
+                <w:szCs w:val="22"/>
+                <w:lang w:val="en-US" w:eastAsia="en-US" w:bidi="ar-SA"/>
+              </w:rPr>
+              <w:t>20</w:t>
+            </w:r>
+          </w:p>
+        </w:tc>
+        <w:tc>
+          <w:tcPr>
+            <w:tcW w:w="4000" w:type="dxa"/>
+            <w:tcBorders/>
+            <w:vAlign w:val="center"/>
+          </w:tcPr>
+          <w:p>
+            <w:pPr>
+              <w:pStyle w:val="Normal"/>
+              <w:widowControl/>
+              <w:suppressAutoHyphens w:val="true"/>
+              <w:spacing w:lineRule="auto" w:line="240" w:before="0" w:after="0"/>
+              <w:jc w:val="left"/>
+              <w:rPr>
+                <w:rFonts w:cs=""/>
+                <w:kern w:val="0"/>
+                <w:szCs w:val="22"/>
+                <w:lang w:val="en-US" w:eastAsia="en-US" w:bidi="ar-SA"/>
+              </w:rPr>
+            </w:pPr>
+            <w:r>
+              <w:rPr>
+                <w:rFonts w:cs=""/>
+                <w:b/>
+                <w:kern w:val="0"/>
+                <w:sz w:val="17"/>
+                <w:szCs w:val="22"/>
+                <w:lang w:val="en-US" w:eastAsia="en-US" w:bidi="ar-SA"/>
+              </w:rPr>
+              <w:t>Pedidos existentes no modelo antigo de status.</w:t>
+            </w:r>
+          </w:p>
+        </w:tc>
+        <w:tc>
+          <w:tcPr>
+            <w:tcW w:w="4006" w:type="dxa"/>
+            <w:tcBorders/>
+            <w:vAlign w:val="center"/>
+          </w:tcPr>
+          <w:p>
+            <w:pPr>
+              <w:pStyle w:val="Normal"/>
+              <w:widowControl/>
+              <w:suppressAutoHyphens w:val="true"/>
+              <w:spacing w:lineRule="auto" w:line="240" w:before="0" w:after="0"/>
+              <w:jc w:val="left"/>
+              <w:rPr>
+                <w:rFonts w:cs=""/>
+                <w:kern w:val="0"/>
+                <w:szCs w:val="22"/>
+                <w:lang w:val="en-US" w:eastAsia="en-US" w:bidi="ar-SA"/>
+              </w:rPr>
+            </w:pPr>
+            <w:r>
+              <w:rPr>
+                <w:rFonts w:cs=""/>
+                <w:b/>
+                <w:kern w:val="0"/>
+                <w:sz w:val="17"/>
+                <w:szCs w:val="22"/>
+                <w:lang w:val="en-US" w:eastAsia="en-US" w:bidi="ar-SA"/>
+              </w:rPr>
+              <w:t>ZCL_PC_SETUP migra CRIADO/AGUARDANDO_PAGAMENTO para ABERTO e PROCESSAR_REEMBOLSO para PROCESSANDO_REEMBOLSO, e recalcula os indicadores.</w:t>
+            </w:r>
+          </w:p>
+        </w:tc>
+      </w:tr>
+      <w:tr>
+        <w:trPr/>
+        <w:tc>
+          <w:tcPr>
+            <w:tcW w:w="520" w:type="dxa"/>
+            <w:tcBorders/>
+            <w:vAlign w:val="center"/>
+          </w:tcPr>
+          <w:p>
+            <w:pPr>
+              <w:pStyle w:val="Normal"/>
+              <w:widowControl/>
+              <w:suppressAutoHyphens w:val="true"/>
+              <w:spacing w:lineRule="auto" w:line="240" w:before="0" w:after="0"/>
+              <w:jc w:val="left"/>
+              <w:rPr>
+                <w:rFonts w:cs=""/>
+                <w:kern w:val="0"/>
+                <w:szCs w:val="22"/>
+                <w:lang w:val="en-US" w:eastAsia="en-US" w:bidi="ar-SA"/>
+              </w:rPr>
+            </w:pPr>
+            <w:r>
+              <w:rPr>
+                <w:rFonts w:cs=""/>
+                <w:b/>
+                <w:kern w:val="0"/>
+                <w:sz w:val="17"/>
+                <w:szCs w:val="22"/>
+                <w:lang w:val="en-US" w:eastAsia="en-US" w:bidi="ar-SA"/>
+              </w:rPr>
+              <w:t>8</w:t>
+            </w:r>
+          </w:p>
+        </w:tc>
+        <w:tc>
+          <w:tcPr>
+            <w:tcW w:w="1400" w:type="dxa"/>
+            <w:tcBorders/>
+            <w:vAlign w:val="center"/>
+          </w:tcPr>
+          <w:p>
+            <w:pPr>
+              <w:pStyle w:val="Normal"/>
+              <w:widowControl/>
+              <w:suppressAutoHyphens w:val="true"/>
+              <w:spacing w:lineRule="auto" w:line="240" w:before="0" w:after="0"/>
+              <w:jc w:val="left"/>
+              <w:rPr>
+                <w:rFonts w:cs=""/>
+                <w:kern w:val="0"/>
+                <w:szCs w:val="22"/>
+                <w:lang w:val="en-US" w:eastAsia="en-US" w:bidi="ar-SA"/>
+              </w:rPr>
+            </w:pPr>
+            <w:r>
+              <w:rPr>
+                <w:rFonts w:cs=""/>
+                <w:b/>
+                <w:kern w:val="0"/>
+                <w:sz w:val="17"/>
+                <w:szCs w:val="22"/>
+                <w:lang w:val="en-US" w:eastAsia="en-US" w:bidi="ar-SA"/>
+              </w:rPr>
+              <w:t>2.1, 20, 24</w:t>
+            </w:r>
+          </w:p>
+        </w:tc>
+        <w:tc>
+          <w:tcPr>
+            <w:tcW w:w="4000" w:type="dxa"/>
+            <w:tcBorders/>
+            <w:vAlign w:val="center"/>
+          </w:tcPr>
+          <w:p>
+            <w:pPr>
+              <w:pStyle w:val="Normal"/>
+              <w:widowControl/>
+              <w:suppressAutoHyphens w:val="true"/>
+              <w:spacing w:lineRule="auto" w:line="240" w:before="0" w:after="0"/>
+              <w:jc w:val="left"/>
+              <w:rPr>
+                <w:rFonts w:cs=""/>
+                <w:kern w:val="0"/>
+                <w:szCs w:val="22"/>
+                <w:lang w:val="en-US" w:eastAsia="en-US" w:bidi="ar-SA"/>
+              </w:rPr>
+            </w:pPr>
+            <w:r>
+              <w:rPr>
+                <w:rFonts w:cs=""/>
+                <w:b/>
+                <w:kern w:val="0"/>
+                <w:sz w:val="17"/>
+                <w:szCs w:val="22"/>
+                <w:lang w:val="en-US" w:eastAsia="en-US" w:bidi="ar-SA"/>
+              </w:rPr>
+              <w:t>Sem camada analítica.</w:t>
+            </w:r>
+          </w:p>
+        </w:tc>
+        <w:tc>
+          <w:tcPr>
+            <w:tcW w:w="4006" w:type="dxa"/>
+            <w:tcBorders/>
+            <w:vAlign w:val="center"/>
+          </w:tcPr>
+          <w:p>
+            <w:pPr>
+              <w:pStyle w:val="Normal"/>
+              <w:widowControl/>
+              <w:suppressAutoHyphens w:val="true"/>
+              <w:spacing w:lineRule="auto" w:line="240" w:before="0" w:after="0"/>
+              <w:jc w:val="left"/>
+              <w:rPr>
+                <w:rFonts w:cs=""/>
+                <w:kern w:val="0"/>
+                <w:szCs w:val="22"/>
+                <w:lang w:val="en-US" w:eastAsia="en-US" w:bidi="ar-SA"/>
+              </w:rPr>
+            </w:pPr>
+            <w:r>
+              <w:rPr>
+                <w:rFonts w:cs=""/>
+                <w:b/>
+                <w:kern w:val="0"/>
+                <w:sz w:val="17"/>
+                <w:szCs w:val="22"/>
+                <w:lang w:val="en-US" w:eastAsia="en-US" w:bidi="ar-SA"/>
+              </w:rPr>
+              <w:t>Cubos ZI_PC_*_CUBE, consultas ZC_PC_*_ANALISE, serviço ZUI_PC_ANALITICO, 20 ALPs e o Painel de Compras (OVP).</w:t>
+            </w:r>
+          </w:p>
+        </w:tc>
+      </w:tr>
+      <w:tr>
+        <w:trPr/>
+        <w:tc>
+          <w:tcPr>
+            <w:tcW w:w="520" w:type="dxa"/>
+            <w:tcBorders/>
+            <w:vAlign w:val="center"/>
+          </w:tcPr>
+          <w:p>
+            <w:pPr>
+              <w:pStyle w:val="Normal"/>
+              <w:widowControl/>
+              <w:suppressAutoHyphens w:val="true"/>
+              <w:spacing w:lineRule="auto" w:line="240" w:before="0" w:after="0"/>
+              <w:jc w:val="left"/>
+              <w:rPr>
+                <w:rFonts w:cs=""/>
+                <w:kern w:val="0"/>
+                <w:szCs w:val="22"/>
+                <w:lang w:val="en-US" w:eastAsia="en-US" w:bidi="ar-SA"/>
+              </w:rPr>
+            </w:pPr>
+            <w:r>
+              <w:rPr>
+                <w:rFonts w:cs=""/>
+                <w:b/>
+                <w:kern w:val="0"/>
+                <w:sz w:val="17"/>
+                <w:szCs w:val="22"/>
+                <w:lang w:val="en-US" w:eastAsia="en-US" w:bidi="ar-SA"/>
+              </w:rPr>
+              <w:t>9</w:t>
+            </w:r>
+          </w:p>
+        </w:tc>
+        <w:tc>
+          <w:tcPr>
+            <w:tcW w:w="1400" w:type="dxa"/>
+            <w:tcBorders/>
+            <w:vAlign w:val="center"/>
+          </w:tcPr>
+          <w:p>
+            <w:pPr>
+              <w:pStyle w:val="Normal"/>
+              <w:widowControl/>
+              <w:suppressAutoHyphens w:val="true"/>
+              <w:spacing w:lineRule="auto" w:line="240" w:before="0" w:after="0"/>
+              <w:jc w:val="left"/>
+              <w:rPr>
+                <w:rFonts w:cs=""/>
+                <w:kern w:val="0"/>
+                <w:szCs w:val="22"/>
+                <w:lang w:val="en-US" w:eastAsia="en-US" w:bidi="ar-SA"/>
+              </w:rPr>
+            </w:pPr>
+            <w:r>
+              <w:rPr>
+                <w:rFonts w:cs=""/>
+                <w:b/>
+                <w:kern w:val="0"/>
+                <w:sz w:val="17"/>
+                <w:szCs w:val="22"/>
+                <w:lang w:val="en-US" w:eastAsia="en-US" w:bidi="ar-SA"/>
+              </w:rPr>
+              <w:t>2.2, 25</w:t>
+            </w:r>
+          </w:p>
+        </w:tc>
+        <w:tc>
+          <w:tcPr>
+            <w:tcW w:w="4000" w:type="dxa"/>
+            <w:tcBorders/>
+            <w:vAlign w:val="center"/>
+          </w:tcPr>
+          <w:p>
+            <w:pPr>
+              <w:pStyle w:val="Normal"/>
+              <w:widowControl/>
+              <w:suppressAutoHyphens w:val="true"/>
+              <w:spacing w:lineRule="auto" w:line="240" w:before="0" w:after="0"/>
+              <w:jc w:val="left"/>
+              <w:rPr>
+                <w:rFonts w:cs=""/>
+                <w:kern w:val="0"/>
+                <w:szCs w:val="22"/>
+                <w:lang w:val="en-US" w:eastAsia="en-US" w:bidi="ar-SA"/>
+              </w:rPr>
+            </w:pPr>
+            <w:r>
+              <w:rPr>
+                <w:rFonts w:cs=""/>
+                <w:b/>
+                <w:kern w:val="0"/>
+                <w:sz w:val="17"/>
+                <w:szCs w:val="22"/>
+                <w:lang w:val="en-US" w:eastAsia="en-US" w:bidi="ar-SA"/>
+              </w:rPr>
+              <w:t>Testes automatizados fora do escopo; classes de teste temporárias.</w:t>
+            </w:r>
+          </w:p>
+        </w:tc>
+        <w:tc>
+          <w:tcPr>
+            <w:tcW w:w="4006" w:type="dxa"/>
+            <w:tcBorders/>
+            <w:vAlign w:val="center"/>
+          </w:tcPr>
+          <w:p>
+            <w:pPr>
+              <w:pStyle w:val="Normal"/>
+              <w:widowControl/>
+              <w:suppressAutoHyphens w:val="true"/>
+              <w:spacing w:lineRule="auto" w:line="240" w:before="0" w:after="0"/>
+              <w:jc w:val="left"/>
+              <w:rPr>
+                <w:rFonts w:cs=""/>
+                <w:kern w:val="0"/>
+                <w:szCs w:val="22"/>
+                <w:lang w:val="en-US" w:eastAsia="en-US" w:bidi="ar-SA"/>
+              </w:rPr>
+            </w:pPr>
+            <w:r>
+              <w:rPr>
+                <w:rFonts w:cs=""/>
+                <w:b/>
+                <w:kern w:val="0"/>
+                <w:sz w:val="17"/>
+                <w:szCs w:val="22"/>
+                <w:lang w:val="en-US" w:eastAsia="en-US" w:bidi="ar-SA"/>
+              </w:rPr>
+              <w:t>Suíte ABAP Unit permanente (50 testes em ZCL_PC_UTIL), mantida no SAP e no repositório e ajustada junto com as funcionalidades.</w:t>
+            </w:r>
+          </w:p>
+        </w:tc>
+      </w:tr>
+    </w:tbl>
+    <w:p>
+      <w:pPr>
+        <w:pStyle w:val="Heading1"/>
+        <w:rPr/>
+      </w:pPr>
+      <w:r>
+        <w:rPr/>
+        <w:t>24. Camada Analítica (ALP e Overview Page)</w:t>
+      </w:r>
+    </w:p>
+    <w:p>
+      <w:pPr>
+        <w:pStyle w:val="Normal"/>
+        <w:rPr/>
+      </w:pPr>
+      <w:r>
+        <w:rPr/>
+        <w:t>A camada analítica é somente leitura e independente dos aplicativos de gestão. Cada domínio tem um cubo de análise (ZI_PC_*_CUBE) e uma consulta (ZC_PC_*_ANALISE) com @Aggregation.default nas medidas e @OData.applySupportedForAggregation: #FULL, o que permite ao servidor aceitar $apply=groupby/aggregate. Gráficos e filtros vêm das metadata extensions ZC_PC_*_ANALISE: cada cenário é um UI.Chart mais uma UI.PresentationVariant com qualifier.</w:t>
+      </w:r>
+    </w:p>
+    <w:p>
+      <w:pPr>
+        <w:pStyle w:val="ListBullet"/>
+        <w:numPr>
+          <w:ilvl w:val="0"/>
+          <w:numId w:val="1"/>
+        </w:numPr>
+        <w:rPr/>
+      </w:pPr>
+      <w:r>
+        <w:rPr/>
+        <w:t>Serviço: ZUI_PC_ANALITICO (Service Binding ZUI_PC_ANALITICO_O4, OData V4 UI), no pacote ZAVBS_PC_COMMON.</w:t>
+      </w:r>
+    </w:p>
+    <w:p>
+      <w:pPr>
+        <w:pStyle w:val="ListBullet"/>
+        <w:numPr>
+          <w:ilvl w:val="0"/>
+          <w:numId w:val="1"/>
+        </w:numPr>
+        <w:rPr/>
+      </w:pPr>
+      <w:r>
+        <w:rPr/>
+        <w:t>Pedidos: ZI_PC_PEDIDO_CUBE → ZC_PC_PEDIDO_ANALISE. Clientes: ZI_PC_CLIENTE_CUBE → ZC_PC_CLIENTE_ANALISE. Estoque: ZI_PC_ITEM_CUBE → ZC_PC_ITEM_ANALISE. Reembolsos: ZI_PC_REEMB_CUBE → ZC_PC_REEMB_ANALISE.</w:t>
+      </w:r>
+    </w:p>
+    <w:p>
+      <w:pPr>
+        <w:pStyle w:val="ListBullet"/>
+        <w:numPr>
+          <w:ilvl w:val="0"/>
+          <w:numId w:val="1"/>
+        </w:numPr>
+        <w:rPr/>
+      </w:pPr>
+      <w:r>
+        <w:rPr/>
+        <w:t>20 aplicações ALP (ui5/analise-*): um List Report V4 por cenário com apenas o gráfico (sem tabela e sem Object Page); filtros por UI.SelectionFields. São 5 cenários de pedidos, 5 de clientes, 5 de estoque e 5 de reembolsos.</w:t>
+      </w:r>
+    </w:p>
+    <w:p>
+      <w:pPr>
+        <w:pStyle w:val="ListBullet"/>
+        <w:numPr>
+          <w:ilvl w:val="0"/>
+          <w:numId w:val="1"/>
+        </w:numPr>
+        <w:rPr/>
+      </w:pPr>
+      <w:r>
+        <w:rPr/>
+        <w:t>Painel de Compras (ui5/painel-compras, OData V4, cards sap.ovp.cards.v4.*): 20 cards de gráfico, 3 listas de ação (pedidos aguardando aprovação, reembolsos pendentes e estoque crítico) e um card de atalhos para os quatro aplicativos de gestão.</w:t>
+      </w:r>
+    </w:p>
+    <w:p>
+      <w:pPr>
+        <w:pStyle w:val="ListBullet"/>
+        <w:numPr>
+          <w:ilvl w:val="0"/>
+          <w:numId w:val="1"/>
+        </w:numPr>
+        <w:rPr/>
+      </w:pPr>
+      <w:r>
+        <w:rPr/>
+        <w:t>Os gráficos dependem de agregação no servidor; para ter dados é preciso carregar os dados de demonstração (ZCL_PC_SETUP). A implantação e a verificação em execução no launchpad do sistema ainda estão pendentes.</w:t>
+      </w:r>
+    </w:p>
+    <w:p>
+      <w:pPr>
+        <w:pStyle w:val="Heading1"/>
+        <w:rPr/>
+      </w:pPr>
+      <w:r>
+        <w:rPr/>
+        <w:t>25. Testes Automatizados</w:t>
+      </w:r>
+    </w:p>
+    <w:p>
+      <w:pPr>
+        <w:pStyle w:val="Normal"/>
+        <w:rPr/>
+      </w:pPr>
+      <w:r>
+        <w:rPr/>
+        <w:t>As classes de teste ABAP Unit são permanentes: ficam no sistema SAP e no repositório e são ajustadas sempre que a funcionalidade que cobrem muda. Os testes de integração semeiam os próprios dados por INSERT (o ABAP Unit desfaz a gravação) e executam no máximo um Edit por teste, pois um rascunho sobrevive ao Activate dentro da mesma LUW. A classe ZCL_PC_UTIL tem 50 testes, todos passando.</w:t>
+      </w:r>
+    </w:p>
+    <w:p>
+      <w:pPr>
+        <w:pStyle w:val="ListBullet"/>
+        <w:numPr>
+          <w:ilvl w:val="0"/>
+          <w:numId w:val="1"/>
+        </w:numPr>
+        <w:rPr/>
+      </w:pPr>
+      <w:r>
+        <w:rPr/>
+        <w:t>ltcl_digitos_cpf, ltcl_email_imagem e ltcl_estoque_endereco: CPF, telefone, e-mail, imagens (JPEG/PNG/WEBP), status de estoque e endereço formatado.</w:t>
+      </w:r>
+    </w:p>
+    <w:p>
+      <w:pPr>
+        <w:pStyle w:val="ListBullet"/>
+        <w:numPr>
+          <w:ilvl w:val="0"/>
+          <w:numId w:val="1"/>
+        </w:numPr>
+        <w:rPr/>
+      </w:pPr>
+      <w:r>
+        <w:rPr/>
+        <w:t>ltcl_edicao_pedido: alterar, incluir e remover item com reserva incremental; apenas pedido ABERTO é editável.</w:t>
+      </w:r>
+    </w:p>
+    <w:p>
+      <w:pPr>
+        <w:pStyle w:val="ListBullet"/>
+        <w:numPr>
+          <w:ilvl w:val="0"/>
+          <w:numId w:val="1"/>
+        </w:numPr>
+        <w:rPr/>
+      </w:pPr>
+      <w:r>
+        <w:rPr/>
+        <w:t>ltcl_registro_pedido: o Save cria o pedido ABERTO, o número e a reserva; nunca se reserva acima do estoque.</w:t>
+      </w:r>
+    </w:p>
+    <w:p>
+      <w:pPr>
+        <w:pStyle w:val="ListBullet"/>
+        <w:numPr>
+          <w:ilvl w:val="0"/>
+          <w:numId w:val="1"/>
+        </w:numPr>
+        <w:rPr/>
+      </w:pPr>
+      <w:r>
+        <w:rPr/>
+        <w:t>ltcl_ciclo_pedido: pagamento aprovado e recusado, aprovação com baixa de estoque, cancelamento com e sem pagamento aprovado (reembolso).</w:t>
+      </w:r>
+    </w:p>
+    <w:p>
+      <w:pPr>
+        <w:pStyle w:val="ListBullet"/>
+        <w:numPr>
+          <w:ilvl w:val="0"/>
+          <w:numId w:val="1"/>
+        </w:numPr>
+        <w:rPr/>
+      </w:pPr>
+      <w:r>
+        <w:rPr/>
+        <w:t>ltcl_reembolso: aprovar cancela o pedido, devolve o pagamento e libera a reserva; rejeitar exige motivo e retoma o pedido.</w:t>
+      </w:r>
+    </w:p>
+    <w:p>
+      <w:pPr>
+        <w:pStyle w:val="ListBullet"/>
+        <w:numPr>
+          <w:ilvl w:val="0"/>
+          <w:numId w:val="1"/>
+        </w:numPr>
+        <w:rPr/>
+      </w:pPr>
+      <w:r>
+        <w:rPr/>
+        <w:t>ltcl_sku_item: SKU com prefixo da categoria e sequencial único (exige o objeto de numeração ZPC_NR configurado).</w:t>
+      </w:r>
+    </w:p>
+    <w:p>
+      <w:pPr>
+        <w:pStyle w:val="ListBullet"/>
+        <w:numPr>
+          <w:ilvl w:val="0"/>
+          <w:numId w:val="1"/>
+        </w:numPr>
+        <w:rPr/>
+      </w:pPr>
+      <w:r>
+        <w:rPr/>
+        <w:t>ltcl_persistencia_endereco: save real (COMMIT ENTITIES) com test doubles (cl_cds_test_environment para as entidades ZR_* e cl_osql_test_environment para as tabelas de rascunho); cobre endereço novo direto e por rascunho e o CEP somente leitura.</w:t>
+      </w:r>
+    </w:p>
+    <w:p>
+      <w:pPr>
+        <w:pStyle w:val="ListBullet"/>
+        <w:numPr>
+          <w:ilvl w:val="0"/>
+          <w:numId w:val="1"/>
+        </w:numPr>
+        <w:rPr/>
+      </w:pPr>
+      <w:r>
+        <w:rPr/>
+        <w:t>Também permanentes: ZCL_PC_PAGAMENTO_SIM (14 testes), ZCL_PC_IMPORTACAO (17) e ZCL_PC_PLANILHA (17).</w:t>
+      </w:r>
+    </w:p>
+    <w:p>
+      <w:pPr>
+        <w:pStyle w:val="ListBullet"/>
+        <w:numPr>
+          <w:ilvl w:val="0"/>
+          <w:numId w:val="1"/>
+        </w:numPr>
+        <w:rPr/>
+      </w:pPr>
+      <w:r>
+        <w:rPr/>
+        <w:t>Depois de editar um include de testes, ativar também o include testclasses; senão o ABAP Unit executa a versão antiga.</w:t>
+      </w:r>
+    </w:p>
     <w:sectPr>
       <w:headerReference w:type="even" r:id="rId2"/>
       <w:headerReference w:type="default" r:id="rId3"/>
@@ -40815,7 +43609,7 @@
         <w:sz w:val="24"/>
         <w:lang w:val="pt-BR"/>
       </w:rPr>
-      <w:t>+ Fiori (v2.1)</w:t>
+      <w:t>+ Fiori (v2.2)</w:t>
     </w:r>
   </w:p>
 </w:hdr>
